--- a/docs/TECH_STACK.docx
+++ b/docs/TECH_STACK.docx
@@ -141,55 +141,6 @@
               <w:right w:w="60" w:type="dxa"/>
             </w:tcMar>
             <w:shd w:fill="1A365D" w:val="clear"/>
-          </w:tcPr>
-          <w:p>
-            <w:pPr>
-              <w:pStyle w:val="Compact"/>
-              <w:spacing w:before="0" w:after="40" w:line="264" w:lineRule="auto"/>
-              <w:jc w:val="left"/>
-            </w:pPr>
-            <w:r>
-              <w:rPr>
-                <w:rFonts w:ascii="Calibri" w:hAnsi="Calibri"/>
-                <w:b/>
-                <w:color w:val="FFFFFF"/>
-                <w:sz w:val="18"/>
-              </w:rPr>
-              <w:t xml:space="preserve">Layer</w:t>
-            </w:r>
-          </w:p>
-        </w:tc>
-        <w:tc>
-          <w:tcPr>
-            <w:tcMar>
-              <w:top w:w="40" w:type="dxa"/>
-              <w:bottom w:w="40" w:type="dxa"/>
-              <w:left w:w="60" w:type="dxa"/>
-              <w:right w:w="60" w:type="dxa"/>
-            </w:tcMar>
-            <w:shd w:fill="1A365D" w:val="clear"/>
-          </w:tcPr>
-          <w:p>
-            <w:pPr>
-              <w:pStyle w:val="Compact"/>
-              <w:spacing w:before="0" w:after="40" w:line="264" w:lineRule="auto"/>
-              <w:jc w:val="left"/>
-            </w:pPr>
-            <w:r>
-              <w:rPr>
-                <w:rFonts w:ascii="Calibri" w:hAnsi="Calibri"/>
-                <w:b/>
-                <w:color w:val="FFFFFF"/>
-                <w:sz w:val="18"/>
-              </w:rPr>
-              <w:t xml:space="preserve">Primary stack</w:t>
-            </w:r>
-          </w:p>
-        </w:tc>
-      </w:tr>
-      <w:tr>
-        <w:tc>
-          <w:tcPr>
             <w:tcMar>
               <w:top w:w="40" w:type="dxa"/>
               <w:bottom w:w="40" w:type="dxa"/>
@@ -206,98 +157,171 @@
             <w:r>
               <w:rPr>
                 <w:rFonts w:ascii="Calibri" w:hAnsi="Calibri"/>
-                <w:sz w:val="18"/>
-              </w:rPr>
-              <w:t xml:space="preserve">Backend</w:t>
-            </w:r>
-            <w:r>
-              <w:rPr>
-                <w:rFonts w:ascii="Calibri" w:hAnsi="Calibri"/>
-                <w:sz w:val="18"/>
-              </w:rPr>
-              <w:t xml:space="preserve"> </w:t>
-            </w:r>
-            <w:r>
-              <w:rPr>
-                <w:rFonts w:ascii="Calibri" w:hAnsi="Calibri"/>
-                <w:sz w:val="18"/>
-              </w:rPr>
-              <w:t xml:space="preserve">Frontend</w:t>
-            </w:r>
-            <w:r>
-              <w:rPr>
-                <w:rFonts w:ascii="Calibri" w:hAnsi="Calibri"/>
-                <w:sz w:val="18"/>
-              </w:rPr>
-              <w:t xml:space="preserve"> </w:t>
-            </w:r>
-            <w:r>
-              <w:rPr>
-                <w:rFonts w:ascii="Calibri" w:hAnsi="Calibri"/>
-                <w:sz w:val="18"/>
-              </w:rPr>
-              <w:t xml:space="preserve">Database</w:t>
-            </w:r>
-            <w:r>
-              <w:rPr>
-                <w:rFonts w:ascii="Calibri" w:hAnsi="Calibri"/>
-                <w:sz w:val="18"/>
-              </w:rPr>
-              <w:t xml:space="preserve"> </w:t>
-            </w:r>
-            <w:r>
-              <w:rPr>
-                <w:rFonts w:ascii="Calibri" w:hAnsi="Calibri"/>
-                <w:sz w:val="18"/>
-              </w:rPr>
-              <w:t xml:space="preserve">Auth</w:t>
-            </w:r>
-            <w:r>
-              <w:rPr>
-                <w:rFonts w:ascii="Calibri" w:hAnsi="Calibri"/>
-                <w:sz w:val="18"/>
-              </w:rPr>
-              <w:t xml:space="preserve"> </w:t>
-            </w:r>
-            <w:r>
-              <w:rPr>
-                <w:rFonts w:ascii="Calibri" w:hAnsi="Calibri"/>
-                <w:sz w:val="18"/>
-              </w:rPr>
-              <w:t xml:space="preserve">Deploy (primary)</w:t>
-            </w:r>
-            <w:r>
-              <w:rPr>
-                <w:rFonts w:ascii="Calibri" w:hAnsi="Calibri"/>
-                <w:sz w:val="18"/>
-              </w:rPr>
-              <w:t xml:space="preserve"> </w:t>
-            </w:r>
-            <w:r>
-              <w:rPr>
-                <w:rFonts w:ascii="Calibri" w:hAnsi="Calibri"/>
-                <w:sz w:val="18"/>
-              </w:rPr>
-              <w:t xml:space="preserve">Deploy (dev alt)</w:t>
-            </w:r>
-            <w:r>
-              <w:rPr>
-                <w:rFonts w:ascii="Calibri" w:hAnsi="Calibri"/>
-                <w:sz w:val="18"/>
-              </w:rPr>
-              <w:t xml:space="preserve"> </w:t>
-            </w:r>
-            <w:r>
-              <w:rPr>
-                <w:rFonts w:ascii="Calibri" w:hAnsi="Calibri"/>
-                <w:sz w:val="18"/>
-              </w:rPr>
-              <w:t xml:space="preserve">Docs tooling</w:t>
+                <w:b/>
+                <w:color w:val="FFFFFF"/>
+                <w:sz w:val="18"/>
+              </w:rPr>
+              <w:t xml:space="preserve">Layer</w:t>
             </w:r>
           </w:p>
         </w:tc>
         <w:tc>
           <w:tcPr>
+            <w:tcMar>
+              <w:top w:w="40" w:type="dxa"/>
+              <w:bottom w:w="40" w:type="dxa"/>
+              <w:left w:w="60" w:type="dxa"/>
+              <w:right w:w="60" w:type="dxa"/>
+            </w:tcMar>
+            <w:shd w:fill="1A365D" w:val="clear"/>
+            <w:tcMar>
+              <w:top w:w="40" w:type="dxa"/>
+              <w:bottom w:w="40" w:type="dxa"/>
+              <w:left w:w="60" w:type="dxa"/>
+              <w:right w:w="60" w:type="dxa"/>
+            </w:tcMar>
+          </w:tcPr>
+          <w:p>
+            <w:pPr>
+              <w:pStyle w:val="Compact"/>
+              <w:spacing w:before="0" w:after="40" w:line="264" w:lineRule="auto"/>
+              <w:jc w:val="left"/>
+            </w:pPr>
+            <w:r>
+              <w:rPr>
+                <w:rFonts w:ascii="Calibri" w:hAnsi="Calibri"/>
+                <w:b/>
+                <w:color w:val="FFFFFF"/>
+                <w:sz w:val="18"/>
+              </w:rPr>
+              <w:t xml:space="preserve">Primary stack</w:t>
+            </w:r>
+          </w:p>
+        </w:tc>
+      </w:tr>
+      <w:tr>
+        <w:tc>
+          <w:tcPr>
+            <w:tcMar>
+              <w:top w:w="40" w:type="dxa"/>
+              <w:bottom w:w="40" w:type="dxa"/>
+              <w:left w:w="60" w:type="dxa"/>
+              <w:right w:w="60" w:type="dxa"/>
+            </w:tcMar>
+            <w:tcMar>
+              <w:top w:w="40" w:type="dxa"/>
+              <w:bottom w:w="40" w:type="dxa"/>
+              <w:left w:w="60" w:type="dxa"/>
+              <w:right w:w="60" w:type="dxa"/>
+            </w:tcMar>
+          </w:tcPr>
+          <w:p>
+            <w:pPr>
+              <w:pStyle w:val="Compact"/>
+              <w:spacing w:before="0" w:after="40" w:line="264" w:lineRule="auto"/>
+              <w:jc w:val="left"/>
+            </w:pPr>
+            <w:r>
+              <w:rPr>
+                <w:rFonts w:ascii="Calibri" w:hAnsi="Calibri"/>
+                <w:sz w:val="18"/>
+              </w:rPr>
+              <w:t xml:space="preserve">Backend</w:t>
+            </w:r>
+            <w:r>
+              <w:rPr>
+                <w:rFonts w:ascii="Calibri" w:hAnsi="Calibri"/>
+                <w:sz w:val="18"/>
+              </w:rPr>
+              <w:t xml:space="preserve"> </w:t>
+            </w:r>
+            <w:r>
+              <w:rPr>
+                <w:rFonts w:ascii="Calibri" w:hAnsi="Calibri"/>
+                <w:sz w:val="18"/>
+              </w:rPr>
+              <w:t xml:space="preserve">Frontend</w:t>
+            </w:r>
+            <w:r>
+              <w:rPr>
+                <w:rFonts w:ascii="Calibri" w:hAnsi="Calibri"/>
+                <w:sz w:val="18"/>
+              </w:rPr>
+              <w:t xml:space="preserve"> </w:t>
+            </w:r>
+            <w:r>
+              <w:rPr>
+                <w:rFonts w:ascii="Calibri" w:hAnsi="Calibri"/>
+                <w:sz w:val="18"/>
+              </w:rPr>
+              <w:t xml:space="preserve">Database</w:t>
+            </w:r>
+            <w:r>
+              <w:rPr>
+                <w:rFonts w:ascii="Calibri" w:hAnsi="Calibri"/>
+                <w:sz w:val="18"/>
+              </w:rPr>
+              <w:t xml:space="preserve"> </w:t>
+            </w:r>
+            <w:r>
+              <w:rPr>
+                <w:rFonts w:ascii="Calibri" w:hAnsi="Calibri"/>
+                <w:sz w:val="18"/>
+              </w:rPr>
+              <w:t xml:space="preserve">Auth</w:t>
+            </w:r>
+            <w:r>
+              <w:rPr>
+                <w:rFonts w:ascii="Calibri" w:hAnsi="Calibri"/>
+                <w:sz w:val="18"/>
+              </w:rPr>
+              <w:t xml:space="preserve"> </w:t>
+            </w:r>
+            <w:r>
+              <w:rPr>
+                <w:rFonts w:ascii="Calibri" w:hAnsi="Calibri"/>
+                <w:sz w:val="18"/>
+              </w:rPr>
+              <w:t xml:space="preserve">Deploy (primary)</w:t>
+            </w:r>
+            <w:r>
+              <w:rPr>
+                <w:rFonts w:ascii="Calibri" w:hAnsi="Calibri"/>
+                <w:sz w:val="18"/>
+              </w:rPr>
+              <w:t xml:space="preserve"> </w:t>
+            </w:r>
+            <w:r>
+              <w:rPr>
+                <w:rFonts w:ascii="Calibri" w:hAnsi="Calibri"/>
+                <w:sz w:val="18"/>
+              </w:rPr>
+              <w:t xml:space="preserve">Deploy (dev alt)</w:t>
+            </w:r>
+            <w:r>
+              <w:rPr>
+                <w:rFonts w:ascii="Calibri" w:hAnsi="Calibri"/>
+                <w:sz w:val="18"/>
+              </w:rPr>
+              <w:t xml:space="preserve"> </w:t>
+            </w:r>
+            <w:r>
+              <w:rPr>
+                <w:rFonts w:ascii="Calibri" w:hAnsi="Calibri"/>
+                <w:sz w:val="18"/>
+              </w:rPr>
+              <w:t xml:space="preserve">Docs tooling</w:t>
+            </w:r>
+          </w:p>
+        </w:tc>
+        <w:tc>
+          <w:tcPr>
+            <w:tcMar>
+              <w:top w:w="40" w:type="dxa"/>
+              <w:bottom w:w="40" w:type="dxa"/>
+              <w:left w:w="60" w:type="dxa"/>
+              <w:right w:w="60" w:type="dxa"/>
+            </w:tcMar>
             <w:tcMar>
               <w:top w:w="40" w:type="dxa"/>
               <w:bottom w:w="40" w:type="dxa"/>
@@ -526,82 +550,6 @@
               <w:right w:w="60" w:type="dxa"/>
             </w:tcMar>
             <w:shd w:fill="1A365D" w:val="clear"/>
-          </w:tcPr>
-          <w:p>
-            <w:pPr>
-              <w:pStyle w:val="Compact"/>
-              <w:spacing w:before="0" w:after="40" w:line="264" w:lineRule="auto"/>
-              <w:jc w:val="left"/>
-            </w:pPr>
-            <w:r>
-              <w:rPr>
-                <w:rFonts w:ascii="Calibri" w:hAnsi="Calibri"/>
-                <w:b/>
-                <w:color w:val="FFFFFF"/>
-                <w:sz w:val="18"/>
-              </w:rPr>
-              <w:t xml:space="preserve">Technology</w:t>
-            </w:r>
-          </w:p>
-        </w:tc>
-        <w:tc>
-          <w:tcPr>
-            <w:tcMar>
-              <w:top w:w="40" w:type="dxa"/>
-              <w:bottom w:w="40" w:type="dxa"/>
-              <w:left w:w="60" w:type="dxa"/>
-              <w:right w:w="60" w:type="dxa"/>
-            </w:tcMar>
-            <w:shd w:fill="1A365D" w:val="clear"/>
-          </w:tcPr>
-          <w:p>
-            <w:pPr>
-              <w:pStyle w:val="Compact"/>
-              <w:spacing w:before="0" w:after="40" w:line="264" w:lineRule="auto"/>
-              <w:jc w:val="left"/>
-            </w:pPr>
-            <w:r>
-              <w:rPr>
-                <w:rFonts w:ascii="Calibri" w:hAnsi="Calibri"/>
-                <w:b/>
-                <w:color w:val="FFFFFF"/>
-                <w:sz w:val="18"/>
-              </w:rPr>
-              <w:t xml:space="preserve">Version / notes</w:t>
-            </w:r>
-          </w:p>
-        </w:tc>
-        <w:tc>
-          <w:tcPr>
-            <w:tcMar>
-              <w:top w:w="40" w:type="dxa"/>
-              <w:bottom w:w="40" w:type="dxa"/>
-              <w:left w:w="60" w:type="dxa"/>
-              <w:right w:w="60" w:type="dxa"/>
-            </w:tcMar>
-            <w:shd w:fill="1A365D" w:val="clear"/>
-          </w:tcPr>
-          <w:p>
-            <w:pPr>
-              <w:pStyle w:val="Compact"/>
-              <w:spacing w:before="0" w:after="40" w:line="264" w:lineRule="auto"/>
-              <w:jc w:val="left"/>
-            </w:pPr>
-            <w:r>
-              <w:rPr>
-                <w:rFonts w:ascii="Calibri" w:hAnsi="Calibri"/>
-                <w:b/>
-                <w:color w:val="FFFFFF"/>
-                <w:sz w:val="18"/>
-              </w:rPr>
-              <w:t xml:space="preserve">Where defined</w:t>
-            </w:r>
-          </w:p>
-        </w:tc>
-      </w:tr>
-      <w:tr>
-        <w:tc>
-          <w:tcPr>
             <w:tcMar>
               <w:top w:w="40" w:type="dxa"/>
               <w:bottom w:w="40" w:type="dxa"/>
@@ -618,14 +566,23 @@
             <w:r>
               <w:rPr>
                 <w:rFonts w:ascii="Calibri" w:hAnsi="Calibri"/>
-                <w:sz w:val="18"/>
-              </w:rPr>
-              <w:t xml:space="preserve">Java</w:t>
+                <w:b/>
+                <w:color w:val="FFFFFF"/>
+                <w:sz w:val="18"/>
+              </w:rPr>
+              <w:t xml:space="preserve">Technology</w:t>
             </w:r>
           </w:p>
         </w:tc>
         <w:tc>
           <w:tcPr>
+            <w:tcMar>
+              <w:top w:w="40" w:type="dxa"/>
+              <w:bottom w:w="40" w:type="dxa"/>
+              <w:left w:w="60" w:type="dxa"/>
+              <w:right w:w="60" w:type="dxa"/>
+            </w:tcMar>
+            <w:shd w:fill="1A365D" w:val="clear"/>
             <w:tcMar>
               <w:top w:w="40" w:type="dxa"/>
               <w:bottom w:w="40" w:type="dxa"/>
@@ -642,14 +599,117 @@
             <w:r>
               <w:rPr>
                 <w:rFonts w:ascii="Calibri" w:hAnsi="Calibri"/>
-                <w:sz w:val="18"/>
-              </w:rPr>
-              <w:t xml:space="preserve">21</w:t>
+                <w:b/>
+                <w:color w:val="FFFFFF"/>
+                <w:sz w:val="18"/>
+              </w:rPr>
+              <w:t xml:space="preserve">Version / notes</w:t>
             </w:r>
           </w:p>
         </w:tc>
         <w:tc>
           <w:tcPr>
+            <w:tcMar>
+              <w:top w:w="40" w:type="dxa"/>
+              <w:bottom w:w="40" w:type="dxa"/>
+              <w:left w:w="60" w:type="dxa"/>
+              <w:right w:w="60" w:type="dxa"/>
+            </w:tcMar>
+            <w:shd w:fill="1A365D" w:val="clear"/>
+            <w:tcMar>
+              <w:top w:w="40" w:type="dxa"/>
+              <w:bottom w:w="40" w:type="dxa"/>
+              <w:left w:w="60" w:type="dxa"/>
+              <w:right w:w="60" w:type="dxa"/>
+            </w:tcMar>
+          </w:tcPr>
+          <w:p>
+            <w:pPr>
+              <w:pStyle w:val="Compact"/>
+              <w:spacing w:before="0" w:after="40" w:line="264" w:lineRule="auto"/>
+              <w:jc w:val="left"/>
+            </w:pPr>
+            <w:r>
+              <w:rPr>
+                <w:rFonts w:ascii="Calibri" w:hAnsi="Calibri"/>
+                <w:b/>
+                <w:color w:val="FFFFFF"/>
+                <w:sz w:val="18"/>
+              </w:rPr>
+              <w:t xml:space="preserve">Where defined</w:t>
+            </w:r>
+          </w:p>
+        </w:tc>
+      </w:tr>
+      <w:tr>
+        <w:tc>
+          <w:tcPr>
+            <w:tcMar>
+              <w:top w:w="40" w:type="dxa"/>
+              <w:bottom w:w="40" w:type="dxa"/>
+              <w:left w:w="60" w:type="dxa"/>
+              <w:right w:w="60" w:type="dxa"/>
+            </w:tcMar>
+            <w:tcMar>
+              <w:top w:w="40" w:type="dxa"/>
+              <w:bottom w:w="40" w:type="dxa"/>
+              <w:left w:w="60" w:type="dxa"/>
+              <w:right w:w="60" w:type="dxa"/>
+            </w:tcMar>
+          </w:tcPr>
+          <w:p>
+            <w:pPr>
+              <w:pStyle w:val="Compact"/>
+              <w:spacing w:before="0" w:after="40" w:line="264" w:lineRule="auto"/>
+              <w:jc w:val="left"/>
+            </w:pPr>
+            <w:r>
+              <w:rPr>
+                <w:rFonts w:ascii="Calibri" w:hAnsi="Calibri"/>
+                <w:sz w:val="18"/>
+              </w:rPr>
+              <w:t xml:space="preserve">Java</w:t>
+            </w:r>
+          </w:p>
+        </w:tc>
+        <w:tc>
+          <w:tcPr>
+            <w:tcMar>
+              <w:top w:w="40" w:type="dxa"/>
+              <w:bottom w:w="40" w:type="dxa"/>
+              <w:left w:w="60" w:type="dxa"/>
+              <w:right w:w="60" w:type="dxa"/>
+            </w:tcMar>
+            <w:tcMar>
+              <w:top w:w="40" w:type="dxa"/>
+              <w:bottom w:w="40" w:type="dxa"/>
+              <w:left w:w="60" w:type="dxa"/>
+              <w:right w:w="60" w:type="dxa"/>
+            </w:tcMar>
+          </w:tcPr>
+          <w:p>
+            <w:pPr>
+              <w:pStyle w:val="Compact"/>
+              <w:spacing w:before="0" w:after="40" w:line="264" w:lineRule="auto"/>
+              <w:jc w:val="left"/>
+            </w:pPr>
+            <w:r>
+              <w:rPr>
+                <w:rFonts w:ascii="Calibri" w:hAnsi="Calibri"/>
+                <w:sz w:val="18"/>
+              </w:rPr>
+              <w:t xml:space="preserve">21</w:t>
+            </w:r>
+          </w:p>
+        </w:tc>
+        <w:tc>
+          <w:tcPr>
+            <w:tcMar>
+              <w:top w:w="40" w:type="dxa"/>
+              <w:bottom w:w="40" w:type="dxa"/>
+              <w:left w:w="60" w:type="dxa"/>
+              <w:right w:w="60" w:type="dxa"/>
+            </w:tcMar>
             <w:tcMar>
               <w:top w:w="40" w:type="dxa"/>
               <w:bottom w:w="40" w:type="dxa"/>
@@ -792,55 +852,6 @@
               <w:right w:w="60" w:type="dxa"/>
             </w:tcMar>
             <w:shd w:fill="1A365D" w:val="clear"/>
-          </w:tcPr>
-          <w:p>
-            <w:pPr>
-              <w:pStyle w:val="Compact"/>
-              <w:spacing w:before="0" w:after="40" w:line="264" w:lineRule="auto"/>
-              <w:jc w:val="left"/>
-            </w:pPr>
-            <w:r>
-              <w:rPr>
-                <w:rFonts w:ascii="Calibri" w:hAnsi="Calibri"/>
-                <w:b/>
-                <w:color w:val="FFFFFF"/>
-                <w:sz w:val="18"/>
-              </w:rPr>
-              <w:t xml:space="preserve">Technology</w:t>
-            </w:r>
-          </w:p>
-        </w:tc>
-        <w:tc>
-          <w:tcPr>
-            <w:tcMar>
-              <w:top w:w="40" w:type="dxa"/>
-              <w:bottom w:w="40" w:type="dxa"/>
-              <w:left w:w="60" w:type="dxa"/>
-              <w:right w:w="60" w:type="dxa"/>
-            </w:tcMar>
-            <w:shd w:fill="1A365D" w:val="clear"/>
-          </w:tcPr>
-          <w:p>
-            <w:pPr>
-              <w:pStyle w:val="Compact"/>
-              <w:spacing w:before="0" w:after="40" w:line="264" w:lineRule="auto"/>
-              <w:jc w:val="left"/>
-            </w:pPr>
-            <w:r>
-              <w:rPr>
-                <w:rFonts w:ascii="Calibri" w:hAnsi="Calibri"/>
-                <w:b/>
-                <w:color w:val="FFFFFF"/>
-                <w:sz w:val="18"/>
-              </w:rPr>
-              <w:t xml:space="preserve">Purpose</w:t>
-            </w:r>
-          </w:p>
-        </w:tc>
-      </w:tr>
-      <w:tr>
-        <w:tc>
-          <w:tcPr>
             <w:tcMar>
               <w:top w:w="40" w:type="dxa"/>
               <w:bottom w:w="40" w:type="dxa"/>
@@ -857,28 +868,23 @@
             <w:r>
               <w:rPr>
                 <w:rFonts w:ascii="Calibri" w:hAnsi="Calibri"/>
-                <w:sz w:val="18"/>
-              </w:rPr>
-              <w:t xml:space="preserve">spring-boot-starter-</w:t>
-            </w:r>
-            <w:r>
-              <w:rPr>
-                <w:rFonts w:ascii="Calibri" w:hAnsi="Calibri"/>
-                <w:sz w:val="18"/>
-              </w:rPr>
-              <w:t xml:space="preserve"> </w:t>
-            </w:r>
-            <w:r>
-              <w:rPr>
-                <w:rFonts w:ascii="Calibri" w:hAnsi="Calibri"/>
-                <w:sz w:val="18"/>
-              </w:rPr>
-              <w:t xml:space="preserve">webmvc</w:t>
+                <w:b/>
+                <w:color w:val="FFFFFF"/>
+                <w:sz w:val="18"/>
+              </w:rPr>
+              <w:t xml:space="preserve">Technology</w:t>
             </w:r>
           </w:p>
         </w:tc>
         <w:tc>
           <w:tcPr>
+            <w:tcMar>
+              <w:top w:w="40" w:type="dxa"/>
+              <w:bottom w:w="40" w:type="dxa"/>
+              <w:left w:w="60" w:type="dxa"/>
+              <w:right w:w="60" w:type="dxa"/>
+            </w:tcMar>
+            <w:shd w:fill="1A365D" w:val="clear"/>
             <w:tcMar>
               <w:top w:w="40" w:type="dxa"/>
               <w:bottom w:w="40" w:type="dxa"/>
@@ -895,24 +901,11 @@
             <w:r>
               <w:rPr>
                 <w:rFonts w:ascii="Calibri" w:hAnsi="Calibri"/>
-                <w:sz w:val="18"/>
-              </w:rPr>
-              <w:t xml:space="preserve">Web / REST (</w:t>
-            </w:r>
-            <w:r>
-              <w:rPr>
-                <w:rStyle w:val="VerbatimChar"/>
-                <w:rFonts w:ascii="Calibri" w:hAnsi="Calibri"/>
-                <w:sz w:val="18"/>
-              </w:rPr>
-              <w:t xml:space="preserve">@RestController</w:t>
-            </w:r>
-            <w:r>
-              <w:rPr>
-                <w:rFonts w:ascii="Calibri" w:hAnsi="Calibri"/>
-                <w:sz w:val="18"/>
-              </w:rPr>
-              <w:t xml:space="preserve">)</w:t>
+                <w:b/>
+                <w:color w:val="FFFFFF"/>
+                <w:sz w:val="18"/>
+              </w:rPr>
+              <w:t xml:space="preserve">Purpose</w:t>
             </w:r>
           </w:p>
         </w:tc>
@@ -920,6 +913,12 @@
       <w:tr>
         <w:tc>
           <w:tcPr>
+            <w:tcMar>
+              <w:top w:w="40" w:type="dxa"/>
+              <w:bottom w:w="40" w:type="dxa"/>
+              <w:left w:w="60" w:type="dxa"/>
+              <w:right w:w="60" w:type="dxa"/>
+            </w:tcMar>
             <w:tcMar>
               <w:top w:w="40" w:type="dxa"/>
               <w:bottom w:w="40" w:type="dxa"/>
@@ -952,12 +951,18 @@
                 <w:rFonts w:ascii="Calibri" w:hAnsi="Calibri"/>
                 <w:sz w:val="18"/>
               </w:rPr>
-              <w:t xml:space="preserve">data-jpa</w:t>
+              <w:t xml:space="preserve">webmvc</w:t>
             </w:r>
           </w:p>
         </w:tc>
         <w:tc>
           <w:tcPr>
+            <w:tcMar>
+              <w:top w:w="40" w:type="dxa"/>
+              <w:bottom w:w="40" w:type="dxa"/>
+              <w:left w:w="60" w:type="dxa"/>
+              <w:right w:w="60" w:type="dxa"/>
+            </w:tcMar>
             <w:tcMar>
               <w:top w:w="40" w:type="dxa"/>
               <w:bottom w:w="40" w:type="dxa"/>
@@ -976,21 +981,22 @@
                 <w:rFonts w:ascii="Calibri" w:hAnsi="Calibri"/>
                 <w:sz w:val="18"/>
               </w:rPr>
-              <w:t xml:space="preserve">JPA repositories, entities,</w:t>
-            </w:r>
-            <w:r>
-              <w:rPr>
-                <w:rFonts w:ascii="Calibri" w:hAnsi="Calibri"/>
-                <w:sz w:val="18"/>
-              </w:rPr>
-              <w:t xml:space="preserve"> </w:t>
-            </w:r>
-            <w:r>
-              <w:rPr>
-                <w:rFonts w:ascii="Calibri" w:hAnsi="Calibri"/>
-                <w:sz w:val="18"/>
-              </w:rPr>
-              <w:t xml:space="preserve">specifications</w:t>
+              <w:t xml:space="preserve">Web / REST (</w:t>
+            </w:r>
+            <w:r>
+              <w:rPr>
+                <w:rStyle w:val="VerbatimChar"/>
+                <w:rFonts w:ascii="Calibri" w:hAnsi="Calibri"/>
+                <w:sz w:val="18"/>
+              </w:rPr>
+              <w:t xml:space="preserve">@RestController</w:t>
+            </w:r>
+            <w:r>
+              <w:rPr>
+                <w:rFonts w:ascii="Calibri" w:hAnsi="Calibri"/>
+                <w:sz w:val="18"/>
+              </w:rPr>
+              <w:t xml:space="preserve">)</w:t>
             </w:r>
           </w:p>
         </w:tc>
@@ -998,6 +1004,12 @@
       <w:tr>
         <w:tc>
           <w:tcPr>
+            <w:tcMar>
+              <w:top w:w="40" w:type="dxa"/>
+              <w:bottom w:w="40" w:type="dxa"/>
+              <w:left w:w="60" w:type="dxa"/>
+              <w:right w:w="60" w:type="dxa"/>
+            </w:tcMar>
             <w:tcMar>
               <w:top w:w="40" w:type="dxa"/>
               <w:bottom w:w="40" w:type="dxa"/>
@@ -1016,7 +1028,7 @@
                 <w:rFonts w:ascii="Calibri" w:hAnsi="Calibri"/>
                 <w:sz w:val="18"/>
               </w:rPr>
-              <w:t xml:space="preserve">Hibernate (via</w:t>
+              <w:t xml:space="preserve">spring-boot-starter-</w:t>
             </w:r>
             <w:r>
               <w:rPr>
@@ -1030,12 +1042,18 @@
                 <w:rFonts w:ascii="Calibri" w:hAnsi="Calibri"/>
                 <w:sz w:val="18"/>
               </w:rPr>
-              <w:t xml:space="preserve">Spring Data JPA)</w:t>
+              <w:t xml:space="preserve">data-jpa</w:t>
             </w:r>
           </w:p>
         </w:tc>
         <w:tc>
           <w:tcPr>
+            <w:tcMar>
+              <w:top w:w="40" w:type="dxa"/>
+              <w:bottom w:w="40" w:type="dxa"/>
+              <w:left w:w="60" w:type="dxa"/>
+              <w:right w:w="60" w:type="dxa"/>
+            </w:tcMar>
             <w:tcMar>
               <w:top w:w="40" w:type="dxa"/>
               <w:bottom w:w="40" w:type="dxa"/>
@@ -1054,7 +1072,7 @@
                 <w:rFonts w:ascii="Calibri" w:hAnsi="Calibri"/>
                 <w:sz w:val="18"/>
               </w:rPr>
-              <w:t xml:space="preserve">ORM;</w:t>
+              <w:t xml:space="preserve">JPA repositories, entities,</w:t>
             </w:r>
             <w:r>
               <w:rPr>
@@ -1065,47 +1083,10 @@
             </w:r>
             <w:r>
               <w:rPr>
-                <w:rStyle w:val="VerbatimChar"/>
-                <w:rFonts w:ascii="Calibri" w:hAnsi="Calibri"/>
-                <w:sz w:val="18"/>
-              </w:rPr>
-              <w:t xml:space="preserve">ddl-auto=update</w:t>
-            </w:r>
-            <w:r>
-              <w:rPr>
-                <w:rFonts w:ascii="Calibri" w:hAnsi="Calibri"/>
-                <w:sz w:val="18"/>
-              </w:rPr>
-              <w:t xml:space="preserve">; SQL</w:t>
-            </w:r>
-            <w:r>
-              <w:rPr>
-                <w:rFonts w:ascii="Calibri" w:hAnsi="Calibri"/>
-                <w:sz w:val="18"/>
-              </w:rPr>
-              <w:t xml:space="preserve"> </w:t>
-            </w:r>
-            <w:r>
-              <w:rPr>
-                <w:rFonts w:ascii="Calibri" w:hAnsi="Calibri"/>
-                <w:sz w:val="18"/>
-              </w:rPr>
-              <w:t xml:space="preserve">logging in</w:t>
-            </w:r>
-            <w:r>
-              <w:rPr>
-                <w:rFonts w:ascii="Calibri" w:hAnsi="Calibri"/>
-                <w:sz w:val="18"/>
-              </w:rPr>
-              <w:t xml:space="preserve"> </w:t>
-            </w:r>
-            <w:r>
-              <w:rPr>
-                <w:rStyle w:val="VerbatimChar"/>
-                <w:rFonts w:ascii="Calibri" w:hAnsi="Calibri"/>
-                <w:sz w:val="18"/>
-              </w:rPr>
-              <w:t xml:space="preserve">application.properties</w:t>
+                <w:rFonts w:ascii="Calibri" w:hAnsi="Calibri"/>
+                <w:sz w:val="18"/>
+              </w:rPr>
+              <w:t xml:space="preserve">specifications</w:t>
             </w:r>
           </w:p>
         </w:tc>
@@ -1113,6 +1094,12 @@
       <w:tr>
         <w:tc>
           <w:tcPr>
+            <w:tcMar>
+              <w:top w:w="40" w:type="dxa"/>
+              <w:bottom w:w="40" w:type="dxa"/>
+              <w:left w:w="60" w:type="dxa"/>
+              <w:right w:w="60" w:type="dxa"/>
+            </w:tcMar>
             <w:tcMar>
               <w:top w:w="40" w:type="dxa"/>
               <w:bottom w:w="40" w:type="dxa"/>
@@ -1131,7 +1118,7 @@
                 <w:rFonts w:ascii="Calibri" w:hAnsi="Calibri"/>
                 <w:sz w:val="18"/>
               </w:rPr>
-              <w:t xml:space="preserve">spring-boot-starter-</w:t>
+              <w:t xml:space="preserve">Hibernate (via</w:t>
             </w:r>
             <w:r>
               <w:rPr>
@@ -1145,12 +1132,18 @@
                 <w:rFonts w:ascii="Calibri" w:hAnsi="Calibri"/>
                 <w:sz w:val="18"/>
               </w:rPr>
-              <w:t xml:space="preserve">validation</w:t>
+              <w:t xml:space="preserve">Spring Data JPA)</w:t>
             </w:r>
           </w:p>
         </w:tc>
         <w:tc>
           <w:tcPr>
+            <w:tcMar>
+              <w:top w:w="40" w:type="dxa"/>
+              <w:bottom w:w="40" w:type="dxa"/>
+              <w:left w:w="60" w:type="dxa"/>
+              <w:right w:w="60" w:type="dxa"/>
+            </w:tcMar>
             <w:tcMar>
               <w:top w:w="40" w:type="dxa"/>
               <w:bottom w:w="40" w:type="dxa"/>
@@ -1169,7 +1162,14 @@
                 <w:rFonts w:ascii="Calibri" w:hAnsi="Calibri"/>
                 <w:sz w:val="18"/>
               </w:rPr>
-              <w:t xml:space="preserve">Bean Validation (</w:t>
+              <w:t xml:space="preserve">ORM;</w:t>
+            </w:r>
+            <w:r>
+              <w:rPr>
+                <w:rFonts w:ascii="Calibri" w:hAnsi="Calibri"/>
+                <w:sz w:val="18"/>
+              </w:rPr>
+              <w:t xml:space="preserve"> </w:t>
             </w:r>
             <w:r>
               <w:rPr>
@@ -1177,14 +1177,14 @@
                 <w:rFonts w:ascii="Calibri" w:hAnsi="Calibri"/>
                 <w:sz w:val="18"/>
               </w:rPr>
-              <w:t xml:space="preserve">@Valid</w:t>
-            </w:r>
-            <w:r>
-              <w:rPr>
-                <w:rFonts w:ascii="Calibri" w:hAnsi="Calibri"/>
-                <w:sz w:val="18"/>
-              </w:rPr>
-              <w:t xml:space="preserve">,</w:t>
+              <w:t xml:space="preserve">ddl-auto=update</w:t>
+            </w:r>
+            <w:r>
+              <w:rPr>
+                <w:rFonts w:ascii="Calibri" w:hAnsi="Calibri"/>
+                <w:sz w:val="18"/>
+              </w:rPr>
+              <w:t xml:space="preserve">; SQL</w:t>
             </w:r>
             <w:r>
               <w:rPr>
@@ -1198,7 +1198,22 @@
                 <w:rFonts w:ascii="Calibri" w:hAnsi="Calibri"/>
                 <w:sz w:val="18"/>
               </w:rPr>
-              <w:t xml:space="preserve">constraints)</w:t>
+              <w:t xml:space="preserve">logging in</w:t>
+            </w:r>
+            <w:r>
+              <w:rPr>
+                <w:rFonts w:ascii="Calibri" w:hAnsi="Calibri"/>
+                <w:sz w:val="18"/>
+              </w:rPr>
+              <w:t xml:space="preserve"> </w:t>
+            </w:r>
+            <w:r>
+              <w:rPr>
+                <w:rStyle w:val="VerbatimChar"/>
+                <w:rFonts w:ascii="Calibri" w:hAnsi="Calibri"/>
+                <w:sz w:val="18"/>
+              </w:rPr>
+              <w:t xml:space="preserve">application.properties</w:t>
             </w:r>
           </w:p>
         </w:tc>
@@ -1206,6 +1221,12 @@
       <w:tr>
         <w:tc>
           <w:tcPr>
+            <w:tcMar>
+              <w:top w:w="40" w:type="dxa"/>
+              <w:bottom w:w="40" w:type="dxa"/>
+              <w:left w:w="60" w:type="dxa"/>
+              <w:right w:w="60" w:type="dxa"/>
+            </w:tcMar>
             <w:tcMar>
               <w:top w:w="40" w:type="dxa"/>
               <w:bottom w:w="40" w:type="dxa"/>
@@ -1238,12 +1259,18 @@
                 <w:rFonts w:ascii="Calibri" w:hAnsi="Calibri"/>
                 <w:sz w:val="18"/>
               </w:rPr>
-              <w:t xml:space="preserve">actuator</w:t>
+              <w:t xml:space="preserve">validation</w:t>
             </w:r>
           </w:p>
         </w:tc>
         <w:tc>
           <w:tcPr>
+            <w:tcMar>
+              <w:top w:w="40" w:type="dxa"/>
+              <w:bottom w:w="40" w:type="dxa"/>
+              <w:left w:w="60" w:type="dxa"/>
+              <w:right w:w="60" w:type="dxa"/>
+            </w:tcMar>
             <w:tcMar>
               <w:top w:w="40" w:type="dxa"/>
               <w:bottom w:w="40" w:type="dxa"/>
@@ -1262,7 +1289,36 @@
                 <w:rFonts w:ascii="Calibri" w:hAnsi="Calibri"/>
                 <w:sz w:val="18"/>
               </w:rPr>
-              <w:t xml:space="preserve">Actuator endpoints</w:t>
+              <w:t xml:space="preserve">Bean Validation (</w:t>
+            </w:r>
+            <w:r>
+              <w:rPr>
+                <w:rStyle w:val="VerbatimChar"/>
+                <w:rFonts w:ascii="Calibri" w:hAnsi="Calibri"/>
+                <w:sz w:val="18"/>
+              </w:rPr>
+              <w:t xml:space="preserve">@Valid</w:t>
+            </w:r>
+            <w:r>
+              <w:rPr>
+                <w:rFonts w:ascii="Calibri" w:hAnsi="Calibri"/>
+                <w:sz w:val="18"/>
+              </w:rPr>
+              <w:t xml:space="preserve">,</w:t>
+            </w:r>
+            <w:r>
+              <w:rPr>
+                <w:rFonts w:ascii="Calibri" w:hAnsi="Calibri"/>
+                <w:sz w:val="18"/>
+              </w:rPr>
+              <w:t xml:space="preserve"> </w:t>
+            </w:r>
+            <w:r>
+              <w:rPr>
+                <w:rFonts w:ascii="Calibri" w:hAnsi="Calibri"/>
+                <w:sz w:val="18"/>
+              </w:rPr>
+              <w:t xml:space="preserve">constraints)</w:t>
             </w:r>
           </w:p>
         </w:tc>
@@ -1270,6 +1326,12 @@
       <w:tr>
         <w:tc>
           <w:tcPr>
+            <w:tcMar>
+              <w:top w:w="40" w:type="dxa"/>
+              <w:bottom w:w="40" w:type="dxa"/>
+              <w:left w:w="60" w:type="dxa"/>
+              <w:right w:w="60" w:type="dxa"/>
+            </w:tcMar>
             <w:tcMar>
               <w:top w:w="40" w:type="dxa"/>
               <w:bottom w:w="40" w:type="dxa"/>
@@ -1288,12 +1350,94 @@
                 <w:rFonts w:ascii="Calibri" w:hAnsi="Calibri"/>
                 <w:sz w:val="18"/>
               </w:rPr>
-              <w:t xml:space="preserve">spring-boot-devtools</w:t>
+              <w:t xml:space="preserve">spring-boot-starter-</w:t>
+            </w:r>
+            <w:r>
+              <w:rPr>
+                <w:rFonts w:ascii="Calibri" w:hAnsi="Calibri"/>
+                <w:sz w:val="18"/>
+              </w:rPr>
+              <w:t xml:space="preserve"> </w:t>
+            </w:r>
+            <w:r>
+              <w:rPr>
+                <w:rFonts w:ascii="Calibri" w:hAnsi="Calibri"/>
+                <w:sz w:val="18"/>
+              </w:rPr>
+              <w:t xml:space="preserve">actuator</w:t>
             </w:r>
           </w:p>
         </w:tc>
         <w:tc>
           <w:tcPr>
+            <w:tcMar>
+              <w:top w:w="40" w:type="dxa"/>
+              <w:bottom w:w="40" w:type="dxa"/>
+              <w:left w:w="60" w:type="dxa"/>
+              <w:right w:w="60" w:type="dxa"/>
+            </w:tcMar>
+            <w:tcMar>
+              <w:top w:w="40" w:type="dxa"/>
+              <w:bottom w:w="40" w:type="dxa"/>
+              <w:left w:w="60" w:type="dxa"/>
+              <w:right w:w="60" w:type="dxa"/>
+            </w:tcMar>
+          </w:tcPr>
+          <w:p>
+            <w:pPr>
+              <w:pStyle w:val="Compact"/>
+              <w:spacing w:before="0" w:after="40" w:line="264" w:lineRule="auto"/>
+              <w:jc w:val="left"/>
+            </w:pPr>
+            <w:r>
+              <w:rPr>
+                <w:rFonts w:ascii="Calibri" w:hAnsi="Calibri"/>
+                <w:sz w:val="18"/>
+              </w:rPr>
+              <w:t xml:space="preserve">Actuator endpoints</w:t>
+            </w:r>
+          </w:p>
+        </w:tc>
+      </w:tr>
+      <w:tr>
+        <w:tc>
+          <w:tcPr>
+            <w:tcMar>
+              <w:top w:w="40" w:type="dxa"/>
+              <w:bottom w:w="40" w:type="dxa"/>
+              <w:left w:w="60" w:type="dxa"/>
+              <w:right w:w="60" w:type="dxa"/>
+            </w:tcMar>
+            <w:tcMar>
+              <w:top w:w="40" w:type="dxa"/>
+              <w:bottom w:w="40" w:type="dxa"/>
+              <w:left w:w="60" w:type="dxa"/>
+              <w:right w:w="60" w:type="dxa"/>
+            </w:tcMar>
+          </w:tcPr>
+          <w:p>
+            <w:pPr>
+              <w:pStyle w:val="Compact"/>
+              <w:spacing w:before="0" w:after="40" w:line="264" w:lineRule="auto"/>
+              <w:jc w:val="left"/>
+            </w:pPr>
+            <w:r>
+              <w:rPr>
+                <w:rFonts w:ascii="Calibri" w:hAnsi="Calibri"/>
+                <w:sz w:val="18"/>
+              </w:rPr>
+              <w:t xml:space="preserve">spring-boot-devtools</w:t>
+            </w:r>
+          </w:p>
+        </w:tc>
+        <w:tc>
+          <w:tcPr>
+            <w:tcMar>
+              <w:top w:w="40" w:type="dxa"/>
+              <w:bottom w:w="40" w:type="dxa"/>
+              <w:left w:w="60" w:type="dxa"/>
+              <w:right w:w="60" w:type="dxa"/>
+            </w:tcMar>
             <w:tcMar>
               <w:top w:w="40" w:type="dxa"/>
               <w:bottom w:w="40" w:type="dxa"/>
@@ -1360,55 +1504,6 @@
               <w:right w:w="60" w:type="dxa"/>
             </w:tcMar>
             <w:shd w:fill="1A365D" w:val="clear"/>
-          </w:tcPr>
-          <w:p>
-            <w:pPr>
-              <w:pStyle w:val="Compact"/>
-              <w:spacing w:before="0" w:after="40" w:line="264" w:lineRule="auto"/>
-              <w:jc w:val="left"/>
-            </w:pPr>
-            <w:r>
-              <w:rPr>
-                <w:rFonts w:ascii="Calibri" w:hAnsi="Calibri"/>
-                <w:b/>
-                <w:color w:val="FFFFFF"/>
-                <w:sz w:val="18"/>
-              </w:rPr>
-              <w:t xml:space="preserve">Technology</w:t>
-            </w:r>
-          </w:p>
-        </w:tc>
-        <w:tc>
-          <w:tcPr>
-            <w:tcMar>
-              <w:top w:w="40" w:type="dxa"/>
-              <w:bottom w:w="40" w:type="dxa"/>
-              <w:left w:w="60" w:type="dxa"/>
-              <w:right w:w="60" w:type="dxa"/>
-            </w:tcMar>
-            <w:shd w:fill="1A365D" w:val="clear"/>
-          </w:tcPr>
-          <w:p>
-            <w:pPr>
-              <w:pStyle w:val="Compact"/>
-              <w:spacing w:before="0" w:after="40" w:line="264" w:lineRule="auto"/>
-              <w:jc w:val="left"/>
-            </w:pPr>
-            <w:r>
-              <w:rPr>
-                <w:rFonts w:ascii="Calibri" w:hAnsi="Calibri"/>
-                <w:b/>
-                <w:color w:val="FFFFFF"/>
-                <w:sz w:val="18"/>
-              </w:rPr>
-              <w:t xml:space="preserve">Version / notes</w:t>
-            </w:r>
-          </w:p>
-        </w:tc>
-      </w:tr>
-      <w:tr>
-        <w:tc>
-          <w:tcPr>
             <w:tcMar>
               <w:top w:w="40" w:type="dxa"/>
               <w:bottom w:w="40" w:type="dxa"/>
@@ -1425,28 +1520,23 @@
             <w:r>
               <w:rPr>
                 <w:rFonts w:ascii="Calibri" w:hAnsi="Calibri"/>
-                <w:sz w:val="18"/>
-              </w:rPr>
-              <w:t xml:space="preserve">spring-boot-starter-</w:t>
-            </w:r>
-            <w:r>
-              <w:rPr>
-                <w:rFonts w:ascii="Calibri" w:hAnsi="Calibri"/>
-                <w:sz w:val="18"/>
-              </w:rPr>
-              <w:t xml:space="preserve"> </w:t>
-            </w:r>
-            <w:r>
-              <w:rPr>
-                <w:rFonts w:ascii="Calibri" w:hAnsi="Calibri"/>
-                <w:sz w:val="18"/>
-              </w:rPr>
-              <w:t xml:space="preserve">security</w:t>
+                <w:b/>
+                <w:color w:val="FFFFFF"/>
+                <w:sz w:val="18"/>
+              </w:rPr>
+              <w:t xml:space="preserve">Technology</w:t>
             </w:r>
           </w:p>
         </w:tc>
         <w:tc>
           <w:tcPr>
+            <w:tcMar>
+              <w:top w:w="40" w:type="dxa"/>
+              <w:bottom w:w="40" w:type="dxa"/>
+              <w:left w:w="60" w:type="dxa"/>
+              <w:right w:w="60" w:type="dxa"/>
+            </w:tcMar>
+            <w:shd w:fill="1A365D" w:val="clear"/>
             <w:tcMar>
               <w:top w:w="40" w:type="dxa"/>
               <w:bottom w:w="40" w:type="dxa"/>
@@ -1463,23 +1553,11 @@
             <w:r>
               <w:rPr>
                 <w:rFonts w:ascii="Calibri" w:hAnsi="Calibri"/>
-                <w:sz w:val="18"/>
-              </w:rPr>
-              <w:t xml:space="preserve">Stateless session; filters;</w:t>
-            </w:r>
-            <w:r>
-              <w:rPr>
-                <w:rFonts w:ascii="Calibri" w:hAnsi="Calibri"/>
-                <w:sz w:val="18"/>
-              </w:rPr>
-              <w:t xml:space="preserve"> </w:t>
-            </w:r>
-            <w:r>
-              <w:rPr>
-                <w:rFonts w:ascii="Calibri" w:hAnsi="Calibri"/>
-                <w:sz w:val="18"/>
-              </w:rPr>
-              <w:t xml:space="preserve">method/URL authorization</w:t>
+                <w:b/>
+                <w:color w:val="FFFFFF"/>
+                <w:sz w:val="18"/>
+              </w:rPr>
+              <w:t xml:space="preserve">Version / notes</w:t>
             </w:r>
           </w:p>
         </w:tc>
@@ -1487,6 +1565,12 @@
       <w:tr>
         <w:tc>
           <w:tcPr>
+            <w:tcMar>
+              <w:top w:w="40" w:type="dxa"/>
+              <w:bottom w:w="40" w:type="dxa"/>
+              <w:left w:w="60" w:type="dxa"/>
+              <w:right w:w="60" w:type="dxa"/>
+            </w:tcMar>
             <w:tcMar>
               <w:top w:w="40" w:type="dxa"/>
               <w:bottom w:w="40" w:type="dxa"/>
@@ -1505,7 +1589,7 @@
                 <w:rFonts w:ascii="Calibri" w:hAnsi="Calibri"/>
                 <w:sz w:val="18"/>
               </w:rPr>
-              <w:t xml:space="preserve">JJWT (jjwt-api,</w:t>
+              <w:t xml:space="preserve">spring-boot-starter-</w:t>
             </w:r>
             <w:r>
               <w:rPr>
@@ -1519,26 +1603,122 @@
                 <w:rFonts w:ascii="Calibri" w:hAnsi="Calibri"/>
                 <w:sz w:val="18"/>
               </w:rPr>
-              <w:t xml:space="preserve">jjwt-impl,</w:t>
-            </w:r>
-            <w:r>
-              <w:rPr>
-                <w:rFonts w:ascii="Calibri" w:hAnsi="Calibri"/>
-                <w:sz w:val="18"/>
-              </w:rPr>
-              <w:t xml:space="preserve"> </w:t>
-            </w:r>
-            <w:r>
-              <w:rPr>
-                <w:rFonts w:ascii="Calibri" w:hAnsi="Calibri"/>
-                <w:sz w:val="18"/>
-              </w:rPr>
-              <w:t xml:space="preserve">jjwt-jackson)</w:t>
+              <w:t xml:space="preserve">security</w:t>
             </w:r>
           </w:p>
         </w:tc>
         <w:tc>
           <w:tcPr>
+            <w:tcMar>
+              <w:top w:w="40" w:type="dxa"/>
+              <w:bottom w:w="40" w:type="dxa"/>
+              <w:left w:w="60" w:type="dxa"/>
+              <w:right w:w="60" w:type="dxa"/>
+            </w:tcMar>
+            <w:tcMar>
+              <w:top w:w="40" w:type="dxa"/>
+              <w:bottom w:w="40" w:type="dxa"/>
+              <w:left w:w="60" w:type="dxa"/>
+              <w:right w:w="60" w:type="dxa"/>
+            </w:tcMar>
+          </w:tcPr>
+          <w:p>
+            <w:pPr>
+              <w:pStyle w:val="Compact"/>
+              <w:spacing w:before="0" w:after="40" w:line="264" w:lineRule="auto"/>
+              <w:jc w:val="left"/>
+            </w:pPr>
+            <w:r>
+              <w:rPr>
+                <w:rFonts w:ascii="Calibri" w:hAnsi="Calibri"/>
+                <w:sz w:val="18"/>
+              </w:rPr>
+              <w:t xml:space="preserve">Stateless session; filters;</w:t>
+            </w:r>
+            <w:r>
+              <w:rPr>
+                <w:rFonts w:ascii="Calibri" w:hAnsi="Calibri"/>
+                <w:sz w:val="18"/>
+              </w:rPr>
+              <w:t xml:space="preserve"> </w:t>
+            </w:r>
+            <w:r>
+              <w:rPr>
+                <w:rFonts w:ascii="Calibri" w:hAnsi="Calibri"/>
+                <w:sz w:val="18"/>
+              </w:rPr>
+              <w:t xml:space="preserve">method/URL authorization</w:t>
+            </w:r>
+          </w:p>
+        </w:tc>
+      </w:tr>
+      <w:tr>
+        <w:tc>
+          <w:tcPr>
+            <w:tcMar>
+              <w:top w:w="40" w:type="dxa"/>
+              <w:bottom w:w="40" w:type="dxa"/>
+              <w:left w:w="60" w:type="dxa"/>
+              <w:right w:w="60" w:type="dxa"/>
+            </w:tcMar>
+            <w:tcMar>
+              <w:top w:w="40" w:type="dxa"/>
+              <w:bottom w:w="40" w:type="dxa"/>
+              <w:left w:w="60" w:type="dxa"/>
+              <w:right w:w="60" w:type="dxa"/>
+            </w:tcMar>
+          </w:tcPr>
+          <w:p>
+            <w:pPr>
+              <w:pStyle w:val="Compact"/>
+              <w:spacing w:before="0" w:after="40" w:line="264" w:lineRule="auto"/>
+              <w:jc w:val="left"/>
+            </w:pPr>
+            <w:r>
+              <w:rPr>
+                <w:rFonts w:ascii="Calibri" w:hAnsi="Calibri"/>
+                <w:sz w:val="18"/>
+              </w:rPr>
+              <w:t xml:space="preserve">JJWT (jjwt-api,</w:t>
+            </w:r>
+            <w:r>
+              <w:rPr>
+                <w:rFonts w:ascii="Calibri" w:hAnsi="Calibri"/>
+                <w:sz w:val="18"/>
+              </w:rPr>
+              <w:t xml:space="preserve"> </w:t>
+            </w:r>
+            <w:r>
+              <w:rPr>
+                <w:rFonts w:ascii="Calibri" w:hAnsi="Calibri"/>
+                <w:sz w:val="18"/>
+              </w:rPr>
+              <w:t xml:space="preserve">jjwt-impl,</w:t>
+            </w:r>
+            <w:r>
+              <w:rPr>
+                <w:rFonts w:ascii="Calibri" w:hAnsi="Calibri"/>
+                <w:sz w:val="18"/>
+              </w:rPr>
+              <w:t xml:space="preserve"> </w:t>
+            </w:r>
+            <w:r>
+              <w:rPr>
+                <w:rFonts w:ascii="Calibri" w:hAnsi="Calibri"/>
+                <w:sz w:val="18"/>
+              </w:rPr>
+              <w:t xml:space="preserve">jjwt-jackson)</w:t>
+            </w:r>
+          </w:p>
+        </w:tc>
+        <w:tc>
+          <w:tcPr>
+            <w:tcMar>
+              <w:top w:w="40" w:type="dxa"/>
+              <w:bottom w:w="40" w:type="dxa"/>
+              <w:left w:w="60" w:type="dxa"/>
+              <w:right w:w="60" w:type="dxa"/>
+            </w:tcMar>
             <w:tcMar>
               <w:top w:w="40" w:type="dxa"/>
               <w:bottom w:w="40" w:type="dxa"/>
@@ -1605,55 +1785,6 @@
               <w:right w:w="60" w:type="dxa"/>
             </w:tcMar>
             <w:shd w:fill="1A365D" w:val="clear"/>
-          </w:tcPr>
-          <w:p>
-            <w:pPr>
-              <w:pStyle w:val="Compact"/>
-              <w:spacing w:before="0" w:after="40" w:line="264" w:lineRule="auto"/>
-              <w:jc w:val="left"/>
-            </w:pPr>
-            <w:r>
-              <w:rPr>
-                <w:rFonts w:ascii="Calibri" w:hAnsi="Calibri"/>
-                <w:b/>
-                <w:color w:val="FFFFFF"/>
-                <w:sz w:val="18"/>
-              </w:rPr>
-              <w:t xml:space="preserve">Technology</w:t>
-            </w:r>
-          </w:p>
-        </w:tc>
-        <w:tc>
-          <w:tcPr>
-            <w:tcMar>
-              <w:top w:w="40" w:type="dxa"/>
-              <w:bottom w:w="40" w:type="dxa"/>
-              <w:left w:w="60" w:type="dxa"/>
-              <w:right w:w="60" w:type="dxa"/>
-            </w:tcMar>
-            <w:shd w:fill="1A365D" w:val="clear"/>
-          </w:tcPr>
-          <w:p>
-            <w:pPr>
-              <w:pStyle w:val="Compact"/>
-              <w:spacing w:before="0" w:after="40" w:line="264" w:lineRule="auto"/>
-              <w:jc w:val="left"/>
-            </w:pPr>
-            <w:r>
-              <w:rPr>
-                <w:rFonts w:ascii="Calibri" w:hAnsi="Calibri"/>
-                <w:b/>
-                <w:color w:val="FFFFFF"/>
-                <w:sz w:val="18"/>
-              </w:rPr>
-              <w:t xml:space="preserve">Notes</w:t>
-            </w:r>
-          </w:p>
-        </w:tc>
-      </w:tr>
-      <w:tr>
-        <w:tc>
-          <w:tcPr>
             <w:tcMar>
               <w:top w:w="40" w:type="dxa"/>
               <w:bottom w:w="40" w:type="dxa"/>
@@ -1670,14 +1801,23 @@
             <w:r>
               <w:rPr>
                 <w:rFonts w:ascii="Calibri" w:hAnsi="Calibri"/>
-                <w:sz w:val="18"/>
-              </w:rPr>
-              <w:t xml:space="preserve">PostgreSQL</w:t>
+                <w:b/>
+                <w:color w:val="FFFFFF"/>
+                <w:sz w:val="18"/>
+              </w:rPr>
+              <w:t xml:space="preserve">Technology</w:t>
             </w:r>
           </w:p>
         </w:tc>
         <w:tc>
           <w:tcPr>
+            <w:tcMar>
+              <w:top w:w="40" w:type="dxa"/>
+              <w:bottom w:w="40" w:type="dxa"/>
+              <w:left w:w="60" w:type="dxa"/>
+              <w:right w:w="60" w:type="dxa"/>
+            </w:tcMar>
+            <w:shd w:fill="1A365D" w:val="clear"/>
             <w:tcMar>
               <w:top w:w="40" w:type="dxa"/>
               <w:bottom w:w="40" w:type="dxa"/>
@@ -1694,46 +1834,11 @@
             <w:r>
               <w:rPr>
                 <w:rFonts w:ascii="Calibri" w:hAnsi="Calibri"/>
-                <w:sz w:val="18"/>
-              </w:rPr>
-              <w:t xml:space="preserve">Database</w:t>
-            </w:r>
-            <w:r>
-              <w:rPr>
-                <w:rFonts w:ascii="Calibri" w:hAnsi="Calibri"/>
-                <w:sz w:val="18"/>
-              </w:rPr>
-              <w:t xml:space="preserve"> </w:t>
-            </w:r>
-            <w:r>
-              <w:rPr>
-                <w:rStyle w:val="VerbatimChar"/>
-                <w:rFonts w:ascii="Calibri" w:hAnsi="Calibri"/>
-                <w:sz w:val="18"/>
-              </w:rPr>
-              <w:t xml:space="preserve">bankone</w:t>
-            </w:r>
-            <w:r>
-              <w:rPr>
-                <w:rFonts w:ascii="Calibri" w:hAnsi="Calibri"/>
-                <w:sz w:val="18"/>
-              </w:rPr>
-              <w:t xml:space="preserve">, JDBC URL in</w:t>
-            </w:r>
-            <w:r>
-              <w:rPr>
-                <w:rFonts w:ascii="Calibri" w:hAnsi="Calibri"/>
-                <w:sz w:val="18"/>
-              </w:rPr>
-              <w:t xml:space="preserve"> </w:t>
-            </w:r>
-            <w:r>
-              <w:rPr>
-                <w:rStyle w:val="VerbatimChar"/>
-                <w:rFonts w:ascii="Calibri" w:hAnsi="Calibri"/>
-                <w:sz w:val="18"/>
-              </w:rPr>
-              <w:t xml:space="preserve">application.properties</w:t>
+                <w:b/>
+                <w:color w:val="FFFFFF"/>
+                <w:sz w:val="18"/>
+              </w:rPr>
+              <w:t xml:space="preserve">Notes</w:t>
             </w:r>
           </w:p>
         </w:tc>
@@ -1741,6 +1846,12 @@
       <w:tr>
         <w:tc>
           <w:tcPr>
+            <w:tcMar>
+              <w:top w:w="40" w:type="dxa"/>
+              <w:bottom w:w="40" w:type="dxa"/>
+              <w:left w:w="60" w:type="dxa"/>
+              <w:right w:w="60" w:type="dxa"/>
+            </w:tcMar>
             <w:tcMar>
               <w:top w:w="40" w:type="dxa"/>
               <w:bottom w:w="40" w:type="dxa"/>
@@ -1759,26 +1870,18 @@
                 <w:rFonts w:ascii="Calibri" w:hAnsi="Calibri"/>
                 <w:sz w:val="18"/>
               </w:rPr>
-              <w:t xml:space="preserve">PostgreSQL JDBC</w:t>
-            </w:r>
-            <w:r>
-              <w:rPr>
-                <w:rFonts w:ascii="Calibri" w:hAnsi="Calibri"/>
-                <w:sz w:val="18"/>
-              </w:rPr>
-              <w:t xml:space="preserve"> </w:t>
-            </w:r>
-            <w:r>
-              <w:rPr>
-                <w:rFonts w:ascii="Calibri" w:hAnsi="Calibri"/>
-                <w:sz w:val="18"/>
-              </w:rPr>
-              <w:t xml:space="preserve">driver</w:t>
+              <w:t xml:space="preserve">PostgreSQL</w:t>
             </w:r>
           </w:p>
         </w:tc>
         <w:tc>
           <w:tcPr>
+            <w:tcMar>
+              <w:top w:w="40" w:type="dxa"/>
+              <w:bottom w:w="40" w:type="dxa"/>
+              <w:left w:w="60" w:type="dxa"/>
+              <w:right w:w="60" w:type="dxa"/>
+            </w:tcMar>
             <w:tcMar>
               <w:top w:w="40" w:type="dxa"/>
               <w:bottom w:w="40" w:type="dxa"/>
@@ -1794,11 +1897,32 @@
             </w:pPr>
             <w:r>
               <w:rPr>
+                <w:rFonts w:ascii="Calibri" w:hAnsi="Calibri"/>
+                <w:sz w:val="18"/>
+              </w:rPr>
+              <w:t xml:space="preserve">Database</w:t>
+            </w:r>
+            <w:r>
+              <w:rPr>
+                <w:rFonts w:ascii="Calibri" w:hAnsi="Calibri"/>
+                <w:sz w:val="18"/>
+              </w:rPr>
+              <w:t xml:space="preserve"> </w:t>
+            </w:r>
+            <w:r>
+              <w:rPr>
                 <w:rStyle w:val="VerbatimChar"/>
                 <w:rFonts w:ascii="Calibri" w:hAnsi="Calibri"/>
                 <w:sz w:val="18"/>
               </w:rPr>
-              <w:t xml:space="preserve">org.postgresql:postgresql</w:t>
+              <w:t xml:space="preserve">bankone</w:t>
+            </w:r>
+            <w:r>
+              <w:rPr>
+                <w:rFonts w:ascii="Calibri" w:hAnsi="Calibri"/>
+                <w:sz w:val="18"/>
+              </w:rPr>
+              <w:t xml:space="preserve">, JDBC URL in</w:t>
             </w:r>
             <w:r>
               <w:rPr>
@@ -1809,10 +1933,11 @@
             </w:r>
             <w:r>
               <w:rPr>
-                <w:rFonts w:ascii="Calibri" w:hAnsi="Calibri"/>
-                <w:sz w:val="18"/>
-              </w:rPr>
-              <w:t xml:space="preserve">(runtime)</w:t>
+                <w:rStyle w:val="VerbatimChar"/>
+                <w:rFonts w:ascii="Calibri" w:hAnsi="Calibri"/>
+                <w:sz w:val="18"/>
+              </w:rPr>
+              <w:t xml:space="preserve">application.properties</w:t>
             </w:r>
           </w:p>
         </w:tc>
@@ -1820,6 +1945,12 @@
       <w:tr>
         <w:tc>
           <w:tcPr>
+            <w:tcMar>
+              <w:top w:w="40" w:type="dxa"/>
+              <w:bottom w:w="40" w:type="dxa"/>
+              <w:left w:w="60" w:type="dxa"/>
+              <w:right w:w="60" w:type="dxa"/>
+            </w:tcMar>
             <w:tcMar>
               <w:top w:w="40" w:type="dxa"/>
               <w:bottom w:w="40" w:type="dxa"/>
@@ -1838,7 +1969,7 @@
                 <w:rFonts w:ascii="Calibri" w:hAnsi="Calibri"/>
                 <w:sz w:val="18"/>
               </w:rPr>
-              <w:t xml:space="preserve">schema.sql /</w:t>
+              <w:t xml:space="preserve">PostgreSQL JDBC</w:t>
             </w:r>
             <w:r>
               <w:rPr>
@@ -1852,12 +1983,109 @@
                 <w:rFonts w:ascii="Calibri" w:hAnsi="Calibri"/>
                 <w:sz w:val="18"/>
               </w:rPr>
-              <w:t xml:space="preserve">data.sql</w:t>
+              <w:t xml:space="preserve">driver</w:t>
             </w:r>
           </w:p>
         </w:tc>
         <w:tc>
           <w:tcPr>
+            <w:tcMar>
+              <w:top w:w="40" w:type="dxa"/>
+              <w:bottom w:w="40" w:type="dxa"/>
+              <w:left w:w="60" w:type="dxa"/>
+              <w:right w:w="60" w:type="dxa"/>
+            </w:tcMar>
+            <w:tcMar>
+              <w:top w:w="40" w:type="dxa"/>
+              <w:bottom w:w="40" w:type="dxa"/>
+              <w:left w:w="60" w:type="dxa"/>
+              <w:right w:w="60" w:type="dxa"/>
+            </w:tcMar>
+          </w:tcPr>
+          <w:p>
+            <w:pPr>
+              <w:pStyle w:val="Compact"/>
+              <w:spacing w:before="0" w:after="40" w:line="264" w:lineRule="auto"/>
+              <w:jc w:val="left"/>
+            </w:pPr>
+            <w:r>
+              <w:rPr>
+                <w:rStyle w:val="VerbatimChar"/>
+                <w:rFonts w:ascii="Calibri" w:hAnsi="Calibri"/>
+                <w:sz w:val="18"/>
+              </w:rPr>
+              <w:t xml:space="preserve">org.postgresql:postgresql</w:t>
+            </w:r>
+            <w:r>
+              <w:rPr>
+                <w:rFonts w:ascii="Calibri" w:hAnsi="Calibri"/>
+                <w:sz w:val="18"/>
+              </w:rPr>
+              <w:t xml:space="preserve"> </w:t>
+            </w:r>
+            <w:r>
+              <w:rPr>
+                <w:rFonts w:ascii="Calibri" w:hAnsi="Calibri"/>
+                <w:sz w:val="18"/>
+              </w:rPr>
+              <w:t xml:space="preserve">(runtime)</w:t>
+            </w:r>
+          </w:p>
+        </w:tc>
+      </w:tr>
+      <w:tr>
+        <w:tc>
+          <w:tcPr>
+            <w:tcMar>
+              <w:top w:w="40" w:type="dxa"/>
+              <w:bottom w:w="40" w:type="dxa"/>
+              <w:left w:w="60" w:type="dxa"/>
+              <w:right w:w="60" w:type="dxa"/>
+            </w:tcMar>
+            <w:tcMar>
+              <w:top w:w="40" w:type="dxa"/>
+              <w:bottom w:w="40" w:type="dxa"/>
+              <w:left w:w="60" w:type="dxa"/>
+              <w:right w:w="60" w:type="dxa"/>
+            </w:tcMar>
+          </w:tcPr>
+          <w:p>
+            <w:pPr>
+              <w:pStyle w:val="Compact"/>
+              <w:spacing w:before="0" w:after="40" w:line="264" w:lineRule="auto"/>
+              <w:jc w:val="left"/>
+            </w:pPr>
+            <w:r>
+              <w:rPr>
+                <w:rFonts w:ascii="Calibri" w:hAnsi="Calibri"/>
+                <w:sz w:val="18"/>
+              </w:rPr>
+              <w:t xml:space="preserve">schema.sql /</w:t>
+            </w:r>
+            <w:r>
+              <w:rPr>
+                <w:rFonts w:ascii="Calibri" w:hAnsi="Calibri"/>
+                <w:sz w:val="18"/>
+              </w:rPr>
+              <w:t xml:space="preserve"> </w:t>
+            </w:r>
+            <w:r>
+              <w:rPr>
+                <w:rFonts w:ascii="Calibri" w:hAnsi="Calibri"/>
+                <w:sz w:val="18"/>
+              </w:rPr>
+              <w:t xml:space="preserve">data.sql</w:t>
+            </w:r>
+          </w:p>
+        </w:tc>
+        <w:tc>
+          <w:tcPr>
+            <w:tcMar>
+              <w:top w:w="40" w:type="dxa"/>
+              <w:bottom w:w="40" w:type="dxa"/>
+              <w:left w:w="60" w:type="dxa"/>
+              <w:right w:w="60" w:type="dxa"/>
+            </w:tcMar>
             <w:tcMar>
               <w:top w:w="40" w:type="dxa"/>
               <w:bottom w:w="40" w:type="dxa"/>
@@ -1939,55 +2167,6 @@
               <w:right w:w="60" w:type="dxa"/>
             </w:tcMar>
             <w:shd w:fill="1A365D" w:val="clear"/>
-          </w:tcPr>
-          <w:p>
-            <w:pPr>
-              <w:pStyle w:val="Compact"/>
-              <w:spacing w:before="0" w:after="40" w:line="264" w:lineRule="auto"/>
-              <w:jc w:val="left"/>
-            </w:pPr>
-            <w:r>
-              <w:rPr>
-                <w:rFonts w:ascii="Calibri" w:hAnsi="Calibri"/>
-                <w:b/>
-                <w:color w:val="FFFFFF"/>
-                <w:sz w:val="18"/>
-              </w:rPr>
-              <w:t xml:space="preserve">Technology</w:t>
-            </w:r>
-          </w:p>
-        </w:tc>
-        <w:tc>
-          <w:tcPr>
-            <w:tcMar>
-              <w:top w:w="40" w:type="dxa"/>
-              <w:bottom w:w="40" w:type="dxa"/>
-              <w:left w:w="60" w:type="dxa"/>
-              <w:right w:w="60" w:type="dxa"/>
-            </w:tcMar>
-            <w:shd w:fill="1A365D" w:val="clear"/>
-          </w:tcPr>
-          <w:p>
-            <w:pPr>
-              <w:pStyle w:val="Compact"/>
-              <w:spacing w:before="0" w:after="40" w:line="264" w:lineRule="auto"/>
-              <w:jc w:val="left"/>
-            </w:pPr>
-            <w:r>
-              <w:rPr>
-                <w:rFonts w:ascii="Calibri" w:hAnsi="Calibri"/>
-                <w:b/>
-                <w:color w:val="FFFFFF"/>
-                <w:sz w:val="18"/>
-              </w:rPr>
-              <w:t xml:space="preserve">Notes</w:t>
-            </w:r>
-          </w:p>
-        </w:tc>
-      </w:tr>
-      <w:tr>
-        <w:tc>
-          <w:tcPr>
             <w:tcMar>
               <w:top w:w="40" w:type="dxa"/>
               <w:bottom w:w="40" w:type="dxa"/>
@@ -2004,14 +2183,23 @@
             <w:r>
               <w:rPr>
                 <w:rFonts w:ascii="Calibri" w:hAnsi="Calibri"/>
-                <w:sz w:val="18"/>
-              </w:rPr>
-              <w:t xml:space="preserve">Lombok</w:t>
+                <w:b/>
+                <w:color w:val="FFFFFF"/>
+                <w:sz w:val="18"/>
+              </w:rPr>
+              <w:t xml:space="preserve">Technology</w:t>
             </w:r>
           </w:p>
         </w:tc>
         <w:tc>
           <w:tcPr>
+            <w:tcMar>
+              <w:top w:w="40" w:type="dxa"/>
+              <w:bottom w:w="40" w:type="dxa"/>
+              <w:left w:w="60" w:type="dxa"/>
+              <w:right w:w="60" w:type="dxa"/>
+            </w:tcMar>
+            <w:shd w:fill="1A365D" w:val="clear"/>
             <w:tcMar>
               <w:top w:w="40" w:type="dxa"/>
               <w:bottom w:w="40" w:type="dxa"/>
@@ -2028,24 +2216,11 @@
             <w:r>
               <w:rPr>
                 <w:rFonts w:ascii="Calibri" w:hAnsi="Calibri"/>
-                <w:sz w:val="18"/>
-              </w:rPr>
-              <w:t xml:space="preserve">Optional; annotation processing in</w:t>
-            </w:r>
-            <w:r>
-              <w:rPr>
-                <w:rFonts w:ascii="Calibri" w:hAnsi="Calibri"/>
-                <w:sz w:val="18"/>
-              </w:rPr>
-              <w:t xml:space="preserve"> </w:t>
-            </w:r>
-            <w:r>
-              <w:rPr>
-                <w:rStyle w:val="VerbatimChar"/>
-                <w:rFonts w:ascii="Calibri" w:hAnsi="Calibri"/>
-                <w:sz w:val="18"/>
-              </w:rPr>
-              <w:t xml:space="preserve">maven-compiler-plugin</w:t>
+                <w:b/>
+                <w:color w:val="FFFFFF"/>
+                <w:sz w:val="18"/>
+              </w:rPr>
+              <w:t xml:space="preserve">Notes</w:t>
             </w:r>
           </w:p>
         </w:tc>
@@ -2053,6 +2228,12 @@
       <w:tr>
         <w:tc>
           <w:tcPr>
+            <w:tcMar>
+              <w:top w:w="40" w:type="dxa"/>
+              <w:bottom w:w="40" w:type="dxa"/>
+              <w:left w:w="60" w:type="dxa"/>
+              <w:right w:w="60" w:type="dxa"/>
+            </w:tcMar>
             <w:tcMar>
               <w:top w:w="40" w:type="dxa"/>
               <w:bottom w:w="40" w:type="dxa"/>
@@ -2071,26 +2252,109 @@
                 <w:rFonts w:ascii="Calibri" w:hAnsi="Calibri"/>
                 <w:sz w:val="18"/>
               </w:rPr>
-              <w:t xml:space="preserve">spring-boot-starter-</w:t>
-            </w:r>
-            <w:r>
-              <w:rPr>
-                <w:rFonts w:ascii="Calibri" w:hAnsi="Calibri"/>
-                <w:sz w:val="18"/>
-              </w:rPr>
-              <w:t xml:space="preserve"> </w:t>
-            </w:r>
-            <w:r>
-              <w:rPr>
-                <w:rFonts w:ascii="Calibri" w:hAnsi="Calibri"/>
-                <w:sz w:val="18"/>
-              </w:rPr>
-              <w:t xml:space="preserve">tomcat</w:t>
+              <w:t xml:space="preserve">Lombok</w:t>
             </w:r>
           </w:p>
         </w:tc>
         <w:tc>
           <w:tcPr>
+            <w:tcMar>
+              <w:top w:w="40" w:type="dxa"/>
+              <w:bottom w:w="40" w:type="dxa"/>
+              <w:left w:w="60" w:type="dxa"/>
+              <w:right w:w="60" w:type="dxa"/>
+            </w:tcMar>
+            <w:tcMar>
+              <w:top w:w="40" w:type="dxa"/>
+              <w:bottom w:w="40" w:type="dxa"/>
+              <w:left w:w="60" w:type="dxa"/>
+              <w:right w:w="60" w:type="dxa"/>
+            </w:tcMar>
+          </w:tcPr>
+          <w:p>
+            <w:pPr>
+              <w:pStyle w:val="Compact"/>
+              <w:spacing w:before="0" w:after="40" w:line="264" w:lineRule="auto"/>
+              <w:jc w:val="left"/>
+            </w:pPr>
+            <w:r>
+              <w:rPr>
+                <w:rFonts w:ascii="Calibri" w:hAnsi="Calibri"/>
+                <w:sz w:val="18"/>
+              </w:rPr>
+              <w:t xml:space="preserve">Optional; annotation processing in</w:t>
+            </w:r>
+            <w:r>
+              <w:rPr>
+                <w:rFonts w:ascii="Calibri" w:hAnsi="Calibri"/>
+                <w:sz w:val="18"/>
+              </w:rPr>
+              <w:t xml:space="preserve"> </w:t>
+            </w:r>
+            <w:r>
+              <w:rPr>
+                <w:rStyle w:val="VerbatimChar"/>
+                <w:rFonts w:ascii="Calibri" w:hAnsi="Calibri"/>
+                <w:sz w:val="18"/>
+              </w:rPr>
+              <w:t xml:space="preserve">maven-compiler-plugin</w:t>
+            </w:r>
+          </w:p>
+        </w:tc>
+      </w:tr>
+      <w:tr>
+        <w:tc>
+          <w:tcPr>
+            <w:tcMar>
+              <w:top w:w="40" w:type="dxa"/>
+              <w:bottom w:w="40" w:type="dxa"/>
+              <w:left w:w="60" w:type="dxa"/>
+              <w:right w:w="60" w:type="dxa"/>
+            </w:tcMar>
+            <w:tcMar>
+              <w:top w:w="40" w:type="dxa"/>
+              <w:bottom w:w="40" w:type="dxa"/>
+              <w:left w:w="60" w:type="dxa"/>
+              <w:right w:w="60" w:type="dxa"/>
+            </w:tcMar>
+          </w:tcPr>
+          <w:p>
+            <w:pPr>
+              <w:pStyle w:val="Compact"/>
+              <w:spacing w:before="0" w:after="40" w:line="264" w:lineRule="auto"/>
+              <w:jc w:val="left"/>
+            </w:pPr>
+            <w:r>
+              <w:rPr>
+                <w:rFonts w:ascii="Calibri" w:hAnsi="Calibri"/>
+                <w:sz w:val="18"/>
+              </w:rPr>
+              <w:t xml:space="preserve">spring-boot-starter-</w:t>
+            </w:r>
+            <w:r>
+              <w:rPr>
+                <w:rFonts w:ascii="Calibri" w:hAnsi="Calibri"/>
+                <w:sz w:val="18"/>
+              </w:rPr>
+              <w:t xml:space="preserve"> </w:t>
+            </w:r>
+            <w:r>
+              <w:rPr>
+                <w:rFonts w:ascii="Calibri" w:hAnsi="Calibri"/>
+                <w:sz w:val="18"/>
+              </w:rPr>
+              <w:t xml:space="preserve">tomcat</w:t>
+            </w:r>
+          </w:p>
+        </w:tc>
+        <w:tc>
+          <w:tcPr>
+            <w:tcMar>
+              <w:top w:w="40" w:type="dxa"/>
+              <w:bottom w:w="40" w:type="dxa"/>
+              <w:left w:w="60" w:type="dxa"/>
+              <w:right w:w="60" w:type="dxa"/>
+            </w:tcMar>
             <w:tcMar>
               <w:top w:w="40" w:type="dxa"/>
               <w:bottom w:w="40" w:type="dxa"/>
@@ -2221,6 +2485,12 @@
               <w:right w:w="60" w:type="dxa"/>
             </w:tcMar>
             <w:shd w:fill="1A365D" w:val="clear"/>
+            <w:tcMar>
+              <w:top w:w="40" w:type="dxa"/>
+              <w:bottom w:w="40" w:type="dxa"/>
+              <w:left w:w="60" w:type="dxa"/>
+              <w:right w:w="60" w:type="dxa"/>
+            </w:tcMar>
           </w:tcPr>
           <w:p>
             <w:pPr>
@@ -2243,6 +2513,12 @@
       <w:tr>
         <w:tc>
           <w:tcPr>
+            <w:tcMar>
+              <w:top w:w="40" w:type="dxa"/>
+              <w:bottom w:w="40" w:type="dxa"/>
+              <w:left w:w="60" w:type="dxa"/>
+              <w:right w:w="60" w:type="dxa"/>
+            </w:tcMar>
             <w:tcMar>
               <w:top w:w="40" w:type="dxa"/>
               <w:bottom w:w="40" w:type="dxa"/>
@@ -2371,82 +2647,6 @@
               <w:right w:w="60" w:type="dxa"/>
             </w:tcMar>
             <w:shd w:fill="1A365D" w:val="clear"/>
-          </w:tcPr>
-          <w:p>
-            <w:pPr>
-              <w:pStyle w:val="Compact"/>
-              <w:spacing w:before="0" w:after="40" w:line="264" w:lineRule="auto"/>
-              <w:jc w:val="left"/>
-            </w:pPr>
-            <w:r>
-              <w:rPr>
-                <w:rFonts w:ascii="Calibri" w:hAnsi="Calibri"/>
-                <w:b/>
-                <w:color w:val="FFFFFF"/>
-                <w:sz w:val="18"/>
-              </w:rPr>
-              <w:t xml:space="preserve">Technology</w:t>
-            </w:r>
-          </w:p>
-        </w:tc>
-        <w:tc>
-          <w:tcPr>
-            <w:tcMar>
-              <w:top w:w="40" w:type="dxa"/>
-              <w:bottom w:w="40" w:type="dxa"/>
-              <w:left w:w="60" w:type="dxa"/>
-              <w:right w:w="60" w:type="dxa"/>
-            </w:tcMar>
-            <w:shd w:fill="1A365D" w:val="clear"/>
-          </w:tcPr>
-          <w:p>
-            <w:pPr>
-              <w:pStyle w:val="Compact"/>
-              <w:spacing w:before="0" w:after="40" w:line="264" w:lineRule="auto"/>
-              <w:jc w:val="left"/>
-            </w:pPr>
-            <w:r>
-              <w:rPr>
-                <w:rFonts w:ascii="Calibri" w:hAnsi="Calibri"/>
-                <w:b/>
-                <w:color w:val="FFFFFF"/>
-                <w:sz w:val="18"/>
-              </w:rPr>
-              <w:t xml:space="preserve">Version / notes</w:t>
-            </w:r>
-          </w:p>
-        </w:tc>
-        <w:tc>
-          <w:tcPr>
-            <w:tcMar>
-              <w:top w:w="40" w:type="dxa"/>
-              <w:bottom w:w="40" w:type="dxa"/>
-              <w:left w:w="60" w:type="dxa"/>
-              <w:right w:w="60" w:type="dxa"/>
-            </w:tcMar>
-            <w:shd w:fill="1A365D" w:val="clear"/>
-          </w:tcPr>
-          <w:p>
-            <w:pPr>
-              <w:pStyle w:val="Compact"/>
-              <w:spacing w:before="0" w:after="40" w:line="264" w:lineRule="auto"/>
-              <w:jc w:val="left"/>
-            </w:pPr>
-            <w:r>
-              <w:rPr>
-                <w:rFonts w:ascii="Calibri" w:hAnsi="Calibri"/>
-                <w:b/>
-                <w:color w:val="FFFFFF"/>
-                <w:sz w:val="18"/>
-              </w:rPr>
-              <w:t xml:space="preserve">Where defined</w:t>
-            </w:r>
-          </w:p>
-        </w:tc>
-      </w:tr>
-      <w:tr>
-        <w:tc>
-          <w:tcPr>
             <w:tcMar>
               <w:top w:w="40" w:type="dxa"/>
               <w:bottom w:w="40" w:type="dxa"/>
@@ -2463,14 +2663,23 @@
             <w:r>
               <w:rPr>
                 <w:rFonts w:ascii="Calibri" w:hAnsi="Calibri"/>
-                <w:sz w:val="18"/>
-              </w:rPr>
-              <w:t xml:space="preserve">Angular</w:t>
+                <w:b/>
+                <w:color w:val="FFFFFF"/>
+                <w:sz w:val="18"/>
+              </w:rPr>
+              <w:t xml:space="preserve">Technology</w:t>
             </w:r>
           </w:p>
         </w:tc>
         <w:tc>
           <w:tcPr>
+            <w:tcMar>
+              <w:top w:w="40" w:type="dxa"/>
+              <w:bottom w:w="40" w:type="dxa"/>
+              <w:left w:w="60" w:type="dxa"/>
+              <w:right w:w="60" w:type="dxa"/>
+            </w:tcMar>
+            <w:shd w:fill="1A365D" w:val="clear"/>
             <w:tcMar>
               <w:top w:w="40" w:type="dxa"/>
               <w:bottom w:w="40" w:type="dxa"/>
@@ -2487,127 +2696,230 @@
             <w:r>
               <w:rPr>
                 <w:rFonts w:ascii="Calibri" w:hAnsi="Calibri"/>
-                <w:sz w:val="18"/>
-              </w:rPr>
-              <w:t xml:space="preserve">^22.0.x (core, router, forms,</w:t>
-            </w:r>
-            <w:r>
-              <w:rPr>
-                <w:rFonts w:ascii="Calibri" w:hAnsi="Calibri"/>
-                <w:sz w:val="18"/>
-              </w:rPr>
-              <w:t xml:space="preserve"> </w:t>
-            </w:r>
-            <w:r>
-              <w:rPr>
-                <w:rFonts w:ascii="Calibri" w:hAnsi="Calibri"/>
-                <w:sz w:val="18"/>
-              </w:rPr>
-              <w:t xml:space="preserve">common, animations, compiler,</w:t>
-            </w:r>
-            <w:r>
-              <w:rPr>
-                <w:rFonts w:ascii="Calibri" w:hAnsi="Calibri"/>
-                <w:sz w:val="18"/>
-              </w:rPr>
-              <w:t xml:space="preserve"> </w:t>
-            </w:r>
-            <w:r>
-              <w:rPr>
-                <w:rFonts w:ascii="Calibri" w:hAnsi="Calibri"/>
-                <w:sz w:val="18"/>
-              </w:rPr>
-              <w:t xml:space="preserve">platform-browser)</w:t>
-            </w:r>
-            <w:r>
-              <w:rPr>
-                <w:rFonts w:ascii="Calibri" w:hAnsi="Calibri"/>
-                <w:sz w:val="18"/>
-              </w:rPr>
-              <w:t xml:space="preserve"> </w:t>
-            </w:r>
-            <w:r>
-              <w:rPr>
-                <w:rFonts w:ascii="Calibri" w:hAnsi="Calibri"/>
-                <w:sz w:val="18"/>
-              </w:rPr>
-              <w:t xml:space="preserve">~6.0.2</w:t>
-            </w:r>
-            <w:r>
-              <w:rPr>
-                <w:rFonts w:ascii="Calibri" w:hAnsi="Calibri"/>
-                <w:sz w:val="18"/>
-              </w:rPr>
-              <w:t xml:space="preserve"> </w:t>
-            </w:r>
-            <w:r>
-              <w:rPr>
-                <w:rFonts w:ascii="Calibri" w:hAnsi="Calibri"/>
-                <w:sz w:val="18"/>
-              </w:rPr>
-              <w:t xml:space="preserve">~7.8.0</w:t>
-            </w:r>
-            <w:r>
-              <w:rPr>
-                <w:rFonts w:ascii="Calibri" w:hAnsi="Calibri"/>
-                <w:sz w:val="18"/>
-              </w:rPr>
-              <w:t xml:space="preserve"> </w:t>
-            </w:r>
-            <w:r>
-              <w:rPr>
-                <w:rFonts w:ascii="Calibri" w:hAnsi="Calibri"/>
-                <w:sz w:val="18"/>
-              </w:rPr>
-              <w:t xml:space="preserve">^2.3.0</w:t>
-            </w:r>
-            <w:r>
-              <w:rPr>
-                <w:rFonts w:ascii="Calibri" w:hAnsi="Calibri"/>
-                <w:sz w:val="18"/>
-              </w:rPr>
-              <w:t xml:space="preserve"> </w:t>
-            </w:r>
-            <w:r>
-              <w:rPr>
-                <w:rFonts w:ascii="Calibri" w:hAnsi="Calibri"/>
-                <w:sz w:val="18"/>
-              </w:rPr>
-              <w:t xml:space="preserve">11.16.0 (</w:t>
-            </w:r>
-            <w:r>
-              <w:rPr>
-                <w:rStyle w:val="VerbatimChar"/>
-                <w:rFonts w:ascii="Calibri" w:hAnsi="Calibri"/>
-                <w:sz w:val="18"/>
-              </w:rPr>
-              <w:t xml:space="preserve">packageManager</w:t>
-            </w:r>
-            <w:r>
-              <w:rPr>
-                <w:rFonts w:ascii="Calibri" w:hAnsi="Calibri"/>
-                <w:sz w:val="18"/>
-              </w:rPr>
-              <w:t xml:space="preserve">)</w:t>
-            </w:r>
-            <w:r>
-              <w:rPr>
-                <w:rFonts w:ascii="Calibri" w:hAnsi="Calibri"/>
-                <w:sz w:val="18"/>
-              </w:rPr>
-              <w:t xml:space="preserve"> </w:t>
-            </w:r>
-            <w:r>
-              <w:rPr>
-                <w:rFonts w:ascii="Calibri" w:hAnsi="Calibri"/>
-                <w:sz w:val="18"/>
-              </w:rPr>
-              <w:t xml:space="preserve">Component / global styles</w:t>
+                <w:b/>
+                <w:color w:val="FFFFFF"/>
+                <w:sz w:val="18"/>
+              </w:rPr>
+              <w:t xml:space="preserve">Version / notes</w:t>
             </w:r>
           </w:p>
         </w:tc>
         <w:tc>
           <w:tcPr>
+            <w:tcMar>
+              <w:top w:w="40" w:type="dxa"/>
+              <w:bottom w:w="40" w:type="dxa"/>
+              <w:left w:w="60" w:type="dxa"/>
+              <w:right w:w="60" w:type="dxa"/>
+            </w:tcMar>
+            <w:shd w:fill="1A365D" w:val="clear"/>
+            <w:tcMar>
+              <w:top w:w="40" w:type="dxa"/>
+              <w:bottom w:w="40" w:type="dxa"/>
+              <w:left w:w="60" w:type="dxa"/>
+              <w:right w:w="60" w:type="dxa"/>
+            </w:tcMar>
+          </w:tcPr>
+          <w:p>
+            <w:pPr>
+              <w:pStyle w:val="Compact"/>
+              <w:spacing w:before="0" w:after="40" w:line="264" w:lineRule="auto"/>
+              <w:jc w:val="left"/>
+            </w:pPr>
+            <w:r>
+              <w:rPr>
+                <w:rFonts w:ascii="Calibri" w:hAnsi="Calibri"/>
+                <w:b/>
+                <w:color w:val="FFFFFF"/>
+                <w:sz w:val="18"/>
+              </w:rPr>
+              <w:t xml:space="preserve">Where defined</w:t>
+            </w:r>
+          </w:p>
+        </w:tc>
+      </w:tr>
+      <w:tr>
+        <w:tc>
+          <w:tcPr>
+            <w:tcMar>
+              <w:top w:w="40" w:type="dxa"/>
+              <w:bottom w:w="40" w:type="dxa"/>
+              <w:left w:w="60" w:type="dxa"/>
+              <w:right w:w="60" w:type="dxa"/>
+            </w:tcMar>
+            <w:tcMar>
+              <w:top w:w="40" w:type="dxa"/>
+              <w:bottom w:w="40" w:type="dxa"/>
+              <w:left w:w="60" w:type="dxa"/>
+              <w:right w:w="60" w:type="dxa"/>
+            </w:tcMar>
+          </w:tcPr>
+          <w:p>
+            <w:pPr>
+              <w:pStyle w:val="Compact"/>
+              <w:spacing w:before="0" w:after="40" w:line="264" w:lineRule="auto"/>
+              <w:jc w:val="left"/>
+            </w:pPr>
+            <w:r>
+              <w:rPr>
+                <w:rFonts w:ascii="Calibri" w:hAnsi="Calibri"/>
+                <w:sz w:val="18"/>
+              </w:rPr>
+              <w:t xml:space="preserve">Angular</w:t>
+            </w:r>
+          </w:p>
+        </w:tc>
+        <w:tc>
+          <w:tcPr>
+            <w:tcMar>
+              <w:top w:w="40" w:type="dxa"/>
+              <w:bottom w:w="40" w:type="dxa"/>
+              <w:left w:w="60" w:type="dxa"/>
+              <w:right w:w="60" w:type="dxa"/>
+            </w:tcMar>
+            <w:tcMar>
+              <w:top w:w="40" w:type="dxa"/>
+              <w:bottom w:w="40" w:type="dxa"/>
+              <w:left w:w="60" w:type="dxa"/>
+              <w:right w:w="60" w:type="dxa"/>
+            </w:tcMar>
+          </w:tcPr>
+          <w:p>
+            <w:pPr>
+              <w:pStyle w:val="Compact"/>
+              <w:spacing w:before="0" w:after="40" w:line="264" w:lineRule="auto"/>
+              <w:jc w:val="left"/>
+            </w:pPr>
+            <w:r>
+              <w:rPr>
+                <w:rFonts w:ascii="Calibri" w:hAnsi="Calibri"/>
+                <w:sz w:val="18"/>
+              </w:rPr>
+              <w:t xml:space="preserve">^22.0.x (core, router, forms,</w:t>
+            </w:r>
+            <w:r>
+              <w:rPr>
+                <w:rFonts w:ascii="Calibri" w:hAnsi="Calibri"/>
+                <w:sz w:val="18"/>
+              </w:rPr>
+              <w:t xml:space="preserve"> </w:t>
+            </w:r>
+            <w:r>
+              <w:rPr>
+                <w:rFonts w:ascii="Calibri" w:hAnsi="Calibri"/>
+                <w:sz w:val="18"/>
+              </w:rPr>
+              <w:t xml:space="preserve">common, animations, compiler,</w:t>
+            </w:r>
+            <w:r>
+              <w:rPr>
+                <w:rFonts w:ascii="Calibri" w:hAnsi="Calibri"/>
+                <w:sz w:val="18"/>
+              </w:rPr>
+              <w:t xml:space="preserve"> </w:t>
+            </w:r>
+            <w:r>
+              <w:rPr>
+                <w:rFonts w:ascii="Calibri" w:hAnsi="Calibri"/>
+                <w:sz w:val="18"/>
+              </w:rPr>
+              <w:t xml:space="preserve">platform-browser)</w:t>
+            </w:r>
+            <w:r>
+              <w:rPr>
+                <w:rFonts w:ascii="Calibri" w:hAnsi="Calibri"/>
+                <w:sz w:val="18"/>
+              </w:rPr>
+              <w:t xml:space="preserve"> </w:t>
+            </w:r>
+            <w:r>
+              <w:rPr>
+                <w:rFonts w:ascii="Calibri" w:hAnsi="Calibri"/>
+                <w:sz w:val="18"/>
+              </w:rPr>
+              <w:t xml:space="preserve">~6.0.2</w:t>
+            </w:r>
+            <w:r>
+              <w:rPr>
+                <w:rFonts w:ascii="Calibri" w:hAnsi="Calibri"/>
+                <w:sz w:val="18"/>
+              </w:rPr>
+              <w:t xml:space="preserve"> </w:t>
+            </w:r>
+            <w:r>
+              <w:rPr>
+                <w:rFonts w:ascii="Calibri" w:hAnsi="Calibri"/>
+                <w:sz w:val="18"/>
+              </w:rPr>
+              <w:t xml:space="preserve">~7.8.0</w:t>
+            </w:r>
+            <w:r>
+              <w:rPr>
+                <w:rFonts w:ascii="Calibri" w:hAnsi="Calibri"/>
+                <w:sz w:val="18"/>
+              </w:rPr>
+              <w:t xml:space="preserve"> </w:t>
+            </w:r>
+            <w:r>
+              <w:rPr>
+                <w:rFonts w:ascii="Calibri" w:hAnsi="Calibri"/>
+                <w:sz w:val="18"/>
+              </w:rPr>
+              <w:t xml:space="preserve">^2.3.0</w:t>
+            </w:r>
+            <w:r>
+              <w:rPr>
+                <w:rFonts w:ascii="Calibri" w:hAnsi="Calibri"/>
+                <w:sz w:val="18"/>
+              </w:rPr>
+              <w:t xml:space="preserve"> </w:t>
+            </w:r>
+            <w:r>
+              <w:rPr>
+                <w:rFonts w:ascii="Calibri" w:hAnsi="Calibri"/>
+                <w:sz w:val="18"/>
+              </w:rPr>
+              <w:t xml:space="preserve">11.16.0 (</w:t>
+            </w:r>
+            <w:r>
+              <w:rPr>
+                <w:rStyle w:val="VerbatimChar"/>
+                <w:rFonts w:ascii="Calibri" w:hAnsi="Calibri"/>
+                <w:sz w:val="18"/>
+              </w:rPr>
+              <w:t xml:space="preserve">packageManager</w:t>
+            </w:r>
+            <w:r>
+              <w:rPr>
+                <w:rFonts w:ascii="Calibri" w:hAnsi="Calibri"/>
+                <w:sz w:val="18"/>
+              </w:rPr>
+              <w:t xml:space="preserve">)</w:t>
+            </w:r>
+            <w:r>
+              <w:rPr>
+                <w:rFonts w:ascii="Calibri" w:hAnsi="Calibri"/>
+                <w:sz w:val="18"/>
+              </w:rPr>
+              <w:t xml:space="preserve"> </w:t>
+            </w:r>
+            <w:r>
+              <w:rPr>
+                <w:rFonts w:ascii="Calibri" w:hAnsi="Calibri"/>
+                <w:sz w:val="18"/>
+              </w:rPr>
+              <w:t xml:space="preserve">Component / global styles</w:t>
+            </w:r>
+          </w:p>
+        </w:tc>
+        <w:tc>
+          <w:tcPr>
+            <w:tcMar>
+              <w:top w:w="40" w:type="dxa"/>
+              <w:bottom w:w="40" w:type="dxa"/>
+              <w:left w:w="60" w:type="dxa"/>
+              <w:right w:w="60" w:type="dxa"/>
+            </w:tcMar>
             <w:tcMar>
               <w:top w:w="40" w:type="dxa"/>
               <w:bottom w:w="40" w:type="dxa"/>
@@ -2675,55 +2987,6 @@
               <w:right w:w="60" w:type="dxa"/>
             </w:tcMar>
             <w:shd w:fill="1A365D" w:val="clear"/>
-          </w:tcPr>
-          <w:p>
-            <w:pPr>
-              <w:pStyle w:val="Compact"/>
-              <w:spacing w:before="0" w:after="40" w:line="264" w:lineRule="auto"/>
-              <w:jc w:val="left"/>
-            </w:pPr>
-            <w:r>
-              <w:rPr>
-                <w:rFonts w:ascii="Calibri" w:hAnsi="Calibri"/>
-                <w:b/>
-                <w:color w:val="FFFFFF"/>
-                <w:sz w:val="18"/>
-              </w:rPr>
-              <w:t xml:space="preserve">Technology</w:t>
-            </w:r>
-          </w:p>
-        </w:tc>
-        <w:tc>
-          <w:tcPr>
-            <w:tcMar>
-              <w:top w:w="40" w:type="dxa"/>
-              <w:bottom w:w="40" w:type="dxa"/>
-              <w:left w:w="60" w:type="dxa"/>
-              <w:right w:w="60" w:type="dxa"/>
-            </w:tcMar>
-            <w:shd w:fill="1A365D" w:val="clear"/>
-          </w:tcPr>
-          <w:p>
-            <w:pPr>
-              <w:pStyle w:val="Compact"/>
-              <w:spacing w:before="0" w:after="40" w:line="264" w:lineRule="auto"/>
-              <w:jc w:val="left"/>
-            </w:pPr>
-            <w:r>
-              <w:rPr>
-                <w:rFonts w:ascii="Calibri" w:hAnsi="Calibri"/>
-                <w:b/>
-                <w:color w:val="FFFFFF"/>
-                <w:sz w:val="18"/>
-              </w:rPr>
-              <w:t xml:space="preserve">Version / notes</w:t>
-            </w:r>
-          </w:p>
-        </w:tc>
-      </w:tr>
-      <w:tr>
-        <w:tc>
-          <w:tcPr>
             <w:tcMar>
               <w:top w:w="40" w:type="dxa"/>
               <w:bottom w:w="40" w:type="dxa"/>
@@ -2740,14 +3003,23 @@
             <w:r>
               <w:rPr>
                 <w:rFonts w:ascii="Calibri" w:hAnsi="Calibri"/>
-                <w:sz w:val="18"/>
-              </w:rPr>
-              <w:t xml:space="preserve">Angular Material</w:t>
+                <w:b/>
+                <w:color w:val="FFFFFF"/>
+                <w:sz w:val="18"/>
+              </w:rPr>
+              <w:t xml:space="preserve">Technology</w:t>
             </w:r>
           </w:p>
         </w:tc>
         <w:tc>
           <w:tcPr>
+            <w:tcMar>
+              <w:top w:w="40" w:type="dxa"/>
+              <w:bottom w:w="40" w:type="dxa"/>
+              <w:left w:w="60" w:type="dxa"/>
+              <w:right w:w="60" w:type="dxa"/>
+            </w:tcMar>
+            <w:shd w:fill="1A365D" w:val="clear"/>
             <w:tcMar>
               <w:top w:w="40" w:type="dxa"/>
               <w:bottom w:w="40" w:type="dxa"/>
@@ -2764,23 +3036,11 @@
             <w:r>
               <w:rPr>
                 <w:rFonts w:ascii="Calibri" w:hAnsi="Calibri"/>
-                <w:sz w:val="18"/>
-              </w:rPr>
-              <w:t xml:space="preserve">^22.0.5 — buttons, dialogs, forms,</w:t>
-            </w:r>
-            <w:r>
-              <w:rPr>
-                <w:rFonts w:ascii="Calibri" w:hAnsi="Calibri"/>
-                <w:sz w:val="18"/>
-              </w:rPr>
-              <w:t xml:space="preserve"> </w:t>
-            </w:r>
-            <w:r>
-              <w:rPr>
-                <w:rFonts w:ascii="Calibri" w:hAnsi="Calibri"/>
-                <w:sz w:val="18"/>
-              </w:rPr>
-              <w:t xml:space="preserve">icons, cards, etc.</w:t>
+                <w:b/>
+                <w:color w:val="FFFFFF"/>
+                <w:sz w:val="18"/>
+              </w:rPr>
+              <w:t xml:space="preserve">Version / notes</w:t>
             </w:r>
           </w:p>
         </w:tc>
@@ -2788,6 +3048,12 @@
       <w:tr>
         <w:tc>
           <w:tcPr>
+            <w:tcMar>
+              <w:top w:w="40" w:type="dxa"/>
+              <w:bottom w:w="40" w:type="dxa"/>
+              <w:left w:w="60" w:type="dxa"/>
+              <w:right w:w="60" w:type="dxa"/>
+            </w:tcMar>
             <w:tcMar>
               <w:top w:w="40" w:type="dxa"/>
               <w:bottom w:w="40" w:type="dxa"/>
@@ -2806,12 +3072,94 @@
                 <w:rFonts w:ascii="Calibri" w:hAnsi="Calibri"/>
                 <w:sz w:val="18"/>
               </w:rPr>
-              <w:t xml:space="preserve">Angular CDK</w:t>
+              <w:t xml:space="preserve">Angular Material</w:t>
             </w:r>
           </w:p>
         </w:tc>
         <w:tc>
           <w:tcPr>
+            <w:tcMar>
+              <w:top w:w="40" w:type="dxa"/>
+              <w:bottom w:w="40" w:type="dxa"/>
+              <w:left w:w="60" w:type="dxa"/>
+              <w:right w:w="60" w:type="dxa"/>
+            </w:tcMar>
+            <w:tcMar>
+              <w:top w:w="40" w:type="dxa"/>
+              <w:bottom w:w="40" w:type="dxa"/>
+              <w:left w:w="60" w:type="dxa"/>
+              <w:right w:w="60" w:type="dxa"/>
+            </w:tcMar>
+          </w:tcPr>
+          <w:p>
+            <w:pPr>
+              <w:pStyle w:val="Compact"/>
+              <w:spacing w:before="0" w:after="40" w:line="264" w:lineRule="auto"/>
+              <w:jc w:val="left"/>
+            </w:pPr>
+            <w:r>
+              <w:rPr>
+                <w:rFonts w:ascii="Calibri" w:hAnsi="Calibri"/>
+                <w:sz w:val="18"/>
+              </w:rPr>
+              <w:t xml:space="preserve">^22.0.5 — buttons, dialogs, forms,</w:t>
+            </w:r>
+            <w:r>
+              <w:rPr>
+                <w:rFonts w:ascii="Calibri" w:hAnsi="Calibri"/>
+                <w:sz w:val="18"/>
+              </w:rPr>
+              <w:t xml:space="preserve"> </w:t>
+            </w:r>
+            <w:r>
+              <w:rPr>
+                <w:rFonts w:ascii="Calibri" w:hAnsi="Calibri"/>
+                <w:sz w:val="18"/>
+              </w:rPr>
+              <w:t xml:space="preserve">icons, cards, etc.</w:t>
+            </w:r>
+          </w:p>
+        </w:tc>
+      </w:tr>
+      <w:tr>
+        <w:tc>
+          <w:tcPr>
+            <w:tcMar>
+              <w:top w:w="40" w:type="dxa"/>
+              <w:bottom w:w="40" w:type="dxa"/>
+              <w:left w:w="60" w:type="dxa"/>
+              <w:right w:w="60" w:type="dxa"/>
+            </w:tcMar>
+            <w:tcMar>
+              <w:top w:w="40" w:type="dxa"/>
+              <w:bottom w:w="40" w:type="dxa"/>
+              <w:left w:w="60" w:type="dxa"/>
+              <w:right w:w="60" w:type="dxa"/>
+            </w:tcMar>
+          </w:tcPr>
+          <w:p>
+            <w:pPr>
+              <w:pStyle w:val="Compact"/>
+              <w:spacing w:before="0" w:after="40" w:line="264" w:lineRule="auto"/>
+              <w:jc w:val="left"/>
+            </w:pPr>
+            <w:r>
+              <w:rPr>
+                <w:rFonts w:ascii="Calibri" w:hAnsi="Calibri"/>
+                <w:sz w:val="18"/>
+              </w:rPr>
+              <w:t xml:space="preserve">Angular CDK</w:t>
+            </w:r>
+          </w:p>
+        </w:tc>
+        <w:tc>
+          <w:tcPr>
+            <w:tcMar>
+              <w:top w:w="40" w:type="dxa"/>
+              <w:bottom w:w="40" w:type="dxa"/>
+              <w:left w:w="60" w:type="dxa"/>
+              <w:right w:w="60" w:type="dxa"/>
+            </w:tcMar>
             <w:tcMar>
               <w:top w:w="40" w:type="dxa"/>
               <w:bottom w:w="40" w:type="dxa"/>
@@ -2878,55 +3226,6 @@
               <w:right w:w="60" w:type="dxa"/>
             </w:tcMar>
             <w:shd w:fill="1A365D" w:val="clear"/>
-          </w:tcPr>
-          <w:p>
-            <w:pPr>
-              <w:pStyle w:val="Compact"/>
-              <w:spacing w:before="0" w:after="40" w:line="264" w:lineRule="auto"/>
-              <w:jc w:val="left"/>
-            </w:pPr>
-            <w:r>
-              <w:rPr>
-                <w:rFonts w:ascii="Calibri" w:hAnsi="Calibri"/>
-                <w:b/>
-                <w:color w:val="FFFFFF"/>
-                <w:sz w:val="18"/>
-              </w:rPr>
-              <w:t xml:space="preserve">Technology</w:t>
-            </w:r>
-          </w:p>
-        </w:tc>
-        <w:tc>
-          <w:tcPr>
-            <w:tcMar>
-              <w:top w:w="40" w:type="dxa"/>
-              <w:bottom w:w="40" w:type="dxa"/>
-              <w:left w:w="60" w:type="dxa"/>
-              <w:right w:w="60" w:type="dxa"/>
-            </w:tcMar>
-            <w:shd w:fill="1A365D" w:val="clear"/>
-          </w:tcPr>
-          <w:p>
-            <w:pPr>
-              <w:pStyle w:val="Compact"/>
-              <w:spacing w:before="0" w:after="40" w:line="264" w:lineRule="auto"/>
-              <w:jc w:val="left"/>
-            </w:pPr>
-            <w:r>
-              <w:rPr>
-                <w:rFonts w:ascii="Calibri" w:hAnsi="Calibri"/>
-                <w:b/>
-                <w:color w:val="FFFFFF"/>
-                <w:sz w:val="18"/>
-              </w:rPr>
-              <w:t xml:space="preserve">Version / notes</w:t>
-            </w:r>
-          </w:p>
-        </w:tc>
-      </w:tr>
-      <w:tr>
-        <w:tc>
-          <w:tcPr>
             <w:tcMar>
               <w:top w:w="40" w:type="dxa"/>
               <w:bottom w:w="40" w:type="dxa"/>
@@ -2943,70 +3242,143 @@
             <w:r>
               <w:rPr>
                 <w:rFonts w:ascii="Calibri" w:hAnsi="Calibri"/>
-                <w:sz w:val="18"/>
-              </w:rPr>
-              <w:t xml:space="preserve">Angular CLI</w:t>
-            </w:r>
-            <w:r>
-              <w:rPr>
-                <w:rFonts w:ascii="Calibri" w:hAnsi="Calibri"/>
-                <w:sz w:val="18"/>
-              </w:rPr>
-              <w:t xml:space="preserve"> </w:t>
-            </w:r>
-            <w:r>
-              <w:rPr>
-                <w:rFonts w:ascii="Calibri" w:hAnsi="Calibri"/>
-                <w:sz w:val="18"/>
-              </w:rPr>
-              <w:t xml:space="preserve">@angular/build</w:t>
-            </w:r>
-            <w:r>
-              <w:rPr>
-                <w:rFonts w:ascii="Calibri" w:hAnsi="Calibri"/>
-                <w:sz w:val="18"/>
-              </w:rPr>
-              <w:t xml:space="preserve"> </w:t>
-            </w:r>
-            <w:r>
-              <w:rPr>
-                <w:rFonts w:ascii="Calibri" w:hAnsi="Calibri"/>
-                <w:sz w:val="18"/>
-              </w:rPr>
-              <w:t xml:space="preserve">Prettier</w:t>
-            </w:r>
-            <w:r>
-              <w:rPr>
-                <w:rFonts w:ascii="Calibri" w:hAnsi="Calibri"/>
-                <w:sz w:val="18"/>
-              </w:rPr>
-              <w:t xml:space="preserve"> </w:t>
-            </w:r>
-            <w:r>
-              <w:rPr>
-                <w:rFonts w:ascii="Calibri" w:hAnsi="Calibri"/>
-                <w:sz w:val="18"/>
-              </w:rPr>
-              <w:t xml:space="preserve">Vitest</w:t>
-            </w:r>
-            <w:r>
-              <w:rPr>
-                <w:rFonts w:ascii="Calibri" w:hAnsi="Calibri"/>
-                <w:sz w:val="18"/>
-              </w:rPr>
-              <w:t xml:space="preserve"> </w:t>
-            </w:r>
-            <w:r>
-              <w:rPr>
-                <w:rFonts w:ascii="Calibri" w:hAnsi="Calibri"/>
-                <w:sz w:val="18"/>
-              </w:rPr>
-              <w:t xml:space="preserve">jsdom</w:t>
+                <w:b/>
+                <w:color w:val="FFFFFF"/>
+                <w:sz w:val="18"/>
+              </w:rPr>
+              <w:t xml:space="preserve">Technology</w:t>
             </w:r>
           </w:p>
         </w:tc>
         <w:tc>
           <w:tcPr>
+            <w:tcMar>
+              <w:top w:w="40" w:type="dxa"/>
+              <w:bottom w:w="40" w:type="dxa"/>
+              <w:left w:w="60" w:type="dxa"/>
+              <w:right w:w="60" w:type="dxa"/>
+            </w:tcMar>
+            <w:shd w:fill="1A365D" w:val="clear"/>
+            <w:tcMar>
+              <w:top w:w="40" w:type="dxa"/>
+              <w:bottom w:w="40" w:type="dxa"/>
+              <w:left w:w="60" w:type="dxa"/>
+              <w:right w:w="60" w:type="dxa"/>
+            </w:tcMar>
+          </w:tcPr>
+          <w:p>
+            <w:pPr>
+              <w:pStyle w:val="Compact"/>
+              <w:spacing w:before="0" w:after="40" w:line="264" w:lineRule="auto"/>
+              <w:jc w:val="left"/>
+            </w:pPr>
+            <w:r>
+              <w:rPr>
+                <w:rFonts w:ascii="Calibri" w:hAnsi="Calibri"/>
+                <w:b/>
+                <w:color w:val="FFFFFF"/>
+                <w:sz w:val="18"/>
+              </w:rPr>
+              <w:t xml:space="preserve">Version / notes</w:t>
+            </w:r>
+          </w:p>
+        </w:tc>
+      </w:tr>
+      <w:tr>
+        <w:tc>
+          <w:tcPr>
+            <w:tcMar>
+              <w:top w:w="40" w:type="dxa"/>
+              <w:bottom w:w="40" w:type="dxa"/>
+              <w:left w:w="60" w:type="dxa"/>
+              <w:right w:w="60" w:type="dxa"/>
+            </w:tcMar>
+            <w:tcMar>
+              <w:top w:w="40" w:type="dxa"/>
+              <w:bottom w:w="40" w:type="dxa"/>
+              <w:left w:w="60" w:type="dxa"/>
+              <w:right w:w="60" w:type="dxa"/>
+            </w:tcMar>
+          </w:tcPr>
+          <w:p>
+            <w:pPr>
+              <w:pStyle w:val="Compact"/>
+              <w:spacing w:before="0" w:after="40" w:line="264" w:lineRule="auto"/>
+              <w:jc w:val="left"/>
+            </w:pPr>
+            <w:r>
+              <w:rPr>
+                <w:rFonts w:ascii="Calibri" w:hAnsi="Calibri"/>
+                <w:sz w:val="18"/>
+              </w:rPr>
+              <w:t xml:space="preserve">Angular CLI</w:t>
+            </w:r>
+            <w:r>
+              <w:rPr>
+                <w:rFonts w:ascii="Calibri" w:hAnsi="Calibri"/>
+                <w:sz w:val="18"/>
+              </w:rPr>
+              <w:t xml:space="preserve"> </w:t>
+            </w:r>
+            <w:r>
+              <w:rPr>
+                <w:rFonts w:ascii="Calibri" w:hAnsi="Calibri"/>
+                <w:sz w:val="18"/>
+              </w:rPr>
+              <w:t xml:space="preserve">@angular/build</w:t>
+            </w:r>
+            <w:r>
+              <w:rPr>
+                <w:rFonts w:ascii="Calibri" w:hAnsi="Calibri"/>
+                <w:sz w:val="18"/>
+              </w:rPr>
+              <w:t xml:space="preserve"> </w:t>
+            </w:r>
+            <w:r>
+              <w:rPr>
+                <w:rFonts w:ascii="Calibri" w:hAnsi="Calibri"/>
+                <w:sz w:val="18"/>
+              </w:rPr>
+              <w:t xml:space="preserve">Prettier</w:t>
+            </w:r>
+            <w:r>
+              <w:rPr>
+                <w:rFonts w:ascii="Calibri" w:hAnsi="Calibri"/>
+                <w:sz w:val="18"/>
+              </w:rPr>
+              <w:t xml:space="preserve"> </w:t>
+            </w:r>
+            <w:r>
+              <w:rPr>
+                <w:rFonts w:ascii="Calibri" w:hAnsi="Calibri"/>
+                <w:sz w:val="18"/>
+              </w:rPr>
+              <w:t xml:space="preserve">Vitest</w:t>
+            </w:r>
+            <w:r>
+              <w:rPr>
+                <w:rFonts w:ascii="Calibri" w:hAnsi="Calibri"/>
+                <w:sz w:val="18"/>
+              </w:rPr>
+              <w:t xml:space="preserve"> </w:t>
+            </w:r>
+            <w:r>
+              <w:rPr>
+                <w:rFonts w:ascii="Calibri" w:hAnsi="Calibri"/>
+                <w:sz w:val="18"/>
+              </w:rPr>
+              <w:t xml:space="preserve">jsdom</w:t>
+            </w:r>
+          </w:p>
+        </w:tc>
+        <w:tc>
+          <w:tcPr>
+            <w:tcMar>
+              <w:top w:w="40" w:type="dxa"/>
+              <w:bottom w:w="40" w:type="dxa"/>
+              <w:left w:w="60" w:type="dxa"/>
+              <w:right w:w="60" w:type="dxa"/>
+            </w:tcMar>
             <w:tcMar>
               <w:top w:w="40" w:type="dxa"/>
               <w:bottom w:w="40" w:type="dxa"/>
@@ -3144,55 +3516,6 @@
               <w:right w:w="60" w:type="dxa"/>
             </w:tcMar>
             <w:shd w:fill="1A365D" w:val="clear"/>
-          </w:tcPr>
-          <w:p>
-            <w:pPr>
-              <w:pStyle w:val="Compact"/>
-              <w:spacing w:before="0" w:after="40" w:line="264" w:lineRule="auto"/>
-              <w:jc w:val="left"/>
-            </w:pPr>
-            <w:r>
-              <w:rPr>
-                <w:rFonts w:ascii="Calibri" w:hAnsi="Calibri"/>
-                <w:b/>
-                <w:color w:val="FFFFFF"/>
-                <w:sz w:val="18"/>
-              </w:rPr>
-              <w:t xml:space="preserve">Concern</w:t>
-            </w:r>
-          </w:p>
-        </w:tc>
-        <w:tc>
-          <w:tcPr>
-            <w:tcMar>
-              <w:top w:w="40" w:type="dxa"/>
-              <w:bottom w:w="40" w:type="dxa"/>
-              <w:left w:w="60" w:type="dxa"/>
-              <w:right w:w="60" w:type="dxa"/>
-            </w:tcMar>
-            <w:shd w:fill="1A365D" w:val="clear"/>
-          </w:tcPr>
-          <w:p>
-            <w:pPr>
-              <w:pStyle w:val="Compact"/>
-              <w:spacing w:before="0" w:after="40" w:line="264" w:lineRule="auto"/>
-              <w:jc w:val="left"/>
-            </w:pPr>
-            <w:r>
-              <w:rPr>
-                <w:rFonts w:ascii="Calibri" w:hAnsi="Calibri"/>
-                <w:b/>
-                <w:color w:val="FFFFFF"/>
-                <w:sz w:val="18"/>
-              </w:rPr>
-              <w:t xml:space="preserve">Approach</w:t>
-            </w:r>
-          </w:p>
-        </w:tc>
-      </w:tr>
-      <w:tr>
-        <w:tc>
-          <w:tcPr>
             <w:tcMar>
               <w:top w:w="40" w:type="dxa"/>
               <w:bottom w:w="40" w:type="dxa"/>
@@ -3209,28 +3532,101 @@
             <w:r>
               <w:rPr>
                 <w:rFonts w:ascii="Calibri" w:hAnsi="Calibri"/>
-                <w:sz w:val="18"/>
-              </w:rPr>
-              <w:t xml:space="preserve">HTTP</w:t>
-            </w:r>
-            <w:r>
-              <w:rPr>
-                <w:rFonts w:ascii="Calibri" w:hAnsi="Calibri"/>
-                <w:sz w:val="18"/>
-              </w:rPr>
-              <w:t xml:space="preserve"> </w:t>
-            </w:r>
-            <w:r>
-              <w:rPr>
-                <w:rFonts w:ascii="Calibri" w:hAnsi="Calibri"/>
-                <w:sz w:val="18"/>
-              </w:rPr>
-              <w:t xml:space="preserve">Auth</w:t>
+                <w:b/>
+                <w:color w:val="FFFFFF"/>
+                <w:sz w:val="18"/>
+              </w:rPr>
+              <w:t xml:space="preserve">Concern</w:t>
             </w:r>
           </w:p>
         </w:tc>
         <w:tc>
           <w:tcPr>
+            <w:tcMar>
+              <w:top w:w="40" w:type="dxa"/>
+              <w:bottom w:w="40" w:type="dxa"/>
+              <w:left w:w="60" w:type="dxa"/>
+              <w:right w:w="60" w:type="dxa"/>
+            </w:tcMar>
+            <w:shd w:fill="1A365D" w:val="clear"/>
+            <w:tcMar>
+              <w:top w:w="40" w:type="dxa"/>
+              <w:bottom w:w="40" w:type="dxa"/>
+              <w:left w:w="60" w:type="dxa"/>
+              <w:right w:w="60" w:type="dxa"/>
+            </w:tcMar>
+          </w:tcPr>
+          <w:p>
+            <w:pPr>
+              <w:pStyle w:val="Compact"/>
+              <w:spacing w:before="0" w:after="40" w:line="264" w:lineRule="auto"/>
+              <w:jc w:val="left"/>
+            </w:pPr>
+            <w:r>
+              <w:rPr>
+                <w:rFonts w:ascii="Calibri" w:hAnsi="Calibri"/>
+                <w:b/>
+                <w:color w:val="FFFFFF"/>
+                <w:sz w:val="18"/>
+              </w:rPr>
+              <w:t xml:space="preserve">Approach</w:t>
+            </w:r>
+          </w:p>
+        </w:tc>
+      </w:tr>
+      <w:tr>
+        <w:tc>
+          <w:tcPr>
+            <w:tcMar>
+              <w:top w:w="40" w:type="dxa"/>
+              <w:bottom w:w="40" w:type="dxa"/>
+              <w:left w:w="60" w:type="dxa"/>
+              <w:right w:w="60" w:type="dxa"/>
+            </w:tcMar>
+            <w:tcMar>
+              <w:top w:w="40" w:type="dxa"/>
+              <w:bottom w:w="40" w:type="dxa"/>
+              <w:left w:w="60" w:type="dxa"/>
+              <w:right w:w="60" w:type="dxa"/>
+            </w:tcMar>
+          </w:tcPr>
+          <w:p>
+            <w:pPr>
+              <w:pStyle w:val="Compact"/>
+              <w:spacing w:before="0" w:after="40" w:line="264" w:lineRule="auto"/>
+              <w:jc w:val="left"/>
+            </w:pPr>
+            <w:r>
+              <w:rPr>
+                <w:rFonts w:ascii="Calibri" w:hAnsi="Calibri"/>
+                <w:sz w:val="18"/>
+              </w:rPr>
+              <w:t xml:space="preserve">HTTP</w:t>
+            </w:r>
+            <w:r>
+              <w:rPr>
+                <w:rFonts w:ascii="Calibri" w:hAnsi="Calibri"/>
+                <w:sz w:val="18"/>
+              </w:rPr>
+              <w:t xml:space="preserve"> </w:t>
+            </w:r>
+            <w:r>
+              <w:rPr>
+                <w:rFonts w:ascii="Calibri" w:hAnsi="Calibri"/>
+                <w:sz w:val="18"/>
+              </w:rPr>
+              <w:t xml:space="preserve">Auth</w:t>
+            </w:r>
+          </w:p>
+        </w:tc>
+        <w:tc>
+          <w:tcPr>
+            <w:tcMar>
+              <w:top w:w="40" w:type="dxa"/>
+              <w:bottom w:w="40" w:type="dxa"/>
+              <w:left w:w="60" w:type="dxa"/>
+              <w:right w:w="60" w:type="dxa"/>
+            </w:tcMar>
             <w:tcMar>
               <w:top w:w="40" w:type="dxa"/>
               <w:bottom w:w="40" w:type="dxa"/>
@@ -3399,55 +3795,6 @@
               <w:right w:w="60" w:type="dxa"/>
             </w:tcMar>
             <w:shd w:fill="1A365D" w:val="clear"/>
-          </w:tcPr>
-          <w:p>
-            <w:pPr>
-              <w:pStyle w:val="Compact"/>
-              <w:spacing w:before="0" w:after="40" w:line="264" w:lineRule="auto"/>
-              <w:jc w:val="left"/>
-            </w:pPr>
-            <w:r>
-              <w:rPr>
-                <w:rFonts w:ascii="Calibri" w:hAnsi="Calibri"/>
-                <w:b/>
-                <w:color w:val="FFFFFF"/>
-                <w:sz w:val="18"/>
-              </w:rPr>
-              <w:t xml:space="preserve">Technology</w:t>
-            </w:r>
-          </w:p>
-        </w:tc>
-        <w:tc>
-          <w:tcPr>
-            <w:tcMar>
-              <w:top w:w="40" w:type="dxa"/>
-              <w:bottom w:w="40" w:type="dxa"/>
-              <w:left w:w="60" w:type="dxa"/>
-              <w:right w:w="60" w:type="dxa"/>
-            </w:tcMar>
-            <w:shd w:fill="1A365D" w:val="clear"/>
-          </w:tcPr>
-          <w:p>
-            <w:pPr>
-              <w:pStyle w:val="Compact"/>
-              <w:spacing w:before="0" w:after="40" w:line="264" w:lineRule="auto"/>
-              <w:jc w:val="left"/>
-            </w:pPr>
-            <w:r>
-              <w:rPr>
-                <w:rFonts w:ascii="Calibri" w:hAnsi="Calibri"/>
-                <w:b/>
-                <w:color w:val="FFFFFF"/>
-                <w:sz w:val="18"/>
-              </w:rPr>
-              <w:t xml:space="preserve">Role</w:t>
-            </w:r>
-          </w:p>
-        </w:tc>
-      </w:tr>
-      <w:tr>
-        <w:tc>
-          <w:tcPr>
             <w:tcMar>
               <w:top w:w="40" w:type="dxa"/>
               <w:bottom w:w="40" w:type="dxa"/>
@@ -3464,14 +3811,23 @@
             <w:r>
               <w:rPr>
                 <w:rFonts w:ascii="Calibri" w:hAnsi="Calibri"/>
-                <w:sz w:val="18"/>
-              </w:rPr>
-              <w:t xml:space="preserve">Open Liberty</w:t>
+                <w:b/>
+                <w:color w:val="FFFFFF"/>
+                <w:sz w:val="18"/>
+              </w:rPr>
+              <w:t xml:space="preserve">Technology</w:t>
             </w:r>
           </w:p>
         </w:tc>
         <w:tc>
           <w:tcPr>
+            <w:tcMar>
+              <w:top w:w="40" w:type="dxa"/>
+              <w:bottom w:w="40" w:type="dxa"/>
+              <w:left w:w="60" w:type="dxa"/>
+              <w:right w:w="60" w:type="dxa"/>
+            </w:tcMar>
+            <w:shd w:fill="1A365D" w:val="clear"/>
             <w:tcMar>
               <w:top w:w="40" w:type="dxa"/>
               <w:bottom w:w="40" w:type="dxa"/>
@@ -3488,38 +3844,11 @@
             <w:r>
               <w:rPr>
                 <w:rFonts w:ascii="Calibri" w:hAnsi="Calibri"/>
-                <w:sz w:val="18"/>
-              </w:rPr>
-              <w:t xml:space="preserve">Primary app server (HTTP 9080,</w:t>
-            </w:r>
-            <w:r>
-              <w:rPr>
-                <w:rFonts w:ascii="Calibri" w:hAnsi="Calibri"/>
-                <w:sz w:val="18"/>
-              </w:rPr>
-              <w:t xml:space="preserve"> </w:t>
-            </w:r>
-            <w:r>
-              <w:rPr>
-                <w:rFonts w:ascii="Calibri" w:hAnsi="Calibri"/>
-                <w:sz w:val="18"/>
-              </w:rPr>
-              <w:t xml:space="preserve">HTTPS 9443);</w:t>
-            </w:r>
-            <w:r>
-              <w:rPr>
-                <w:rFonts w:ascii="Calibri" w:hAnsi="Calibri"/>
-                <w:sz w:val="18"/>
-              </w:rPr>
-              <w:t xml:space="preserve"> </w:t>
-            </w:r>
-            <w:r>
-              <w:rPr>
-                <w:rStyle w:val="VerbatimChar"/>
-                <w:rFonts w:ascii="Calibri" w:hAnsi="Calibri"/>
-                <w:sz w:val="18"/>
-              </w:rPr>
-              <w:t xml:space="preserve">scripts/redeploy-liberty.sh</w:t>
+                <w:b/>
+                <w:color w:val="FFFFFF"/>
+                <w:sz w:val="18"/>
+              </w:rPr>
+              <w:t xml:space="preserve">Role</w:t>
             </w:r>
           </w:p>
         </w:tc>
@@ -3527,6 +3856,12 @@
       <w:tr>
         <w:tc>
           <w:tcPr>
+            <w:tcMar>
+              <w:top w:w="40" w:type="dxa"/>
+              <w:bottom w:w="40" w:type="dxa"/>
+              <w:left w:w="60" w:type="dxa"/>
+              <w:right w:w="60" w:type="dxa"/>
+            </w:tcMar>
             <w:tcMar>
               <w:top w:w="40" w:type="dxa"/>
               <w:bottom w:w="40" w:type="dxa"/>
@@ -3545,12 +3880,18 @@
                 <w:rFonts w:ascii="Calibri" w:hAnsi="Calibri"/>
                 <w:sz w:val="18"/>
               </w:rPr>
-              <w:t xml:space="preserve">Embedded Tomcat</w:t>
+              <w:t xml:space="preserve">Open Liberty</w:t>
             </w:r>
           </w:p>
         </w:tc>
         <w:tc>
           <w:tcPr>
+            <w:tcMar>
+              <w:top w:w="40" w:type="dxa"/>
+              <w:bottom w:w="40" w:type="dxa"/>
+              <w:left w:w="60" w:type="dxa"/>
+              <w:right w:w="60" w:type="dxa"/>
+            </w:tcMar>
             <w:tcMar>
               <w:top w:w="40" w:type="dxa"/>
               <w:bottom w:w="40" w:type="dxa"/>
@@ -3569,7 +3910,7 @@
                 <w:rFonts w:ascii="Calibri" w:hAnsi="Calibri"/>
                 <w:sz w:val="18"/>
               </w:rPr>
-              <w:t xml:space="preserve">Alternate local run via Spring Boot</w:t>
+              <w:t xml:space="preserve">Primary app server (HTTP 9080,</w:t>
             </w:r>
             <w:r>
               <w:rPr>
@@ -3583,7 +3924,14 @@
                 <w:rFonts w:ascii="Calibri" w:hAnsi="Calibri"/>
                 <w:sz w:val="18"/>
               </w:rPr>
-              <w:t xml:space="preserve">(</w:t>
+              <w:t xml:space="preserve">HTTPS 9443);</w:t>
+            </w:r>
+            <w:r>
+              <w:rPr>
+                <w:rFonts w:ascii="Calibri" w:hAnsi="Calibri"/>
+                <w:sz w:val="18"/>
+              </w:rPr>
+              <w:t xml:space="preserve"> </w:t>
             </w:r>
             <w:r>
               <w:rPr>
@@ -3591,14 +3939,7 @@
                 <w:rFonts w:ascii="Calibri" w:hAnsi="Calibri"/>
                 <w:sz w:val="18"/>
               </w:rPr>
-              <w:t xml:space="preserve">server.port=8080</w:t>
-            </w:r>
-            <w:r>
-              <w:rPr>
-                <w:rFonts w:ascii="Calibri" w:hAnsi="Calibri"/>
-                <w:sz w:val="18"/>
-              </w:rPr>
-              <w:t xml:space="preserve">)</w:t>
+              <w:t xml:space="preserve">scripts/redeploy-liberty.sh</w:t>
             </w:r>
           </w:p>
         </w:tc>
@@ -3606,6 +3947,12 @@
       <w:tr>
         <w:tc>
           <w:tcPr>
+            <w:tcMar>
+              <w:top w:w="40" w:type="dxa"/>
+              <w:bottom w:w="40" w:type="dxa"/>
+              <w:left w:w="60" w:type="dxa"/>
+              <w:right w:w="60" w:type="dxa"/>
+            </w:tcMar>
             <w:tcMar>
               <w:top w:w="40" w:type="dxa"/>
               <w:bottom w:w="40" w:type="dxa"/>
@@ -3624,12 +3971,109 @@
                 <w:rFonts w:ascii="Calibri" w:hAnsi="Calibri"/>
                 <w:sz w:val="18"/>
               </w:rPr>
-              <w:t xml:space="preserve">PostgreSQL</w:t>
+              <w:t xml:space="preserve">Embedded Tomcat</w:t>
             </w:r>
           </w:p>
         </w:tc>
         <w:tc>
           <w:tcPr>
+            <w:tcMar>
+              <w:top w:w="40" w:type="dxa"/>
+              <w:bottom w:w="40" w:type="dxa"/>
+              <w:left w:w="60" w:type="dxa"/>
+              <w:right w:w="60" w:type="dxa"/>
+            </w:tcMar>
+            <w:tcMar>
+              <w:top w:w="40" w:type="dxa"/>
+              <w:bottom w:w="40" w:type="dxa"/>
+              <w:left w:w="60" w:type="dxa"/>
+              <w:right w:w="60" w:type="dxa"/>
+            </w:tcMar>
+          </w:tcPr>
+          <w:p>
+            <w:pPr>
+              <w:pStyle w:val="Compact"/>
+              <w:spacing w:before="0" w:after="40" w:line="264" w:lineRule="auto"/>
+              <w:jc w:val="left"/>
+            </w:pPr>
+            <w:r>
+              <w:rPr>
+                <w:rFonts w:ascii="Calibri" w:hAnsi="Calibri"/>
+                <w:sz w:val="18"/>
+              </w:rPr>
+              <w:t xml:space="preserve">Alternate local run via Spring Boot</w:t>
+            </w:r>
+            <w:r>
+              <w:rPr>
+                <w:rFonts w:ascii="Calibri" w:hAnsi="Calibri"/>
+                <w:sz w:val="18"/>
+              </w:rPr>
+              <w:t xml:space="preserve"> </w:t>
+            </w:r>
+            <w:r>
+              <w:rPr>
+                <w:rFonts w:ascii="Calibri" w:hAnsi="Calibri"/>
+                <w:sz w:val="18"/>
+              </w:rPr>
+              <w:t xml:space="preserve">(</w:t>
+            </w:r>
+            <w:r>
+              <w:rPr>
+                <w:rStyle w:val="VerbatimChar"/>
+                <w:rFonts w:ascii="Calibri" w:hAnsi="Calibri"/>
+                <w:sz w:val="18"/>
+              </w:rPr>
+              <w:t xml:space="preserve">server.port=8080</w:t>
+            </w:r>
+            <w:r>
+              <w:rPr>
+                <w:rFonts w:ascii="Calibri" w:hAnsi="Calibri"/>
+                <w:sz w:val="18"/>
+              </w:rPr>
+              <w:t xml:space="preserve">)</w:t>
+            </w:r>
+          </w:p>
+        </w:tc>
+      </w:tr>
+      <w:tr>
+        <w:tc>
+          <w:tcPr>
+            <w:tcMar>
+              <w:top w:w="40" w:type="dxa"/>
+              <w:bottom w:w="40" w:type="dxa"/>
+              <w:left w:w="60" w:type="dxa"/>
+              <w:right w:w="60" w:type="dxa"/>
+            </w:tcMar>
+            <w:tcMar>
+              <w:top w:w="40" w:type="dxa"/>
+              <w:bottom w:w="40" w:type="dxa"/>
+              <w:left w:w="60" w:type="dxa"/>
+              <w:right w:w="60" w:type="dxa"/>
+            </w:tcMar>
+          </w:tcPr>
+          <w:p>
+            <w:pPr>
+              <w:pStyle w:val="Compact"/>
+              <w:spacing w:before="0" w:after="40" w:line="264" w:lineRule="auto"/>
+              <w:jc w:val="left"/>
+            </w:pPr>
+            <w:r>
+              <w:rPr>
+                <w:rFonts w:ascii="Calibri" w:hAnsi="Calibri"/>
+                <w:sz w:val="18"/>
+              </w:rPr>
+              <w:t xml:space="preserve">PostgreSQL</w:t>
+            </w:r>
+          </w:p>
+        </w:tc>
+        <w:tc>
+          <w:tcPr>
+            <w:tcMar>
+              <w:top w:w="40" w:type="dxa"/>
+              <w:bottom w:w="40" w:type="dxa"/>
+              <w:left w:w="60" w:type="dxa"/>
+              <w:right w:w="60" w:type="dxa"/>
+            </w:tcMar>
             <w:tcMar>
               <w:top w:w="40" w:type="dxa"/>
               <w:bottom w:w="40" w:type="dxa"/>
@@ -3696,55 +4140,6 @@
               <w:right w:w="60" w:type="dxa"/>
             </w:tcMar>
             <w:shd w:fill="1A365D" w:val="clear"/>
-          </w:tcPr>
-          <w:p>
-            <w:pPr>
-              <w:pStyle w:val="Compact"/>
-              <w:spacing w:before="0" w:after="40" w:line="264" w:lineRule="auto"/>
-              <w:jc w:val="left"/>
-            </w:pPr>
-            <w:r>
-              <w:rPr>
-                <w:rFonts w:ascii="Calibri" w:hAnsi="Calibri"/>
-                <w:b/>
-                <w:color w:val="FFFFFF"/>
-                <w:sz w:val="18"/>
-              </w:rPr>
-              <w:t xml:space="preserve">Technology</w:t>
-            </w:r>
-          </w:p>
-        </w:tc>
-        <w:tc>
-          <w:tcPr>
-            <w:tcMar>
-              <w:top w:w="40" w:type="dxa"/>
-              <w:bottom w:w="40" w:type="dxa"/>
-              <w:left w:w="60" w:type="dxa"/>
-              <w:right w:w="60" w:type="dxa"/>
-            </w:tcMar>
-            <w:shd w:fill="1A365D" w:val="clear"/>
-          </w:tcPr>
-          <w:p>
-            <w:pPr>
-              <w:pStyle w:val="Compact"/>
-              <w:spacing w:before="0" w:after="40" w:line="264" w:lineRule="auto"/>
-              <w:jc w:val="left"/>
-            </w:pPr>
-            <w:r>
-              <w:rPr>
-                <w:rFonts w:ascii="Calibri" w:hAnsi="Calibri"/>
-                <w:b/>
-                <w:color w:val="FFFFFF"/>
-                <w:sz w:val="18"/>
-              </w:rPr>
-              <w:t xml:space="preserve">Role</w:t>
-            </w:r>
-          </w:p>
-        </w:tc>
-      </w:tr>
-      <w:tr>
-        <w:tc>
-          <w:tcPr>
             <w:tcMar>
               <w:top w:w="40" w:type="dxa"/>
               <w:bottom w:w="40" w:type="dxa"/>
@@ -3761,56 +4156,129 @@
             <w:r>
               <w:rPr>
                 <w:rFonts w:ascii="Calibri" w:hAnsi="Calibri"/>
-                <w:sz w:val="18"/>
-              </w:rPr>
-              <w:t xml:space="preserve">Markdown</w:t>
-            </w:r>
-            <w:r>
-              <w:rPr>
-                <w:rFonts w:ascii="Calibri" w:hAnsi="Calibri"/>
-                <w:sz w:val="18"/>
-              </w:rPr>
-              <w:t xml:space="preserve"> </w:t>
-            </w:r>
-            <w:r>
-              <w:rPr>
-                <w:rFonts w:ascii="Calibri" w:hAnsi="Calibri"/>
-                <w:sz w:val="18"/>
-              </w:rPr>
-              <w:t xml:space="preserve">Pandoc</w:t>
-            </w:r>
-            <w:r>
-              <w:rPr>
-                <w:rFonts w:ascii="Calibri" w:hAnsi="Calibri"/>
-                <w:sz w:val="18"/>
-              </w:rPr>
-              <w:t xml:space="preserve"> </w:t>
-            </w:r>
-            <w:r>
-              <w:rPr>
-                <w:rFonts w:ascii="Calibri" w:hAnsi="Calibri"/>
-                <w:sz w:val="18"/>
-              </w:rPr>
-              <w:t xml:space="preserve">Google Chrome</w:t>
-            </w:r>
-            <w:r>
-              <w:rPr>
-                <w:rFonts w:ascii="Calibri" w:hAnsi="Calibri"/>
-                <w:sz w:val="18"/>
-              </w:rPr>
-              <w:t xml:space="preserve"> </w:t>
-            </w:r>
-            <w:r>
-              <w:rPr>
-                <w:rFonts w:ascii="Calibri" w:hAnsi="Calibri"/>
-                <w:sz w:val="18"/>
-              </w:rPr>
-              <w:t xml:space="preserve">python-docx</w:t>
+                <w:b/>
+                <w:color w:val="FFFFFF"/>
+                <w:sz w:val="18"/>
+              </w:rPr>
+              <w:t xml:space="preserve">Technology</w:t>
             </w:r>
           </w:p>
         </w:tc>
         <w:tc>
           <w:tcPr>
+            <w:tcMar>
+              <w:top w:w="40" w:type="dxa"/>
+              <w:bottom w:w="40" w:type="dxa"/>
+              <w:left w:w="60" w:type="dxa"/>
+              <w:right w:w="60" w:type="dxa"/>
+            </w:tcMar>
+            <w:shd w:fill="1A365D" w:val="clear"/>
+            <w:tcMar>
+              <w:top w:w="40" w:type="dxa"/>
+              <w:bottom w:w="40" w:type="dxa"/>
+              <w:left w:w="60" w:type="dxa"/>
+              <w:right w:w="60" w:type="dxa"/>
+            </w:tcMar>
+          </w:tcPr>
+          <w:p>
+            <w:pPr>
+              <w:pStyle w:val="Compact"/>
+              <w:spacing w:before="0" w:after="40" w:line="264" w:lineRule="auto"/>
+              <w:jc w:val="left"/>
+            </w:pPr>
+            <w:r>
+              <w:rPr>
+                <w:rFonts w:ascii="Calibri" w:hAnsi="Calibri"/>
+                <w:b/>
+                <w:color w:val="FFFFFF"/>
+                <w:sz w:val="18"/>
+              </w:rPr>
+              <w:t xml:space="preserve">Role</w:t>
+            </w:r>
+          </w:p>
+        </w:tc>
+      </w:tr>
+      <w:tr>
+        <w:tc>
+          <w:tcPr>
+            <w:tcMar>
+              <w:top w:w="40" w:type="dxa"/>
+              <w:bottom w:w="40" w:type="dxa"/>
+              <w:left w:w="60" w:type="dxa"/>
+              <w:right w:w="60" w:type="dxa"/>
+            </w:tcMar>
+            <w:tcMar>
+              <w:top w:w="40" w:type="dxa"/>
+              <w:bottom w:w="40" w:type="dxa"/>
+              <w:left w:w="60" w:type="dxa"/>
+              <w:right w:w="60" w:type="dxa"/>
+            </w:tcMar>
+          </w:tcPr>
+          <w:p>
+            <w:pPr>
+              <w:pStyle w:val="Compact"/>
+              <w:spacing w:before="0" w:after="40" w:line="264" w:lineRule="auto"/>
+              <w:jc w:val="left"/>
+            </w:pPr>
+            <w:r>
+              <w:rPr>
+                <w:rFonts w:ascii="Calibri" w:hAnsi="Calibri"/>
+                <w:sz w:val="18"/>
+              </w:rPr>
+              <w:t xml:space="preserve">Markdown</w:t>
+            </w:r>
+            <w:r>
+              <w:rPr>
+                <w:rFonts w:ascii="Calibri" w:hAnsi="Calibri"/>
+                <w:sz w:val="18"/>
+              </w:rPr>
+              <w:t xml:space="preserve"> </w:t>
+            </w:r>
+            <w:r>
+              <w:rPr>
+                <w:rFonts w:ascii="Calibri" w:hAnsi="Calibri"/>
+                <w:sz w:val="18"/>
+              </w:rPr>
+              <w:t xml:space="preserve">Pandoc</w:t>
+            </w:r>
+            <w:r>
+              <w:rPr>
+                <w:rFonts w:ascii="Calibri" w:hAnsi="Calibri"/>
+                <w:sz w:val="18"/>
+              </w:rPr>
+              <w:t xml:space="preserve"> </w:t>
+            </w:r>
+            <w:r>
+              <w:rPr>
+                <w:rFonts w:ascii="Calibri" w:hAnsi="Calibri"/>
+                <w:sz w:val="18"/>
+              </w:rPr>
+              <w:t xml:space="preserve">Google Chrome</w:t>
+            </w:r>
+            <w:r>
+              <w:rPr>
+                <w:rFonts w:ascii="Calibri" w:hAnsi="Calibri"/>
+                <w:sz w:val="18"/>
+              </w:rPr>
+              <w:t xml:space="preserve"> </w:t>
+            </w:r>
+            <w:r>
+              <w:rPr>
+                <w:rFonts w:ascii="Calibri" w:hAnsi="Calibri"/>
+                <w:sz w:val="18"/>
+              </w:rPr>
+              <w:t xml:space="preserve">python-docx</w:t>
+            </w:r>
+          </w:p>
+        </w:tc>
+        <w:tc>
+          <w:tcPr>
+            <w:tcMar>
+              <w:top w:w="40" w:type="dxa"/>
+              <w:bottom w:w="40" w:type="dxa"/>
+              <w:left w:w="60" w:type="dxa"/>
+              <w:right w:w="60" w:type="dxa"/>
+            </w:tcMar>
             <w:tcMar>
               <w:top w:w="40" w:type="dxa"/>
               <w:bottom w:w="40" w:type="dxa"/>
@@ -3977,55 +4445,6 @@
               <w:right w:w="60" w:type="dxa"/>
             </w:tcMar>
             <w:shd w:fill="1A365D" w:val="clear"/>
-          </w:tcPr>
-          <w:p>
-            <w:pPr>
-              <w:pStyle w:val="Compact"/>
-              <w:spacing w:before="0" w:after="40" w:line="264" w:lineRule="auto"/>
-              <w:jc w:val="left"/>
-            </w:pPr>
-            <w:r>
-              <w:rPr>
-                <w:rFonts w:ascii="Calibri" w:hAnsi="Calibri"/>
-                <w:b/>
-                <w:color w:val="FFFFFF"/>
-                <w:sz w:val="18"/>
-              </w:rPr>
-              <w:t xml:space="preserve">Item</w:t>
-            </w:r>
-          </w:p>
-        </w:tc>
-        <w:tc>
-          <w:tcPr>
-            <w:tcMar>
-              <w:top w:w="40" w:type="dxa"/>
-              <w:bottom w:w="40" w:type="dxa"/>
-              <w:left w:w="60" w:type="dxa"/>
-              <w:right w:w="60" w:type="dxa"/>
-            </w:tcMar>
-            <w:shd w:fill="1A365D" w:val="clear"/>
-          </w:tcPr>
-          <w:p>
-            <w:pPr>
-              <w:pStyle w:val="Compact"/>
-              <w:spacing w:before="0" w:after="40" w:line="264" w:lineRule="auto"/>
-              <w:jc w:val="left"/>
-            </w:pPr>
-            <w:r>
-              <w:rPr>
-                <w:rFonts w:ascii="Calibri" w:hAnsi="Calibri"/>
-                <w:b/>
-                <w:color w:val="FFFFFF"/>
-                <w:sz w:val="18"/>
-              </w:rPr>
-              <w:t xml:space="preserve">Notes</w:t>
-            </w:r>
-          </w:p>
-        </w:tc>
-      </w:tr>
-      <w:tr>
-        <w:tc>
-          <w:tcPr>
             <w:tcMar>
               <w:top w:w="40" w:type="dxa"/>
               <w:bottom w:w="40" w:type="dxa"/>
@@ -4042,14 +4461,87 @@
             <w:r>
               <w:rPr>
                 <w:rFonts w:ascii="Calibri" w:hAnsi="Calibri"/>
-                <w:sz w:val="18"/>
-              </w:rPr>
-              <w:t xml:space="preserve">Cursor rules</w:t>
+                <w:b/>
+                <w:color w:val="FFFFFF"/>
+                <w:sz w:val="18"/>
+              </w:rPr>
+              <w:t xml:space="preserve">Item</w:t>
             </w:r>
           </w:p>
         </w:tc>
         <w:tc>
           <w:tcPr>
+            <w:tcMar>
+              <w:top w:w="40" w:type="dxa"/>
+              <w:bottom w:w="40" w:type="dxa"/>
+              <w:left w:w="60" w:type="dxa"/>
+              <w:right w:w="60" w:type="dxa"/>
+            </w:tcMar>
+            <w:shd w:fill="1A365D" w:val="clear"/>
+            <w:tcMar>
+              <w:top w:w="40" w:type="dxa"/>
+              <w:bottom w:w="40" w:type="dxa"/>
+              <w:left w:w="60" w:type="dxa"/>
+              <w:right w:w="60" w:type="dxa"/>
+            </w:tcMar>
+          </w:tcPr>
+          <w:p>
+            <w:pPr>
+              <w:pStyle w:val="Compact"/>
+              <w:spacing w:before="0" w:after="40" w:line="264" w:lineRule="auto"/>
+              <w:jc w:val="left"/>
+            </w:pPr>
+            <w:r>
+              <w:rPr>
+                <w:rFonts w:ascii="Calibri" w:hAnsi="Calibri"/>
+                <w:b/>
+                <w:color w:val="FFFFFF"/>
+                <w:sz w:val="18"/>
+              </w:rPr>
+              <w:t xml:space="preserve">Notes</w:t>
+            </w:r>
+          </w:p>
+        </w:tc>
+      </w:tr>
+      <w:tr>
+        <w:tc>
+          <w:tcPr>
+            <w:tcMar>
+              <w:top w:w="40" w:type="dxa"/>
+              <w:bottom w:w="40" w:type="dxa"/>
+              <w:left w:w="60" w:type="dxa"/>
+              <w:right w:w="60" w:type="dxa"/>
+            </w:tcMar>
+            <w:tcMar>
+              <w:top w:w="40" w:type="dxa"/>
+              <w:bottom w:w="40" w:type="dxa"/>
+              <w:left w:w="60" w:type="dxa"/>
+              <w:right w:w="60" w:type="dxa"/>
+            </w:tcMar>
+          </w:tcPr>
+          <w:p>
+            <w:pPr>
+              <w:pStyle w:val="Compact"/>
+              <w:spacing w:before="0" w:after="40" w:line="264" w:lineRule="auto"/>
+              <w:jc w:val="left"/>
+            </w:pPr>
+            <w:r>
+              <w:rPr>
+                <w:rFonts w:ascii="Calibri" w:hAnsi="Calibri"/>
+                <w:sz w:val="18"/>
+              </w:rPr>
+              <w:t xml:space="preserve">Cursor rules</w:t>
+            </w:r>
+          </w:p>
+        </w:tc>
+        <w:tc>
+          <w:tcPr>
+            <w:tcMar>
+              <w:top w:w="40" w:type="dxa"/>
+              <w:bottom w:w="40" w:type="dxa"/>
+              <w:left w:w="60" w:type="dxa"/>
+              <w:right w:w="60" w:type="dxa"/>
+            </w:tcMar>
             <w:tcMar>
               <w:top w:w="40" w:type="dxa"/>
               <w:bottom w:w="40" w:type="dxa"/>

--- a/docs/TECH_STACK.docx
+++ b/docs/TECH_STACK.docx
@@ -10,7 +10,7 @@
         <w:t xml:space="preserve">TECH_STACK</w:t>
       </w:r>
     </w:p>
-    <w:bookmarkStart w:id="26" w:name="technology-stack"/>
+    <w:bookmarkStart w:id="27" w:name="technology-stack"/>
     <w:p>
       <w:pPr>
         <w:pStyle w:val="Heading1"/>
@@ -97,7 +97,7 @@
         <w:pStyle w:val="BodyText"/>
       </w:pPr>
       <w:r>
-        <w:t xml:space="preserve">Last reviewed: 2026-07-23</w:t>
+        <w:t xml:space="preserve">Last reviewed: 2026-07-25</w:t>
       </w:r>
     </w:p>
     <w:bookmarkStart w:id="9" w:name="at-a-glance"/>
@@ -141,6 +141,55 @@
               <w:right w:w="60" w:type="dxa"/>
             </w:tcMar>
             <w:shd w:fill="1A365D" w:val="clear"/>
+          </w:tcPr>
+          <w:p>
+            <w:pPr>
+              <w:pStyle w:val="Compact"/>
+              <w:spacing w:before="0" w:after="40" w:line="264" w:lineRule="auto"/>
+              <w:jc w:val="left"/>
+            </w:pPr>
+            <w:r>
+              <w:rPr>
+                <w:rFonts w:ascii="Calibri" w:hAnsi="Calibri"/>
+                <w:b/>
+                <w:color w:val="FFFFFF"/>
+                <w:sz w:val="18"/>
+              </w:rPr>
+              <w:t xml:space="preserve">Layer</w:t>
+            </w:r>
+          </w:p>
+        </w:tc>
+        <w:tc>
+          <w:tcPr>
+            <w:tcMar>
+              <w:top w:w="40" w:type="dxa"/>
+              <w:bottom w:w="40" w:type="dxa"/>
+              <w:left w:w="60" w:type="dxa"/>
+              <w:right w:w="60" w:type="dxa"/>
+            </w:tcMar>
+            <w:shd w:fill="1A365D" w:val="clear"/>
+          </w:tcPr>
+          <w:p>
+            <w:pPr>
+              <w:pStyle w:val="Compact"/>
+              <w:spacing w:before="0" w:after="40" w:line="264" w:lineRule="auto"/>
+              <w:jc w:val="left"/>
+            </w:pPr>
+            <w:r>
+              <w:rPr>
+                <w:rFonts w:ascii="Calibri" w:hAnsi="Calibri"/>
+                <w:b/>
+                <w:color w:val="FFFFFF"/>
+                <w:sz w:val="18"/>
+              </w:rPr>
+              <w:t xml:space="preserve">Primary stack</w:t>
+            </w:r>
+          </w:p>
+        </w:tc>
+      </w:tr>
+      <w:tr>
+        <w:tc>
+          <w:tcPr>
             <w:tcMar>
               <w:top w:w="40" w:type="dxa"/>
               <w:bottom w:w="40" w:type="dxa"/>
@@ -157,23 +206,126 @@
             <w:r>
               <w:rPr>
                 <w:rFonts w:ascii="Calibri" w:hAnsi="Calibri"/>
-                <w:b/>
-                <w:color w:val="FFFFFF"/>
-                <w:sz w:val="18"/>
-              </w:rPr>
-              <w:t xml:space="preserve">Layer</w:t>
+                <w:sz w:val="18"/>
+              </w:rPr>
+              <w:t xml:space="preserve">Backend</w:t>
+            </w:r>
+            <w:r>
+              <w:rPr>
+                <w:rFonts w:ascii="Calibri" w:hAnsi="Calibri"/>
+                <w:sz w:val="18"/>
+              </w:rPr>
+              <w:t xml:space="preserve"> </w:t>
+            </w:r>
+            <w:r>
+              <w:rPr>
+                <w:rFonts w:ascii="Calibri" w:hAnsi="Calibri"/>
+                <w:sz w:val="18"/>
+              </w:rPr>
+              <w:t xml:space="preserve">Frontend</w:t>
+            </w:r>
+            <w:r>
+              <w:rPr>
+                <w:rFonts w:ascii="Calibri" w:hAnsi="Calibri"/>
+                <w:sz w:val="18"/>
+              </w:rPr>
+              <w:t xml:space="preserve"> </w:t>
+            </w:r>
+            <w:r>
+              <w:rPr>
+                <w:rFonts w:ascii="Calibri" w:hAnsi="Calibri"/>
+                <w:sz w:val="18"/>
+              </w:rPr>
+              <w:t xml:space="preserve">Database</w:t>
+            </w:r>
+            <w:r>
+              <w:rPr>
+                <w:rFonts w:ascii="Calibri" w:hAnsi="Calibri"/>
+                <w:sz w:val="18"/>
+              </w:rPr>
+              <w:t xml:space="preserve"> </w:t>
+            </w:r>
+            <w:r>
+              <w:rPr>
+                <w:rFonts w:ascii="Calibri" w:hAnsi="Calibri"/>
+                <w:sz w:val="18"/>
+              </w:rPr>
+              <w:t xml:space="preserve">Messaging</w:t>
+            </w:r>
+            <w:r>
+              <w:rPr>
+                <w:rFonts w:ascii="Calibri" w:hAnsi="Calibri"/>
+                <w:sz w:val="18"/>
+              </w:rPr>
+              <w:t xml:space="preserve"> </w:t>
+            </w:r>
+            <w:r>
+              <w:rPr>
+                <w:rFonts w:ascii="Calibri" w:hAnsi="Calibri"/>
+                <w:sz w:val="18"/>
+              </w:rPr>
+              <w:t xml:space="preserve">Email</w:t>
+            </w:r>
+            <w:r>
+              <w:rPr>
+                <w:rFonts w:ascii="Calibri" w:hAnsi="Calibri"/>
+                <w:sz w:val="18"/>
+              </w:rPr>
+              <w:t xml:space="preserve"> </w:t>
+            </w:r>
+            <w:r>
+              <w:rPr>
+                <w:rFonts w:ascii="Calibri" w:hAnsi="Calibri"/>
+                <w:sz w:val="18"/>
+              </w:rPr>
+              <w:t xml:space="preserve">Auth</w:t>
+            </w:r>
+            <w:r>
+              <w:rPr>
+                <w:rFonts w:ascii="Calibri" w:hAnsi="Calibri"/>
+                <w:sz w:val="18"/>
+              </w:rPr>
+              <w:t xml:space="preserve"> </w:t>
+            </w:r>
+            <w:r>
+              <w:rPr>
+                <w:rFonts w:ascii="Calibri" w:hAnsi="Calibri"/>
+                <w:sz w:val="18"/>
+              </w:rPr>
+              <w:t xml:space="preserve">Deploy (primary)</w:t>
+            </w:r>
+            <w:r>
+              <w:rPr>
+                <w:rFonts w:ascii="Calibri" w:hAnsi="Calibri"/>
+                <w:sz w:val="18"/>
+              </w:rPr>
+              <w:t xml:space="preserve"> </w:t>
+            </w:r>
+            <w:r>
+              <w:rPr>
+                <w:rFonts w:ascii="Calibri" w:hAnsi="Calibri"/>
+                <w:sz w:val="18"/>
+              </w:rPr>
+              <w:t xml:space="preserve">Deploy (cloud)</w:t>
+            </w:r>
+            <w:r>
+              <w:rPr>
+                <w:rFonts w:ascii="Calibri" w:hAnsi="Calibri"/>
+                <w:sz w:val="18"/>
+              </w:rPr>
+              <w:t xml:space="preserve"> </w:t>
+            </w:r>
+            <w:r>
+              <w:rPr>
+                <w:rFonts w:ascii="Calibri" w:hAnsi="Calibri"/>
+                <w:sz w:val="18"/>
+              </w:rPr>
+              <w:t xml:space="preserve">Docs tooling</w:t>
             </w:r>
           </w:p>
         </w:tc>
         <w:tc>
           <w:tcPr>
-            <w:tcMar>
-              <w:top w:w="40" w:type="dxa"/>
-              <w:bottom w:w="40" w:type="dxa"/>
-              <w:left w:w="60" w:type="dxa"/>
-              <w:right w:w="60" w:type="dxa"/>
-            </w:tcMar>
-            <w:shd w:fill="1A365D" w:val="clear"/>
             <w:tcMar>
               <w:top w:w="40" w:type="dxa"/>
               <w:bottom w:w="40" w:type="dxa"/>
@@ -190,43 +342,9 @@
             <w:r>
               <w:rPr>
                 <w:rFonts w:ascii="Calibri" w:hAnsi="Calibri"/>
-                <w:b/>
-                <w:color w:val="FFFFFF"/>
-                <w:sz w:val="18"/>
-              </w:rPr>
-              <w:t xml:space="preserve">Primary stack</w:t>
-            </w:r>
-          </w:p>
-        </w:tc>
-      </w:tr>
-      <w:tr>
-        <w:tc>
-          <w:tcPr>
-            <w:tcMar>
-              <w:top w:w="40" w:type="dxa"/>
-              <w:bottom w:w="40" w:type="dxa"/>
-              <w:left w:w="60" w:type="dxa"/>
-              <w:right w:w="60" w:type="dxa"/>
-            </w:tcMar>
-            <w:tcMar>
-              <w:top w:w="40" w:type="dxa"/>
-              <w:bottom w:w="40" w:type="dxa"/>
-              <w:left w:w="60" w:type="dxa"/>
-              <w:right w:w="60" w:type="dxa"/>
-            </w:tcMar>
-          </w:tcPr>
-          <w:p>
-            <w:pPr>
-              <w:pStyle w:val="Compact"/>
-              <w:spacing w:before="0" w:after="40" w:line="264" w:lineRule="auto"/>
-              <w:jc w:val="left"/>
-            </w:pPr>
-            <w:r>
-              <w:rPr>
-                <w:rFonts w:ascii="Calibri" w:hAnsi="Calibri"/>
-                <w:sz w:val="18"/>
-              </w:rPr>
-              <w:t xml:space="preserve">Backend</w:t>
+                <w:sz w:val="18"/>
+              </w:rPr>
+              <w:t xml:space="preserve">Java 21 · Spring Boot 4.1 · Maven · WAR</w:t>
             </w:r>
             <w:r>
               <w:rPr>
@@ -240,7 +358,7 @@
                 <w:rFonts w:ascii="Calibri" w:hAnsi="Calibri"/>
                 <w:sz w:val="18"/>
               </w:rPr>
-              <w:t xml:space="preserve">Frontend</w:t>
+              <w:t xml:space="preserve">Angular 22 · TypeScript 6 · npm · SCSS</w:t>
             </w:r>
             <w:r>
               <w:rPr>
@@ -254,7 +372,7 @@
                 <w:rFonts w:ascii="Calibri" w:hAnsi="Calibri"/>
                 <w:sz w:val="18"/>
               </w:rPr>
-              <w:t xml:space="preserve">Database</w:t>
+              <w:t xml:space="preserve">PostgreSQL</w:t>
             </w:r>
             <w:r>
               <w:rPr>
@@ -268,7 +386,7 @@
                 <w:rFonts w:ascii="Calibri" w:hAnsi="Calibri"/>
                 <w:sz w:val="18"/>
               </w:rPr>
-              <w:t xml:space="preserve">Auth</w:t>
+              <w:t xml:space="preserve">Apache Kafka (local Docker / Aiven on Render)</w:t>
             </w:r>
             <w:r>
               <w:rPr>
@@ -282,7 +400,7 @@
                 <w:rFonts w:ascii="Calibri" w:hAnsi="Calibri"/>
                 <w:sz w:val="18"/>
               </w:rPr>
-              <w:t xml:space="preserve">Deploy (primary)</w:t>
+              <w:t xml:space="preserve">Mailpit (local SMTP) · Twilio SendGrid HTTPS (Render)</w:t>
             </w:r>
             <w:r>
               <w:rPr>
@@ -296,7 +414,7 @@
                 <w:rFonts w:ascii="Calibri" w:hAnsi="Calibri"/>
                 <w:sz w:val="18"/>
               </w:rPr>
-              <w:t xml:space="preserve">Deploy (dev alt)</w:t>
+              <w:t xml:space="preserve">Spring Security · JWT (JJWT)</w:t>
             </w:r>
             <w:r>
               <w:rPr>
@@ -310,37 +428,15 @@
                 <w:rFonts w:ascii="Calibri" w:hAnsi="Calibri"/>
                 <w:sz w:val="18"/>
               </w:rPr>
-              <w:t xml:space="preserve">Docs tooling</w:t>
-            </w:r>
-          </w:p>
-        </w:tc>
-        <w:tc>
-          <w:tcPr>
-            <w:tcMar>
-              <w:top w:w="40" w:type="dxa"/>
-              <w:bottom w:w="40" w:type="dxa"/>
-              <w:left w:w="60" w:type="dxa"/>
-              <w:right w:w="60" w:type="dxa"/>
-            </w:tcMar>
-            <w:tcMar>
-              <w:top w:w="40" w:type="dxa"/>
-              <w:bottom w:w="40" w:type="dxa"/>
-              <w:left w:w="60" w:type="dxa"/>
-              <w:right w:w="60" w:type="dxa"/>
-            </w:tcMar>
-          </w:tcPr>
-          <w:p>
-            <w:pPr>
-              <w:pStyle w:val="Compact"/>
-              <w:spacing w:before="0" w:after="40" w:line="264" w:lineRule="auto"/>
-              <w:jc w:val="left"/>
-            </w:pPr>
-            <w:r>
-              <w:rPr>
-                <w:rFonts w:ascii="Calibri" w:hAnsi="Calibri"/>
-                <w:sz w:val="18"/>
-              </w:rPr>
-              <w:t xml:space="preserve">Java 21 · Spring Boot 4.1 · Maven · WAR</w:t>
+              <w:t xml:space="preserve">Open Liberty (</w:t>
+            </w:r>
+            <w:r>
+              <w:rPr>
+                <w:rStyle w:val="VerbatimChar"/>
+                <w:rFonts w:ascii="Calibri" w:hAnsi="Calibri"/>
+                <w:sz w:val="18"/>
+              </w:rPr>
+              <w:t xml:space="preserve">:9080</w:t>
             </w:r>
             <w:r>
               <w:rPr>
@@ -354,7 +450,7 @@
                 <w:rFonts w:ascii="Calibri" w:hAnsi="Calibri"/>
                 <w:sz w:val="18"/>
               </w:rPr>
-              <w:t xml:space="preserve">Angular 22 · TypeScript 6 · npm · SCSS</w:t>
+              <w:t xml:space="preserve">/</w:t>
             </w:r>
             <w:r>
               <w:rPr>
@@ -365,10 +461,18 @@
             </w:r>
             <w:r>
               <w:rPr>
-                <w:rFonts w:ascii="Calibri" w:hAnsi="Calibri"/>
-                <w:sz w:val="18"/>
-              </w:rPr>
-              <w:t xml:space="preserve">PostgreSQL</w:t>
+                <w:rStyle w:val="VerbatimChar"/>
+                <w:rFonts w:ascii="Calibri" w:hAnsi="Calibri"/>
+                <w:sz w:val="18"/>
+              </w:rPr>
+              <w:t xml:space="preserve">:9443</w:t>
+            </w:r>
+            <w:r>
+              <w:rPr>
+                <w:rFonts w:ascii="Calibri" w:hAnsi="Calibri"/>
+                <w:sz w:val="18"/>
+              </w:rPr>
+              <w:t xml:space="preserve">, JDWP</w:t>
             </w:r>
             <w:r>
               <w:rPr>
@@ -379,10 +483,18 @@
             </w:r>
             <w:r>
               <w:rPr>
-                <w:rFonts w:ascii="Calibri" w:hAnsi="Calibri"/>
-                <w:sz w:val="18"/>
-              </w:rPr>
-              <w:t xml:space="preserve">Spring Security · JWT (JJWT)</w:t>
+                <w:rStyle w:val="VerbatimChar"/>
+                <w:rFonts w:ascii="Calibri" w:hAnsi="Calibri"/>
+                <w:sz w:val="18"/>
+              </w:rPr>
+              <w:t xml:space="preserve">:7777</w:t>
+            </w:r>
+            <w:r>
+              <w:rPr>
+                <w:rFonts w:ascii="Calibri" w:hAnsi="Calibri"/>
+                <w:sz w:val="18"/>
+              </w:rPr>
+              <w:t xml:space="preserve">)</w:t>
             </w:r>
             <w:r>
               <w:rPr>
@@ -396,7 +508,14 @@
                 <w:rFonts w:ascii="Calibri" w:hAnsi="Calibri"/>
                 <w:sz w:val="18"/>
               </w:rPr>
-              <w:t xml:space="preserve">Open Liberty (</w:t>
+              <w:t xml:space="preserve">Render (Docker</w:t>
+            </w:r>
+            <w:r>
+              <w:rPr>
+                <w:rFonts w:ascii="Calibri" w:hAnsi="Calibri"/>
+                <w:sz w:val="18"/>
+              </w:rPr>
+              <w:t xml:space="preserve"> </w:t>
             </w:r>
             <w:r>
               <w:rPr>
@@ -404,72 +523,14 @@
                 <w:rFonts w:ascii="Calibri" w:hAnsi="Calibri"/>
                 <w:sz w:val="18"/>
               </w:rPr>
-              <w:t xml:space="preserve">:9080</w:t>
-            </w:r>
-            <w:r>
-              <w:rPr>
-                <w:rFonts w:ascii="Calibri" w:hAnsi="Calibri"/>
-                <w:sz w:val="18"/>
-              </w:rPr>
-              <w:t xml:space="preserve"> </w:t>
-            </w:r>
-            <w:r>
-              <w:rPr>
-                <w:rFonts w:ascii="Calibri" w:hAnsi="Calibri"/>
-                <w:sz w:val="18"/>
-              </w:rPr>
-              <w:t xml:space="preserve">/</w:t>
-            </w:r>
-            <w:r>
-              <w:rPr>
-                <w:rFonts w:ascii="Calibri" w:hAnsi="Calibri"/>
-                <w:sz w:val="18"/>
-              </w:rPr>
-              <w:t xml:space="preserve"> </w:t>
-            </w:r>
-            <w:r>
-              <w:rPr>
-                <w:rStyle w:val="VerbatimChar"/>
-                <w:rFonts w:ascii="Calibri" w:hAnsi="Calibri"/>
-                <w:sz w:val="18"/>
-              </w:rPr>
-              <w:t xml:space="preserve">:9443</w:t>
-            </w:r>
-            <w:r>
-              <w:rPr>
-                <w:rFonts w:ascii="Calibri" w:hAnsi="Calibri"/>
-                <w:sz w:val="18"/>
-              </w:rPr>
-              <w:t xml:space="preserve">)</w:t>
-            </w:r>
-            <w:r>
-              <w:rPr>
-                <w:rFonts w:ascii="Calibri" w:hAnsi="Calibri"/>
-                <w:sz w:val="18"/>
-              </w:rPr>
-              <w:t xml:space="preserve"> </w:t>
-            </w:r>
-            <w:r>
-              <w:rPr>
-                <w:rFonts w:ascii="Calibri" w:hAnsi="Calibri"/>
-                <w:sz w:val="18"/>
-              </w:rPr>
-              <w:t xml:space="preserve">Embedded Tomcat (</w:t>
-            </w:r>
-            <w:r>
-              <w:rPr>
-                <w:rStyle w:val="VerbatimChar"/>
-                <w:rFonts w:ascii="Calibri" w:hAnsi="Calibri"/>
-                <w:sz w:val="18"/>
-              </w:rPr>
-              <w:t xml:space="preserve">:8080</w:t>
-            </w:r>
-            <w:r>
-              <w:rPr>
-                <w:rFonts w:ascii="Calibri" w:hAnsi="Calibri"/>
-                <w:sz w:val="18"/>
-              </w:rPr>
-              <w:t xml:space="preserve">)</w:t>
+              <w:t xml:space="preserve">-Pdocker</w:t>
+            </w:r>
+            <w:r>
+              <w:rPr>
+                <w:rFonts w:ascii="Calibri" w:hAnsi="Calibri"/>
+                <w:sz w:val="18"/>
+              </w:rPr>
+              <w:t xml:space="preserve">) · Netlify (Angular)</w:t>
             </w:r>
             <w:r>
               <w:rPr>
@@ -490,7 +551,7 @@
       </w:tr>
     </w:tbl>
     <w:bookmarkEnd w:id="9"/>
-    <w:bookmarkStart w:id="16" w:name="backend-bankone-backend"/>
+    <w:bookmarkStart w:id="17" w:name="backend-bankone-backend"/>
     <w:p>
       <w:pPr>
         <w:pStyle w:val="Heading2"/>
@@ -550,6 +611,82 @@
               <w:right w:w="60" w:type="dxa"/>
             </w:tcMar>
             <w:shd w:fill="1A365D" w:val="clear"/>
+          </w:tcPr>
+          <w:p>
+            <w:pPr>
+              <w:pStyle w:val="Compact"/>
+              <w:spacing w:before="0" w:after="40" w:line="264" w:lineRule="auto"/>
+              <w:jc w:val="left"/>
+            </w:pPr>
+            <w:r>
+              <w:rPr>
+                <w:rFonts w:ascii="Calibri" w:hAnsi="Calibri"/>
+                <w:b/>
+                <w:color w:val="FFFFFF"/>
+                <w:sz w:val="18"/>
+              </w:rPr>
+              <w:t xml:space="preserve">Technology</w:t>
+            </w:r>
+          </w:p>
+        </w:tc>
+        <w:tc>
+          <w:tcPr>
+            <w:tcMar>
+              <w:top w:w="40" w:type="dxa"/>
+              <w:bottom w:w="40" w:type="dxa"/>
+              <w:left w:w="60" w:type="dxa"/>
+              <w:right w:w="60" w:type="dxa"/>
+            </w:tcMar>
+            <w:shd w:fill="1A365D" w:val="clear"/>
+          </w:tcPr>
+          <w:p>
+            <w:pPr>
+              <w:pStyle w:val="Compact"/>
+              <w:spacing w:before="0" w:after="40" w:line="264" w:lineRule="auto"/>
+              <w:jc w:val="left"/>
+            </w:pPr>
+            <w:r>
+              <w:rPr>
+                <w:rFonts w:ascii="Calibri" w:hAnsi="Calibri"/>
+                <w:b/>
+                <w:color w:val="FFFFFF"/>
+                <w:sz w:val="18"/>
+              </w:rPr>
+              <w:t xml:space="preserve">Version / notes</w:t>
+            </w:r>
+          </w:p>
+        </w:tc>
+        <w:tc>
+          <w:tcPr>
+            <w:tcMar>
+              <w:top w:w="40" w:type="dxa"/>
+              <w:bottom w:w="40" w:type="dxa"/>
+              <w:left w:w="60" w:type="dxa"/>
+              <w:right w:w="60" w:type="dxa"/>
+            </w:tcMar>
+            <w:shd w:fill="1A365D" w:val="clear"/>
+          </w:tcPr>
+          <w:p>
+            <w:pPr>
+              <w:pStyle w:val="Compact"/>
+              <w:spacing w:before="0" w:after="40" w:line="264" w:lineRule="auto"/>
+              <w:jc w:val="left"/>
+            </w:pPr>
+            <w:r>
+              <w:rPr>
+                <w:rFonts w:ascii="Calibri" w:hAnsi="Calibri"/>
+                <w:b/>
+                <w:color w:val="FFFFFF"/>
+                <w:sz w:val="18"/>
+              </w:rPr>
+              <w:t xml:space="preserve">Where defined</w:t>
+            </w:r>
+          </w:p>
+        </w:tc>
+      </w:tr>
+      <w:tr>
+        <w:tc>
+          <w:tcPr>
             <w:tcMar>
               <w:top w:w="40" w:type="dxa"/>
               <w:bottom w:w="40" w:type="dxa"/>
@@ -566,23 +703,14 @@
             <w:r>
               <w:rPr>
                 <w:rFonts w:ascii="Calibri" w:hAnsi="Calibri"/>
-                <w:b/>
-                <w:color w:val="FFFFFF"/>
-                <w:sz w:val="18"/>
-              </w:rPr>
-              <w:t xml:space="preserve">Technology</w:t>
+                <w:sz w:val="18"/>
+              </w:rPr>
+              <w:t xml:space="preserve">Java</w:t>
             </w:r>
           </w:p>
         </w:tc>
         <w:tc>
           <w:tcPr>
-            <w:tcMar>
-              <w:top w:w="40" w:type="dxa"/>
-              <w:bottom w:w="40" w:type="dxa"/>
-              <w:left w:w="60" w:type="dxa"/>
-              <w:right w:w="60" w:type="dxa"/>
-            </w:tcMar>
-            <w:shd w:fill="1A365D" w:val="clear"/>
             <w:tcMar>
               <w:top w:w="40" w:type="dxa"/>
               <w:bottom w:w="40" w:type="dxa"/>
@@ -599,117 +727,14 @@
             <w:r>
               <w:rPr>
                 <w:rFonts w:ascii="Calibri" w:hAnsi="Calibri"/>
-                <w:b/>
-                <w:color w:val="FFFFFF"/>
-                <w:sz w:val="18"/>
-              </w:rPr>
-              <w:t xml:space="preserve">Version / notes</w:t>
+                <w:sz w:val="18"/>
+              </w:rPr>
+              <w:t xml:space="preserve">21</w:t>
             </w:r>
           </w:p>
         </w:tc>
         <w:tc>
           <w:tcPr>
-            <w:tcMar>
-              <w:top w:w="40" w:type="dxa"/>
-              <w:bottom w:w="40" w:type="dxa"/>
-              <w:left w:w="60" w:type="dxa"/>
-              <w:right w:w="60" w:type="dxa"/>
-            </w:tcMar>
-            <w:shd w:fill="1A365D" w:val="clear"/>
-            <w:tcMar>
-              <w:top w:w="40" w:type="dxa"/>
-              <w:bottom w:w="40" w:type="dxa"/>
-              <w:left w:w="60" w:type="dxa"/>
-              <w:right w:w="60" w:type="dxa"/>
-            </w:tcMar>
-          </w:tcPr>
-          <w:p>
-            <w:pPr>
-              <w:pStyle w:val="Compact"/>
-              <w:spacing w:before="0" w:after="40" w:line="264" w:lineRule="auto"/>
-              <w:jc w:val="left"/>
-            </w:pPr>
-            <w:r>
-              <w:rPr>
-                <w:rFonts w:ascii="Calibri" w:hAnsi="Calibri"/>
-                <w:b/>
-                <w:color w:val="FFFFFF"/>
-                <w:sz w:val="18"/>
-              </w:rPr>
-              <w:t xml:space="preserve">Where defined</w:t>
-            </w:r>
-          </w:p>
-        </w:tc>
-      </w:tr>
-      <w:tr>
-        <w:tc>
-          <w:tcPr>
-            <w:tcMar>
-              <w:top w:w="40" w:type="dxa"/>
-              <w:bottom w:w="40" w:type="dxa"/>
-              <w:left w:w="60" w:type="dxa"/>
-              <w:right w:w="60" w:type="dxa"/>
-            </w:tcMar>
-            <w:tcMar>
-              <w:top w:w="40" w:type="dxa"/>
-              <w:bottom w:w="40" w:type="dxa"/>
-              <w:left w:w="60" w:type="dxa"/>
-              <w:right w:w="60" w:type="dxa"/>
-            </w:tcMar>
-          </w:tcPr>
-          <w:p>
-            <w:pPr>
-              <w:pStyle w:val="Compact"/>
-              <w:spacing w:before="0" w:after="40" w:line="264" w:lineRule="auto"/>
-              <w:jc w:val="left"/>
-            </w:pPr>
-            <w:r>
-              <w:rPr>
-                <w:rFonts w:ascii="Calibri" w:hAnsi="Calibri"/>
-                <w:sz w:val="18"/>
-              </w:rPr>
-              <w:t xml:space="preserve">Java</w:t>
-            </w:r>
-          </w:p>
-        </w:tc>
-        <w:tc>
-          <w:tcPr>
-            <w:tcMar>
-              <w:top w:w="40" w:type="dxa"/>
-              <w:bottom w:w="40" w:type="dxa"/>
-              <w:left w:w="60" w:type="dxa"/>
-              <w:right w:w="60" w:type="dxa"/>
-            </w:tcMar>
-            <w:tcMar>
-              <w:top w:w="40" w:type="dxa"/>
-              <w:bottom w:w="40" w:type="dxa"/>
-              <w:left w:w="60" w:type="dxa"/>
-              <w:right w:w="60" w:type="dxa"/>
-            </w:tcMar>
-          </w:tcPr>
-          <w:p>
-            <w:pPr>
-              <w:pStyle w:val="Compact"/>
-              <w:spacing w:before="0" w:after="40" w:line="264" w:lineRule="auto"/>
-              <w:jc w:val="left"/>
-            </w:pPr>
-            <w:r>
-              <w:rPr>
-                <w:rFonts w:ascii="Calibri" w:hAnsi="Calibri"/>
-                <w:sz w:val="18"/>
-              </w:rPr>
-              <w:t xml:space="preserve">21</w:t>
-            </w:r>
-          </w:p>
-        </w:tc>
-        <w:tc>
-          <w:tcPr>
-            <w:tcMar>
-              <w:top w:w="40" w:type="dxa"/>
-              <w:bottom w:w="40" w:type="dxa"/>
-              <w:left w:w="60" w:type="dxa"/>
-              <w:right w:w="60" w:type="dxa"/>
-            </w:tcMar>
             <w:tcMar>
               <w:top w:w="40" w:type="dxa"/>
               <w:bottom w:w="40" w:type="dxa"/>
@@ -852,6 +877,55 @@
               <w:right w:w="60" w:type="dxa"/>
             </w:tcMar>
             <w:shd w:fill="1A365D" w:val="clear"/>
+          </w:tcPr>
+          <w:p>
+            <w:pPr>
+              <w:pStyle w:val="Compact"/>
+              <w:spacing w:before="0" w:after="40" w:line="264" w:lineRule="auto"/>
+              <w:jc w:val="left"/>
+            </w:pPr>
+            <w:r>
+              <w:rPr>
+                <w:rFonts w:ascii="Calibri" w:hAnsi="Calibri"/>
+                <w:b/>
+                <w:color w:val="FFFFFF"/>
+                <w:sz w:val="18"/>
+              </w:rPr>
+              <w:t xml:space="preserve">Technology</w:t>
+            </w:r>
+          </w:p>
+        </w:tc>
+        <w:tc>
+          <w:tcPr>
+            <w:tcMar>
+              <w:top w:w="40" w:type="dxa"/>
+              <w:bottom w:w="40" w:type="dxa"/>
+              <w:left w:w="60" w:type="dxa"/>
+              <w:right w:w="60" w:type="dxa"/>
+            </w:tcMar>
+            <w:shd w:fill="1A365D" w:val="clear"/>
+          </w:tcPr>
+          <w:p>
+            <w:pPr>
+              <w:pStyle w:val="Compact"/>
+              <w:spacing w:before="0" w:after="40" w:line="264" w:lineRule="auto"/>
+              <w:jc w:val="left"/>
+            </w:pPr>
+            <w:r>
+              <w:rPr>
+                <w:rFonts w:ascii="Calibri" w:hAnsi="Calibri"/>
+                <w:b/>
+                <w:color w:val="FFFFFF"/>
+                <w:sz w:val="18"/>
+              </w:rPr>
+              <w:t xml:space="preserve">Purpose</w:t>
+            </w:r>
+          </w:p>
+        </w:tc>
+      </w:tr>
+      <w:tr>
+        <w:tc>
+          <w:tcPr>
             <w:tcMar>
               <w:top w:w="40" w:type="dxa"/>
               <w:bottom w:w="40" w:type="dxa"/>
@@ -868,23 +942,28 @@
             <w:r>
               <w:rPr>
                 <w:rFonts w:ascii="Calibri" w:hAnsi="Calibri"/>
-                <w:b/>
-                <w:color w:val="FFFFFF"/>
-                <w:sz w:val="18"/>
-              </w:rPr>
-              <w:t xml:space="preserve">Technology</w:t>
+                <w:sz w:val="18"/>
+              </w:rPr>
+              <w:t xml:space="preserve">spring-boot-starter-</w:t>
+            </w:r>
+            <w:r>
+              <w:rPr>
+                <w:rFonts w:ascii="Calibri" w:hAnsi="Calibri"/>
+                <w:sz w:val="18"/>
+              </w:rPr>
+              <w:t xml:space="preserve"> </w:t>
+            </w:r>
+            <w:r>
+              <w:rPr>
+                <w:rFonts w:ascii="Calibri" w:hAnsi="Calibri"/>
+                <w:sz w:val="18"/>
+              </w:rPr>
+              <w:t xml:space="preserve">webmvc</w:t>
             </w:r>
           </w:p>
         </w:tc>
         <w:tc>
           <w:tcPr>
-            <w:tcMar>
-              <w:top w:w="40" w:type="dxa"/>
-              <w:bottom w:w="40" w:type="dxa"/>
-              <w:left w:w="60" w:type="dxa"/>
-              <w:right w:w="60" w:type="dxa"/>
-            </w:tcMar>
-            <w:shd w:fill="1A365D" w:val="clear"/>
             <w:tcMar>
               <w:top w:w="40" w:type="dxa"/>
               <w:bottom w:w="40" w:type="dxa"/>
@@ -901,11 +980,24 @@
             <w:r>
               <w:rPr>
                 <w:rFonts w:ascii="Calibri" w:hAnsi="Calibri"/>
-                <w:b/>
-                <w:color w:val="FFFFFF"/>
-                <w:sz w:val="18"/>
-              </w:rPr>
-              <w:t xml:space="preserve">Purpose</w:t>
+                <w:sz w:val="18"/>
+              </w:rPr>
+              <w:t xml:space="preserve">Web / REST (</w:t>
+            </w:r>
+            <w:r>
+              <w:rPr>
+                <w:rStyle w:val="VerbatimChar"/>
+                <w:rFonts w:ascii="Calibri" w:hAnsi="Calibri"/>
+                <w:sz w:val="18"/>
+              </w:rPr>
+              <w:t xml:space="preserve">@RestController</w:t>
+            </w:r>
+            <w:r>
+              <w:rPr>
+                <w:rFonts w:ascii="Calibri" w:hAnsi="Calibri"/>
+                <w:sz w:val="18"/>
+              </w:rPr>
+              <w:t xml:space="preserve">)</w:t>
             </w:r>
           </w:p>
         </w:tc>
@@ -913,12 +1005,6 @@
       <w:tr>
         <w:tc>
           <w:tcPr>
-            <w:tcMar>
-              <w:top w:w="40" w:type="dxa"/>
-              <w:bottom w:w="40" w:type="dxa"/>
-              <w:left w:w="60" w:type="dxa"/>
-              <w:right w:w="60" w:type="dxa"/>
-            </w:tcMar>
             <w:tcMar>
               <w:top w:w="40" w:type="dxa"/>
               <w:bottom w:w="40" w:type="dxa"/>
@@ -951,18 +1037,12 @@
                 <w:rFonts w:ascii="Calibri" w:hAnsi="Calibri"/>
                 <w:sz w:val="18"/>
               </w:rPr>
-              <w:t xml:space="preserve">webmvc</w:t>
+              <w:t xml:space="preserve">data-jpa</w:t>
             </w:r>
           </w:p>
         </w:tc>
         <w:tc>
           <w:tcPr>
-            <w:tcMar>
-              <w:top w:w="40" w:type="dxa"/>
-              <w:bottom w:w="40" w:type="dxa"/>
-              <w:left w:w="60" w:type="dxa"/>
-              <w:right w:w="60" w:type="dxa"/>
-            </w:tcMar>
             <w:tcMar>
               <w:top w:w="40" w:type="dxa"/>
               <w:bottom w:w="40" w:type="dxa"/>
@@ -981,22 +1061,21 @@
                 <w:rFonts w:ascii="Calibri" w:hAnsi="Calibri"/>
                 <w:sz w:val="18"/>
               </w:rPr>
-              <w:t xml:space="preserve">Web / REST (</w:t>
-            </w:r>
-            <w:r>
-              <w:rPr>
-                <w:rStyle w:val="VerbatimChar"/>
-                <w:rFonts w:ascii="Calibri" w:hAnsi="Calibri"/>
-                <w:sz w:val="18"/>
-              </w:rPr>
-              <w:t xml:space="preserve">@RestController</w:t>
-            </w:r>
-            <w:r>
-              <w:rPr>
-                <w:rFonts w:ascii="Calibri" w:hAnsi="Calibri"/>
-                <w:sz w:val="18"/>
-              </w:rPr>
-              <w:t xml:space="preserve">)</w:t>
+              <w:t xml:space="preserve">JPA repositories, entities,</w:t>
+            </w:r>
+            <w:r>
+              <w:rPr>
+                <w:rFonts w:ascii="Calibri" w:hAnsi="Calibri"/>
+                <w:sz w:val="18"/>
+              </w:rPr>
+              <w:t xml:space="preserve"> </w:t>
+            </w:r>
+            <w:r>
+              <w:rPr>
+                <w:rFonts w:ascii="Calibri" w:hAnsi="Calibri"/>
+                <w:sz w:val="18"/>
+              </w:rPr>
+              <w:t xml:space="preserve">specifications</w:t>
             </w:r>
           </w:p>
         </w:tc>
@@ -1004,12 +1083,6 @@
       <w:tr>
         <w:tc>
           <w:tcPr>
-            <w:tcMar>
-              <w:top w:w="40" w:type="dxa"/>
-              <w:bottom w:w="40" w:type="dxa"/>
-              <w:left w:w="60" w:type="dxa"/>
-              <w:right w:w="60" w:type="dxa"/>
-            </w:tcMar>
             <w:tcMar>
               <w:top w:w="40" w:type="dxa"/>
               <w:bottom w:w="40" w:type="dxa"/>
@@ -1028,7 +1101,7 @@
                 <w:rFonts w:ascii="Calibri" w:hAnsi="Calibri"/>
                 <w:sz w:val="18"/>
               </w:rPr>
-              <w:t xml:space="preserve">spring-boot-starter-</w:t>
+              <w:t xml:space="preserve">Hibernate (via</w:t>
             </w:r>
             <w:r>
               <w:rPr>
@@ -1042,18 +1115,12 @@
                 <w:rFonts w:ascii="Calibri" w:hAnsi="Calibri"/>
                 <w:sz w:val="18"/>
               </w:rPr>
-              <w:t xml:space="preserve">data-jpa</w:t>
+              <w:t xml:space="preserve">Spring Data JPA)</w:t>
             </w:r>
           </w:p>
         </w:tc>
         <w:tc>
           <w:tcPr>
-            <w:tcMar>
-              <w:top w:w="40" w:type="dxa"/>
-              <w:bottom w:w="40" w:type="dxa"/>
-              <w:left w:w="60" w:type="dxa"/>
-              <w:right w:w="60" w:type="dxa"/>
-            </w:tcMar>
             <w:tcMar>
               <w:top w:w="40" w:type="dxa"/>
               <w:bottom w:w="40" w:type="dxa"/>
@@ -1072,7 +1139,7 @@
                 <w:rFonts w:ascii="Calibri" w:hAnsi="Calibri"/>
                 <w:sz w:val="18"/>
               </w:rPr>
-              <w:t xml:space="preserve">JPA repositories, entities,</w:t>
+              <w:t xml:space="preserve">ORM;</w:t>
             </w:r>
             <w:r>
               <w:rPr>
@@ -1083,10 +1150,47 @@
             </w:r>
             <w:r>
               <w:rPr>
-                <w:rFonts w:ascii="Calibri" w:hAnsi="Calibri"/>
-                <w:sz w:val="18"/>
-              </w:rPr>
-              <w:t xml:space="preserve">specifications</w:t>
+                <w:rStyle w:val="VerbatimChar"/>
+                <w:rFonts w:ascii="Calibri" w:hAnsi="Calibri"/>
+                <w:sz w:val="18"/>
+              </w:rPr>
+              <w:t xml:space="preserve">ddl-auto=update</w:t>
+            </w:r>
+            <w:r>
+              <w:rPr>
+                <w:rFonts w:ascii="Calibri" w:hAnsi="Calibri"/>
+                <w:sz w:val="18"/>
+              </w:rPr>
+              <w:t xml:space="preserve">; SQL</w:t>
+            </w:r>
+            <w:r>
+              <w:rPr>
+                <w:rFonts w:ascii="Calibri" w:hAnsi="Calibri"/>
+                <w:sz w:val="18"/>
+              </w:rPr>
+              <w:t xml:space="preserve"> </w:t>
+            </w:r>
+            <w:r>
+              <w:rPr>
+                <w:rFonts w:ascii="Calibri" w:hAnsi="Calibri"/>
+                <w:sz w:val="18"/>
+              </w:rPr>
+              <w:t xml:space="preserve">logging in</w:t>
+            </w:r>
+            <w:r>
+              <w:rPr>
+                <w:rFonts w:ascii="Calibri" w:hAnsi="Calibri"/>
+                <w:sz w:val="18"/>
+              </w:rPr>
+              <w:t xml:space="preserve"> </w:t>
+            </w:r>
+            <w:r>
+              <w:rPr>
+                <w:rStyle w:val="VerbatimChar"/>
+                <w:rFonts w:ascii="Calibri" w:hAnsi="Calibri"/>
+                <w:sz w:val="18"/>
+              </w:rPr>
+              <w:t xml:space="preserve">application.properties</w:t>
             </w:r>
           </w:p>
         </w:tc>
@@ -1094,12 +1198,6 @@
       <w:tr>
         <w:tc>
           <w:tcPr>
-            <w:tcMar>
-              <w:top w:w="40" w:type="dxa"/>
-              <w:bottom w:w="40" w:type="dxa"/>
-              <w:left w:w="60" w:type="dxa"/>
-              <w:right w:w="60" w:type="dxa"/>
-            </w:tcMar>
             <w:tcMar>
               <w:top w:w="40" w:type="dxa"/>
               <w:bottom w:w="40" w:type="dxa"/>
@@ -1118,7 +1216,7 @@
                 <w:rFonts w:ascii="Calibri" w:hAnsi="Calibri"/>
                 <w:sz w:val="18"/>
               </w:rPr>
-              <w:t xml:space="preserve">Hibernate (via</w:t>
+              <w:t xml:space="preserve">spring-boot-starter-</w:t>
             </w:r>
             <w:r>
               <w:rPr>
@@ -1132,18 +1230,12 @@
                 <w:rFonts w:ascii="Calibri" w:hAnsi="Calibri"/>
                 <w:sz w:val="18"/>
               </w:rPr>
-              <w:t xml:space="preserve">Spring Data JPA)</w:t>
+              <w:t xml:space="preserve">validation</w:t>
             </w:r>
           </w:p>
         </w:tc>
         <w:tc>
           <w:tcPr>
-            <w:tcMar>
-              <w:top w:w="40" w:type="dxa"/>
-              <w:bottom w:w="40" w:type="dxa"/>
-              <w:left w:w="60" w:type="dxa"/>
-              <w:right w:w="60" w:type="dxa"/>
-            </w:tcMar>
             <w:tcMar>
               <w:top w:w="40" w:type="dxa"/>
               <w:bottom w:w="40" w:type="dxa"/>
@@ -1162,7 +1254,22 @@
                 <w:rFonts w:ascii="Calibri" w:hAnsi="Calibri"/>
                 <w:sz w:val="18"/>
               </w:rPr>
-              <w:t xml:space="preserve">ORM;</w:t>
+              <w:t xml:space="preserve">Bean Validation (</w:t>
+            </w:r>
+            <w:r>
+              <w:rPr>
+                <w:rStyle w:val="VerbatimChar"/>
+                <w:rFonts w:ascii="Calibri" w:hAnsi="Calibri"/>
+                <w:sz w:val="18"/>
+              </w:rPr>
+              <w:t xml:space="preserve">@Valid</w:t>
+            </w:r>
+            <w:r>
+              <w:rPr>
+                <w:rFonts w:ascii="Calibri" w:hAnsi="Calibri"/>
+                <w:sz w:val="18"/>
+              </w:rPr>
+              <w:t xml:space="preserve">,</w:t>
             </w:r>
             <w:r>
               <w:rPr>
@@ -1173,47 +1280,10 @@
             </w:r>
             <w:r>
               <w:rPr>
-                <w:rStyle w:val="VerbatimChar"/>
-                <w:rFonts w:ascii="Calibri" w:hAnsi="Calibri"/>
-                <w:sz w:val="18"/>
-              </w:rPr>
-              <w:t xml:space="preserve">ddl-auto=update</w:t>
-            </w:r>
-            <w:r>
-              <w:rPr>
-                <w:rFonts w:ascii="Calibri" w:hAnsi="Calibri"/>
-                <w:sz w:val="18"/>
-              </w:rPr>
-              <w:t xml:space="preserve">; SQL</w:t>
-            </w:r>
-            <w:r>
-              <w:rPr>
-                <w:rFonts w:ascii="Calibri" w:hAnsi="Calibri"/>
-                <w:sz w:val="18"/>
-              </w:rPr>
-              <w:t xml:space="preserve"> </w:t>
-            </w:r>
-            <w:r>
-              <w:rPr>
-                <w:rFonts w:ascii="Calibri" w:hAnsi="Calibri"/>
-                <w:sz w:val="18"/>
-              </w:rPr>
-              <w:t xml:space="preserve">logging in</w:t>
-            </w:r>
-            <w:r>
-              <w:rPr>
-                <w:rFonts w:ascii="Calibri" w:hAnsi="Calibri"/>
-                <w:sz w:val="18"/>
-              </w:rPr>
-              <w:t xml:space="preserve"> </w:t>
-            </w:r>
-            <w:r>
-              <w:rPr>
-                <w:rStyle w:val="VerbatimChar"/>
-                <w:rFonts w:ascii="Calibri" w:hAnsi="Calibri"/>
-                <w:sz w:val="18"/>
-              </w:rPr>
-              <w:t xml:space="preserve">application.properties</w:t>
+                <w:rFonts w:ascii="Calibri" w:hAnsi="Calibri"/>
+                <w:sz w:val="18"/>
+              </w:rPr>
+              <w:t xml:space="preserve">constraints)</w:t>
             </w:r>
           </w:p>
         </w:tc>
@@ -1221,12 +1291,6 @@
       <w:tr>
         <w:tc>
           <w:tcPr>
-            <w:tcMar>
-              <w:top w:w="40" w:type="dxa"/>
-              <w:bottom w:w="40" w:type="dxa"/>
-              <w:left w:w="60" w:type="dxa"/>
-              <w:right w:w="60" w:type="dxa"/>
-            </w:tcMar>
             <w:tcMar>
               <w:top w:w="40" w:type="dxa"/>
               <w:bottom w:w="40" w:type="dxa"/>
@@ -1259,18 +1323,12 @@
                 <w:rFonts w:ascii="Calibri" w:hAnsi="Calibri"/>
                 <w:sz w:val="18"/>
               </w:rPr>
-              <w:t xml:space="preserve">validation</w:t>
+              <w:t xml:space="preserve">actuator</w:t>
             </w:r>
           </w:p>
         </w:tc>
         <w:tc>
           <w:tcPr>
-            <w:tcMar>
-              <w:top w:w="40" w:type="dxa"/>
-              <w:bottom w:w="40" w:type="dxa"/>
-              <w:left w:w="60" w:type="dxa"/>
-              <w:right w:w="60" w:type="dxa"/>
-            </w:tcMar>
             <w:tcMar>
               <w:top w:w="40" w:type="dxa"/>
               <w:bottom w:w="40" w:type="dxa"/>
@@ -1289,36 +1347,7 @@
                 <w:rFonts w:ascii="Calibri" w:hAnsi="Calibri"/>
                 <w:sz w:val="18"/>
               </w:rPr>
-              <w:t xml:space="preserve">Bean Validation (</w:t>
-            </w:r>
-            <w:r>
-              <w:rPr>
-                <w:rStyle w:val="VerbatimChar"/>
-                <w:rFonts w:ascii="Calibri" w:hAnsi="Calibri"/>
-                <w:sz w:val="18"/>
-              </w:rPr>
-              <w:t xml:space="preserve">@Valid</w:t>
-            </w:r>
-            <w:r>
-              <w:rPr>
-                <w:rFonts w:ascii="Calibri" w:hAnsi="Calibri"/>
-                <w:sz w:val="18"/>
-              </w:rPr>
-              <w:t xml:space="preserve">,</w:t>
-            </w:r>
-            <w:r>
-              <w:rPr>
-                <w:rFonts w:ascii="Calibri" w:hAnsi="Calibri"/>
-                <w:sz w:val="18"/>
-              </w:rPr>
-              <w:t xml:space="preserve"> </w:t>
-            </w:r>
-            <w:r>
-              <w:rPr>
-                <w:rFonts w:ascii="Calibri" w:hAnsi="Calibri"/>
-                <w:sz w:val="18"/>
-              </w:rPr>
-              <w:t xml:space="preserve">constraints)</w:t>
+              <w:t xml:space="preserve">Actuator endpoints</w:t>
             </w:r>
           </w:p>
         </w:tc>
@@ -1326,12 +1355,6 @@
       <w:tr>
         <w:tc>
           <w:tcPr>
-            <w:tcMar>
-              <w:top w:w="40" w:type="dxa"/>
-              <w:bottom w:w="40" w:type="dxa"/>
-              <w:left w:w="60" w:type="dxa"/>
-              <w:right w:w="60" w:type="dxa"/>
-            </w:tcMar>
             <w:tcMar>
               <w:top w:w="40" w:type="dxa"/>
               <w:bottom w:w="40" w:type="dxa"/>
@@ -1350,94 +1373,12 @@
                 <w:rFonts w:ascii="Calibri" w:hAnsi="Calibri"/>
                 <w:sz w:val="18"/>
               </w:rPr>
-              <w:t xml:space="preserve">spring-boot-starter-</w:t>
-            </w:r>
-            <w:r>
-              <w:rPr>
-                <w:rFonts w:ascii="Calibri" w:hAnsi="Calibri"/>
-                <w:sz w:val="18"/>
-              </w:rPr>
-              <w:t xml:space="preserve"> </w:t>
-            </w:r>
-            <w:r>
-              <w:rPr>
-                <w:rFonts w:ascii="Calibri" w:hAnsi="Calibri"/>
-                <w:sz w:val="18"/>
-              </w:rPr>
-              <w:t xml:space="preserve">actuator</w:t>
+              <w:t xml:space="preserve">spring-boot-devtools</w:t>
             </w:r>
           </w:p>
         </w:tc>
         <w:tc>
           <w:tcPr>
-            <w:tcMar>
-              <w:top w:w="40" w:type="dxa"/>
-              <w:bottom w:w="40" w:type="dxa"/>
-              <w:left w:w="60" w:type="dxa"/>
-              <w:right w:w="60" w:type="dxa"/>
-            </w:tcMar>
-            <w:tcMar>
-              <w:top w:w="40" w:type="dxa"/>
-              <w:bottom w:w="40" w:type="dxa"/>
-              <w:left w:w="60" w:type="dxa"/>
-              <w:right w:w="60" w:type="dxa"/>
-            </w:tcMar>
-          </w:tcPr>
-          <w:p>
-            <w:pPr>
-              <w:pStyle w:val="Compact"/>
-              <w:spacing w:before="0" w:after="40" w:line="264" w:lineRule="auto"/>
-              <w:jc w:val="left"/>
-            </w:pPr>
-            <w:r>
-              <w:rPr>
-                <w:rFonts w:ascii="Calibri" w:hAnsi="Calibri"/>
-                <w:sz w:val="18"/>
-              </w:rPr>
-              <w:t xml:space="preserve">Actuator endpoints</w:t>
-            </w:r>
-          </w:p>
-        </w:tc>
-      </w:tr>
-      <w:tr>
-        <w:tc>
-          <w:tcPr>
-            <w:tcMar>
-              <w:top w:w="40" w:type="dxa"/>
-              <w:bottom w:w="40" w:type="dxa"/>
-              <w:left w:w="60" w:type="dxa"/>
-              <w:right w:w="60" w:type="dxa"/>
-            </w:tcMar>
-            <w:tcMar>
-              <w:top w:w="40" w:type="dxa"/>
-              <w:bottom w:w="40" w:type="dxa"/>
-              <w:left w:w="60" w:type="dxa"/>
-              <w:right w:w="60" w:type="dxa"/>
-            </w:tcMar>
-          </w:tcPr>
-          <w:p>
-            <w:pPr>
-              <w:pStyle w:val="Compact"/>
-              <w:spacing w:before="0" w:after="40" w:line="264" w:lineRule="auto"/>
-              <w:jc w:val="left"/>
-            </w:pPr>
-            <w:r>
-              <w:rPr>
-                <w:rFonts w:ascii="Calibri" w:hAnsi="Calibri"/>
-                <w:sz w:val="18"/>
-              </w:rPr>
-              <w:t xml:space="preserve">spring-boot-devtools</w:t>
-            </w:r>
-          </w:p>
-        </w:tc>
-        <w:tc>
-          <w:tcPr>
-            <w:tcMar>
-              <w:top w:w="40" w:type="dxa"/>
-              <w:bottom w:w="40" w:type="dxa"/>
-              <w:left w:w="60" w:type="dxa"/>
-              <w:right w:w="60" w:type="dxa"/>
-            </w:tcMar>
             <w:tcMar>
               <w:top w:w="40" w:type="dxa"/>
               <w:bottom w:w="40" w:type="dxa"/>
@@ -1504,6 +1445,55 @@
               <w:right w:w="60" w:type="dxa"/>
             </w:tcMar>
             <w:shd w:fill="1A365D" w:val="clear"/>
+          </w:tcPr>
+          <w:p>
+            <w:pPr>
+              <w:pStyle w:val="Compact"/>
+              <w:spacing w:before="0" w:after="40" w:line="264" w:lineRule="auto"/>
+              <w:jc w:val="left"/>
+            </w:pPr>
+            <w:r>
+              <w:rPr>
+                <w:rFonts w:ascii="Calibri" w:hAnsi="Calibri"/>
+                <w:b/>
+                <w:color w:val="FFFFFF"/>
+                <w:sz w:val="18"/>
+              </w:rPr>
+              <w:t xml:space="preserve">Technology</w:t>
+            </w:r>
+          </w:p>
+        </w:tc>
+        <w:tc>
+          <w:tcPr>
+            <w:tcMar>
+              <w:top w:w="40" w:type="dxa"/>
+              <w:bottom w:w="40" w:type="dxa"/>
+              <w:left w:w="60" w:type="dxa"/>
+              <w:right w:w="60" w:type="dxa"/>
+            </w:tcMar>
+            <w:shd w:fill="1A365D" w:val="clear"/>
+          </w:tcPr>
+          <w:p>
+            <w:pPr>
+              <w:pStyle w:val="Compact"/>
+              <w:spacing w:before="0" w:after="40" w:line="264" w:lineRule="auto"/>
+              <w:jc w:val="left"/>
+            </w:pPr>
+            <w:r>
+              <w:rPr>
+                <w:rFonts w:ascii="Calibri" w:hAnsi="Calibri"/>
+                <w:b/>
+                <w:color w:val="FFFFFF"/>
+                <w:sz w:val="18"/>
+              </w:rPr>
+              <w:t xml:space="preserve">Version / notes</w:t>
+            </w:r>
+          </w:p>
+        </w:tc>
+      </w:tr>
+      <w:tr>
+        <w:tc>
+          <w:tcPr>
             <w:tcMar>
               <w:top w:w="40" w:type="dxa"/>
               <w:bottom w:w="40" w:type="dxa"/>
@@ -1520,23 +1510,28 @@
             <w:r>
               <w:rPr>
                 <w:rFonts w:ascii="Calibri" w:hAnsi="Calibri"/>
-                <w:b/>
-                <w:color w:val="FFFFFF"/>
-                <w:sz w:val="18"/>
-              </w:rPr>
-              <w:t xml:space="preserve">Technology</w:t>
+                <w:sz w:val="18"/>
+              </w:rPr>
+              <w:t xml:space="preserve">spring-boot-starter-</w:t>
+            </w:r>
+            <w:r>
+              <w:rPr>
+                <w:rFonts w:ascii="Calibri" w:hAnsi="Calibri"/>
+                <w:sz w:val="18"/>
+              </w:rPr>
+              <w:t xml:space="preserve"> </w:t>
+            </w:r>
+            <w:r>
+              <w:rPr>
+                <w:rFonts w:ascii="Calibri" w:hAnsi="Calibri"/>
+                <w:sz w:val="18"/>
+              </w:rPr>
+              <w:t xml:space="preserve">security</w:t>
             </w:r>
           </w:p>
         </w:tc>
         <w:tc>
           <w:tcPr>
-            <w:tcMar>
-              <w:top w:w="40" w:type="dxa"/>
-              <w:bottom w:w="40" w:type="dxa"/>
-              <w:left w:w="60" w:type="dxa"/>
-              <w:right w:w="60" w:type="dxa"/>
-            </w:tcMar>
-            <w:shd w:fill="1A365D" w:val="clear"/>
             <w:tcMar>
               <w:top w:w="40" w:type="dxa"/>
               <w:bottom w:w="40" w:type="dxa"/>
@@ -1553,11 +1548,23 @@
             <w:r>
               <w:rPr>
                 <w:rFonts w:ascii="Calibri" w:hAnsi="Calibri"/>
-                <w:b/>
-                <w:color w:val="FFFFFF"/>
-                <w:sz w:val="18"/>
-              </w:rPr>
-              <w:t xml:space="preserve">Version / notes</w:t>
+                <w:sz w:val="18"/>
+              </w:rPr>
+              <w:t xml:space="preserve">Stateless session; filters;</w:t>
+            </w:r>
+            <w:r>
+              <w:rPr>
+                <w:rFonts w:ascii="Calibri" w:hAnsi="Calibri"/>
+                <w:sz w:val="18"/>
+              </w:rPr>
+              <w:t xml:space="preserve"> </w:t>
+            </w:r>
+            <w:r>
+              <w:rPr>
+                <w:rFonts w:ascii="Calibri" w:hAnsi="Calibri"/>
+                <w:sz w:val="18"/>
+              </w:rPr>
+              <w:t xml:space="preserve">method/URL authorization</w:t>
             </w:r>
           </w:p>
         </w:tc>
@@ -1565,12 +1572,6 @@
       <w:tr>
         <w:tc>
           <w:tcPr>
-            <w:tcMar>
-              <w:top w:w="40" w:type="dxa"/>
-              <w:bottom w:w="40" w:type="dxa"/>
-              <w:left w:w="60" w:type="dxa"/>
-              <w:right w:w="60" w:type="dxa"/>
-            </w:tcMar>
             <w:tcMar>
               <w:top w:w="40" w:type="dxa"/>
               <w:bottom w:w="40" w:type="dxa"/>
@@ -1589,7 +1590,7 @@
                 <w:rFonts w:ascii="Calibri" w:hAnsi="Calibri"/>
                 <w:sz w:val="18"/>
               </w:rPr>
-              <w:t xml:space="preserve">spring-boot-starter-</w:t>
+              <w:t xml:space="preserve">JJWT (jjwt-api,</w:t>
             </w:r>
             <w:r>
               <w:rPr>
@@ -1603,122 +1604,26 @@
                 <w:rFonts w:ascii="Calibri" w:hAnsi="Calibri"/>
                 <w:sz w:val="18"/>
               </w:rPr>
-              <w:t xml:space="preserve">security</w:t>
+              <w:t xml:space="preserve">jjwt-impl,</w:t>
+            </w:r>
+            <w:r>
+              <w:rPr>
+                <w:rFonts w:ascii="Calibri" w:hAnsi="Calibri"/>
+                <w:sz w:val="18"/>
+              </w:rPr>
+              <w:t xml:space="preserve"> </w:t>
+            </w:r>
+            <w:r>
+              <w:rPr>
+                <w:rFonts w:ascii="Calibri" w:hAnsi="Calibri"/>
+                <w:sz w:val="18"/>
+              </w:rPr>
+              <w:t xml:space="preserve">jjwt-jackson)</w:t>
             </w:r>
           </w:p>
         </w:tc>
         <w:tc>
           <w:tcPr>
-            <w:tcMar>
-              <w:top w:w="40" w:type="dxa"/>
-              <w:bottom w:w="40" w:type="dxa"/>
-              <w:left w:w="60" w:type="dxa"/>
-              <w:right w:w="60" w:type="dxa"/>
-            </w:tcMar>
-            <w:tcMar>
-              <w:top w:w="40" w:type="dxa"/>
-              <w:bottom w:w="40" w:type="dxa"/>
-              <w:left w:w="60" w:type="dxa"/>
-              <w:right w:w="60" w:type="dxa"/>
-            </w:tcMar>
-          </w:tcPr>
-          <w:p>
-            <w:pPr>
-              <w:pStyle w:val="Compact"/>
-              <w:spacing w:before="0" w:after="40" w:line="264" w:lineRule="auto"/>
-              <w:jc w:val="left"/>
-            </w:pPr>
-            <w:r>
-              <w:rPr>
-                <w:rFonts w:ascii="Calibri" w:hAnsi="Calibri"/>
-                <w:sz w:val="18"/>
-              </w:rPr>
-              <w:t xml:space="preserve">Stateless session; filters;</w:t>
-            </w:r>
-            <w:r>
-              <w:rPr>
-                <w:rFonts w:ascii="Calibri" w:hAnsi="Calibri"/>
-                <w:sz w:val="18"/>
-              </w:rPr>
-              <w:t xml:space="preserve"> </w:t>
-            </w:r>
-            <w:r>
-              <w:rPr>
-                <w:rFonts w:ascii="Calibri" w:hAnsi="Calibri"/>
-                <w:sz w:val="18"/>
-              </w:rPr>
-              <w:t xml:space="preserve">method/URL authorization</w:t>
-            </w:r>
-          </w:p>
-        </w:tc>
-      </w:tr>
-      <w:tr>
-        <w:tc>
-          <w:tcPr>
-            <w:tcMar>
-              <w:top w:w="40" w:type="dxa"/>
-              <w:bottom w:w="40" w:type="dxa"/>
-              <w:left w:w="60" w:type="dxa"/>
-              <w:right w:w="60" w:type="dxa"/>
-            </w:tcMar>
-            <w:tcMar>
-              <w:top w:w="40" w:type="dxa"/>
-              <w:bottom w:w="40" w:type="dxa"/>
-              <w:left w:w="60" w:type="dxa"/>
-              <w:right w:w="60" w:type="dxa"/>
-            </w:tcMar>
-          </w:tcPr>
-          <w:p>
-            <w:pPr>
-              <w:pStyle w:val="Compact"/>
-              <w:spacing w:before="0" w:after="40" w:line="264" w:lineRule="auto"/>
-              <w:jc w:val="left"/>
-            </w:pPr>
-            <w:r>
-              <w:rPr>
-                <w:rFonts w:ascii="Calibri" w:hAnsi="Calibri"/>
-                <w:sz w:val="18"/>
-              </w:rPr>
-              <w:t xml:space="preserve">JJWT (jjwt-api,</w:t>
-            </w:r>
-            <w:r>
-              <w:rPr>
-                <w:rFonts w:ascii="Calibri" w:hAnsi="Calibri"/>
-                <w:sz w:val="18"/>
-              </w:rPr>
-              <w:t xml:space="preserve"> </w:t>
-            </w:r>
-            <w:r>
-              <w:rPr>
-                <w:rFonts w:ascii="Calibri" w:hAnsi="Calibri"/>
-                <w:sz w:val="18"/>
-              </w:rPr>
-              <w:t xml:space="preserve">jjwt-impl,</w:t>
-            </w:r>
-            <w:r>
-              <w:rPr>
-                <w:rFonts w:ascii="Calibri" w:hAnsi="Calibri"/>
-                <w:sz w:val="18"/>
-              </w:rPr>
-              <w:t xml:space="preserve"> </w:t>
-            </w:r>
-            <w:r>
-              <w:rPr>
-                <w:rFonts w:ascii="Calibri" w:hAnsi="Calibri"/>
-                <w:sz w:val="18"/>
-              </w:rPr>
-              <w:t xml:space="preserve">jjwt-jackson)</w:t>
-            </w:r>
-          </w:p>
-        </w:tc>
-        <w:tc>
-          <w:tcPr>
-            <w:tcMar>
-              <w:top w:w="40" w:type="dxa"/>
-              <w:bottom w:w="40" w:type="dxa"/>
-              <w:left w:w="60" w:type="dxa"/>
-              <w:right w:w="60" w:type="dxa"/>
-            </w:tcMar>
             <w:tcMar>
               <w:top w:w="40" w:type="dxa"/>
               <w:bottom w:w="40" w:type="dxa"/>
@@ -1785,6 +1690,55 @@
               <w:right w:w="60" w:type="dxa"/>
             </w:tcMar>
             <w:shd w:fill="1A365D" w:val="clear"/>
+          </w:tcPr>
+          <w:p>
+            <w:pPr>
+              <w:pStyle w:val="Compact"/>
+              <w:spacing w:before="0" w:after="40" w:line="264" w:lineRule="auto"/>
+              <w:jc w:val="left"/>
+            </w:pPr>
+            <w:r>
+              <w:rPr>
+                <w:rFonts w:ascii="Calibri" w:hAnsi="Calibri"/>
+                <w:b/>
+                <w:color w:val="FFFFFF"/>
+                <w:sz w:val="18"/>
+              </w:rPr>
+              <w:t xml:space="preserve">Technology</w:t>
+            </w:r>
+          </w:p>
+        </w:tc>
+        <w:tc>
+          <w:tcPr>
+            <w:tcMar>
+              <w:top w:w="40" w:type="dxa"/>
+              <w:bottom w:w="40" w:type="dxa"/>
+              <w:left w:w="60" w:type="dxa"/>
+              <w:right w:w="60" w:type="dxa"/>
+            </w:tcMar>
+            <w:shd w:fill="1A365D" w:val="clear"/>
+          </w:tcPr>
+          <w:p>
+            <w:pPr>
+              <w:pStyle w:val="Compact"/>
+              <w:spacing w:before="0" w:after="40" w:line="264" w:lineRule="auto"/>
+              <w:jc w:val="left"/>
+            </w:pPr>
+            <w:r>
+              <w:rPr>
+                <w:rFonts w:ascii="Calibri" w:hAnsi="Calibri"/>
+                <w:b/>
+                <w:color w:val="FFFFFF"/>
+                <w:sz w:val="18"/>
+              </w:rPr>
+              <w:t xml:space="preserve">Notes</w:t>
+            </w:r>
+          </w:p>
+        </w:tc>
+      </w:tr>
+      <w:tr>
+        <w:tc>
+          <w:tcPr>
             <w:tcMar>
               <w:top w:w="40" w:type="dxa"/>
               <w:bottom w:w="40" w:type="dxa"/>
@@ -1801,23 +1755,14 @@
             <w:r>
               <w:rPr>
                 <w:rFonts w:ascii="Calibri" w:hAnsi="Calibri"/>
-                <w:b/>
-                <w:color w:val="FFFFFF"/>
-                <w:sz w:val="18"/>
-              </w:rPr>
-              <w:t xml:space="preserve">Technology</w:t>
+                <w:sz w:val="18"/>
+              </w:rPr>
+              <w:t xml:space="preserve">PostgreSQL</w:t>
             </w:r>
           </w:p>
         </w:tc>
         <w:tc>
           <w:tcPr>
-            <w:tcMar>
-              <w:top w:w="40" w:type="dxa"/>
-              <w:bottom w:w="40" w:type="dxa"/>
-              <w:left w:w="60" w:type="dxa"/>
-              <w:right w:w="60" w:type="dxa"/>
-            </w:tcMar>
-            <w:shd w:fill="1A365D" w:val="clear"/>
             <w:tcMar>
               <w:top w:w="40" w:type="dxa"/>
               <w:bottom w:w="40" w:type="dxa"/>
@@ -1834,11 +1779,46 @@
             <w:r>
               <w:rPr>
                 <w:rFonts w:ascii="Calibri" w:hAnsi="Calibri"/>
-                <w:b/>
-                <w:color w:val="FFFFFF"/>
-                <w:sz w:val="18"/>
-              </w:rPr>
-              <w:t xml:space="preserve">Notes</w:t>
+                <w:sz w:val="18"/>
+              </w:rPr>
+              <w:t xml:space="preserve">Database</w:t>
+            </w:r>
+            <w:r>
+              <w:rPr>
+                <w:rFonts w:ascii="Calibri" w:hAnsi="Calibri"/>
+                <w:sz w:val="18"/>
+              </w:rPr>
+              <w:t xml:space="preserve"> </w:t>
+            </w:r>
+            <w:r>
+              <w:rPr>
+                <w:rStyle w:val="VerbatimChar"/>
+                <w:rFonts w:ascii="Calibri" w:hAnsi="Calibri"/>
+                <w:sz w:val="18"/>
+              </w:rPr>
+              <w:t xml:space="preserve">bankone</w:t>
+            </w:r>
+            <w:r>
+              <w:rPr>
+                <w:rFonts w:ascii="Calibri" w:hAnsi="Calibri"/>
+                <w:sz w:val="18"/>
+              </w:rPr>
+              <w:t xml:space="preserve">, JDBC URL in</w:t>
+            </w:r>
+            <w:r>
+              <w:rPr>
+                <w:rFonts w:ascii="Calibri" w:hAnsi="Calibri"/>
+                <w:sz w:val="18"/>
+              </w:rPr>
+              <w:t xml:space="preserve"> </w:t>
+            </w:r>
+            <w:r>
+              <w:rPr>
+                <w:rStyle w:val="VerbatimChar"/>
+                <w:rFonts w:ascii="Calibri" w:hAnsi="Calibri"/>
+                <w:sz w:val="18"/>
+              </w:rPr>
+              <w:t xml:space="preserve">application.properties</w:t>
             </w:r>
           </w:p>
         </w:tc>
@@ -1846,12 +1826,6 @@
       <w:tr>
         <w:tc>
           <w:tcPr>
-            <w:tcMar>
-              <w:top w:w="40" w:type="dxa"/>
-              <w:bottom w:w="40" w:type="dxa"/>
-              <w:left w:w="60" w:type="dxa"/>
-              <w:right w:w="60" w:type="dxa"/>
-            </w:tcMar>
             <w:tcMar>
               <w:top w:w="40" w:type="dxa"/>
               <w:bottom w:w="40" w:type="dxa"/>
@@ -1870,18 +1844,26 @@
                 <w:rFonts w:ascii="Calibri" w:hAnsi="Calibri"/>
                 <w:sz w:val="18"/>
               </w:rPr>
-              <w:t xml:space="preserve">PostgreSQL</w:t>
+              <w:t xml:space="preserve">PostgreSQL JDBC</w:t>
+            </w:r>
+            <w:r>
+              <w:rPr>
+                <w:rFonts w:ascii="Calibri" w:hAnsi="Calibri"/>
+                <w:sz w:val="18"/>
+              </w:rPr>
+              <w:t xml:space="preserve"> </w:t>
+            </w:r>
+            <w:r>
+              <w:rPr>
+                <w:rFonts w:ascii="Calibri" w:hAnsi="Calibri"/>
+                <w:sz w:val="18"/>
+              </w:rPr>
+              <w:t xml:space="preserve">driver</w:t>
             </w:r>
           </w:p>
         </w:tc>
         <w:tc>
           <w:tcPr>
-            <w:tcMar>
-              <w:top w:w="40" w:type="dxa"/>
-              <w:bottom w:w="40" w:type="dxa"/>
-              <w:left w:w="60" w:type="dxa"/>
-              <w:right w:w="60" w:type="dxa"/>
-            </w:tcMar>
             <w:tcMar>
               <w:top w:w="40" w:type="dxa"/>
               <w:bottom w:w="40" w:type="dxa"/>
@@ -1897,10 +1879,11 @@
             </w:pPr>
             <w:r>
               <w:rPr>
-                <w:rFonts w:ascii="Calibri" w:hAnsi="Calibri"/>
-                <w:sz w:val="18"/>
-              </w:rPr>
-              <w:t xml:space="preserve">Database</w:t>
+                <w:rStyle w:val="VerbatimChar"/>
+                <w:rFonts w:ascii="Calibri" w:hAnsi="Calibri"/>
+                <w:sz w:val="18"/>
+              </w:rPr>
+              <w:t xml:space="preserve">org.postgresql:postgresql</w:t>
             </w:r>
             <w:r>
               <w:rPr>
@@ -1911,33 +1894,10 @@
             </w:r>
             <w:r>
               <w:rPr>
-                <w:rStyle w:val="VerbatimChar"/>
-                <w:rFonts w:ascii="Calibri" w:hAnsi="Calibri"/>
-                <w:sz w:val="18"/>
-              </w:rPr>
-              <w:t xml:space="preserve">bankone</w:t>
-            </w:r>
-            <w:r>
-              <w:rPr>
-                <w:rFonts w:ascii="Calibri" w:hAnsi="Calibri"/>
-                <w:sz w:val="18"/>
-              </w:rPr>
-              <w:t xml:space="preserve">, JDBC URL in</w:t>
-            </w:r>
-            <w:r>
-              <w:rPr>
-                <w:rFonts w:ascii="Calibri" w:hAnsi="Calibri"/>
-                <w:sz w:val="18"/>
-              </w:rPr>
-              <w:t xml:space="preserve"> </w:t>
-            </w:r>
-            <w:r>
-              <w:rPr>
-                <w:rStyle w:val="VerbatimChar"/>
-                <w:rFonts w:ascii="Calibri" w:hAnsi="Calibri"/>
-                <w:sz w:val="18"/>
-              </w:rPr>
-              <w:t xml:space="preserve">application.properties</w:t>
+                <w:rFonts w:ascii="Calibri" w:hAnsi="Calibri"/>
+                <w:sz w:val="18"/>
+              </w:rPr>
+              <w:t xml:space="preserve">(runtime)</w:t>
             </w:r>
           </w:p>
         </w:tc>
@@ -1945,12 +1905,6 @@
       <w:tr>
         <w:tc>
           <w:tcPr>
-            <w:tcMar>
-              <w:top w:w="40" w:type="dxa"/>
-              <w:bottom w:w="40" w:type="dxa"/>
-              <w:left w:w="60" w:type="dxa"/>
-              <w:right w:w="60" w:type="dxa"/>
-            </w:tcMar>
             <w:tcMar>
               <w:top w:w="40" w:type="dxa"/>
               <w:bottom w:w="40" w:type="dxa"/>
@@ -1969,7 +1923,7 @@
                 <w:rFonts w:ascii="Calibri" w:hAnsi="Calibri"/>
                 <w:sz w:val="18"/>
               </w:rPr>
-              <w:t xml:space="preserve">PostgreSQL JDBC</w:t>
+              <w:t xml:space="preserve">schema.sql /</w:t>
             </w:r>
             <w:r>
               <w:rPr>
@@ -1983,18 +1937,12 @@
                 <w:rFonts w:ascii="Calibri" w:hAnsi="Calibri"/>
                 <w:sz w:val="18"/>
               </w:rPr>
-              <w:t xml:space="preserve">driver</w:t>
+              <w:t xml:space="preserve">data.sql</w:t>
             </w:r>
           </w:p>
         </w:tc>
         <w:tc>
           <w:tcPr>
-            <w:tcMar>
-              <w:top w:w="40" w:type="dxa"/>
-              <w:bottom w:w="40" w:type="dxa"/>
-              <w:left w:w="60" w:type="dxa"/>
-              <w:right w:w="60" w:type="dxa"/>
-            </w:tcMar>
             <w:tcMar>
               <w:top w:w="40" w:type="dxa"/>
               <w:bottom w:w="40" w:type="dxa"/>
@@ -2010,30 +1958,63 @@
             </w:pPr>
             <w:r>
               <w:rPr>
+                <w:rFonts w:ascii="Calibri" w:hAnsi="Calibri"/>
+                <w:sz w:val="18"/>
+              </w:rPr>
+              <w:t xml:space="preserve">SQL init (</w:t>
+            </w:r>
+            <w:r>
+              <w:rPr>
                 <w:rStyle w:val="VerbatimChar"/>
                 <w:rFonts w:ascii="Calibri" w:hAnsi="Calibri"/>
                 <w:sz w:val="18"/>
               </w:rPr>
-              <w:t xml:space="preserve">org.postgresql:postgresql</w:t>
-            </w:r>
-            <w:r>
-              <w:rPr>
-                <w:rFonts w:ascii="Calibri" w:hAnsi="Calibri"/>
-                <w:sz w:val="18"/>
-              </w:rPr>
-              <w:t xml:space="preserve"> </w:t>
-            </w:r>
-            <w:r>
-              <w:rPr>
-                <w:rFonts w:ascii="Calibri" w:hAnsi="Calibri"/>
-                <w:sz w:val="18"/>
-              </w:rPr>
-              <w:t xml:space="preserve">(runtime)</w:t>
+              <w:t xml:space="preserve">spring.sql.init.mode=always</w:t>
+            </w:r>
+            <w:r>
+              <w:rPr>
+                <w:rFonts w:ascii="Calibri" w:hAnsi="Calibri"/>
+                <w:sz w:val="18"/>
+              </w:rPr>
+              <w:t xml:space="preserve">)</w:t>
             </w:r>
           </w:p>
         </w:tc>
       </w:tr>
+    </w:tbl>
+    <w:bookmarkEnd w:id="13"/>
+    <w:bookmarkStart w:id="14" w:name="messaging-email"/>
+    <w:p>
+      <w:pPr>
+        <w:pStyle w:val="Heading3"/>
+      </w:pPr>
+      <w:r>
+        <w:t xml:space="preserve">Messaging &amp; email</w:t>
+      </w:r>
+    </w:p>
+    <w:tbl>
+      <w:tblPr>
+        <w:tblStyle w:val="Table"/>
+        <w:tblW w:type="pct" w:w="5000"/>
+        <w:tblLayout w:type="autofit"/>
+        <w:tblLook w:firstRow="1" w:lastRow="0" w:firstColumn="0" w:lastColumn="0" w:noHBand="0" w:noVBand="0" w:val="0020"/>
+        <w:tblBorders>
+          <w:top w:val="single" w:sz="4" w:space="0" w:color="CBD5E0"/>
+          <w:left w:val="single" w:sz="4" w:space="0" w:color="CBD5E0"/>
+          <w:bottom w:val="single" w:sz="4" w:space="0" w:color="CBD5E0"/>
+          <w:right w:val="single" w:sz="4" w:space="0" w:color="CBD5E0"/>
+          <w:insideH w:val="single" w:sz="4" w:space="0" w:color="CBD5E0"/>
+          <w:insideV w:val="single" w:sz="4" w:space="0" w:color="CBD5E0"/>
+        </w:tblBorders>
+      </w:tblPr>
+      <w:tblGrid>
+        <w:gridCol w:w="2247"/>
+        <w:gridCol w:w="5458"/>
+      </w:tblGrid>
       <w:tr>
+        <w:trPr>
+          <w:tblHeader w:val="on"/>
+        </w:trPr>
         <w:tc>
           <w:tcPr>
             <w:tcMar>
@@ -2042,6 +2023,56 @@
               <w:left w:w="60" w:type="dxa"/>
               <w:right w:w="60" w:type="dxa"/>
             </w:tcMar>
+            <w:shd w:fill="1A365D" w:val="clear"/>
+          </w:tcPr>
+          <w:p>
+            <w:pPr>
+              <w:pStyle w:val="Compact"/>
+              <w:spacing w:before="0" w:after="40" w:line="264" w:lineRule="auto"/>
+              <w:jc w:val="left"/>
+            </w:pPr>
+            <w:r>
+              <w:rPr>
+                <w:rFonts w:ascii="Calibri" w:hAnsi="Calibri"/>
+                <w:b/>
+                <w:color w:val="FFFFFF"/>
+                <w:sz w:val="18"/>
+              </w:rPr>
+              <w:t xml:space="preserve">Technology</w:t>
+            </w:r>
+          </w:p>
+        </w:tc>
+        <w:tc>
+          <w:tcPr>
+            <w:tcMar>
+              <w:top w:w="40" w:type="dxa"/>
+              <w:bottom w:w="40" w:type="dxa"/>
+              <w:left w:w="60" w:type="dxa"/>
+              <w:right w:w="60" w:type="dxa"/>
+            </w:tcMar>
+            <w:shd w:fill="1A365D" w:val="clear"/>
+          </w:tcPr>
+          <w:p>
+            <w:pPr>
+              <w:pStyle w:val="Compact"/>
+              <w:spacing w:before="0" w:after="40" w:line="264" w:lineRule="auto"/>
+              <w:jc w:val="left"/>
+            </w:pPr>
+            <w:r>
+              <w:rPr>
+                <w:rFonts w:ascii="Calibri" w:hAnsi="Calibri"/>
+                <w:b/>
+                <w:color w:val="FFFFFF"/>
+                <w:sz w:val="18"/>
+              </w:rPr>
+              <w:t xml:space="preserve">Purpose</w:t>
+            </w:r>
+          </w:p>
+        </w:tc>
+      </w:tr>
+      <w:tr>
+        <w:tc>
+          <w:tcPr>
             <w:tcMar>
               <w:top w:w="40" w:type="dxa"/>
               <w:bottom w:w="40" w:type="dxa"/>
@@ -2060,7 +2091,7 @@
                 <w:rFonts w:ascii="Calibri" w:hAnsi="Calibri"/>
                 <w:sz w:val="18"/>
               </w:rPr>
-              <w:t xml:space="preserve">schema.sql /</w:t>
+              <w:t xml:space="preserve">spring-boot-starter-</w:t>
             </w:r>
             <w:r>
               <w:rPr>
@@ -2074,18 +2105,12 @@
                 <w:rFonts w:ascii="Calibri" w:hAnsi="Calibri"/>
                 <w:sz w:val="18"/>
               </w:rPr>
-              <w:t xml:space="preserve">data.sql</w:t>
+              <w:t xml:space="preserve">kafka</w:t>
             </w:r>
           </w:p>
         </w:tc>
         <w:tc>
           <w:tcPr>
-            <w:tcMar>
-              <w:top w:w="40" w:type="dxa"/>
-              <w:bottom w:w="40" w:type="dxa"/>
-              <w:left w:w="60" w:type="dxa"/>
-              <w:right w:w="60" w:type="dxa"/>
-            </w:tcMar>
             <w:tcMar>
               <w:top w:w="40" w:type="dxa"/>
               <w:bottom w:w="40" w:type="dxa"/>
@@ -2104,7 +2129,21 @@
                 <w:rFonts w:ascii="Calibri" w:hAnsi="Calibri"/>
                 <w:sz w:val="18"/>
               </w:rPr>
-              <w:t xml:space="preserve">SQL init (</w:t>
+              <w:t xml:space="preserve">Kafka produce/consume</w:t>
+            </w:r>
+            <w:r>
+              <w:rPr>
+                <w:rFonts w:ascii="Calibri" w:hAnsi="Calibri"/>
+                <w:sz w:val="18"/>
+              </w:rPr>
+              <w:t xml:space="preserve"> </w:t>
+            </w:r>
+            <w:r>
+              <w:rPr>
+                <w:rFonts w:ascii="Calibri" w:hAnsi="Calibri"/>
+                <w:sz w:val="18"/>
+              </w:rPr>
+              <w:t xml:space="preserve">(</w:t>
             </w:r>
             <w:r>
               <w:rPr>
@@ -2112,7 +2151,7 @@
                 <w:rFonts w:ascii="Calibri" w:hAnsi="Calibri"/>
                 <w:sz w:val="18"/>
               </w:rPr>
-              <w:t xml:space="preserve">spring.sql.init.mode=always</w:t>
+              <w:t xml:space="preserve">com.bankone.notification</w:t>
             </w:r>
             <w:r>
               <w:rPr>
@@ -2120,13 +2159,444 @@
                 <w:sz w:val="18"/>
               </w:rPr>
               <w:t xml:space="preserve">)</w:t>
+            </w:r>
+          </w:p>
+        </w:tc>
+      </w:tr>
+      <w:tr>
+        <w:tc>
+          <w:tcPr>
+            <w:tcMar>
+              <w:top w:w="40" w:type="dxa"/>
+              <w:bottom w:w="40" w:type="dxa"/>
+              <w:left w:w="60" w:type="dxa"/>
+              <w:right w:w="60" w:type="dxa"/>
+            </w:tcMar>
+          </w:tcPr>
+          <w:p>
+            <w:pPr>
+              <w:pStyle w:val="Compact"/>
+              <w:spacing w:before="0" w:after="40" w:line="264" w:lineRule="auto"/>
+              <w:jc w:val="left"/>
+            </w:pPr>
+            <w:r>
+              <w:rPr>
+                <w:rFonts w:ascii="Calibri" w:hAnsi="Calibri"/>
+                <w:sz w:val="18"/>
+              </w:rPr>
+              <w:t xml:space="preserve">spring-boot-starter-</w:t>
+            </w:r>
+            <w:r>
+              <w:rPr>
+                <w:rFonts w:ascii="Calibri" w:hAnsi="Calibri"/>
+                <w:sz w:val="18"/>
+              </w:rPr>
+              <w:t xml:space="preserve"> </w:t>
+            </w:r>
+            <w:r>
+              <w:rPr>
+                <w:rFonts w:ascii="Calibri" w:hAnsi="Calibri"/>
+                <w:sz w:val="18"/>
+              </w:rPr>
+              <w:t xml:space="preserve">mail</w:t>
+            </w:r>
+          </w:p>
+        </w:tc>
+        <w:tc>
+          <w:tcPr>
+            <w:tcMar>
+              <w:top w:w="40" w:type="dxa"/>
+              <w:bottom w:w="40" w:type="dxa"/>
+              <w:left w:w="60" w:type="dxa"/>
+              <w:right w:w="60" w:type="dxa"/>
+            </w:tcMar>
+          </w:tcPr>
+          <w:p>
+            <w:pPr>
+              <w:pStyle w:val="Compact"/>
+              <w:spacing w:before="0" w:after="40" w:line="264" w:lineRule="auto"/>
+              <w:jc w:val="left"/>
+            </w:pPr>
+            <w:r>
+              <w:rPr>
+                <w:rFonts w:ascii="Calibri" w:hAnsi="Calibri"/>
+                <w:sz w:val="18"/>
+              </w:rPr>
+              <w:t xml:space="preserve">SMTP path (Mailpit locally)</w:t>
+            </w:r>
+          </w:p>
+        </w:tc>
+      </w:tr>
+      <w:tr>
+        <w:tc>
+          <w:tcPr>
+            <w:tcMar>
+              <w:top w:w="40" w:type="dxa"/>
+              <w:bottom w:w="40" w:type="dxa"/>
+              <w:left w:w="60" w:type="dxa"/>
+              <w:right w:w="60" w:type="dxa"/>
+            </w:tcMar>
+          </w:tcPr>
+          <w:p>
+            <w:pPr>
+              <w:pStyle w:val="Compact"/>
+              <w:spacing w:before="0" w:after="40" w:line="264" w:lineRule="auto"/>
+              <w:jc w:val="left"/>
+            </w:pPr>
+            <w:r>
+              <w:rPr>
+                <w:rFonts w:ascii="Calibri" w:hAnsi="Calibri"/>
+                <w:sz w:val="18"/>
+              </w:rPr>
+              <w:t xml:space="preserve">Apache Kafka 3.9</w:t>
+            </w:r>
+          </w:p>
+        </w:tc>
+        <w:tc>
+          <w:tcPr>
+            <w:tcMar>
+              <w:top w:w="40" w:type="dxa"/>
+              <w:bottom w:w="40" w:type="dxa"/>
+              <w:left w:w="60" w:type="dxa"/>
+              <w:right w:w="60" w:type="dxa"/>
+            </w:tcMar>
+          </w:tcPr>
+          <w:p>
+            <w:pPr>
+              <w:pStyle w:val="Compact"/>
+              <w:spacing w:before="0" w:after="40" w:line="264" w:lineRule="auto"/>
+              <w:jc w:val="left"/>
+            </w:pPr>
+            <w:r>
+              <w:rPr>
+                <w:rFonts w:ascii="Calibri" w:hAnsi="Calibri"/>
+                <w:sz w:val="18"/>
+              </w:rPr>
+              <w:t xml:space="preserve">Local:</w:t>
+            </w:r>
+            <w:r>
+              <w:rPr>
+                <w:rFonts w:ascii="Calibri" w:hAnsi="Calibri"/>
+                <w:sz w:val="18"/>
+              </w:rPr>
+              <w:t xml:space="preserve"> </w:t>
+            </w:r>
+            <w:r>
+              <w:rPr>
+                <w:rStyle w:val="VerbatimChar"/>
+                <w:rFonts w:ascii="Calibri" w:hAnsi="Calibri"/>
+                <w:sz w:val="18"/>
+              </w:rPr>
+              <w:t xml:space="preserve">docker compose</w:t>
+            </w:r>
+            <w:r>
+              <w:rPr>
+                <w:rFonts w:ascii="Calibri" w:hAnsi="Calibri"/>
+                <w:sz w:val="18"/>
+              </w:rPr>
+              <w:t xml:space="preserve"> </w:t>
+            </w:r>
+            <w:r>
+              <w:rPr>
+                <w:rFonts w:ascii="Calibri" w:hAnsi="Calibri"/>
+                <w:sz w:val="18"/>
+              </w:rPr>
+              <w:t xml:space="preserve">service</w:t>
+            </w:r>
+            <w:r>
+              <w:rPr>
+                <w:rFonts w:ascii="Calibri" w:hAnsi="Calibri"/>
+                <w:sz w:val="18"/>
+              </w:rPr>
+              <w:t xml:space="preserve"> </w:t>
+            </w:r>
+            <w:r>
+              <w:rPr>
+                <w:rStyle w:val="VerbatimChar"/>
+                <w:rFonts w:ascii="Calibri" w:hAnsi="Calibri"/>
+                <w:sz w:val="18"/>
+              </w:rPr>
+              <w:t xml:space="preserve">kafka</w:t>
+            </w:r>
+            <w:r>
+              <w:rPr>
+                <w:rFonts w:ascii="Calibri" w:hAnsi="Calibri"/>
+                <w:sz w:val="18"/>
+              </w:rPr>
+              <w:t xml:space="preserve"> </w:t>
+            </w:r>
+            <w:r>
+              <w:rPr>
+                <w:rFonts w:ascii="Calibri" w:hAnsi="Calibri"/>
+                <w:sz w:val="18"/>
+              </w:rPr>
+              <w:t xml:space="preserve">(</w:t>
+            </w:r>
+            <w:r>
+              <w:rPr>
+                <w:rStyle w:val="VerbatimChar"/>
+                <w:rFonts w:ascii="Calibri" w:hAnsi="Calibri"/>
+                <w:sz w:val="18"/>
+              </w:rPr>
+              <w:t xml:space="preserve">apache/kafka:3.9.0</w:t>
+            </w:r>
+            <w:r>
+              <w:rPr>
+                <w:rFonts w:ascii="Calibri" w:hAnsi="Calibri"/>
+                <w:sz w:val="18"/>
+              </w:rPr>
+              <w:t xml:space="preserve"> </w:t>
+            </w:r>
+            <w:r>
+              <w:rPr>
+                <w:rFonts w:ascii="Calibri" w:hAnsi="Calibri"/>
+                <w:sz w:val="18"/>
+              </w:rPr>
+              <w:t xml:space="preserve">:9092)</w:t>
+            </w:r>
+          </w:p>
+        </w:tc>
+      </w:tr>
+      <w:tr>
+        <w:tc>
+          <w:tcPr>
+            <w:tcMar>
+              <w:top w:w="40" w:type="dxa"/>
+              <w:bottom w:w="40" w:type="dxa"/>
+              <w:left w:w="60" w:type="dxa"/>
+              <w:right w:w="60" w:type="dxa"/>
+            </w:tcMar>
+          </w:tcPr>
+          <w:p>
+            <w:pPr>
+              <w:pStyle w:val="Compact"/>
+              <w:spacing w:before="0" w:after="40" w:line="264" w:lineRule="auto"/>
+              <w:jc w:val="left"/>
+            </w:pPr>
+            <w:r>
+              <w:rPr>
+                <w:rFonts w:ascii="Calibri" w:hAnsi="Calibri"/>
+                <w:sz w:val="18"/>
+              </w:rPr>
+              <w:t xml:space="preserve">Aiven Kafka</w:t>
+            </w:r>
+          </w:p>
+        </w:tc>
+        <w:tc>
+          <w:tcPr>
+            <w:tcMar>
+              <w:top w:w="40" w:type="dxa"/>
+              <w:bottom w:w="40" w:type="dxa"/>
+              <w:left w:w="60" w:type="dxa"/>
+              <w:right w:w="60" w:type="dxa"/>
+            </w:tcMar>
+          </w:tcPr>
+          <w:p>
+            <w:pPr>
+              <w:pStyle w:val="Compact"/>
+              <w:spacing w:before="0" w:after="40" w:line="264" w:lineRule="auto"/>
+              <w:jc w:val="left"/>
+            </w:pPr>
+            <w:r>
+              <w:rPr>
+                <w:rFonts w:ascii="Calibri" w:hAnsi="Calibri"/>
+                <w:sz w:val="18"/>
+              </w:rPr>
+              <w:t xml:space="preserve">Render managed broker (SASL_SSL +</w:t>
+            </w:r>
+            <w:r>
+              <w:rPr>
+                <w:rFonts w:ascii="Calibri" w:hAnsi="Calibri"/>
+                <w:sz w:val="18"/>
+              </w:rPr>
+              <w:t xml:space="preserve"> </w:t>
+            </w:r>
+            <w:r>
+              <w:rPr>
+                <w:rFonts w:ascii="Calibri" w:hAnsi="Calibri"/>
+                <w:sz w:val="18"/>
+              </w:rPr>
+              <w:t xml:space="preserve">SCRAM + CA PEM)</w:t>
+            </w:r>
+          </w:p>
+        </w:tc>
+      </w:tr>
+      <w:tr>
+        <w:tc>
+          <w:tcPr>
+            <w:tcMar>
+              <w:top w:w="40" w:type="dxa"/>
+              <w:bottom w:w="40" w:type="dxa"/>
+              <w:left w:w="60" w:type="dxa"/>
+              <w:right w:w="60" w:type="dxa"/>
+            </w:tcMar>
+          </w:tcPr>
+          <w:p>
+            <w:pPr>
+              <w:pStyle w:val="Compact"/>
+              <w:spacing w:before="0" w:after="40" w:line="264" w:lineRule="auto"/>
+              <w:jc w:val="left"/>
+            </w:pPr>
+            <w:r>
+              <w:rPr>
+                <w:rFonts w:ascii="Calibri" w:hAnsi="Calibri"/>
+                <w:sz w:val="18"/>
+              </w:rPr>
+              <w:t xml:space="preserve">Mailpit</w:t>
+            </w:r>
+          </w:p>
+        </w:tc>
+        <w:tc>
+          <w:tcPr>
+            <w:tcMar>
+              <w:top w:w="40" w:type="dxa"/>
+              <w:bottom w:w="40" w:type="dxa"/>
+              <w:left w:w="60" w:type="dxa"/>
+              <w:right w:w="60" w:type="dxa"/>
+            </w:tcMar>
+          </w:tcPr>
+          <w:p>
+            <w:pPr>
+              <w:pStyle w:val="Compact"/>
+              <w:spacing w:before="0" w:after="40" w:line="264" w:lineRule="auto"/>
+              <w:jc w:val="left"/>
+            </w:pPr>
+            <w:r>
+              <w:rPr>
+                <w:rFonts w:ascii="Calibri" w:hAnsi="Calibri"/>
+                <w:sz w:val="18"/>
+              </w:rPr>
+              <w:t xml:space="preserve">Local fake inbox SMTP</w:t>
+            </w:r>
+            <w:r>
+              <w:rPr>
+                <w:rFonts w:ascii="Calibri" w:hAnsi="Calibri"/>
+                <w:sz w:val="18"/>
+              </w:rPr>
+              <w:t xml:space="preserve"> </w:t>
+            </w:r>
+            <w:r>
+              <w:rPr>
+                <w:rStyle w:val="VerbatimChar"/>
+                <w:rFonts w:ascii="Calibri" w:hAnsi="Calibri"/>
+                <w:sz w:val="18"/>
+              </w:rPr>
+              <w:t xml:space="preserve">:1025</w:t>
+            </w:r>
+            <w:r>
+              <w:rPr>
+                <w:rFonts w:ascii="Calibri" w:hAnsi="Calibri"/>
+                <w:sz w:val="18"/>
+              </w:rPr>
+              <w:t xml:space="preserve"> </w:t>
+            </w:r>
+            <w:r>
+              <w:rPr>
+                <w:rFonts w:ascii="Calibri" w:hAnsi="Calibri"/>
+                <w:sz w:val="18"/>
+              </w:rPr>
+              <w:t xml:space="preserve">/</w:t>
+            </w:r>
+            <w:r>
+              <w:rPr>
+                <w:rFonts w:ascii="Calibri" w:hAnsi="Calibri"/>
+                <w:sz w:val="18"/>
+              </w:rPr>
+              <w:t xml:space="preserve"> </w:t>
+            </w:r>
+            <w:r>
+              <w:rPr>
+                <w:rFonts w:ascii="Calibri" w:hAnsi="Calibri"/>
+                <w:sz w:val="18"/>
+              </w:rPr>
+              <w:t xml:space="preserve">UI</w:t>
+            </w:r>
+            <w:r>
+              <w:rPr>
+                <w:rFonts w:ascii="Calibri" w:hAnsi="Calibri"/>
+                <w:sz w:val="18"/>
+              </w:rPr>
+              <w:t xml:space="preserve"> </w:t>
+            </w:r>
+            <w:r>
+              <w:rPr>
+                <w:rStyle w:val="VerbatimChar"/>
+                <w:rFonts w:ascii="Calibri" w:hAnsi="Calibri"/>
+                <w:sz w:val="18"/>
+              </w:rPr>
+              <w:t xml:space="preserve">:8025</w:t>
+            </w:r>
+          </w:p>
+        </w:tc>
+      </w:tr>
+      <w:tr>
+        <w:tc>
+          <w:tcPr>
+            <w:tcMar>
+              <w:top w:w="40" w:type="dxa"/>
+              <w:bottom w:w="40" w:type="dxa"/>
+              <w:left w:w="60" w:type="dxa"/>
+              <w:right w:w="60" w:type="dxa"/>
+            </w:tcMar>
+          </w:tcPr>
+          <w:p>
+            <w:pPr>
+              <w:pStyle w:val="Compact"/>
+              <w:spacing w:before="0" w:after="40" w:line="264" w:lineRule="auto"/>
+              <w:jc w:val="left"/>
+            </w:pPr>
+            <w:r>
+              <w:rPr>
+                <w:rFonts w:ascii="Calibri" w:hAnsi="Calibri"/>
+                <w:sz w:val="18"/>
+              </w:rPr>
+              <w:t xml:space="preserve">Twilio SendGrid</w:t>
+            </w:r>
+          </w:p>
+        </w:tc>
+        <w:tc>
+          <w:tcPr>
+            <w:tcMar>
+              <w:top w:w="40" w:type="dxa"/>
+              <w:bottom w:w="40" w:type="dxa"/>
+              <w:left w:w="60" w:type="dxa"/>
+              <w:right w:w="60" w:type="dxa"/>
+            </w:tcMar>
+          </w:tcPr>
+          <w:p>
+            <w:pPr>
+              <w:pStyle w:val="Compact"/>
+              <w:spacing w:before="0" w:after="40" w:line="264" w:lineRule="auto"/>
+              <w:jc w:val="left"/>
+            </w:pPr>
+            <w:r>
+              <w:rPr>
+                <w:rFonts w:ascii="Calibri" w:hAnsi="Calibri"/>
+                <w:sz w:val="18"/>
+              </w:rPr>
+              <w:t xml:space="preserve">Render email via HTTPS API when</w:t>
+            </w:r>
+            <w:r>
+              <w:rPr>
+                <w:rFonts w:ascii="Calibri" w:hAnsi="Calibri"/>
+                <w:sz w:val="18"/>
+              </w:rPr>
+              <w:t xml:space="preserve"> </w:t>
+            </w:r>
+            <w:r>
+              <w:rPr>
+                <w:rStyle w:val="VerbatimChar"/>
+                <w:rFonts w:ascii="Calibri" w:hAnsi="Calibri"/>
+                <w:sz w:val="18"/>
+              </w:rPr>
+              <w:t xml:space="preserve">MAIL_TRANSPORT=sendgrid</w:t>
             </w:r>
           </w:p>
         </w:tc>
       </w:tr>
     </w:tbl>
-    <w:bookmarkEnd w:id="13"/>
-    <w:bookmarkStart w:id="14" w:name="code-generation-container"/>
+    <w:bookmarkEnd w:id="14"/>
+    <w:bookmarkStart w:id="15" w:name="code-generation-container"/>
     <w:p>
       <w:pPr>
         <w:pStyle w:val="Heading3"/>
@@ -2167,6 +2637,55 @@
               <w:right w:w="60" w:type="dxa"/>
             </w:tcMar>
             <w:shd w:fill="1A365D" w:val="clear"/>
+          </w:tcPr>
+          <w:p>
+            <w:pPr>
+              <w:pStyle w:val="Compact"/>
+              <w:spacing w:before="0" w:after="40" w:line="264" w:lineRule="auto"/>
+              <w:jc w:val="left"/>
+            </w:pPr>
+            <w:r>
+              <w:rPr>
+                <w:rFonts w:ascii="Calibri" w:hAnsi="Calibri"/>
+                <w:b/>
+                <w:color w:val="FFFFFF"/>
+                <w:sz w:val="18"/>
+              </w:rPr>
+              <w:t xml:space="preserve">Technology</w:t>
+            </w:r>
+          </w:p>
+        </w:tc>
+        <w:tc>
+          <w:tcPr>
+            <w:tcMar>
+              <w:top w:w="40" w:type="dxa"/>
+              <w:bottom w:w="40" w:type="dxa"/>
+              <w:left w:w="60" w:type="dxa"/>
+              <w:right w:w="60" w:type="dxa"/>
+            </w:tcMar>
+            <w:shd w:fill="1A365D" w:val="clear"/>
+          </w:tcPr>
+          <w:p>
+            <w:pPr>
+              <w:pStyle w:val="Compact"/>
+              <w:spacing w:before="0" w:after="40" w:line="264" w:lineRule="auto"/>
+              <w:jc w:val="left"/>
+            </w:pPr>
+            <w:r>
+              <w:rPr>
+                <w:rFonts w:ascii="Calibri" w:hAnsi="Calibri"/>
+                <w:b/>
+                <w:color w:val="FFFFFF"/>
+                <w:sz w:val="18"/>
+              </w:rPr>
+              <w:t xml:space="preserve">Notes</w:t>
+            </w:r>
+          </w:p>
+        </w:tc>
+      </w:tr>
+      <w:tr>
+        <w:tc>
+          <w:tcPr>
             <w:tcMar>
               <w:top w:w="40" w:type="dxa"/>
               <w:bottom w:w="40" w:type="dxa"/>
@@ -2183,23 +2702,14 @@
             <w:r>
               <w:rPr>
                 <w:rFonts w:ascii="Calibri" w:hAnsi="Calibri"/>
-                <w:b/>
-                <w:color w:val="FFFFFF"/>
-                <w:sz w:val="18"/>
-              </w:rPr>
-              <w:t xml:space="preserve">Technology</w:t>
+                <w:sz w:val="18"/>
+              </w:rPr>
+              <w:t xml:space="preserve">Lombok</w:t>
             </w:r>
           </w:p>
         </w:tc>
         <w:tc>
           <w:tcPr>
-            <w:tcMar>
-              <w:top w:w="40" w:type="dxa"/>
-              <w:bottom w:w="40" w:type="dxa"/>
-              <w:left w:w="60" w:type="dxa"/>
-              <w:right w:w="60" w:type="dxa"/>
-            </w:tcMar>
-            <w:shd w:fill="1A365D" w:val="clear"/>
             <w:tcMar>
               <w:top w:w="40" w:type="dxa"/>
               <w:bottom w:w="40" w:type="dxa"/>
@@ -2216,11 +2726,24 @@
             <w:r>
               <w:rPr>
                 <w:rFonts w:ascii="Calibri" w:hAnsi="Calibri"/>
-                <w:b/>
-                <w:color w:val="FFFFFF"/>
-                <w:sz w:val="18"/>
-              </w:rPr>
-              <w:t xml:space="preserve">Notes</w:t>
+                <w:sz w:val="18"/>
+              </w:rPr>
+              <w:t xml:space="preserve">Optional; annotation processing in</w:t>
+            </w:r>
+            <w:r>
+              <w:rPr>
+                <w:rFonts w:ascii="Calibri" w:hAnsi="Calibri"/>
+                <w:sz w:val="18"/>
+              </w:rPr>
+              <w:t xml:space="preserve"> </w:t>
+            </w:r>
+            <w:r>
+              <w:rPr>
+                <w:rStyle w:val="VerbatimChar"/>
+                <w:rFonts w:ascii="Calibri" w:hAnsi="Calibri"/>
+                <w:sz w:val="18"/>
+              </w:rPr>
+              <w:t xml:space="preserve">maven-compiler-plugin</w:t>
             </w:r>
           </w:p>
         </w:tc>
@@ -2228,12 +2751,6 @@
       <w:tr>
         <w:tc>
           <w:tcPr>
-            <w:tcMar>
-              <w:top w:w="40" w:type="dxa"/>
-              <w:bottom w:w="40" w:type="dxa"/>
-              <w:left w:w="60" w:type="dxa"/>
-              <w:right w:w="60" w:type="dxa"/>
-            </w:tcMar>
             <w:tcMar>
               <w:top w:w="40" w:type="dxa"/>
               <w:bottom w:w="40" w:type="dxa"/>
@@ -2252,18 +2769,26 @@
                 <w:rFonts w:ascii="Calibri" w:hAnsi="Calibri"/>
                 <w:sz w:val="18"/>
               </w:rPr>
-              <w:t xml:space="preserve">Lombok</w:t>
+              <w:t xml:space="preserve">spring-boot-starter-</w:t>
+            </w:r>
+            <w:r>
+              <w:rPr>
+                <w:rFonts w:ascii="Calibri" w:hAnsi="Calibri"/>
+                <w:sz w:val="18"/>
+              </w:rPr>
+              <w:t xml:space="preserve"> </w:t>
+            </w:r>
+            <w:r>
+              <w:rPr>
+                <w:rFonts w:ascii="Calibri" w:hAnsi="Calibri"/>
+                <w:sz w:val="18"/>
+              </w:rPr>
+              <w:t xml:space="preserve">tomcat</w:t>
             </w:r>
           </w:p>
         </w:tc>
         <w:tc>
           <w:tcPr>
-            <w:tcMar>
-              <w:top w:w="40" w:type="dxa"/>
-              <w:bottom w:w="40" w:type="dxa"/>
-              <w:left w:w="60" w:type="dxa"/>
-              <w:right w:w="60" w:type="dxa"/>
-            </w:tcMar>
             <w:tcMar>
               <w:top w:w="40" w:type="dxa"/>
               <w:bottom w:w="40" w:type="dxa"/>
@@ -2282,97 +2807,6 @@
                 <w:rFonts w:ascii="Calibri" w:hAnsi="Calibri"/>
                 <w:sz w:val="18"/>
               </w:rPr>
-              <w:t xml:space="preserve">Optional; annotation processing in</w:t>
-            </w:r>
-            <w:r>
-              <w:rPr>
-                <w:rFonts w:ascii="Calibri" w:hAnsi="Calibri"/>
-                <w:sz w:val="18"/>
-              </w:rPr>
-              <w:t xml:space="preserve"> </w:t>
-            </w:r>
-            <w:r>
-              <w:rPr>
-                <w:rStyle w:val="VerbatimChar"/>
-                <w:rFonts w:ascii="Calibri" w:hAnsi="Calibri"/>
-                <w:sz w:val="18"/>
-              </w:rPr>
-              <w:t xml:space="preserve">maven-compiler-plugin</w:t>
-            </w:r>
-          </w:p>
-        </w:tc>
-      </w:tr>
-      <w:tr>
-        <w:tc>
-          <w:tcPr>
-            <w:tcMar>
-              <w:top w:w="40" w:type="dxa"/>
-              <w:bottom w:w="40" w:type="dxa"/>
-              <w:left w:w="60" w:type="dxa"/>
-              <w:right w:w="60" w:type="dxa"/>
-            </w:tcMar>
-            <w:tcMar>
-              <w:top w:w="40" w:type="dxa"/>
-              <w:bottom w:w="40" w:type="dxa"/>
-              <w:left w:w="60" w:type="dxa"/>
-              <w:right w:w="60" w:type="dxa"/>
-            </w:tcMar>
-          </w:tcPr>
-          <w:p>
-            <w:pPr>
-              <w:pStyle w:val="Compact"/>
-              <w:spacing w:before="0" w:after="40" w:line="264" w:lineRule="auto"/>
-              <w:jc w:val="left"/>
-            </w:pPr>
-            <w:r>
-              <w:rPr>
-                <w:rFonts w:ascii="Calibri" w:hAnsi="Calibri"/>
-                <w:sz w:val="18"/>
-              </w:rPr>
-              <w:t xml:space="preserve">spring-boot-starter-</w:t>
-            </w:r>
-            <w:r>
-              <w:rPr>
-                <w:rFonts w:ascii="Calibri" w:hAnsi="Calibri"/>
-                <w:sz w:val="18"/>
-              </w:rPr>
-              <w:t xml:space="preserve"> </w:t>
-            </w:r>
-            <w:r>
-              <w:rPr>
-                <w:rFonts w:ascii="Calibri" w:hAnsi="Calibri"/>
-                <w:sz w:val="18"/>
-              </w:rPr>
-              <w:t xml:space="preserve">tomcat</w:t>
-            </w:r>
-          </w:p>
-        </w:tc>
-        <w:tc>
-          <w:tcPr>
-            <w:tcMar>
-              <w:top w:w="40" w:type="dxa"/>
-              <w:bottom w:w="40" w:type="dxa"/>
-              <w:left w:w="60" w:type="dxa"/>
-              <w:right w:w="60" w:type="dxa"/>
-            </w:tcMar>
-            <w:tcMar>
-              <w:top w:w="40" w:type="dxa"/>
-              <w:bottom w:w="40" w:type="dxa"/>
-              <w:left w:w="60" w:type="dxa"/>
-              <w:right w:w="60" w:type="dxa"/>
-            </w:tcMar>
-          </w:tcPr>
-          <w:p>
-            <w:pPr>
-              <w:pStyle w:val="Compact"/>
-              <w:spacing w:before="0" w:after="40" w:line="264" w:lineRule="auto"/>
-              <w:jc w:val="left"/>
-            </w:pPr>
-            <w:r>
-              <w:rPr>
-                <w:rFonts w:ascii="Calibri" w:hAnsi="Calibri"/>
-                <w:sz w:val="18"/>
-              </w:rPr>
               <w:t xml:space="preserve">Embedded Tomcat for</w:t>
             </w:r>
             <w:r>
@@ -2444,8 +2878,8 @@
         </w:tc>
       </w:tr>
     </w:tbl>
-    <w:bookmarkEnd w:id="14"/>
-    <w:bookmarkStart w:id="15" w:name="test-dependencies"/>
+    <w:bookmarkEnd w:id="15"/>
+    <w:bookmarkStart w:id="16" w:name="test-dependencies"/>
     <w:p>
       <w:pPr>
         <w:pStyle w:val="Heading3"/>
@@ -2485,6 +2919,28 @@
               <w:right w:w="60" w:type="dxa"/>
             </w:tcMar>
             <w:shd w:fill="1A365D" w:val="clear"/>
+          </w:tcPr>
+          <w:p>
+            <w:pPr>
+              <w:pStyle w:val="Compact"/>
+              <w:spacing w:before="0" w:after="40" w:line="264" w:lineRule="auto"/>
+              <w:jc w:val="left"/>
+            </w:pPr>
+            <w:r>
+              <w:rPr>
+                <w:rFonts w:ascii="Calibri" w:hAnsi="Calibri"/>
+                <w:b/>
+                <w:color w:val="FFFFFF"/>
+                <w:sz w:val="18"/>
+              </w:rPr>
+              <w:t xml:space="preserve">Technology</w:t>
+            </w:r>
+          </w:p>
+        </w:tc>
+      </w:tr>
+      <w:tr>
+        <w:tc>
+          <w:tcPr>
             <w:tcMar>
               <w:top w:w="40" w:type="dxa"/>
               <w:bottom w:w="40" w:type="dxa"/>
@@ -2501,40 +2957,6 @@
             <w:r>
               <w:rPr>
                 <w:rFonts w:ascii="Calibri" w:hAnsi="Calibri"/>
-                <w:b/>
-                <w:color w:val="FFFFFF"/>
-                <w:sz w:val="18"/>
-              </w:rPr>
-              <w:t xml:space="preserve">Technology</w:t>
-            </w:r>
-          </w:p>
-        </w:tc>
-      </w:tr>
-      <w:tr>
-        <w:tc>
-          <w:tcPr>
-            <w:tcMar>
-              <w:top w:w="40" w:type="dxa"/>
-              <w:bottom w:w="40" w:type="dxa"/>
-              <w:left w:w="60" w:type="dxa"/>
-              <w:right w:w="60" w:type="dxa"/>
-            </w:tcMar>
-            <w:tcMar>
-              <w:top w:w="40" w:type="dxa"/>
-              <w:bottom w:w="40" w:type="dxa"/>
-              <w:left w:w="60" w:type="dxa"/>
-              <w:right w:w="60" w:type="dxa"/>
-            </w:tcMar>
-          </w:tcPr>
-          <w:p>
-            <w:pPr>
-              <w:pStyle w:val="Compact"/>
-              <w:spacing w:before="0" w:after="40" w:line="264" w:lineRule="auto"/>
-              <w:jc w:val="left"/>
-            </w:pPr>
-            <w:r>
-              <w:rPr>
-                <w:rFonts w:ascii="Calibri" w:hAnsi="Calibri"/>
                 <w:sz w:val="18"/>
               </w:rPr>
               <w:t xml:space="preserve">spring-boot-starter-data-jpa-test</w:t>
@@ -2585,9 +3007,9 @@
         </w:tc>
       </w:tr>
     </w:tbl>
-    <w:bookmarkEnd w:id="15"/>
     <w:bookmarkEnd w:id="16"/>
-    <w:bookmarkStart w:id="21" w:name="frontend-bankone-frontend"/>
+    <w:bookmarkEnd w:id="17"/>
+    <w:bookmarkStart w:id="22" w:name="frontend-bankone-frontend"/>
     <w:p>
       <w:pPr>
         <w:pStyle w:val="Heading2"/>
@@ -2605,7 +3027,7 @@
         <w:t xml:space="preserve">)</w:t>
       </w:r>
     </w:p>
-    <w:bookmarkStart w:id="17" w:name="core-framework"/>
+    <w:bookmarkStart w:id="18" w:name="core-framework"/>
     <w:p>
       <w:pPr>
         <w:pStyle w:val="Heading3"/>
@@ -2647,6 +3069,82 @@
               <w:right w:w="60" w:type="dxa"/>
             </w:tcMar>
             <w:shd w:fill="1A365D" w:val="clear"/>
+          </w:tcPr>
+          <w:p>
+            <w:pPr>
+              <w:pStyle w:val="Compact"/>
+              <w:spacing w:before="0" w:after="40" w:line="264" w:lineRule="auto"/>
+              <w:jc w:val="left"/>
+            </w:pPr>
+            <w:r>
+              <w:rPr>
+                <w:rFonts w:ascii="Calibri" w:hAnsi="Calibri"/>
+                <w:b/>
+                <w:color w:val="FFFFFF"/>
+                <w:sz w:val="18"/>
+              </w:rPr>
+              <w:t xml:space="preserve">Technology</w:t>
+            </w:r>
+          </w:p>
+        </w:tc>
+        <w:tc>
+          <w:tcPr>
+            <w:tcMar>
+              <w:top w:w="40" w:type="dxa"/>
+              <w:bottom w:w="40" w:type="dxa"/>
+              <w:left w:w="60" w:type="dxa"/>
+              <w:right w:w="60" w:type="dxa"/>
+            </w:tcMar>
+            <w:shd w:fill="1A365D" w:val="clear"/>
+          </w:tcPr>
+          <w:p>
+            <w:pPr>
+              <w:pStyle w:val="Compact"/>
+              <w:spacing w:before="0" w:after="40" w:line="264" w:lineRule="auto"/>
+              <w:jc w:val="left"/>
+            </w:pPr>
+            <w:r>
+              <w:rPr>
+                <w:rFonts w:ascii="Calibri" w:hAnsi="Calibri"/>
+                <w:b/>
+                <w:color w:val="FFFFFF"/>
+                <w:sz w:val="18"/>
+              </w:rPr>
+              <w:t xml:space="preserve">Version / notes</w:t>
+            </w:r>
+          </w:p>
+        </w:tc>
+        <w:tc>
+          <w:tcPr>
+            <w:tcMar>
+              <w:top w:w="40" w:type="dxa"/>
+              <w:bottom w:w="40" w:type="dxa"/>
+              <w:left w:w="60" w:type="dxa"/>
+              <w:right w:w="60" w:type="dxa"/>
+            </w:tcMar>
+            <w:shd w:fill="1A365D" w:val="clear"/>
+          </w:tcPr>
+          <w:p>
+            <w:pPr>
+              <w:pStyle w:val="Compact"/>
+              <w:spacing w:before="0" w:after="40" w:line="264" w:lineRule="auto"/>
+              <w:jc w:val="left"/>
+            </w:pPr>
+            <w:r>
+              <w:rPr>
+                <w:rFonts w:ascii="Calibri" w:hAnsi="Calibri"/>
+                <w:b/>
+                <w:color w:val="FFFFFF"/>
+                <w:sz w:val="18"/>
+              </w:rPr>
+              <w:t xml:space="preserve">Where defined</w:t>
+            </w:r>
+          </w:p>
+        </w:tc>
+      </w:tr>
+      <w:tr>
+        <w:tc>
+          <w:tcPr>
             <w:tcMar>
               <w:top w:w="40" w:type="dxa"/>
               <w:bottom w:w="40" w:type="dxa"/>
@@ -2663,23 +3161,14 @@
             <w:r>
               <w:rPr>
                 <w:rFonts w:ascii="Calibri" w:hAnsi="Calibri"/>
-                <w:b/>
-                <w:color w:val="FFFFFF"/>
-                <w:sz w:val="18"/>
-              </w:rPr>
-              <w:t xml:space="preserve">Technology</w:t>
+                <w:sz w:val="18"/>
+              </w:rPr>
+              <w:t xml:space="preserve">Angular</w:t>
             </w:r>
           </w:p>
         </w:tc>
         <w:tc>
           <w:tcPr>
-            <w:tcMar>
-              <w:top w:w="40" w:type="dxa"/>
-              <w:bottom w:w="40" w:type="dxa"/>
-              <w:left w:w="60" w:type="dxa"/>
-              <w:right w:w="60" w:type="dxa"/>
-            </w:tcMar>
-            <w:shd w:fill="1A365D" w:val="clear"/>
             <w:tcMar>
               <w:top w:w="40" w:type="dxa"/>
               <w:bottom w:w="40" w:type="dxa"/>
@@ -2696,23 +3185,127 @@
             <w:r>
               <w:rPr>
                 <w:rFonts w:ascii="Calibri" w:hAnsi="Calibri"/>
-                <w:b/>
-                <w:color w:val="FFFFFF"/>
-                <w:sz w:val="18"/>
-              </w:rPr>
-              <w:t xml:space="preserve">Version / notes</w:t>
+                <w:sz w:val="18"/>
+              </w:rPr>
+              <w:t xml:space="preserve">^22.0.x (core, router, forms,</w:t>
+            </w:r>
+            <w:r>
+              <w:rPr>
+                <w:rFonts w:ascii="Calibri" w:hAnsi="Calibri"/>
+                <w:sz w:val="18"/>
+              </w:rPr>
+              <w:t xml:space="preserve"> </w:t>
+            </w:r>
+            <w:r>
+              <w:rPr>
+                <w:rFonts w:ascii="Calibri" w:hAnsi="Calibri"/>
+                <w:sz w:val="18"/>
+              </w:rPr>
+              <w:t xml:space="preserve">common, animations, compiler,</w:t>
+            </w:r>
+            <w:r>
+              <w:rPr>
+                <w:rFonts w:ascii="Calibri" w:hAnsi="Calibri"/>
+                <w:sz w:val="18"/>
+              </w:rPr>
+              <w:t xml:space="preserve"> </w:t>
+            </w:r>
+            <w:r>
+              <w:rPr>
+                <w:rFonts w:ascii="Calibri" w:hAnsi="Calibri"/>
+                <w:sz w:val="18"/>
+              </w:rPr>
+              <w:t xml:space="preserve">platform-browser)</w:t>
+            </w:r>
+            <w:r>
+              <w:rPr>
+                <w:rFonts w:ascii="Calibri" w:hAnsi="Calibri"/>
+                <w:sz w:val="18"/>
+              </w:rPr>
+              <w:t xml:space="preserve"> </w:t>
+            </w:r>
+            <w:r>
+              <w:rPr>
+                <w:rFonts w:ascii="Calibri" w:hAnsi="Calibri"/>
+                <w:sz w:val="18"/>
+              </w:rPr>
+              <w:t xml:space="preserve">~6.0.2</w:t>
+            </w:r>
+            <w:r>
+              <w:rPr>
+                <w:rFonts w:ascii="Calibri" w:hAnsi="Calibri"/>
+                <w:sz w:val="18"/>
+              </w:rPr>
+              <w:t xml:space="preserve"> </w:t>
+            </w:r>
+            <w:r>
+              <w:rPr>
+                <w:rFonts w:ascii="Calibri" w:hAnsi="Calibri"/>
+                <w:sz w:val="18"/>
+              </w:rPr>
+              <w:t xml:space="preserve">~7.8.0</w:t>
+            </w:r>
+            <w:r>
+              <w:rPr>
+                <w:rFonts w:ascii="Calibri" w:hAnsi="Calibri"/>
+                <w:sz w:val="18"/>
+              </w:rPr>
+              <w:t xml:space="preserve"> </w:t>
+            </w:r>
+            <w:r>
+              <w:rPr>
+                <w:rFonts w:ascii="Calibri" w:hAnsi="Calibri"/>
+                <w:sz w:val="18"/>
+              </w:rPr>
+              <w:t xml:space="preserve">^2.3.0</w:t>
+            </w:r>
+            <w:r>
+              <w:rPr>
+                <w:rFonts w:ascii="Calibri" w:hAnsi="Calibri"/>
+                <w:sz w:val="18"/>
+              </w:rPr>
+              <w:t xml:space="preserve"> </w:t>
+            </w:r>
+            <w:r>
+              <w:rPr>
+                <w:rFonts w:ascii="Calibri" w:hAnsi="Calibri"/>
+                <w:sz w:val="18"/>
+              </w:rPr>
+              <w:t xml:space="preserve">11.16.0 (</w:t>
+            </w:r>
+            <w:r>
+              <w:rPr>
+                <w:rStyle w:val="VerbatimChar"/>
+                <w:rFonts w:ascii="Calibri" w:hAnsi="Calibri"/>
+                <w:sz w:val="18"/>
+              </w:rPr>
+              <w:t xml:space="preserve">packageManager</w:t>
+            </w:r>
+            <w:r>
+              <w:rPr>
+                <w:rFonts w:ascii="Calibri" w:hAnsi="Calibri"/>
+                <w:sz w:val="18"/>
+              </w:rPr>
+              <w:t xml:space="preserve">)</w:t>
+            </w:r>
+            <w:r>
+              <w:rPr>
+                <w:rFonts w:ascii="Calibri" w:hAnsi="Calibri"/>
+                <w:sz w:val="18"/>
+              </w:rPr>
+              <w:t xml:space="preserve"> </w:t>
+            </w:r>
+            <w:r>
+              <w:rPr>
+                <w:rFonts w:ascii="Calibri" w:hAnsi="Calibri"/>
+                <w:sz w:val="18"/>
+              </w:rPr>
+              <w:t xml:space="preserve">Component / global styles</w:t>
             </w:r>
           </w:p>
         </w:tc>
         <w:tc>
           <w:tcPr>
-            <w:tcMar>
-              <w:top w:w="40" w:type="dxa"/>
-              <w:bottom w:w="40" w:type="dxa"/>
-              <w:left w:w="60" w:type="dxa"/>
-              <w:right w:w="60" w:type="dxa"/>
-            </w:tcMar>
-            <w:shd w:fill="1A365D" w:val="clear"/>
             <w:tcMar>
               <w:top w:w="40" w:type="dxa"/>
               <w:bottom w:w="40" w:type="dxa"/>
@@ -2728,213 +3321,6 @@
             </w:pPr>
             <w:r>
               <w:rPr>
-                <w:rFonts w:ascii="Calibri" w:hAnsi="Calibri"/>
-                <w:b/>
-                <w:color w:val="FFFFFF"/>
-                <w:sz w:val="18"/>
-              </w:rPr>
-              <w:t xml:space="preserve">Where defined</w:t>
-            </w:r>
-          </w:p>
-        </w:tc>
-      </w:tr>
-      <w:tr>
-        <w:tc>
-          <w:tcPr>
-            <w:tcMar>
-              <w:top w:w="40" w:type="dxa"/>
-              <w:bottom w:w="40" w:type="dxa"/>
-              <w:left w:w="60" w:type="dxa"/>
-              <w:right w:w="60" w:type="dxa"/>
-            </w:tcMar>
-            <w:tcMar>
-              <w:top w:w="40" w:type="dxa"/>
-              <w:bottom w:w="40" w:type="dxa"/>
-              <w:left w:w="60" w:type="dxa"/>
-              <w:right w:w="60" w:type="dxa"/>
-            </w:tcMar>
-          </w:tcPr>
-          <w:p>
-            <w:pPr>
-              <w:pStyle w:val="Compact"/>
-              <w:spacing w:before="0" w:after="40" w:line="264" w:lineRule="auto"/>
-              <w:jc w:val="left"/>
-            </w:pPr>
-            <w:r>
-              <w:rPr>
-                <w:rFonts w:ascii="Calibri" w:hAnsi="Calibri"/>
-                <w:sz w:val="18"/>
-              </w:rPr>
-              <w:t xml:space="preserve">Angular</w:t>
-            </w:r>
-          </w:p>
-        </w:tc>
-        <w:tc>
-          <w:tcPr>
-            <w:tcMar>
-              <w:top w:w="40" w:type="dxa"/>
-              <w:bottom w:w="40" w:type="dxa"/>
-              <w:left w:w="60" w:type="dxa"/>
-              <w:right w:w="60" w:type="dxa"/>
-            </w:tcMar>
-            <w:tcMar>
-              <w:top w:w="40" w:type="dxa"/>
-              <w:bottom w:w="40" w:type="dxa"/>
-              <w:left w:w="60" w:type="dxa"/>
-              <w:right w:w="60" w:type="dxa"/>
-            </w:tcMar>
-          </w:tcPr>
-          <w:p>
-            <w:pPr>
-              <w:pStyle w:val="Compact"/>
-              <w:spacing w:before="0" w:after="40" w:line="264" w:lineRule="auto"/>
-              <w:jc w:val="left"/>
-            </w:pPr>
-            <w:r>
-              <w:rPr>
-                <w:rFonts w:ascii="Calibri" w:hAnsi="Calibri"/>
-                <w:sz w:val="18"/>
-              </w:rPr>
-              <w:t xml:space="preserve">^22.0.x (core, router, forms,</w:t>
-            </w:r>
-            <w:r>
-              <w:rPr>
-                <w:rFonts w:ascii="Calibri" w:hAnsi="Calibri"/>
-                <w:sz w:val="18"/>
-              </w:rPr>
-              <w:t xml:space="preserve"> </w:t>
-            </w:r>
-            <w:r>
-              <w:rPr>
-                <w:rFonts w:ascii="Calibri" w:hAnsi="Calibri"/>
-                <w:sz w:val="18"/>
-              </w:rPr>
-              <w:t xml:space="preserve">common, animations, compiler,</w:t>
-            </w:r>
-            <w:r>
-              <w:rPr>
-                <w:rFonts w:ascii="Calibri" w:hAnsi="Calibri"/>
-                <w:sz w:val="18"/>
-              </w:rPr>
-              <w:t xml:space="preserve"> </w:t>
-            </w:r>
-            <w:r>
-              <w:rPr>
-                <w:rFonts w:ascii="Calibri" w:hAnsi="Calibri"/>
-                <w:sz w:val="18"/>
-              </w:rPr>
-              <w:t xml:space="preserve">platform-browser)</w:t>
-            </w:r>
-            <w:r>
-              <w:rPr>
-                <w:rFonts w:ascii="Calibri" w:hAnsi="Calibri"/>
-                <w:sz w:val="18"/>
-              </w:rPr>
-              <w:t xml:space="preserve"> </w:t>
-            </w:r>
-            <w:r>
-              <w:rPr>
-                <w:rFonts w:ascii="Calibri" w:hAnsi="Calibri"/>
-                <w:sz w:val="18"/>
-              </w:rPr>
-              <w:t xml:space="preserve">~6.0.2</w:t>
-            </w:r>
-            <w:r>
-              <w:rPr>
-                <w:rFonts w:ascii="Calibri" w:hAnsi="Calibri"/>
-                <w:sz w:val="18"/>
-              </w:rPr>
-              <w:t xml:space="preserve"> </w:t>
-            </w:r>
-            <w:r>
-              <w:rPr>
-                <w:rFonts w:ascii="Calibri" w:hAnsi="Calibri"/>
-                <w:sz w:val="18"/>
-              </w:rPr>
-              <w:t xml:space="preserve">~7.8.0</w:t>
-            </w:r>
-            <w:r>
-              <w:rPr>
-                <w:rFonts w:ascii="Calibri" w:hAnsi="Calibri"/>
-                <w:sz w:val="18"/>
-              </w:rPr>
-              <w:t xml:space="preserve"> </w:t>
-            </w:r>
-            <w:r>
-              <w:rPr>
-                <w:rFonts w:ascii="Calibri" w:hAnsi="Calibri"/>
-                <w:sz w:val="18"/>
-              </w:rPr>
-              <w:t xml:space="preserve">^2.3.0</w:t>
-            </w:r>
-            <w:r>
-              <w:rPr>
-                <w:rFonts w:ascii="Calibri" w:hAnsi="Calibri"/>
-                <w:sz w:val="18"/>
-              </w:rPr>
-              <w:t xml:space="preserve"> </w:t>
-            </w:r>
-            <w:r>
-              <w:rPr>
-                <w:rFonts w:ascii="Calibri" w:hAnsi="Calibri"/>
-                <w:sz w:val="18"/>
-              </w:rPr>
-              <w:t xml:space="preserve">11.16.0 (</w:t>
-            </w:r>
-            <w:r>
-              <w:rPr>
-                <w:rStyle w:val="VerbatimChar"/>
-                <w:rFonts w:ascii="Calibri" w:hAnsi="Calibri"/>
-                <w:sz w:val="18"/>
-              </w:rPr>
-              <w:t xml:space="preserve">packageManager</w:t>
-            </w:r>
-            <w:r>
-              <w:rPr>
-                <w:rFonts w:ascii="Calibri" w:hAnsi="Calibri"/>
-                <w:sz w:val="18"/>
-              </w:rPr>
-              <w:t xml:space="preserve">)</w:t>
-            </w:r>
-            <w:r>
-              <w:rPr>
-                <w:rFonts w:ascii="Calibri" w:hAnsi="Calibri"/>
-                <w:sz w:val="18"/>
-              </w:rPr>
-              <w:t xml:space="preserve"> </w:t>
-            </w:r>
-            <w:r>
-              <w:rPr>
-                <w:rFonts w:ascii="Calibri" w:hAnsi="Calibri"/>
-                <w:sz w:val="18"/>
-              </w:rPr>
-              <w:t xml:space="preserve">Component / global styles</w:t>
-            </w:r>
-          </w:p>
-        </w:tc>
-        <w:tc>
-          <w:tcPr>
-            <w:tcMar>
-              <w:top w:w="40" w:type="dxa"/>
-              <w:bottom w:w="40" w:type="dxa"/>
-              <w:left w:w="60" w:type="dxa"/>
-              <w:right w:w="60" w:type="dxa"/>
-            </w:tcMar>
-            <w:tcMar>
-              <w:top w:w="40" w:type="dxa"/>
-              <w:bottom w:w="40" w:type="dxa"/>
-              <w:left w:w="60" w:type="dxa"/>
-              <w:right w:w="60" w:type="dxa"/>
-            </w:tcMar>
-          </w:tcPr>
-          <w:p>
-            <w:pPr>
-              <w:pStyle w:val="Compact"/>
-              <w:spacing w:before="0" w:after="40" w:line="264" w:lineRule="auto"/>
-              <w:jc w:val="left"/>
-            </w:pPr>
-            <w:r>
-              <w:rPr>
                 <w:rStyle w:val="VerbatimChar"/>
                 <w:rFonts w:ascii="Calibri" w:hAnsi="Calibri"/>
                 <w:sz w:val="18"/>
@@ -2945,8 +3331,8 @@
         </w:tc>
       </w:tr>
     </w:tbl>
-    <w:bookmarkEnd w:id="17"/>
-    <w:bookmarkStart w:id="18" w:name="ui-libraries"/>
+    <w:bookmarkEnd w:id="18"/>
+    <w:bookmarkStart w:id="19" w:name="ui-libraries"/>
     <w:p>
       <w:pPr>
         <w:pStyle w:val="Heading3"/>
@@ -2987,6 +3373,55 @@
               <w:right w:w="60" w:type="dxa"/>
             </w:tcMar>
             <w:shd w:fill="1A365D" w:val="clear"/>
+          </w:tcPr>
+          <w:p>
+            <w:pPr>
+              <w:pStyle w:val="Compact"/>
+              <w:spacing w:before="0" w:after="40" w:line="264" w:lineRule="auto"/>
+              <w:jc w:val="left"/>
+            </w:pPr>
+            <w:r>
+              <w:rPr>
+                <w:rFonts w:ascii="Calibri" w:hAnsi="Calibri"/>
+                <w:b/>
+                <w:color w:val="FFFFFF"/>
+                <w:sz w:val="18"/>
+              </w:rPr>
+              <w:t xml:space="preserve">Technology</w:t>
+            </w:r>
+          </w:p>
+        </w:tc>
+        <w:tc>
+          <w:tcPr>
+            <w:tcMar>
+              <w:top w:w="40" w:type="dxa"/>
+              <w:bottom w:w="40" w:type="dxa"/>
+              <w:left w:w="60" w:type="dxa"/>
+              <w:right w:w="60" w:type="dxa"/>
+            </w:tcMar>
+            <w:shd w:fill="1A365D" w:val="clear"/>
+          </w:tcPr>
+          <w:p>
+            <w:pPr>
+              <w:pStyle w:val="Compact"/>
+              <w:spacing w:before="0" w:after="40" w:line="264" w:lineRule="auto"/>
+              <w:jc w:val="left"/>
+            </w:pPr>
+            <w:r>
+              <w:rPr>
+                <w:rFonts w:ascii="Calibri" w:hAnsi="Calibri"/>
+                <w:b/>
+                <w:color w:val="FFFFFF"/>
+                <w:sz w:val="18"/>
+              </w:rPr>
+              <w:t xml:space="preserve">Version / notes</w:t>
+            </w:r>
+          </w:p>
+        </w:tc>
+      </w:tr>
+      <w:tr>
+        <w:tc>
+          <w:tcPr>
             <w:tcMar>
               <w:top w:w="40" w:type="dxa"/>
               <w:bottom w:w="40" w:type="dxa"/>
@@ -3003,23 +3438,14 @@
             <w:r>
               <w:rPr>
                 <w:rFonts w:ascii="Calibri" w:hAnsi="Calibri"/>
-                <w:b/>
-                <w:color w:val="FFFFFF"/>
-                <w:sz w:val="18"/>
-              </w:rPr>
-              <w:t xml:space="preserve">Technology</w:t>
+                <w:sz w:val="18"/>
+              </w:rPr>
+              <w:t xml:space="preserve">Angular Material</w:t>
             </w:r>
           </w:p>
         </w:tc>
         <w:tc>
           <w:tcPr>
-            <w:tcMar>
-              <w:top w:w="40" w:type="dxa"/>
-              <w:bottom w:w="40" w:type="dxa"/>
-              <w:left w:w="60" w:type="dxa"/>
-              <w:right w:w="60" w:type="dxa"/>
-            </w:tcMar>
-            <w:shd w:fill="1A365D" w:val="clear"/>
             <w:tcMar>
               <w:top w:w="40" w:type="dxa"/>
               <w:bottom w:w="40" w:type="dxa"/>
@@ -3036,11 +3462,23 @@
             <w:r>
               <w:rPr>
                 <w:rFonts w:ascii="Calibri" w:hAnsi="Calibri"/>
-                <w:b/>
-                <w:color w:val="FFFFFF"/>
-                <w:sz w:val="18"/>
-              </w:rPr>
-              <w:t xml:space="preserve">Version / notes</w:t>
+                <w:sz w:val="18"/>
+              </w:rPr>
+              <w:t xml:space="preserve">^22.0.5 — buttons, dialogs, forms,</w:t>
+            </w:r>
+            <w:r>
+              <w:rPr>
+                <w:rFonts w:ascii="Calibri" w:hAnsi="Calibri"/>
+                <w:sz w:val="18"/>
+              </w:rPr>
+              <w:t xml:space="preserve"> </w:t>
+            </w:r>
+            <w:r>
+              <w:rPr>
+                <w:rFonts w:ascii="Calibri" w:hAnsi="Calibri"/>
+                <w:sz w:val="18"/>
+              </w:rPr>
+              <w:t xml:space="preserve">icons, cards, etc.</w:t>
             </w:r>
           </w:p>
         </w:tc>
@@ -3048,12 +3486,6 @@
       <w:tr>
         <w:tc>
           <w:tcPr>
-            <w:tcMar>
-              <w:top w:w="40" w:type="dxa"/>
-              <w:bottom w:w="40" w:type="dxa"/>
-              <w:left w:w="60" w:type="dxa"/>
-              <w:right w:w="60" w:type="dxa"/>
-            </w:tcMar>
             <w:tcMar>
               <w:top w:w="40" w:type="dxa"/>
               <w:bottom w:w="40" w:type="dxa"/>
@@ -3072,18 +3504,12 @@
                 <w:rFonts w:ascii="Calibri" w:hAnsi="Calibri"/>
                 <w:sz w:val="18"/>
               </w:rPr>
-              <w:t xml:space="preserve">Angular Material</w:t>
+              <w:t xml:space="preserve">Angular CDK</w:t>
             </w:r>
           </w:p>
         </w:tc>
         <w:tc>
           <w:tcPr>
-            <w:tcMar>
-              <w:top w:w="40" w:type="dxa"/>
-              <w:bottom w:w="40" w:type="dxa"/>
-              <w:left w:w="60" w:type="dxa"/>
-              <w:right w:w="60" w:type="dxa"/>
-            </w:tcMar>
             <w:tcMar>
               <w:top w:w="40" w:type="dxa"/>
               <w:bottom w:w="40" w:type="dxa"/>
@@ -3102,90 +3528,14 @@
                 <w:rFonts w:ascii="Calibri" w:hAnsi="Calibri"/>
                 <w:sz w:val="18"/>
               </w:rPr>
-              <w:t xml:space="preserve">^22.0.5 — buttons, dialogs, forms,</w:t>
-            </w:r>
-            <w:r>
-              <w:rPr>
-                <w:rFonts w:ascii="Calibri" w:hAnsi="Calibri"/>
-                <w:sz w:val="18"/>
-              </w:rPr>
-              <w:t xml:space="preserve"> </w:t>
-            </w:r>
-            <w:r>
-              <w:rPr>
-                <w:rFonts w:ascii="Calibri" w:hAnsi="Calibri"/>
-                <w:sz w:val="18"/>
-              </w:rPr>
-              <w:t xml:space="preserve">icons, cards, etc.</w:t>
-            </w:r>
-          </w:p>
-        </w:tc>
-      </w:tr>
-      <w:tr>
-        <w:tc>
-          <w:tcPr>
-            <w:tcMar>
-              <w:top w:w="40" w:type="dxa"/>
-              <w:bottom w:w="40" w:type="dxa"/>
-              <w:left w:w="60" w:type="dxa"/>
-              <w:right w:w="60" w:type="dxa"/>
-            </w:tcMar>
-            <w:tcMar>
-              <w:top w:w="40" w:type="dxa"/>
-              <w:bottom w:w="40" w:type="dxa"/>
-              <w:left w:w="60" w:type="dxa"/>
-              <w:right w:w="60" w:type="dxa"/>
-            </w:tcMar>
-          </w:tcPr>
-          <w:p>
-            <w:pPr>
-              <w:pStyle w:val="Compact"/>
-              <w:spacing w:before="0" w:after="40" w:line="264" w:lineRule="auto"/>
-              <w:jc w:val="left"/>
-            </w:pPr>
-            <w:r>
-              <w:rPr>
-                <w:rFonts w:ascii="Calibri" w:hAnsi="Calibri"/>
-                <w:sz w:val="18"/>
-              </w:rPr>
-              <w:t xml:space="preserve">Angular CDK</w:t>
-            </w:r>
-          </w:p>
-        </w:tc>
-        <w:tc>
-          <w:tcPr>
-            <w:tcMar>
-              <w:top w:w="40" w:type="dxa"/>
-              <w:bottom w:w="40" w:type="dxa"/>
-              <w:left w:w="60" w:type="dxa"/>
-              <w:right w:w="60" w:type="dxa"/>
-            </w:tcMar>
-            <w:tcMar>
-              <w:top w:w="40" w:type="dxa"/>
-              <w:bottom w:w="40" w:type="dxa"/>
-              <w:left w:w="60" w:type="dxa"/>
-              <w:right w:w="60" w:type="dxa"/>
-            </w:tcMar>
-          </w:tcPr>
-          <w:p>
-            <w:pPr>
-              <w:pStyle w:val="Compact"/>
-              <w:spacing w:before="0" w:after="40" w:line="264" w:lineRule="auto"/>
-              <w:jc w:val="left"/>
-            </w:pPr>
-            <w:r>
-              <w:rPr>
-                <w:rFonts w:ascii="Calibri" w:hAnsi="Calibri"/>
-                <w:sz w:val="18"/>
-              </w:rPr>
               <w:t xml:space="preserve">^22.0.5 — Material peer dependency</w:t>
             </w:r>
           </w:p>
         </w:tc>
       </w:tr>
     </w:tbl>
-    <w:bookmarkEnd w:id="18"/>
-    <w:bookmarkStart w:id="19" w:name="build-quality-tooling"/>
+    <w:bookmarkEnd w:id="19"/>
+    <w:bookmarkStart w:id="20" w:name="build-quality-tooling"/>
     <w:p>
       <w:pPr>
         <w:pStyle w:val="Heading3"/>
@@ -3226,6 +3576,55 @@
               <w:right w:w="60" w:type="dxa"/>
             </w:tcMar>
             <w:shd w:fill="1A365D" w:val="clear"/>
+          </w:tcPr>
+          <w:p>
+            <w:pPr>
+              <w:pStyle w:val="Compact"/>
+              <w:spacing w:before="0" w:after="40" w:line="264" w:lineRule="auto"/>
+              <w:jc w:val="left"/>
+            </w:pPr>
+            <w:r>
+              <w:rPr>
+                <w:rFonts w:ascii="Calibri" w:hAnsi="Calibri"/>
+                <w:b/>
+                <w:color w:val="FFFFFF"/>
+                <w:sz w:val="18"/>
+              </w:rPr>
+              <w:t xml:space="preserve">Technology</w:t>
+            </w:r>
+          </w:p>
+        </w:tc>
+        <w:tc>
+          <w:tcPr>
+            <w:tcMar>
+              <w:top w:w="40" w:type="dxa"/>
+              <w:bottom w:w="40" w:type="dxa"/>
+              <w:left w:w="60" w:type="dxa"/>
+              <w:right w:w="60" w:type="dxa"/>
+            </w:tcMar>
+            <w:shd w:fill="1A365D" w:val="clear"/>
+          </w:tcPr>
+          <w:p>
+            <w:pPr>
+              <w:pStyle w:val="Compact"/>
+              <w:spacing w:before="0" w:after="40" w:line="264" w:lineRule="auto"/>
+              <w:jc w:val="left"/>
+            </w:pPr>
+            <w:r>
+              <w:rPr>
+                <w:rFonts w:ascii="Calibri" w:hAnsi="Calibri"/>
+                <w:b/>
+                <w:color w:val="FFFFFF"/>
+                <w:sz w:val="18"/>
+              </w:rPr>
+              <w:t xml:space="preserve">Version / notes</w:t>
+            </w:r>
+          </w:p>
+        </w:tc>
+      </w:tr>
+      <w:tr>
+        <w:tc>
+          <w:tcPr>
             <w:tcMar>
               <w:top w:w="40" w:type="dxa"/>
               <w:bottom w:w="40" w:type="dxa"/>
@@ -3242,23 +3641,70 @@
             <w:r>
               <w:rPr>
                 <w:rFonts w:ascii="Calibri" w:hAnsi="Calibri"/>
-                <w:b/>
-                <w:color w:val="FFFFFF"/>
-                <w:sz w:val="18"/>
-              </w:rPr>
-              <w:t xml:space="preserve">Technology</w:t>
+                <w:sz w:val="18"/>
+              </w:rPr>
+              <w:t xml:space="preserve">Angular CLI</w:t>
+            </w:r>
+            <w:r>
+              <w:rPr>
+                <w:rFonts w:ascii="Calibri" w:hAnsi="Calibri"/>
+                <w:sz w:val="18"/>
+              </w:rPr>
+              <w:t xml:space="preserve"> </w:t>
+            </w:r>
+            <w:r>
+              <w:rPr>
+                <w:rFonts w:ascii="Calibri" w:hAnsi="Calibri"/>
+                <w:sz w:val="18"/>
+              </w:rPr>
+              <w:t xml:space="preserve">@angular/build</w:t>
+            </w:r>
+            <w:r>
+              <w:rPr>
+                <w:rFonts w:ascii="Calibri" w:hAnsi="Calibri"/>
+                <w:sz w:val="18"/>
+              </w:rPr>
+              <w:t xml:space="preserve"> </w:t>
+            </w:r>
+            <w:r>
+              <w:rPr>
+                <w:rFonts w:ascii="Calibri" w:hAnsi="Calibri"/>
+                <w:sz w:val="18"/>
+              </w:rPr>
+              <w:t xml:space="preserve">Prettier</w:t>
+            </w:r>
+            <w:r>
+              <w:rPr>
+                <w:rFonts w:ascii="Calibri" w:hAnsi="Calibri"/>
+                <w:sz w:val="18"/>
+              </w:rPr>
+              <w:t xml:space="preserve"> </w:t>
+            </w:r>
+            <w:r>
+              <w:rPr>
+                <w:rFonts w:ascii="Calibri" w:hAnsi="Calibri"/>
+                <w:sz w:val="18"/>
+              </w:rPr>
+              <w:t xml:space="preserve">Vitest</w:t>
+            </w:r>
+            <w:r>
+              <w:rPr>
+                <w:rFonts w:ascii="Calibri" w:hAnsi="Calibri"/>
+                <w:sz w:val="18"/>
+              </w:rPr>
+              <w:t xml:space="preserve"> </w:t>
+            </w:r>
+            <w:r>
+              <w:rPr>
+                <w:rFonts w:ascii="Calibri" w:hAnsi="Calibri"/>
+                <w:sz w:val="18"/>
+              </w:rPr>
+              <w:t xml:space="preserve">jsdom</w:t>
             </w:r>
           </w:p>
         </w:tc>
         <w:tc>
           <w:tcPr>
-            <w:tcMar>
-              <w:top w:w="40" w:type="dxa"/>
-              <w:bottom w:w="40" w:type="dxa"/>
-              <w:left w:w="60" w:type="dxa"/>
-              <w:right w:w="60" w:type="dxa"/>
-            </w:tcMar>
-            <w:shd w:fill="1A365D" w:val="clear"/>
             <w:tcMar>
               <w:top w:w="40" w:type="dxa"/>
               <w:bottom w:w="40" w:type="dxa"/>
@@ -3275,126 +3721,6 @@
             <w:r>
               <w:rPr>
                 <w:rFonts w:ascii="Calibri" w:hAnsi="Calibri"/>
-                <w:b/>
-                <w:color w:val="FFFFFF"/>
-                <w:sz w:val="18"/>
-              </w:rPr>
-              <w:t xml:space="preserve">Version / notes</w:t>
-            </w:r>
-          </w:p>
-        </w:tc>
-      </w:tr>
-      <w:tr>
-        <w:tc>
-          <w:tcPr>
-            <w:tcMar>
-              <w:top w:w="40" w:type="dxa"/>
-              <w:bottom w:w="40" w:type="dxa"/>
-              <w:left w:w="60" w:type="dxa"/>
-              <w:right w:w="60" w:type="dxa"/>
-            </w:tcMar>
-            <w:tcMar>
-              <w:top w:w="40" w:type="dxa"/>
-              <w:bottom w:w="40" w:type="dxa"/>
-              <w:left w:w="60" w:type="dxa"/>
-              <w:right w:w="60" w:type="dxa"/>
-            </w:tcMar>
-          </w:tcPr>
-          <w:p>
-            <w:pPr>
-              <w:pStyle w:val="Compact"/>
-              <w:spacing w:before="0" w:after="40" w:line="264" w:lineRule="auto"/>
-              <w:jc w:val="left"/>
-            </w:pPr>
-            <w:r>
-              <w:rPr>
-                <w:rFonts w:ascii="Calibri" w:hAnsi="Calibri"/>
-                <w:sz w:val="18"/>
-              </w:rPr>
-              <w:t xml:space="preserve">Angular CLI</w:t>
-            </w:r>
-            <w:r>
-              <w:rPr>
-                <w:rFonts w:ascii="Calibri" w:hAnsi="Calibri"/>
-                <w:sz w:val="18"/>
-              </w:rPr>
-              <w:t xml:space="preserve"> </w:t>
-            </w:r>
-            <w:r>
-              <w:rPr>
-                <w:rFonts w:ascii="Calibri" w:hAnsi="Calibri"/>
-                <w:sz w:val="18"/>
-              </w:rPr>
-              <w:t xml:space="preserve">@angular/build</w:t>
-            </w:r>
-            <w:r>
-              <w:rPr>
-                <w:rFonts w:ascii="Calibri" w:hAnsi="Calibri"/>
-                <w:sz w:val="18"/>
-              </w:rPr>
-              <w:t xml:space="preserve"> </w:t>
-            </w:r>
-            <w:r>
-              <w:rPr>
-                <w:rFonts w:ascii="Calibri" w:hAnsi="Calibri"/>
-                <w:sz w:val="18"/>
-              </w:rPr>
-              <w:t xml:space="preserve">Prettier</w:t>
-            </w:r>
-            <w:r>
-              <w:rPr>
-                <w:rFonts w:ascii="Calibri" w:hAnsi="Calibri"/>
-                <w:sz w:val="18"/>
-              </w:rPr>
-              <w:t xml:space="preserve"> </w:t>
-            </w:r>
-            <w:r>
-              <w:rPr>
-                <w:rFonts w:ascii="Calibri" w:hAnsi="Calibri"/>
-                <w:sz w:val="18"/>
-              </w:rPr>
-              <w:t xml:space="preserve">Vitest</w:t>
-            </w:r>
-            <w:r>
-              <w:rPr>
-                <w:rFonts w:ascii="Calibri" w:hAnsi="Calibri"/>
-                <w:sz w:val="18"/>
-              </w:rPr>
-              <w:t xml:space="preserve"> </w:t>
-            </w:r>
-            <w:r>
-              <w:rPr>
-                <w:rFonts w:ascii="Calibri" w:hAnsi="Calibri"/>
-                <w:sz w:val="18"/>
-              </w:rPr>
-              <w:t xml:space="preserve">jsdom</w:t>
-            </w:r>
-          </w:p>
-        </w:tc>
-        <w:tc>
-          <w:tcPr>
-            <w:tcMar>
-              <w:top w:w="40" w:type="dxa"/>
-              <w:bottom w:w="40" w:type="dxa"/>
-              <w:left w:w="60" w:type="dxa"/>
-              <w:right w:w="60" w:type="dxa"/>
-            </w:tcMar>
-            <w:tcMar>
-              <w:top w:w="40" w:type="dxa"/>
-              <w:bottom w:w="40" w:type="dxa"/>
-              <w:left w:w="60" w:type="dxa"/>
-              <w:right w:w="60" w:type="dxa"/>
-            </w:tcMar>
-          </w:tcPr>
-          <w:p>
-            <w:pPr>
-              <w:pStyle w:val="Compact"/>
-              <w:spacing w:before="0" w:after="40" w:line="264" w:lineRule="auto"/>
-              <w:jc w:val="left"/>
-            </w:pPr>
-            <w:r>
-              <w:rPr>
-                <w:rFonts w:ascii="Calibri" w:hAnsi="Calibri"/>
                 <w:sz w:val="18"/>
               </w:rPr>
               <w:t xml:space="preserve">^22.0.7</w:t>
@@ -3474,8 +3800,8 @@
         </w:tc>
       </w:tr>
     </w:tbl>
-    <w:bookmarkEnd w:id="19"/>
-    <w:bookmarkStart w:id="20" w:name="runtime-patterns-no-extra-packages"/>
+    <w:bookmarkEnd w:id="20"/>
+    <w:bookmarkStart w:id="21" w:name="runtime-patterns-no-extra-packages"/>
     <w:p>
       <w:pPr>
         <w:pStyle w:val="Heading3"/>
@@ -3516,6 +3842,55 @@
               <w:right w:w="60" w:type="dxa"/>
             </w:tcMar>
             <w:shd w:fill="1A365D" w:val="clear"/>
+          </w:tcPr>
+          <w:p>
+            <w:pPr>
+              <w:pStyle w:val="Compact"/>
+              <w:spacing w:before="0" w:after="40" w:line="264" w:lineRule="auto"/>
+              <w:jc w:val="left"/>
+            </w:pPr>
+            <w:r>
+              <w:rPr>
+                <w:rFonts w:ascii="Calibri" w:hAnsi="Calibri"/>
+                <w:b/>
+                <w:color w:val="FFFFFF"/>
+                <w:sz w:val="18"/>
+              </w:rPr>
+              <w:t xml:space="preserve">Concern</w:t>
+            </w:r>
+          </w:p>
+        </w:tc>
+        <w:tc>
+          <w:tcPr>
+            <w:tcMar>
+              <w:top w:w="40" w:type="dxa"/>
+              <w:bottom w:w="40" w:type="dxa"/>
+              <w:left w:w="60" w:type="dxa"/>
+              <w:right w:w="60" w:type="dxa"/>
+            </w:tcMar>
+            <w:shd w:fill="1A365D" w:val="clear"/>
+          </w:tcPr>
+          <w:p>
+            <w:pPr>
+              <w:pStyle w:val="Compact"/>
+              <w:spacing w:before="0" w:after="40" w:line="264" w:lineRule="auto"/>
+              <w:jc w:val="left"/>
+            </w:pPr>
+            <w:r>
+              <w:rPr>
+                <w:rFonts w:ascii="Calibri" w:hAnsi="Calibri"/>
+                <w:b/>
+                <w:color w:val="FFFFFF"/>
+                <w:sz w:val="18"/>
+              </w:rPr>
+              <w:t xml:space="preserve">Approach</w:t>
+            </w:r>
+          </w:p>
+        </w:tc>
+      </w:tr>
+      <w:tr>
+        <w:tc>
+          <w:tcPr>
             <w:tcMar>
               <w:top w:w="40" w:type="dxa"/>
               <w:bottom w:w="40" w:type="dxa"/>
@@ -3532,23 +3907,28 @@
             <w:r>
               <w:rPr>
                 <w:rFonts w:ascii="Calibri" w:hAnsi="Calibri"/>
-                <w:b/>
-                <w:color w:val="FFFFFF"/>
-                <w:sz w:val="18"/>
-              </w:rPr>
-              <w:t xml:space="preserve">Concern</w:t>
+                <w:sz w:val="18"/>
+              </w:rPr>
+              <w:t xml:space="preserve">HTTP</w:t>
+            </w:r>
+            <w:r>
+              <w:rPr>
+                <w:rFonts w:ascii="Calibri" w:hAnsi="Calibri"/>
+                <w:sz w:val="18"/>
+              </w:rPr>
+              <w:t xml:space="preserve"> </w:t>
+            </w:r>
+            <w:r>
+              <w:rPr>
+                <w:rFonts w:ascii="Calibri" w:hAnsi="Calibri"/>
+                <w:sz w:val="18"/>
+              </w:rPr>
+              <w:t xml:space="preserve">Auth</w:t>
             </w:r>
           </w:p>
         </w:tc>
         <w:tc>
           <w:tcPr>
-            <w:tcMar>
-              <w:top w:w="40" w:type="dxa"/>
-              <w:bottom w:w="40" w:type="dxa"/>
-              <w:left w:w="60" w:type="dxa"/>
-              <w:right w:w="60" w:type="dxa"/>
-            </w:tcMar>
-            <w:shd w:fill="1A365D" w:val="clear"/>
             <w:tcMar>
               <w:top w:w="40" w:type="dxa"/>
               <w:bottom w:w="40" w:type="dxa"/>
@@ -3565,84 +3945,6 @@
             <w:r>
               <w:rPr>
                 <w:rFonts w:ascii="Calibri" w:hAnsi="Calibri"/>
-                <w:b/>
-                <w:color w:val="FFFFFF"/>
-                <w:sz w:val="18"/>
-              </w:rPr>
-              <w:t xml:space="preserve">Approach</w:t>
-            </w:r>
-          </w:p>
-        </w:tc>
-      </w:tr>
-      <w:tr>
-        <w:tc>
-          <w:tcPr>
-            <w:tcMar>
-              <w:top w:w="40" w:type="dxa"/>
-              <w:bottom w:w="40" w:type="dxa"/>
-              <w:left w:w="60" w:type="dxa"/>
-              <w:right w:w="60" w:type="dxa"/>
-            </w:tcMar>
-            <w:tcMar>
-              <w:top w:w="40" w:type="dxa"/>
-              <w:bottom w:w="40" w:type="dxa"/>
-              <w:left w:w="60" w:type="dxa"/>
-              <w:right w:w="60" w:type="dxa"/>
-            </w:tcMar>
-          </w:tcPr>
-          <w:p>
-            <w:pPr>
-              <w:pStyle w:val="Compact"/>
-              <w:spacing w:before="0" w:after="40" w:line="264" w:lineRule="auto"/>
-              <w:jc w:val="left"/>
-            </w:pPr>
-            <w:r>
-              <w:rPr>
-                <w:rFonts w:ascii="Calibri" w:hAnsi="Calibri"/>
-                <w:sz w:val="18"/>
-              </w:rPr>
-              <w:t xml:space="preserve">HTTP</w:t>
-            </w:r>
-            <w:r>
-              <w:rPr>
-                <w:rFonts w:ascii="Calibri" w:hAnsi="Calibri"/>
-                <w:sz w:val="18"/>
-              </w:rPr>
-              <w:t xml:space="preserve"> </w:t>
-            </w:r>
-            <w:r>
-              <w:rPr>
-                <w:rFonts w:ascii="Calibri" w:hAnsi="Calibri"/>
-                <w:sz w:val="18"/>
-              </w:rPr>
-              <w:t xml:space="preserve">Auth</w:t>
-            </w:r>
-          </w:p>
-        </w:tc>
-        <w:tc>
-          <w:tcPr>
-            <w:tcMar>
-              <w:top w:w="40" w:type="dxa"/>
-              <w:bottom w:w="40" w:type="dxa"/>
-              <w:left w:w="60" w:type="dxa"/>
-              <w:right w:w="60" w:type="dxa"/>
-            </w:tcMar>
-            <w:tcMar>
-              <w:top w:w="40" w:type="dxa"/>
-              <w:bottom w:w="40" w:type="dxa"/>
-              <w:left w:w="60" w:type="dxa"/>
-              <w:right w:w="60" w:type="dxa"/>
-            </w:tcMar>
-          </w:tcPr>
-          <w:p>
-            <w:pPr>
-              <w:pStyle w:val="Compact"/>
-              <w:spacing w:before="0" w:after="40" w:line="264" w:lineRule="auto"/>
-              <w:jc w:val="left"/>
-            </w:pPr>
-            <w:r>
-              <w:rPr>
-                <w:rFonts w:ascii="Calibri" w:hAnsi="Calibri"/>
                 <w:sz w:val="18"/>
               </w:rPr>
               <w:t xml:space="preserve">Angular</w:t>
@@ -3752,9 +4054,9 @@
         </w:tc>
       </w:tr>
     </w:tbl>
-    <w:bookmarkEnd w:id="20"/>
     <w:bookmarkEnd w:id="21"/>
-    <w:bookmarkStart w:id="22" w:name="infrastructure-deployment"/>
+    <w:bookmarkEnd w:id="22"/>
+    <w:bookmarkStart w:id="23" w:name="infrastructure-deployment"/>
     <w:p>
       <w:pPr>
         <w:pStyle w:val="Heading2"/>
@@ -3795,6 +4097,55 @@
               <w:right w:w="60" w:type="dxa"/>
             </w:tcMar>
             <w:shd w:fill="1A365D" w:val="clear"/>
+          </w:tcPr>
+          <w:p>
+            <w:pPr>
+              <w:pStyle w:val="Compact"/>
+              <w:spacing w:before="0" w:after="40" w:line="264" w:lineRule="auto"/>
+              <w:jc w:val="left"/>
+            </w:pPr>
+            <w:r>
+              <w:rPr>
+                <w:rFonts w:ascii="Calibri" w:hAnsi="Calibri"/>
+                <w:b/>
+                <w:color w:val="FFFFFF"/>
+                <w:sz w:val="18"/>
+              </w:rPr>
+              <w:t xml:space="preserve">Technology</w:t>
+            </w:r>
+          </w:p>
+        </w:tc>
+        <w:tc>
+          <w:tcPr>
+            <w:tcMar>
+              <w:top w:w="40" w:type="dxa"/>
+              <w:bottom w:w="40" w:type="dxa"/>
+              <w:left w:w="60" w:type="dxa"/>
+              <w:right w:w="60" w:type="dxa"/>
+            </w:tcMar>
+            <w:shd w:fill="1A365D" w:val="clear"/>
+          </w:tcPr>
+          <w:p>
+            <w:pPr>
+              <w:pStyle w:val="Compact"/>
+              <w:spacing w:before="0" w:after="40" w:line="264" w:lineRule="auto"/>
+              <w:jc w:val="left"/>
+            </w:pPr>
+            <w:r>
+              <w:rPr>
+                <w:rFonts w:ascii="Calibri" w:hAnsi="Calibri"/>
+                <w:b/>
+                <w:color w:val="FFFFFF"/>
+                <w:sz w:val="18"/>
+              </w:rPr>
+              <w:t xml:space="preserve">Role</w:t>
+            </w:r>
+          </w:p>
+        </w:tc>
+      </w:tr>
+      <w:tr>
+        <w:tc>
+          <w:tcPr>
             <w:tcMar>
               <w:top w:w="40" w:type="dxa"/>
               <w:bottom w:w="40" w:type="dxa"/>
@@ -3811,23 +4162,14 @@
             <w:r>
               <w:rPr>
                 <w:rFonts w:ascii="Calibri" w:hAnsi="Calibri"/>
-                <w:b/>
-                <w:color w:val="FFFFFF"/>
-                <w:sz w:val="18"/>
-              </w:rPr>
-              <w:t xml:space="preserve">Technology</w:t>
+                <w:sz w:val="18"/>
+              </w:rPr>
+              <w:t xml:space="preserve">Open Liberty</w:t>
             </w:r>
           </w:p>
         </w:tc>
         <w:tc>
           <w:tcPr>
-            <w:tcMar>
-              <w:top w:w="40" w:type="dxa"/>
-              <w:bottom w:w="40" w:type="dxa"/>
-              <w:left w:w="60" w:type="dxa"/>
-              <w:right w:w="60" w:type="dxa"/>
-            </w:tcMar>
-            <w:shd w:fill="1A365D" w:val="clear"/>
             <w:tcMar>
               <w:top w:w="40" w:type="dxa"/>
               <w:bottom w:w="40" w:type="dxa"/>
@@ -3844,11 +4186,38 @@
             <w:r>
               <w:rPr>
                 <w:rFonts w:ascii="Calibri" w:hAnsi="Calibri"/>
-                <w:b/>
-                <w:color w:val="FFFFFF"/>
-                <w:sz w:val="18"/>
-              </w:rPr>
-              <w:t xml:space="preserve">Role</w:t>
+                <w:sz w:val="18"/>
+              </w:rPr>
+              <w:t xml:space="preserve">Primary app server (HTTP 9080,</w:t>
+            </w:r>
+            <w:r>
+              <w:rPr>
+                <w:rFonts w:ascii="Calibri" w:hAnsi="Calibri"/>
+                <w:sz w:val="18"/>
+              </w:rPr>
+              <w:t xml:space="preserve"> </w:t>
+            </w:r>
+            <w:r>
+              <w:rPr>
+                <w:rFonts w:ascii="Calibri" w:hAnsi="Calibri"/>
+                <w:sz w:val="18"/>
+              </w:rPr>
+              <w:t xml:space="preserve">HTTPS 9443);</w:t>
+            </w:r>
+            <w:r>
+              <w:rPr>
+                <w:rFonts w:ascii="Calibri" w:hAnsi="Calibri"/>
+                <w:sz w:val="18"/>
+              </w:rPr>
+              <w:t xml:space="preserve"> </w:t>
+            </w:r>
+            <w:r>
+              <w:rPr>
+                <w:rStyle w:val="VerbatimChar"/>
+                <w:rFonts w:ascii="Calibri" w:hAnsi="Calibri"/>
+                <w:sz w:val="18"/>
+              </w:rPr>
+              <w:t xml:space="preserve">scripts/redeploy-liberty.sh</w:t>
             </w:r>
           </w:p>
         </w:tc>
@@ -3856,12 +4225,6 @@
       <w:tr>
         <w:tc>
           <w:tcPr>
-            <w:tcMar>
-              <w:top w:w="40" w:type="dxa"/>
-              <w:bottom w:w="40" w:type="dxa"/>
-              <w:left w:w="60" w:type="dxa"/>
-              <w:right w:w="60" w:type="dxa"/>
-            </w:tcMar>
             <w:tcMar>
               <w:top w:w="40" w:type="dxa"/>
               <w:bottom w:w="40" w:type="dxa"/>
@@ -3880,18 +4243,12 @@
                 <w:rFonts w:ascii="Calibri" w:hAnsi="Calibri"/>
                 <w:sz w:val="18"/>
               </w:rPr>
-              <w:t xml:space="preserve">Open Liberty</w:t>
+              <w:t xml:space="preserve">Embedded Tomcat</w:t>
             </w:r>
           </w:p>
         </w:tc>
         <w:tc>
           <w:tcPr>
-            <w:tcMar>
-              <w:top w:w="40" w:type="dxa"/>
-              <w:bottom w:w="40" w:type="dxa"/>
-              <w:left w:w="60" w:type="dxa"/>
-              <w:right w:w="60" w:type="dxa"/>
-            </w:tcMar>
             <w:tcMar>
               <w:top w:w="40" w:type="dxa"/>
               <w:bottom w:w="40" w:type="dxa"/>
@@ -3910,7 +4267,7 @@
                 <w:rFonts w:ascii="Calibri" w:hAnsi="Calibri"/>
                 <w:sz w:val="18"/>
               </w:rPr>
-              <w:t xml:space="preserve">Primary app server (HTTP 9080,</w:t>
+              <w:t xml:space="preserve">Alternate local run via Spring Boot</w:t>
             </w:r>
             <w:r>
               <w:rPr>
@@ -3924,14 +4281,7 @@
                 <w:rFonts w:ascii="Calibri" w:hAnsi="Calibri"/>
                 <w:sz w:val="18"/>
               </w:rPr>
-              <w:t xml:space="preserve">HTTPS 9443);</w:t>
-            </w:r>
-            <w:r>
-              <w:rPr>
-                <w:rFonts w:ascii="Calibri" w:hAnsi="Calibri"/>
-                <w:sz w:val="18"/>
-              </w:rPr>
-              <w:t xml:space="preserve"> </w:t>
+              <w:t xml:space="preserve">(</w:t>
             </w:r>
             <w:r>
               <w:rPr>
@@ -3939,7 +4289,14 @@
                 <w:rFonts w:ascii="Calibri" w:hAnsi="Calibri"/>
                 <w:sz w:val="18"/>
               </w:rPr>
-              <w:t xml:space="preserve">scripts/redeploy-liberty.sh</w:t>
+              <w:t xml:space="preserve">server.port=8080</w:t>
+            </w:r>
+            <w:r>
+              <w:rPr>
+                <w:rFonts w:ascii="Calibri" w:hAnsi="Calibri"/>
+                <w:sz w:val="18"/>
+              </w:rPr>
+              <w:t xml:space="preserve">)</w:t>
             </w:r>
           </w:p>
         </w:tc>
@@ -3947,12 +4304,6 @@
       <w:tr>
         <w:tc>
           <w:tcPr>
-            <w:tcMar>
-              <w:top w:w="40" w:type="dxa"/>
-              <w:bottom w:w="40" w:type="dxa"/>
-              <w:left w:w="60" w:type="dxa"/>
-              <w:right w:w="60" w:type="dxa"/>
-            </w:tcMar>
             <w:tcMar>
               <w:top w:w="40" w:type="dxa"/>
               <w:bottom w:w="40" w:type="dxa"/>
@@ -3971,18 +4322,12 @@
                 <w:rFonts w:ascii="Calibri" w:hAnsi="Calibri"/>
                 <w:sz w:val="18"/>
               </w:rPr>
-              <w:t xml:space="preserve">Embedded Tomcat</w:t>
+              <w:t xml:space="preserve">PostgreSQL</w:t>
             </w:r>
           </w:p>
         </w:tc>
         <w:tc>
           <w:tcPr>
-            <w:tcMar>
-              <w:top w:w="40" w:type="dxa"/>
-              <w:bottom w:w="40" w:type="dxa"/>
-              <w:left w:w="60" w:type="dxa"/>
-              <w:right w:w="60" w:type="dxa"/>
-            </w:tcMar>
             <w:tcMar>
               <w:top w:w="40" w:type="dxa"/>
               <w:bottom w:w="40" w:type="dxa"/>
@@ -4001,105 +4346,14 @@
                 <w:rFonts w:ascii="Calibri" w:hAnsi="Calibri"/>
                 <w:sz w:val="18"/>
               </w:rPr>
-              <w:t xml:space="preserve">Alternate local run via Spring Boot</w:t>
-            </w:r>
-            <w:r>
-              <w:rPr>
-                <w:rFonts w:ascii="Calibri" w:hAnsi="Calibri"/>
-                <w:sz w:val="18"/>
-              </w:rPr>
-              <w:t xml:space="preserve"> </w:t>
-            </w:r>
-            <w:r>
-              <w:rPr>
-                <w:rFonts w:ascii="Calibri" w:hAnsi="Calibri"/>
-                <w:sz w:val="18"/>
-              </w:rPr>
-              <w:t xml:space="preserve">(</w:t>
-            </w:r>
-            <w:r>
-              <w:rPr>
-                <w:rStyle w:val="VerbatimChar"/>
-                <w:rFonts w:ascii="Calibri" w:hAnsi="Calibri"/>
-                <w:sz w:val="18"/>
-              </w:rPr>
-              <w:t xml:space="preserve">server.port=8080</w:t>
-            </w:r>
-            <w:r>
-              <w:rPr>
-                <w:rFonts w:ascii="Calibri" w:hAnsi="Calibri"/>
-                <w:sz w:val="18"/>
-              </w:rPr>
-              <w:t xml:space="preserve">)</w:t>
-            </w:r>
-          </w:p>
-        </w:tc>
-      </w:tr>
-      <w:tr>
-        <w:tc>
-          <w:tcPr>
-            <w:tcMar>
-              <w:top w:w="40" w:type="dxa"/>
-              <w:bottom w:w="40" w:type="dxa"/>
-              <w:left w:w="60" w:type="dxa"/>
-              <w:right w:w="60" w:type="dxa"/>
-            </w:tcMar>
-            <w:tcMar>
-              <w:top w:w="40" w:type="dxa"/>
-              <w:bottom w:w="40" w:type="dxa"/>
-              <w:left w:w="60" w:type="dxa"/>
-              <w:right w:w="60" w:type="dxa"/>
-            </w:tcMar>
-          </w:tcPr>
-          <w:p>
-            <w:pPr>
-              <w:pStyle w:val="Compact"/>
-              <w:spacing w:before="0" w:after="40" w:line="264" w:lineRule="auto"/>
-              <w:jc w:val="left"/>
-            </w:pPr>
-            <w:r>
-              <w:rPr>
-                <w:rFonts w:ascii="Calibri" w:hAnsi="Calibri"/>
-                <w:sz w:val="18"/>
-              </w:rPr>
-              <w:t xml:space="preserve">PostgreSQL</w:t>
-            </w:r>
-          </w:p>
-        </w:tc>
-        <w:tc>
-          <w:tcPr>
-            <w:tcMar>
-              <w:top w:w="40" w:type="dxa"/>
-              <w:bottom w:w="40" w:type="dxa"/>
-              <w:left w:w="60" w:type="dxa"/>
-              <w:right w:w="60" w:type="dxa"/>
-            </w:tcMar>
-            <w:tcMar>
-              <w:top w:w="40" w:type="dxa"/>
-              <w:bottom w:w="40" w:type="dxa"/>
-              <w:left w:w="60" w:type="dxa"/>
-              <w:right w:w="60" w:type="dxa"/>
-            </w:tcMar>
-          </w:tcPr>
-          <w:p>
-            <w:pPr>
-              <w:pStyle w:val="Compact"/>
-              <w:spacing w:before="0" w:after="40" w:line="264" w:lineRule="auto"/>
-              <w:jc w:val="left"/>
-            </w:pPr>
-            <w:r>
-              <w:rPr>
-                <w:rFonts w:ascii="Calibri" w:hAnsi="Calibri"/>
-                <w:sz w:val="18"/>
-              </w:rPr>
               <w:t xml:space="preserve">Persistence (localhost:5432 typical)</w:t>
             </w:r>
           </w:p>
         </w:tc>
       </w:tr>
     </w:tbl>
-    <w:bookmarkEnd w:id="22"/>
-    <w:bookmarkStart w:id="23" w:name="documentation-toolchain"/>
+    <w:bookmarkEnd w:id="23"/>
+    <w:bookmarkStart w:id="24" w:name="documentation-toolchain"/>
     <w:p>
       <w:pPr>
         <w:pStyle w:val="Heading2"/>
@@ -4140,6 +4394,55 @@
               <w:right w:w="60" w:type="dxa"/>
             </w:tcMar>
             <w:shd w:fill="1A365D" w:val="clear"/>
+          </w:tcPr>
+          <w:p>
+            <w:pPr>
+              <w:pStyle w:val="Compact"/>
+              <w:spacing w:before="0" w:after="40" w:line="264" w:lineRule="auto"/>
+              <w:jc w:val="left"/>
+            </w:pPr>
+            <w:r>
+              <w:rPr>
+                <w:rFonts w:ascii="Calibri" w:hAnsi="Calibri"/>
+                <w:b/>
+                <w:color w:val="FFFFFF"/>
+                <w:sz w:val="18"/>
+              </w:rPr>
+              <w:t xml:space="preserve">Technology</w:t>
+            </w:r>
+          </w:p>
+        </w:tc>
+        <w:tc>
+          <w:tcPr>
+            <w:tcMar>
+              <w:top w:w="40" w:type="dxa"/>
+              <w:bottom w:w="40" w:type="dxa"/>
+              <w:left w:w="60" w:type="dxa"/>
+              <w:right w:w="60" w:type="dxa"/>
+            </w:tcMar>
+            <w:shd w:fill="1A365D" w:val="clear"/>
+          </w:tcPr>
+          <w:p>
+            <w:pPr>
+              <w:pStyle w:val="Compact"/>
+              <w:spacing w:before="0" w:after="40" w:line="264" w:lineRule="auto"/>
+              <w:jc w:val="left"/>
+            </w:pPr>
+            <w:r>
+              <w:rPr>
+                <w:rFonts w:ascii="Calibri" w:hAnsi="Calibri"/>
+                <w:b/>
+                <w:color w:val="FFFFFF"/>
+                <w:sz w:val="18"/>
+              </w:rPr>
+              <w:t xml:space="preserve">Role</w:t>
+            </w:r>
+          </w:p>
+        </w:tc>
+      </w:tr>
+      <w:tr>
+        <w:tc>
+          <w:tcPr>
             <w:tcMar>
               <w:top w:w="40" w:type="dxa"/>
               <w:bottom w:w="40" w:type="dxa"/>
@@ -4156,23 +4459,56 @@
             <w:r>
               <w:rPr>
                 <w:rFonts w:ascii="Calibri" w:hAnsi="Calibri"/>
-                <w:b/>
-                <w:color w:val="FFFFFF"/>
-                <w:sz w:val="18"/>
-              </w:rPr>
-              <w:t xml:space="preserve">Technology</w:t>
+                <w:sz w:val="18"/>
+              </w:rPr>
+              <w:t xml:space="preserve">Markdown</w:t>
+            </w:r>
+            <w:r>
+              <w:rPr>
+                <w:rFonts w:ascii="Calibri" w:hAnsi="Calibri"/>
+                <w:sz w:val="18"/>
+              </w:rPr>
+              <w:t xml:space="preserve"> </w:t>
+            </w:r>
+            <w:r>
+              <w:rPr>
+                <w:rFonts w:ascii="Calibri" w:hAnsi="Calibri"/>
+                <w:sz w:val="18"/>
+              </w:rPr>
+              <w:t xml:space="preserve">Pandoc</w:t>
+            </w:r>
+            <w:r>
+              <w:rPr>
+                <w:rFonts w:ascii="Calibri" w:hAnsi="Calibri"/>
+                <w:sz w:val="18"/>
+              </w:rPr>
+              <w:t xml:space="preserve"> </w:t>
+            </w:r>
+            <w:r>
+              <w:rPr>
+                <w:rFonts w:ascii="Calibri" w:hAnsi="Calibri"/>
+                <w:sz w:val="18"/>
+              </w:rPr>
+              <w:t xml:space="preserve">Google Chrome</w:t>
+            </w:r>
+            <w:r>
+              <w:rPr>
+                <w:rFonts w:ascii="Calibri" w:hAnsi="Calibri"/>
+                <w:sz w:val="18"/>
+              </w:rPr>
+              <w:t xml:space="preserve"> </w:t>
+            </w:r>
+            <w:r>
+              <w:rPr>
+                <w:rFonts w:ascii="Calibri" w:hAnsi="Calibri"/>
+                <w:sz w:val="18"/>
+              </w:rPr>
+              <w:t xml:space="preserve">python-docx</w:t>
             </w:r>
           </w:p>
         </w:tc>
         <w:tc>
           <w:tcPr>
-            <w:tcMar>
-              <w:top w:w="40" w:type="dxa"/>
-              <w:bottom w:w="40" w:type="dxa"/>
-              <w:left w:w="60" w:type="dxa"/>
-              <w:right w:w="60" w:type="dxa"/>
-            </w:tcMar>
-            <w:shd w:fill="1A365D" w:val="clear"/>
             <w:tcMar>
               <w:top w:w="40" w:type="dxa"/>
               <w:bottom w:w="40" w:type="dxa"/>
@@ -4189,112 +4525,6 @@
             <w:r>
               <w:rPr>
                 <w:rFonts w:ascii="Calibri" w:hAnsi="Calibri"/>
-                <w:b/>
-                <w:color w:val="FFFFFF"/>
-                <w:sz w:val="18"/>
-              </w:rPr>
-              <w:t xml:space="preserve">Role</w:t>
-            </w:r>
-          </w:p>
-        </w:tc>
-      </w:tr>
-      <w:tr>
-        <w:tc>
-          <w:tcPr>
-            <w:tcMar>
-              <w:top w:w="40" w:type="dxa"/>
-              <w:bottom w:w="40" w:type="dxa"/>
-              <w:left w:w="60" w:type="dxa"/>
-              <w:right w:w="60" w:type="dxa"/>
-            </w:tcMar>
-            <w:tcMar>
-              <w:top w:w="40" w:type="dxa"/>
-              <w:bottom w:w="40" w:type="dxa"/>
-              <w:left w:w="60" w:type="dxa"/>
-              <w:right w:w="60" w:type="dxa"/>
-            </w:tcMar>
-          </w:tcPr>
-          <w:p>
-            <w:pPr>
-              <w:pStyle w:val="Compact"/>
-              <w:spacing w:before="0" w:after="40" w:line="264" w:lineRule="auto"/>
-              <w:jc w:val="left"/>
-            </w:pPr>
-            <w:r>
-              <w:rPr>
-                <w:rFonts w:ascii="Calibri" w:hAnsi="Calibri"/>
-                <w:sz w:val="18"/>
-              </w:rPr>
-              <w:t xml:space="preserve">Markdown</w:t>
-            </w:r>
-            <w:r>
-              <w:rPr>
-                <w:rFonts w:ascii="Calibri" w:hAnsi="Calibri"/>
-                <w:sz w:val="18"/>
-              </w:rPr>
-              <w:t xml:space="preserve"> </w:t>
-            </w:r>
-            <w:r>
-              <w:rPr>
-                <w:rFonts w:ascii="Calibri" w:hAnsi="Calibri"/>
-                <w:sz w:val="18"/>
-              </w:rPr>
-              <w:t xml:space="preserve">Pandoc</w:t>
-            </w:r>
-            <w:r>
-              <w:rPr>
-                <w:rFonts w:ascii="Calibri" w:hAnsi="Calibri"/>
-                <w:sz w:val="18"/>
-              </w:rPr>
-              <w:t xml:space="preserve"> </w:t>
-            </w:r>
-            <w:r>
-              <w:rPr>
-                <w:rFonts w:ascii="Calibri" w:hAnsi="Calibri"/>
-                <w:sz w:val="18"/>
-              </w:rPr>
-              <w:t xml:space="preserve">Google Chrome</w:t>
-            </w:r>
-            <w:r>
-              <w:rPr>
-                <w:rFonts w:ascii="Calibri" w:hAnsi="Calibri"/>
-                <w:sz w:val="18"/>
-              </w:rPr>
-              <w:t xml:space="preserve"> </w:t>
-            </w:r>
-            <w:r>
-              <w:rPr>
-                <w:rFonts w:ascii="Calibri" w:hAnsi="Calibri"/>
-                <w:sz w:val="18"/>
-              </w:rPr>
-              <w:t xml:space="preserve">python-docx</w:t>
-            </w:r>
-          </w:p>
-        </w:tc>
-        <w:tc>
-          <w:tcPr>
-            <w:tcMar>
-              <w:top w:w="40" w:type="dxa"/>
-              <w:bottom w:w="40" w:type="dxa"/>
-              <w:left w:w="60" w:type="dxa"/>
-              <w:right w:w="60" w:type="dxa"/>
-            </w:tcMar>
-            <w:tcMar>
-              <w:top w:w="40" w:type="dxa"/>
-              <w:bottom w:w="40" w:type="dxa"/>
-              <w:left w:w="60" w:type="dxa"/>
-              <w:right w:w="60" w:type="dxa"/>
-            </w:tcMar>
-          </w:tcPr>
-          <w:p>
-            <w:pPr>
-              <w:pStyle w:val="Compact"/>
-              <w:spacing w:before="0" w:after="40" w:line="264" w:lineRule="auto"/>
-              <w:jc w:val="left"/>
-            </w:pPr>
-            <w:r>
-              <w:rPr>
-                <w:rFonts w:ascii="Calibri" w:hAnsi="Calibri"/>
                 <w:sz w:val="18"/>
               </w:rPr>
               <w:t xml:space="preserve">Working copies in</w:t>
@@ -4403,8 +4633,8 @@
         </w:tc>
       </w:tr>
     </w:tbl>
-    <w:bookmarkEnd w:id="23"/>
-    <w:bookmarkStart w:id="24" w:name="ide-agent-conventions-project"/>
+    <w:bookmarkEnd w:id="24"/>
+    <w:bookmarkStart w:id="25" w:name="ide-agent-conventions-project"/>
     <w:p>
       <w:pPr>
         <w:pStyle w:val="Heading2"/>
@@ -4445,6 +4675,55 @@
               <w:right w:w="60" w:type="dxa"/>
             </w:tcMar>
             <w:shd w:fill="1A365D" w:val="clear"/>
+          </w:tcPr>
+          <w:p>
+            <w:pPr>
+              <w:pStyle w:val="Compact"/>
+              <w:spacing w:before="0" w:after="40" w:line="264" w:lineRule="auto"/>
+              <w:jc w:val="left"/>
+            </w:pPr>
+            <w:r>
+              <w:rPr>
+                <w:rFonts w:ascii="Calibri" w:hAnsi="Calibri"/>
+                <w:b/>
+                <w:color w:val="FFFFFF"/>
+                <w:sz w:val="18"/>
+              </w:rPr>
+              <w:t xml:space="preserve">Item</w:t>
+            </w:r>
+          </w:p>
+        </w:tc>
+        <w:tc>
+          <w:tcPr>
+            <w:tcMar>
+              <w:top w:w="40" w:type="dxa"/>
+              <w:bottom w:w="40" w:type="dxa"/>
+              <w:left w:w="60" w:type="dxa"/>
+              <w:right w:w="60" w:type="dxa"/>
+            </w:tcMar>
+            <w:shd w:fill="1A365D" w:val="clear"/>
+          </w:tcPr>
+          <w:p>
+            <w:pPr>
+              <w:pStyle w:val="Compact"/>
+              <w:spacing w:before="0" w:after="40" w:line="264" w:lineRule="auto"/>
+              <w:jc w:val="left"/>
+            </w:pPr>
+            <w:r>
+              <w:rPr>
+                <w:rFonts w:ascii="Calibri" w:hAnsi="Calibri"/>
+                <w:b/>
+                <w:color w:val="FFFFFF"/>
+                <w:sz w:val="18"/>
+              </w:rPr>
+              <w:t xml:space="preserve">Notes</w:t>
+            </w:r>
+          </w:p>
+        </w:tc>
+      </w:tr>
+      <w:tr>
+        <w:tc>
+          <w:tcPr>
             <w:tcMar>
               <w:top w:w="40" w:type="dxa"/>
               <w:bottom w:w="40" w:type="dxa"/>
@@ -4461,23 +4740,14 @@
             <w:r>
               <w:rPr>
                 <w:rFonts w:ascii="Calibri" w:hAnsi="Calibri"/>
-                <w:b/>
-                <w:color w:val="FFFFFF"/>
-                <w:sz w:val="18"/>
-              </w:rPr>
-              <w:t xml:space="preserve">Item</w:t>
+                <w:sz w:val="18"/>
+              </w:rPr>
+              <w:t xml:space="preserve">Cursor rules</w:t>
             </w:r>
           </w:p>
         </w:tc>
         <w:tc>
           <w:tcPr>
-            <w:tcMar>
-              <w:top w:w="40" w:type="dxa"/>
-              <w:bottom w:w="40" w:type="dxa"/>
-              <w:left w:w="60" w:type="dxa"/>
-              <w:right w:w="60" w:type="dxa"/>
-            </w:tcMar>
-            <w:shd w:fill="1A365D" w:val="clear"/>
             <w:tcMar>
               <w:top w:w="40" w:type="dxa"/>
               <w:bottom w:w="40" w:type="dxa"/>
@@ -4493,70 +4763,6 @@
             </w:pPr>
             <w:r>
               <w:rPr>
-                <w:rFonts w:ascii="Calibri" w:hAnsi="Calibri"/>
-                <w:b/>
-                <w:color w:val="FFFFFF"/>
-                <w:sz w:val="18"/>
-              </w:rPr>
-              <w:t xml:space="preserve">Notes</w:t>
-            </w:r>
-          </w:p>
-        </w:tc>
-      </w:tr>
-      <w:tr>
-        <w:tc>
-          <w:tcPr>
-            <w:tcMar>
-              <w:top w:w="40" w:type="dxa"/>
-              <w:bottom w:w="40" w:type="dxa"/>
-              <w:left w:w="60" w:type="dxa"/>
-              <w:right w:w="60" w:type="dxa"/>
-            </w:tcMar>
-            <w:tcMar>
-              <w:top w:w="40" w:type="dxa"/>
-              <w:bottom w:w="40" w:type="dxa"/>
-              <w:left w:w="60" w:type="dxa"/>
-              <w:right w:w="60" w:type="dxa"/>
-            </w:tcMar>
-          </w:tcPr>
-          <w:p>
-            <w:pPr>
-              <w:pStyle w:val="Compact"/>
-              <w:spacing w:before="0" w:after="40" w:line="264" w:lineRule="auto"/>
-              <w:jc w:val="left"/>
-            </w:pPr>
-            <w:r>
-              <w:rPr>
-                <w:rFonts w:ascii="Calibri" w:hAnsi="Calibri"/>
-                <w:sz w:val="18"/>
-              </w:rPr>
-              <w:t xml:space="preserve">Cursor rules</w:t>
-            </w:r>
-          </w:p>
-        </w:tc>
-        <w:tc>
-          <w:tcPr>
-            <w:tcMar>
-              <w:top w:w="40" w:type="dxa"/>
-              <w:bottom w:w="40" w:type="dxa"/>
-              <w:left w:w="60" w:type="dxa"/>
-              <w:right w:w="60" w:type="dxa"/>
-            </w:tcMar>
-            <w:tcMar>
-              <w:top w:w="40" w:type="dxa"/>
-              <w:bottom w:w="40" w:type="dxa"/>
-              <w:left w:w="60" w:type="dxa"/>
-              <w:right w:w="60" w:type="dxa"/>
-            </w:tcMar>
-          </w:tcPr>
-          <w:p>
-            <w:pPr>
-              <w:pStyle w:val="Compact"/>
-              <w:spacing w:before="0" w:after="40" w:line="264" w:lineRule="auto"/>
-              <w:jc w:val="left"/>
-            </w:pPr>
-            <w:r>
-              <w:rPr>
                 <w:rStyle w:val="VerbatimChar"/>
                 <w:rFonts w:ascii="Calibri" w:hAnsi="Calibri"/>
                 <w:sz w:val="18"/>
@@ -4645,8 +4851,8 @@
         </w:tc>
       </w:tr>
     </w:tbl>
-    <w:bookmarkEnd w:id="24"/>
-    <w:bookmarkStart w:id="25" w:name="how-to-keep-this-file-current"/>
+    <w:bookmarkEnd w:id="25"/>
+    <w:bookmarkStart w:id="26" w:name="how-to-keep-this-file-current"/>
     <w:p>
       <w:pPr>
         <w:pStyle w:val="Heading2"/>
@@ -4819,8 +5025,8 @@
         <w:t xml:space="preserve">the build.</w:t>
       </w:r>
     </w:p>
-    <w:bookmarkEnd w:id="25"/>
     <w:bookmarkEnd w:id="26"/>
+    <w:bookmarkEnd w:id="27"/>
     <w:sectPr>
       <w:pgSz w:h="16838" w:w="11906"/>
       <w:pgMar w:bottom="1134" w:footer="720" w:gutter="0" w:header="720" w:left="1247" w:right="1247" w:top="1134"/>

--- a/docs/TECH_STACK.docx
+++ b/docs/TECH_STACK.docx
@@ -10,7 +10,7 @@
         <w:t xml:space="preserve">TECH_STACK</w:t>
       </w:r>
     </w:p>
-    <w:bookmarkStart w:id="27" w:name="technology-stack"/>
+    <w:bookmarkStart w:id="28" w:name="technology-stack"/>
     <w:p>
       <w:pPr>
         <w:pStyle w:val="Heading1"/>
@@ -22,8 +22,6 @@
     <w:p>
       <w:pPr>
         <w:pStyle w:val="FirstParagraph"/>
-        <w:spacing w:after="160" w:line="276" w:lineRule="auto"/>
-        <w:jc w:val="left"/>
       </w:pPr>
       <w:r>
         <w:t xml:space="preserve">Living inventory of technologies used in BankOne.</w:t>
@@ -97,10 +95,10 @@
         <w:pStyle w:val="BodyText"/>
       </w:pPr>
       <w:r>
-        <w:t xml:space="preserve">Last reviewed: 2026-07-25</w:t>
+        <w:t xml:space="preserve">Last reviewed: 2026-07-31</w:t>
       </w:r>
     </w:p>
-    <w:bookmarkStart w:id="9" w:name="at-a-glance"/>
+    <w:bookmarkStart w:id="10" w:name="at-a-glance"/>
     <w:p>
       <w:pPr>
         <w:pStyle w:val="Heading2"/>
@@ -112,17 +110,9 @@
     <w:tbl>
       <w:tblPr>
         <w:tblStyle w:val="Table"/>
-        <w:tblW w:type="pct" w:w="5000"/>
-        <w:tblLayout w:type="autofit"/>
+        <w:tblW w:type="pct" w:w="4865"/>
+        <w:tblLayout w:type="fixed"/>
         <w:tblLook w:firstRow="1" w:lastRow="0" w:firstColumn="0" w:lastColumn="0" w:noHBand="0" w:noVBand="0" w:val="0020"/>
-        <w:tblBorders>
-          <w:top w:val="single" w:sz="4" w:space="0" w:color="CBD5E0"/>
-          <w:left w:val="single" w:sz="4" w:space="0" w:color="CBD5E0"/>
-          <w:bottom w:val="single" w:sz="4" w:space="0" w:color="CBD5E0"/>
-          <w:right w:val="single" w:sz="4" w:space="0" w:color="CBD5E0"/>
-          <w:insideH w:val="single" w:sz="4" w:space="0" w:color="CBD5E0"/>
-          <w:insideV w:val="single" w:sz="4" w:space="0" w:color="CBD5E0"/>
-        </w:tblBorders>
       </w:tblPr>
       <w:tblGrid>
         <w:gridCol w:w="2247"/>
@@ -133,55 +123,25 @@
           <w:tblHeader w:val="on"/>
         </w:trPr>
         <w:tc>
-          <w:tcPr>
-            <w:tcMar>
-              <w:top w:w="40" w:type="dxa"/>
-              <w:bottom w:w="40" w:type="dxa"/>
-              <w:left w:w="60" w:type="dxa"/>
-              <w:right w:w="60" w:type="dxa"/>
-            </w:tcMar>
-            <w:shd w:fill="1A365D" w:val="clear"/>
-          </w:tcPr>
+          <w:tcPr/>
           <w:p>
             <w:pPr>
               <w:pStyle w:val="Compact"/>
-              <w:spacing w:before="0" w:after="40" w:line="264" w:lineRule="auto"/>
               <w:jc w:val="left"/>
             </w:pPr>
             <w:r>
-              <w:rPr>
-                <w:rFonts w:ascii="Calibri" w:hAnsi="Calibri"/>
-                <w:b/>
-                <w:color w:val="FFFFFF"/>
-                <w:sz w:val="18"/>
-              </w:rPr>
               <w:t xml:space="preserve">Layer</w:t>
             </w:r>
           </w:p>
         </w:tc>
         <w:tc>
-          <w:tcPr>
-            <w:tcMar>
-              <w:top w:w="40" w:type="dxa"/>
-              <w:bottom w:w="40" w:type="dxa"/>
-              <w:left w:w="60" w:type="dxa"/>
-              <w:right w:w="60" w:type="dxa"/>
-            </w:tcMar>
-            <w:shd w:fill="1A365D" w:val="clear"/>
-          </w:tcPr>
+          <w:tcPr/>
           <w:p>
             <w:pPr>
               <w:pStyle w:val="Compact"/>
-              <w:spacing w:before="0" w:after="40" w:line="264" w:lineRule="auto"/>
               <w:jc w:val="left"/>
             </w:pPr>
             <w:r>
-              <w:rPr>
-                <w:rFonts w:ascii="Calibri" w:hAnsi="Calibri"/>
-                <w:b/>
-                <w:color w:val="FFFFFF"/>
-                <w:sz w:val="18"/>
-              </w:rPr>
               <w:t xml:space="preserve">Primary stack</w:t>
             </w:r>
           </w:p>
@@ -189,369 +149,227 @@
       </w:tr>
       <w:tr>
         <w:tc>
-          <w:tcPr>
-            <w:tcMar>
-              <w:top w:w="40" w:type="dxa"/>
-              <w:bottom w:w="40" w:type="dxa"/>
-              <w:left w:w="60" w:type="dxa"/>
-              <w:right w:w="60" w:type="dxa"/>
-            </w:tcMar>
-          </w:tcPr>
+          <w:tcPr/>
           <w:p>
             <w:pPr>
               <w:pStyle w:val="Compact"/>
-              <w:spacing w:before="0" w:after="40" w:line="264" w:lineRule="auto"/>
               <w:jc w:val="left"/>
             </w:pPr>
             <w:r>
-              <w:rPr>
-                <w:rFonts w:ascii="Calibri" w:hAnsi="Calibri"/>
-                <w:sz w:val="18"/>
-              </w:rPr>
               <w:t xml:space="preserve">Backend</w:t>
             </w:r>
             <w:r>
-              <w:rPr>
-                <w:rFonts w:ascii="Calibri" w:hAnsi="Calibri"/>
-                <w:sz w:val="18"/>
-              </w:rPr>
               <w:t xml:space="preserve"> </w:t>
             </w:r>
             <w:r>
-              <w:rPr>
-                <w:rFonts w:ascii="Calibri" w:hAnsi="Calibri"/>
-                <w:sz w:val="18"/>
-              </w:rPr>
               <w:t xml:space="preserve">Frontend</w:t>
             </w:r>
             <w:r>
-              <w:rPr>
-                <w:rFonts w:ascii="Calibri" w:hAnsi="Calibri"/>
-                <w:sz w:val="18"/>
-              </w:rPr>
               <w:t xml:space="preserve"> </w:t>
             </w:r>
             <w:r>
-              <w:rPr>
-                <w:rFonts w:ascii="Calibri" w:hAnsi="Calibri"/>
-                <w:sz w:val="18"/>
-              </w:rPr>
               <w:t xml:space="preserve">Database</w:t>
             </w:r>
             <w:r>
-              <w:rPr>
-                <w:rFonts w:ascii="Calibri" w:hAnsi="Calibri"/>
-                <w:sz w:val="18"/>
-              </w:rPr>
               <w:t xml:space="preserve"> </w:t>
             </w:r>
             <w:r>
-              <w:rPr>
-                <w:rFonts w:ascii="Calibri" w:hAnsi="Calibri"/>
-                <w:sz w:val="18"/>
-              </w:rPr>
               <w:t xml:space="preserve">Messaging</w:t>
             </w:r>
             <w:r>
-              <w:rPr>
-                <w:rFonts w:ascii="Calibri" w:hAnsi="Calibri"/>
-                <w:sz w:val="18"/>
-              </w:rPr>
               <w:t xml:space="preserve"> </w:t>
             </w:r>
             <w:r>
-              <w:rPr>
-                <w:rFonts w:ascii="Calibri" w:hAnsi="Calibri"/>
-                <w:sz w:val="18"/>
-              </w:rPr>
               <w:t xml:space="preserve">Email</w:t>
             </w:r>
             <w:r>
-              <w:rPr>
-                <w:rFonts w:ascii="Calibri" w:hAnsi="Calibri"/>
-                <w:sz w:val="18"/>
-              </w:rPr>
               <w:t xml:space="preserve"> </w:t>
             </w:r>
             <w:r>
-              <w:rPr>
-                <w:rFonts w:ascii="Calibri" w:hAnsi="Calibri"/>
-                <w:sz w:val="18"/>
-              </w:rPr>
               <w:t xml:space="preserve">Auth</w:t>
             </w:r>
             <w:r>
-              <w:rPr>
-                <w:rFonts w:ascii="Calibri" w:hAnsi="Calibri"/>
-                <w:sz w:val="18"/>
-              </w:rPr>
               <w:t xml:space="preserve"> </w:t>
             </w:r>
             <w:r>
-              <w:rPr>
-                <w:rFonts w:ascii="Calibri" w:hAnsi="Calibri"/>
-                <w:sz w:val="18"/>
-              </w:rPr>
+              <w:t xml:space="preserve">Reporting</w:t>
+            </w:r>
+            <w:r>
+              <w:t xml:space="preserve"> </w:t>
+            </w:r>
+            <w:r>
+              <w:t xml:space="preserve">Audit</w:t>
+            </w:r>
+            <w:r>
+              <w:t xml:space="preserve"> </w:t>
+            </w:r>
+            <w:r>
               <w:t xml:space="preserve">Deploy (primary)</w:t>
             </w:r>
             <w:r>
-              <w:rPr>
-                <w:rFonts w:ascii="Calibri" w:hAnsi="Calibri"/>
-                <w:sz w:val="18"/>
-              </w:rPr>
               <w:t xml:space="preserve"> </w:t>
             </w:r>
             <w:r>
-              <w:rPr>
-                <w:rFonts w:ascii="Calibri" w:hAnsi="Calibri"/>
-                <w:sz w:val="18"/>
-              </w:rPr>
               <w:t xml:space="preserve">Deploy (cloud)</w:t>
             </w:r>
             <w:r>
-              <w:rPr>
-                <w:rFonts w:ascii="Calibri" w:hAnsi="Calibri"/>
-                <w:sz w:val="18"/>
-              </w:rPr>
               <w:t xml:space="preserve"> </w:t>
             </w:r>
             <w:r>
-              <w:rPr>
-                <w:rFonts w:ascii="Calibri" w:hAnsi="Calibri"/>
-                <w:sz w:val="18"/>
-              </w:rPr>
               <w:t xml:space="preserve">Docs tooling</w:t>
+            </w:r>
+            <w:r>
+              <w:t xml:space="preserve"> </w:t>
+            </w:r>
+            <w:r>
+              <w:t xml:space="preserve">Learning roadmap</w:t>
             </w:r>
           </w:p>
         </w:tc>
         <w:tc>
-          <w:tcPr>
-            <w:tcMar>
-              <w:top w:w="40" w:type="dxa"/>
-              <w:bottom w:w="40" w:type="dxa"/>
-              <w:left w:w="60" w:type="dxa"/>
-              <w:right w:w="60" w:type="dxa"/>
-            </w:tcMar>
-          </w:tcPr>
+          <w:tcPr/>
           <w:p>
             <w:pPr>
               <w:pStyle w:val="Compact"/>
-              <w:spacing w:before="0" w:after="40" w:line="264" w:lineRule="auto"/>
               <w:jc w:val="left"/>
             </w:pPr>
             <w:r>
-              <w:rPr>
-                <w:rFonts w:ascii="Calibri" w:hAnsi="Calibri"/>
-                <w:sz w:val="18"/>
-              </w:rPr>
               <w:t xml:space="preserve">Java 21 · Spring Boot 4.1 · Maven · WAR</w:t>
             </w:r>
             <w:r>
-              <w:rPr>
-                <w:rFonts w:ascii="Calibri" w:hAnsi="Calibri"/>
-                <w:sz w:val="18"/>
-              </w:rPr>
               <w:t xml:space="preserve"> </w:t>
             </w:r>
             <w:r>
-              <w:rPr>
-                <w:rFonts w:ascii="Calibri" w:hAnsi="Calibri"/>
-                <w:sz w:val="18"/>
-              </w:rPr>
               <w:t xml:space="preserve">Angular 22 · TypeScript 6 · npm · SCSS</w:t>
             </w:r>
             <w:r>
-              <w:rPr>
-                <w:rFonts w:ascii="Calibri" w:hAnsi="Calibri"/>
-                <w:sz w:val="18"/>
-              </w:rPr>
               <w:t xml:space="preserve"> </w:t>
             </w:r>
             <w:r>
-              <w:rPr>
-                <w:rFonts w:ascii="Calibri" w:hAnsi="Calibri"/>
-                <w:sz w:val="18"/>
-              </w:rPr>
               <w:t xml:space="preserve">PostgreSQL</w:t>
             </w:r>
             <w:r>
-              <w:rPr>
-                <w:rFonts w:ascii="Calibri" w:hAnsi="Calibri"/>
-                <w:sz w:val="18"/>
-              </w:rPr>
               <w:t xml:space="preserve"> </w:t>
             </w:r>
             <w:r>
-              <w:rPr>
-                <w:rFonts w:ascii="Calibri" w:hAnsi="Calibri"/>
-                <w:sz w:val="18"/>
-              </w:rPr>
               <w:t xml:space="preserve">Apache Kafka (local Docker / Aiven on Render)</w:t>
             </w:r>
             <w:r>
-              <w:rPr>
-                <w:rFonts w:ascii="Calibri" w:hAnsi="Calibri"/>
-                <w:sz w:val="18"/>
-              </w:rPr>
               <w:t xml:space="preserve"> </w:t>
             </w:r>
             <w:r>
-              <w:rPr>
-                <w:rFonts w:ascii="Calibri" w:hAnsi="Calibri"/>
-                <w:sz w:val="18"/>
-              </w:rPr>
               <w:t xml:space="preserve">Mailpit (local SMTP) · Twilio SendGrid HTTPS (Render)</w:t>
             </w:r>
             <w:r>
-              <w:rPr>
-                <w:rFonts w:ascii="Calibri" w:hAnsi="Calibri"/>
-                <w:sz w:val="18"/>
-              </w:rPr>
               <w:t xml:space="preserve"> </w:t>
             </w:r>
             <w:r>
-              <w:rPr>
-                <w:rFonts w:ascii="Calibri" w:hAnsi="Calibri"/>
-                <w:sz w:val="18"/>
-              </w:rPr>
               <w:t xml:space="preserve">Spring Security · JWT (JJWT)</w:t>
             </w:r>
             <w:r>
-              <w:rPr>
-                <w:rFonts w:ascii="Calibri" w:hAnsi="Calibri"/>
-                <w:sz w:val="18"/>
-              </w:rPr>
               <w:t xml:space="preserve"> </w:t>
             </w:r>
             <w:r>
-              <w:rPr>
-                <w:rFonts w:ascii="Calibri" w:hAnsi="Calibri"/>
-                <w:sz w:val="18"/>
-              </w:rPr>
-              <w:t xml:space="preserve">Open Liberty (</w:t>
+              <w:t xml:space="preserve">Chart.js (UI) · OpenPDF (server PDF)</w:t>
+            </w:r>
+            <w:r>
+              <w:t xml:space="preserve"> </w:t>
             </w:r>
             <w:r>
               <w:rPr>
                 <w:rStyle w:val="VerbatimChar"/>
-                <w:rFonts w:ascii="Calibri" w:hAnsi="Calibri"/>
-                <w:sz w:val="18"/>
+              </w:rPr>
+              <w:t xml:space="preserve">audit_event</w:t>
+            </w:r>
+            <w:r>
+              <w:t xml:space="preserve"> </w:t>
+            </w:r>
+            <w:r>
+              <w:t xml:space="preserve">activity trail + backfill</w:t>
+            </w:r>
+            <w:r>
+              <w:t xml:space="preserve"> </w:t>
+            </w:r>
+            <w:r>
+              <w:t xml:space="preserve">Open Liberty (</w:t>
+            </w:r>
+            <w:r>
+              <w:rPr>
+                <w:rStyle w:val="VerbatimChar"/>
               </w:rPr>
               <w:t xml:space="preserve">:9080</w:t>
             </w:r>
             <w:r>
-              <w:rPr>
-                <w:rFonts w:ascii="Calibri" w:hAnsi="Calibri"/>
-                <w:sz w:val="18"/>
-              </w:rPr>
               <w:t xml:space="preserve"> </w:t>
             </w:r>
             <w:r>
-              <w:rPr>
-                <w:rFonts w:ascii="Calibri" w:hAnsi="Calibri"/>
-                <w:sz w:val="18"/>
-              </w:rPr>
               <w:t xml:space="preserve">/</w:t>
             </w:r>
             <w:r>
-              <w:rPr>
-                <w:rFonts w:ascii="Calibri" w:hAnsi="Calibri"/>
-                <w:sz w:val="18"/>
-              </w:rPr>
               <w:t xml:space="preserve"> </w:t>
             </w:r>
             <w:r>
               <w:rPr>
                 <w:rStyle w:val="VerbatimChar"/>
-                <w:rFonts w:ascii="Calibri" w:hAnsi="Calibri"/>
-                <w:sz w:val="18"/>
               </w:rPr>
               <w:t xml:space="preserve">:9443</w:t>
             </w:r>
             <w:r>
-              <w:rPr>
-                <w:rFonts w:ascii="Calibri" w:hAnsi="Calibri"/>
-                <w:sz w:val="18"/>
-              </w:rPr>
               <w:t xml:space="preserve">, JDWP</w:t>
             </w:r>
             <w:r>
-              <w:rPr>
-                <w:rFonts w:ascii="Calibri" w:hAnsi="Calibri"/>
-                <w:sz w:val="18"/>
-              </w:rPr>
               <w:t xml:space="preserve"> </w:t>
             </w:r>
             <w:r>
               <w:rPr>
                 <w:rStyle w:val="VerbatimChar"/>
-                <w:rFonts w:ascii="Calibri" w:hAnsi="Calibri"/>
-                <w:sz w:val="18"/>
               </w:rPr>
               <w:t xml:space="preserve">:7777</w:t>
             </w:r>
             <w:r>
-              <w:rPr>
-                <w:rFonts w:ascii="Calibri" w:hAnsi="Calibri"/>
-                <w:sz w:val="18"/>
-              </w:rPr>
               <w:t xml:space="preserve">)</w:t>
             </w:r>
             <w:r>
-              <w:rPr>
-                <w:rFonts w:ascii="Calibri" w:hAnsi="Calibri"/>
-                <w:sz w:val="18"/>
-              </w:rPr>
               <w:t xml:space="preserve"> </w:t>
             </w:r>
             <w:r>
-              <w:rPr>
-                <w:rFonts w:ascii="Calibri" w:hAnsi="Calibri"/>
-                <w:sz w:val="18"/>
-              </w:rPr>
               <w:t xml:space="preserve">Render (Docker</w:t>
             </w:r>
             <w:r>
-              <w:rPr>
-                <w:rFonts w:ascii="Calibri" w:hAnsi="Calibri"/>
-                <w:sz w:val="18"/>
-              </w:rPr>
               <w:t xml:space="preserve"> </w:t>
             </w:r>
             <w:r>
               <w:rPr>
                 <w:rStyle w:val="VerbatimChar"/>
-                <w:rFonts w:ascii="Calibri" w:hAnsi="Calibri"/>
-                <w:sz w:val="18"/>
               </w:rPr>
               <w:t xml:space="preserve">-Pdocker</w:t>
             </w:r>
             <w:r>
-              <w:rPr>
-                <w:rFonts w:ascii="Calibri" w:hAnsi="Calibri"/>
-                <w:sz w:val="18"/>
-              </w:rPr>
               <w:t xml:space="preserve">) · Netlify (Angular)</w:t>
             </w:r>
             <w:r>
-              <w:rPr>
-                <w:rFonts w:ascii="Calibri" w:hAnsi="Calibri"/>
-                <w:sz w:val="18"/>
-              </w:rPr>
               <w:t xml:space="preserve"> </w:t>
             </w:r>
             <w:r>
-              <w:rPr>
-                <w:rFonts w:ascii="Calibri" w:hAnsi="Calibri"/>
-                <w:sz w:val="18"/>
-              </w:rPr>
               <w:t xml:space="preserve">Pandoc · Google Chrome (PDF) · python-docx</w:t>
             </w:r>
+            <w:r>
+              <w:t xml:space="preserve"> </w:t>
+            </w:r>
+            <w:hyperlink r:id="rId9">
+              <w:r>
+                <w:rPr>
+                  <w:rStyle w:val="Hyperlink"/>
+                </w:rPr>
+                <w:t xml:space="preserve">TECH_LEARNING_PLAN.md</w:t>
+              </w:r>
+            </w:hyperlink>
           </w:p>
         </w:tc>
       </w:tr>
     </w:tbl>
-    <w:bookmarkEnd w:id="9"/>
-    <w:bookmarkStart w:id="17" w:name="backend-bankone-backend"/>
+    <w:bookmarkEnd w:id="10"/>
+    <w:bookmarkStart w:id="18" w:name="backend-bankone-backend"/>
     <w:p>
       <w:pPr>
         <w:pStyle w:val="Heading2"/>
@@ -569,7 +387,7 @@
         <w:t xml:space="preserve">)</w:t>
       </w:r>
     </w:p>
-    <w:bookmarkStart w:id="10" w:name="language-build"/>
+    <w:bookmarkStart w:id="11" w:name="language-build"/>
     <w:p>
       <w:pPr>
         <w:pStyle w:val="Heading3"/>
@@ -581,17 +399,9 @@
     <w:tbl>
       <w:tblPr>
         <w:tblStyle w:val="Table"/>
-        <w:tblW w:type="pct" w:w="5000"/>
-        <w:tblLayout w:type="autofit"/>
+        <w:tblW w:type="pct" w:w="4865"/>
+        <w:tblLayout w:type="fixed"/>
         <w:tblLook w:firstRow="1" w:lastRow="0" w:firstColumn="0" w:lastColumn="0" w:noHBand="0" w:noVBand="0" w:val="0020"/>
-        <w:tblBorders>
-          <w:top w:val="single" w:sz="4" w:space="0" w:color="CBD5E0"/>
-          <w:left w:val="single" w:sz="4" w:space="0" w:color="CBD5E0"/>
-          <w:bottom w:val="single" w:sz="4" w:space="0" w:color="CBD5E0"/>
-          <w:right w:val="single" w:sz="4" w:space="0" w:color="CBD5E0"/>
-          <w:insideH w:val="single" w:sz="4" w:space="0" w:color="CBD5E0"/>
-          <w:insideV w:val="single" w:sz="4" w:space="0" w:color="CBD5E0"/>
-        </w:tblBorders>
       </w:tblPr>
       <w:tblGrid>
         <w:gridCol w:w="2247"/>
@@ -603,82 +413,37 @@
           <w:tblHeader w:val="on"/>
         </w:trPr>
         <w:tc>
-          <w:tcPr>
-            <w:tcMar>
-              <w:top w:w="40" w:type="dxa"/>
-              <w:bottom w:w="40" w:type="dxa"/>
-              <w:left w:w="60" w:type="dxa"/>
-              <w:right w:w="60" w:type="dxa"/>
-            </w:tcMar>
-            <w:shd w:fill="1A365D" w:val="clear"/>
-          </w:tcPr>
+          <w:tcPr/>
           <w:p>
             <w:pPr>
               <w:pStyle w:val="Compact"/>
-              <w:spacing w:before="0" w:after="40" w:line="264" w:lineRule="auto"/>
               <w:jc w:val="left"/>
             </w:pPr>
             <w:r>
-              <w:rPr>
-                <w:rFonts w:ascii="Calibri" w:hAnsi="Calibri"/>
-                <w:b/>
-                <w:color w:val="FFFFFF"/>
-                <w:sz w:val="18"/>
-              </w:rPr>
               <w:t xml:space="preserve">Technology</w:t>
             </w:r>
           </w:p>
         </w:tc>
         <w:tc>
-          <w:tcPr>
-            <w:tcMar>
-              <w:top w:w="40" w:type="dxa"/>
-              <w:bottom w:w="40" w:type="dxa"/>
-              <w:left w:w="60" w:type="dxa"/>
-              <w:right w:w="60" w:type="dxa"/>
-            </w:tcMar>
-            <w:shd w:fill="1A365D" w:val="clear"/>
-          </w:tcPr>
+          <w:tcPr/>
           <w:p>
             <w:pPr>
               <w:pStyle w:val="Compact"/>
-              <w:spacing w:before="0" w:after="40" w:line="264" w:lineRule="auto"/>
               <w:jc w:val="left"/>
             </w:pPr>
             <w:r>
-              <w:rPr>
-                <w:rFonts w:ascii="Calibri" w:hAnsi="Calibri"/>
-                <w:b/>
-                <w:color w:val="FFFFFF"/>
-                <w:sz w:val="18"/>
-              </w:rPr>
               <w:t xml:space="preserve">Version / notes</w:t>
             </w:r>
           </w:p>
         </w:tc>
         <w:tc>
-          <w:tcPr>
-            <w:tcMar>
-              <w:top w:w="40" w:type="dxa"/>
-              <w:bottom w:w="40" w:type="dxa"/>
-              <w:left w:w="60" w:type="dxa"/>
-              <w:right w:w="60" w:type="dxa"/>
-            </w:tcMar>
-            <w:shd w:fill="1A365D" w:val="clear"/>
-          </w:tcPr>
+          <w:tcPr/>
           <w:p>
             <w:pPr>
               <w:pStyle w:val="Compact"/>
-              <w:spacing w:before="0" w:after="40" w:line="264" w:lineRule="auto"/>
               <w:jc w:val="left"/>
             </w:pPr>
             <w:r>
-              <w:rPr>
-                <w:rFonts w:ascii="Calibri" w:hAnsi="Calibri"/>
-                <w:b/>
-                <w:color w:val="FFFFFF"/>
-                <w:sz w:val="18"/>
-              </w:rPr>
               <w:t xml:space="preserve">Where defined</w:t>
             </w:r>
           </w:p>
@@ -686,148 +451,84 @@
       </w:tr>
       <w:tr>
         <w:tc>
-          <w:tcPr>
-            <w:tcMar>
-              <w:top w:w="40" w:type="dxa"/>
-              <w:bottom w:w="40" w:type="dxa"/>
-              <w:left w:w="60" w:type="dxa"/>
-              <w:right w:w="60" w:type="dxa"/>
-            </w:tcMar>
-          </w:tcPr>
+          <w:tcPr/>
           <w:p>
             <w:pPr>
               <w:pStyle w:val="Compact"/>
-              <w:spacing w:before="0" w:after="40" w:line="264" w:lineRule="auto"/>
               <w:jc w:val="left"/>
             </w:pPr>
             <w:r>
-              <w:rPr>
-                <w:rFonts w:ascii="Calibri" w:hAnsi="Calibri"/>
-                <w:sz w:val="18"/>
-              </w:rPr>
               <w:t xml:space="preserve">Java</w:t>
             </w:r>
           </w:p>
         </w:tc>
         <w:tc>
-          <w:tcPr>
-            <w:tcMar>
-              <w:top w:w="40" w:type="dxa"/>
-              <w:bottom w:w="40" w:type="dxa"/>
-              <w:left w:w="60" w:type="dxa"/>
-              <w:right w:w="60" w:type="dxa"/>
-            </w:tcMar>
-          </w:tcPr>
+          <w:tcPr/>
           <w:p>
             <w:pPr>
               <w:pStyle w:val="Compact"/>
-              <w:spacing w:before="0" w:after="40" w:line="264" w:lineRule="auto"/>
               <w:jc w:val="left"/>
             </w:pPr>
             <w:r>
-              <w:rPr>
-                <w:rFonts w:ascii="Calibri" w:hAnsi="Calibri"/>
-                <w:sz w:val="18"/>
-              </w:rPr>
               <w:t xml:space="preserve">21</w:t>
             </w:r>
           </w:p>
         </w:tc>
         <w:tc>
-          <w:tcPr>
-            <w:tcMar>
-              <w:top w:w="40" w:type="dxa"/>
-              <w:bottom w:w="40" w:type="dxa"/>
-              <w:left w:w="60" w:type="dxa"/>
-              <w:right w:w="60" w:type="dxa"/>
-            </w:tcMar>
-          </w:tcPr>
+          <w:tcPr/>
           <w:p>
             <w:pPr>
               <w:pStyle w:val="Compact"/>
-              <w:spacing w:before="0" w:after="40" w:line="264" w:lineRule="auto"/>
               <w:jc w:val="left"/>
             </w:pPr>
             <w:r>
               <w:rPr>
                 <w:rStyle w:val="VerbatimChar"/>
-                <w:rFonts w:ascii="Calibri" w:hAnsi="Calibri"/>
-                <w:sz w:val="18"/>
               </w:rPr>
               <w:t xml:space="preserve">pom.xml</w:t>
             </w:r>
             <w:r>
-              <w:rPr>
-                <w:rFonts w:ascii="Calibri" w:hAnsi="Calibri"/>
-                <w:sz w:val="18"/>
-              </w:rPr>
               <w:t xml:space="preserve"> </w:t>
             </w:r>
             <w:r>
               <w:rPr>
                 <w:rStyle w:val="VerbatimChar"/>
-                <w:rFonts w:ascii="Calibri" w:hAnsi="Calibri"/>
-                <w:sz w:val="18"/>
               </w:rPr>
               <w:t xml:space="preserve">java.version</w:t>
             </w:r>
             <w:r>
-              <w:rPr>
-                <w:rFonts w:ascii="Calibri" w:hAnsi="Calibri"/>
-                <w:sz w:val="18"/>
-              </w:rPr>
               <w:t xml:space="preserve"> </w:t>
             </w:r>
             <w:r>
               <w:rPr>
                 <w:rStyle w:val="VerbatimChar"/>
-                <w:rFonts w:ascii="Calibri" w:hAnsi="Calibri"/>
-                <w:sz w:val="18"/>
               </w:rPr>
               <w:t xml:space="preserve">.mvn/</w:t>
             </w:r>
             <w:r>
-              <w:rPr>
-                <w:rFonts w:ascii="Calibri" w:hAnsi="Calibri"/>
-                <w:sz w:val="18"/>
-              </w:rPr>
               <w:t xml:space="preserve"> </w:t>
             </w:r>
             <w:r>
               <w:rPr>
                 <w:rStyle w:val="VerbatimChar"/>
-                <w:rFonts w:ascii="Calibri" w:hAnsi="Calibri"/>
-                <w:sz w:val="18"/>
               </w:rPr>
               <w:t xml:space="preserve">pom.xml</w:t>
             </w:r>
             <w:r>
-              <w:rPr>
-                <w:rFonts w:ascii="Calibri" w:hAnsi="Calibri"/>
-                <w:sz w:val="18"/>
-              </w:rPr>
               <w:t xml:space="preserve"> </w:t>
             </w:r>
             <w:r>
               <w:rPr>
                 <w:rStyle w:val="VerbatimChar"/>
-                <w:rFonts w:ascii="Calibri" w:hAnsi="Calibri"/>
-                <w:sz w:val="18"/>
               </w:rPr>
               <w:t xml:space="preserve">pom.xml</w:t>
             </w:r>
             <w:r>
-              <w:rPr>
-                <w:rFonts w:ascii="Calibri" w:hAnsi="Calibri"/>
-                <w:sz w:val="18"/>
-              </w:rPr>
               <w:t xml:space="preserve"> </w:t>
             </w:r>
             <w:r>
               <w:rPr>
                 <w:rStyle w:val="VerbatimChar"/>
-                <w:rFonts w:ascii="Calibri" w:hAnsi="Calibri"/>
-                <w:sz w:val="18"/>
               </w:rPr>
               <w:t xml:space="preserve">&lt;packaging&gt;</w:t>
             </w:r>
@@ -835,8 +536,8 @@
         </w:tc>
       </w:tr>
     </w:tbl>
-    <w:bookmarkEnd w:id="10"/>
-    <w:bookmarkStart w:id="11" w:name="spring-persistence"/>
+    <w:bookmarkEnd w:id="11"/>
+    <w:bookmarkStart w:id="12" w:name="spring-persistence"/>
     <w:p>
       <w:pPr>
         <w:pStyle w:val="Heading3"/>
@@ -848,17 +549,9 @@
     <w:tbl>
       <w:tblPr>
         <w:tblStyle w:val="Table"/>
-        <w:tblW w:type="pct" w:w="5000"/>
-        <w:tblLayout w:type="autofit"/>
+        <w:tblW w:type="pct" w:w="4865"/>
+        <w:tblLayout w:type="fixed"/>
         <w:tblLook w:firstRow="1" w:lastRow="0" w:firstColumn="0" w:lastColumn="0" w:noHBand="0" w:noVBand="0" w:val="0020"/>
-        <w:tblBorders>
-          <w:top w:val="single" w:sz="4" w:space="0" w:color="CBD5E0"/>
-          <w:left w:val="single" w:sz="4" w:space="0" w:color="CBD5E0"/>
-          <w:bottom w:val="single" w:sz="4" w:space="0" w:color="CBD5E0"/>
-          <w:right w:val="single" w:sz="4" w:space="0" w:color="CBD5E0"/>
-          <w:insideH w:val="single" w:sz="4" w:space="0" w:color="CBD5E0"/>
-          <w:insideV w:val="single" w:sz="4" w:space="0" w:color="CBD5E0"/>
-        </w:tblBorders>
       </w:tblPr>
       <w:tblGrid>
         <w:gridCol w:w="2247"/>
@@ -869,55 +562,25 @@
           <w:tblHeader w:val="on"/>
         </w:trPr>
         <w:tc>
-          <w:tcPr>
-            <w:tcMar>
-              <w:top w:w="40" w:type="dxa"/>
-              <w:bottom w:w="40" w:type="dxa"/>
-              <w:left w:w="60" w:type="dxa"/>
-              <w:right w:w="60" w:type="dxa"/>
-            </w:tcMar>
-            <w:shd w:fill="1A365D" w:val="clear"/>
-          </w:tcPr>
+          <w:tcPr/>
           <w:p>
             <w:pPr>
               <w:pStyle w:val="Compact"/>
-              <w:spacing w:before="0" w:after="40" w:line="264" w:lineRule="auto"/>
               <w:jc w:val="left"/>
             </w:pPr>
             <w:r>
-              <w:rPr>
-                <w:rFonts w:ascii="Calibri" w:hAnsi="Calibri"/>
-                <w:b/>
-                <w:color w:val="FFFFFF"/>
-                <w:sz w:val="18"/>
-              </w:rPr>
               <w:t xml:space="preserve">Technology</w:t>
             </w:r>
           </w:p>
         </w:tc>
         <w:tc>
-          <w:tcPr>
-            <w:tcMar>
-              <w:top w:w="40" w:type="dxa"/>
-              <w:bottom w:w="40" w:type="dxa"/>
-              <w:left w:w="60" w:type="dxa"/>
-              <w:right w:w="60" w:type="dxa"/>
-            </w:tcMar>
-            <w:shd w:fill="1A365D" w:val="clear"/>
-          </w:tcPr>
+          <w:tcPr/>
           <w:p>
             <w:pPr>
               <w:pStyle w:val="Compact"/>
-              <w:spacing w:before="0" w:after="40" w:line="264" w:lineRule="auto"/>
               <w:jc w:val="left"/>
             </w:pPr>
             <w:r>
-              <w:rPr>
-                <w:rFonts w:ascii="Calibri" w:hAnsi="Calibri"/>
-                <w:b/>
-                <w:color w:val="FFFFFF"/>
-                <w:sz w:val="18"/>
-              </w:rPr>
               <w:t xml:space="preserve">Purpose</w:t>
             </w:r>
           </w:p>
@@ -925,78 +588,40 @@
       </w:tr>
       <w:tr>
         <w:tc>
-          <w:tcPr>
-            <w:tcMar>
-              <w:top w:w="40" w:type="dxa"/>
-              <w:bottom w:w="40" w:type="dxa"/>
-              <w:left w:w="60" w:type="dxa"/>
-              <w:right w:w="60" w:type="dxa"/>
-            </w:tcMar>
-          </w:tcPr>
+          <w:tcPr/>
           <w:p>
             <w:pPr>
               <w:pStyle w:val="Compact"/>
-              <w:spacing w:before="0" w:after="40" w:line="264" w:lineRule="auto"/>
               <w:jc w:val="left"/>
             </w:pPr>
             <w:r>
-              <w:rPr>
-                <w:rFonts w:ascii="Calibri" w:hAnsi="Calibri"/>
-                <w:sz w:val="18"/>
-              </w:rPr>
               <w:t xml:space="preserve">spring-boot-starter-</w:t>
             </w:r>
             <w:r>
-              <w:rPr>
-                <w:rFonts w:ascii="Calibri" w:hAnsi="Calibri"/>
-                <w:sz w:val="18"/>
-              </w:rPr>
               <w:t xml:space="preserve"> </w:t>
             </w:r>
             <w:r>
-              <w:rPr>
-                <w:rFonts w:ascii="Calibri" w:hAnsi="Calibri"/>
-                <w:sz w:val="18"/>
-              </w:rPr>
               <w:t xml:space="preserve">webmvc</w:t>
             </w:r>
           </w:p>
         </w:tc>
         <w:tc>
-          <w:tcPr>
-            <w:tcMar>
-              <w:top w:w="40" w:type="dxa"/>
-              <w:bottom w:w="40" w:type="dxa"/>
-              <w:left w:w="60" w:type="dxa"/>
-              <w:right w:w="60" w:type="dxa"/>
-            </w:tcMar>
-          </w:tcPr>
+          <w:tcPr/>
           <w:p>
             <w:pPr>
               <w:pStyle w:val="Compact"/>
-              <w:spacing w:before="0" w:after="40" w:line="264" w:lineRule="auto"/>
               <w:jc w:val="left"/>
             </w:pPr>
             <w:r>
-              <w:rPr>
-                <w:rFonts w:ascii="Calibri" w:hAnsi="Calibri"/>
-                <w:sz w:val="18"/>
-              </w:rPr>
               <w:t xml:space="preserve">Web / REST (</w:t>
             </w:r>
             <w:r>
               <w:rPr>
                 <w:rStyle w:val="VerbatimChar"/>
-                <w:rFonts w:ascii="Calibri" w:hAnsi="Calibri"/>
-                <w:sz w:val="18"/>
               </w:rPr>
               <w:t xml:space="preserve">@RestController</w:t>
             </w:r>
             <w:r>
-              <w:rPr>
-                <w:rFonts w:ascii="Calibri" w:hAnsi="Calibri"/>
-                <w:sz w:val="18"/>
-              </w:rPr>
               <w:t xml:space="preserve">)</w:t>
             </w:r>
           </w:p>
@@ -1004,77 +629,37 @@
       </w:tr>
       <w:tr>
         <w:tc>
-          <w:tcPr>
-            <w:tcMar>
-              <w:top w:w="40" w:type="dxa"/>
-              <w:bottom w:w="40" w:type="dxa"/>
-              <w:left w:w="60" w:type="dxa"/>
-              <w:right w:w="60" w:type="dxa"/>
-            </w:tcMar>
-          </w:tcPr>
+          <w:tcPr/>
           <w:p>
             <w:pPr>
               <w:pStyle w:val="Compact"/>
-              <w:spacing w:before="0" w:after="40" w:line="264" w:lineRule="auto"/>
               <w:jc w:val="left"/>
             </w:pPr>
             <w:r>
-              <w:rPr>
-                <w:rFonts w:ascii="Calibri" w:hAnsi="Calibri"/>
-                <w:sz w:val="18"/>
-              </w:rPr>
               <w:t xml:space="preserve">spring-boot-starter-</w:t>
             </w:r>
             <w:r>
-              <w:rPr>
-                <w:rFonts w:ascii="Calibri" w:hAnsi="Calibri"/>
-                <w:sz w:val="18"/>
-              </w:rPr>
               <w:t xml:space="preserve"> </w:t>
             </w:r>
             <w:r>
-              <w:rPr>
-                <w:rFonts w:ascii="Calibri" w:hAnsi="Calibri"/>
-                <w:sz w:val="18"/>
-              </w:rPr>
               <w:t xml:space="preserve">data-jpa</w:t>
             </w:r>
           </w:p>
         </w:tc>
         <w:tc>
-          <w:tcPr>
-            <w:tcMar>
-              <w:top w:w="40" w:type="dxa"/>
-              <w:bottom w:w="40" w:type="dxa"/>
-              <w:left w:w="60" w:type="dxa"/>
-              <w:right w:w="60" w:type="dxa"/>
-            </w:tcMar>
-          </w:tcPr>
+          <w:tcPr/>
           <w:p>
             <w:pPr>
               <w:pStyle w:val="Compact"/>
-              <w:spacing w:before="0" w:after="40" w:line="264" w:lineRule="auto"/>
               <w:jc w:val="left"/>
             </w:pPr>
             <w:r>
-              <w:rPr>
-                <w:rFonts w:ascii="Calibri" w:hAnsi="Calibri"/>
-                <w:sz w:val="18"/>
-              </w:rPr>
               <w:t xml:space="preserve">JPA repositories, entities,</w:t>
             </w:r>
             <w:r>
-              <w:rPr>
-                <w:rFonts w:ascii="Calibri" w:hAnsi="Calibri"/>
-                <w:sz w:val="18"/>
-              </w:rPr>
               <w:t xml:space="preserve"> </w:t>
             </w:r>
             <w:r>
-              <w:rPr>
-                <w:rFonts w:ascii="Calibri" w:hAnsi="Calibri"/>
-                <w:sz w:val="18"/>
-              </w:rPr>
               <w:t xml:space="preserve">specifications</w:t>
             </w:r>
           </w:p>
@@ -1082,113 +667,57 @@
       </w:tr>
       <w:tr>
         <w:tc>
-          <w:tcPr>
-            <w:tcMar>
-              <w:top w:w="40" w:type="dxa"/>
-              <w:bottom w:w="40" w:type="dxa"/>
-              <w:left w:w="60" w:type="dxa"/>
-              <w:right w:w="60" w:type="dxa"/>
-            </w:tcMar>
-          </w:tcPr>
+          <w:tcPr/>
           <w:p>
             <w:pPr>
               <w:pStyle w:val="Compact"/>
-              <w:spacing w:before="0" w:after="40" w:line="264" w:lineRule="auto"/>
               <w:jc w:val="left"/>
             </w:pPr>
             <w:r>
-              <w:rPr>
-                <w:rFonts w:ascii="Calibri" w:hAnsi="Calibri"/>
-                <w:sz w:val="18"/>
-              </w:rPr>
               <w:t xml:space="preserve">Hibernate (via</w:t>
             </w:r>
             <w:r>
-              <w:rPr>
-                <w:rFonts w:ascii="Calibri" w:hAnsi="Calibri"/>
-                <w:sz w:val="18"/>
-              </w:rPr>
               <w:t xml:space="preserve"> </w:t>
             </w:r>
             <w:r>
-              <w:rPr>
-                <w:rFonts w:ascii="Calibri" w:hAnsi="Calibri"/>
-                <w:sz w:val="18"/>
-              </w:rPr>
               <w:t xml:space="preserve">Spring Data JPA)</w:t>
             </w:r>
           </w:p>
         </w:tc>
         <w:tc>
-          <w:tcPr>
-            <w:tcMar>
-              <w:top w:w="40" w:type="dxa"/>
-              <w:bottom w:w="40" w:type="dxa"/>
-              <w:left w:w="60" w:type="dxa"/>
-              <w:right w:w="60" w:type="dxa"/>
-            </w:tcMar>
-          </w:tcPr>
+          <w:tcPr/>
           <w:p>
             <w:pPr>
               <w:pStyle w:val="Compact"/>
-              <w:spacing w:before="0" w:after="40" w:line="264" w:lineRule="auto"/>
               <w:jc w:val="left"/>
             </w:pPr>
             <w:r>
-              <w:rPr>
-                <w:rFonts w:ascii="Calibri" w:hAnsi="Calibri"/>
-                <w:sz w:val="18"/>
-              </w:rPr>
               <w:t xml:space="preserve">ORM;</w:t>
             </w:r>
             <w:r>
-              <w:rPr>
-                <w:rFonts w:ascii="Calibri" w:hAnsi="Calibri"/>
-                <w:sz w:val="18"/>
-              </w:rPr>
               <w:t xml:space="preserve"> </w:t>
             </w:r>
             <w:r>
               <w:rPr>
                 <w:rStyle w:val="VerbatimChar"/>
-                <w:rFonts w:ascii="Calibri" w:hAnsi="Calibri"/>
-                <w:sz w:val="18"/>
               </w:rPr>
               <w:t xml:space="preserve">ddl-auto=update</w:t>
             </w:r>
             <w:r>
-              <w:rPr>
-                <w:rFonts w:ascii="Calibri" w:hAnsi="Calibri"/>
-                <w:sz w:val="18"/>
-              </w:rPr>
               <w:t xml:space="preserve">; SQL</w:t>
             </w:r>
             <w:r>
-              <w:rPr>
-                <w:rFonts w:ascii="Calibri" w:hAnsi="Calibri"/>
-                <w:sz w:val="18"/>
-              </w:rPr>
               <w:t xml:space="preserve"> </w:t>
             </w:r>
             <w:r>
-              <w:rPr>
-                <w:rFonts w:ascii="Calibri" w:hAnsi="Calibri"/>
-                <w:sz w:val="18"/>
-              </w:rPr>
               <w:t xml:space="preserve">logging in</w:t>
             </w:r>
             <w:r>
-              <w:rPr>
-                <w:rFonts w:ascii="Calibri" w:hAnsi="Calibri"/>
-                <w:sz w:val="18"/>
-              </w:rPr>
               <w:t xml:space="preserve"> </w:t>
             </w:r>
             <w:r>
               <w:rPr>
                 <w:rStyle w:val="VerbatimChar"/>
-                <w:rFonts w:ascii="Calibri" w:hAnsi="Calibri"/>
-                <w:sz w:val="18"/>
               </w:rPr>
               <w:t xml:space="preserve">application.properties</w:t>
             </w:r>
@@ -1197,92 +726,46 @@
       </w:tr>
       <w:tr>
         <w:tc>
-          <w:tcPr>
-            <w:tcMar>
-              <w:top w:w="40" w:type="dxa"/>
-              <w:bottom w:w="40" w:type="dxa"/>
-              <w:left w:w="60" w:type="dxa"/>
-              <w:right w:w="60" w:type="dxa"/>
-            </w:tcMar>
-          </w:tcPr>
+          <w:tcPr/>
           <w:p>
             <w:pPr>
               <w:pStyle w:val="Compact"/>
-              <w:spacing w:before="0" w:after="40" w:line="264" w:lineRule="auto"/>
               <w:jc w:val="left"/>
             </w:pPr>
             <w:r>
-              <w:rPr>
-                <w:rFonts w:ascii="Calibri" w:hAnsi="Calibri"/>
-                <w:sz w:val="18"/>
-              </w:rPr>
               <w:t xml:space="preserve">spring-boot-starter-</w:t>
             </w:r>
             <w:r>
-              <w:rPr>
-                <w:rFonts w:ascii="Calibri" w:hAnsi="Calibri"/>
-                <w:sz w:val="18"/>
-              </w:rPr>
               <w:t xml:space="preserve"> </w:t>
             </w:r>
             <w:r>
-              <w:rPr>
-                <w:rFonts w:ascii="Calibri" w:hAnsi="Calibri"/>
-                <w:sz w:val="18"/>
-              </w:rPr>
               <w:t xml:space="preserve">validation</w:t>
             </w:r>
           </w:p>
         </w:tc>
         <w:tc>
-          <w:tcPr>
-            <w:tcMar>
-              <w:top w:w="40" w:type="dxa"/>
-              <w:bottom w:w="40" w:type="dxa"/>
-              <w:left w:w="60" w:type="dxa"/>
-              <w:right w:w="60" w:type="dxa"/>
-            </w:tcMar>
-          </w:tcPr>
+          <w:tcPr/>
           <w:p>
             <w:pPr>
               <w:pStyle w:val="Compact"/>
-              <w:spacing w:before="0" w:after="40" w:line="264" w:lineRule="auto"/>
               <w:jc w:val="left"/>
             </w:pPr>
             <w:r>
-              <w:rPr>
-                <w:rFonts w:ascii="Calibri" w:hAnsi="Calibri"/>
-                <w:sz w:val="18"/>
-              </w:rPr>
               <w:t xml:space="preserve">Bean Validation (</w:t>
             </w:r>
             <w:r>
               <w:rPr>
                 <w:rStyle w:val="VerbatimChar"/>
-                <w:rFonts w:ascii="Calibri" w:hAnsi="Calibri"/>
-                <w:sz w:val="18"/>
               </w:rPr>
               <w:t xml:space="preserve">@Valid</w:t>
             </w:r>
             <w:r>
-              <w:rPr>
-                <w:rFonts w:ascii="Calibri" w:hAnsi="Calibri"/>
-                <w:sz w:val="18"/>
-              </w:rPr>
               <w:t xml:space="preserve">,</w:t>
             </w:r>
             <w:r>
-              <w:rPr>
-                <w:rFonts w:ascii="Calibri" w:hAnsi="Calibri"/>
-                <w:sz w:val="18"/>
-              </w:rPr>
               <w:t xml:space="preserve"> </w:t>
             </w:r>
             <w:r>
-              <w:rPr>
-                <w:rFonts w:ascii="Calibri" w:hAnsi="Calibri"/>
-                <w:sz w:val="18"/>
-              </w:rPr>
               <w:t xml:space="preserve">constraints)</w:t>
             </w:r>
           </w:p>
@@ -1290,63 +773,31 @@
       </w:tr>
       <w:tr>
         <w:tc>
-          <w:tcPr>
-            <w:tcMar>
-              <w:top w:w="40" w:type="dxa"/>
-              <w:bottom w:w="40" w:type="dxa"/>
-              <w:left w:w="60" w:type="dxa"/>
-              <w:right w:w="60" w:type="dxa"/>
-            </w:tcMar>
-          </w:tcPr>
+          <w:tcPr/>
           <w:p>
             <w:pPr>
               <w:pStyle w:val="Compact"/>
-              <w:spacing w:before="0" w:after="40" w:line="264" w:lineRule="auto"/>
               <w:jc w:val="left"/>
             </w:pPr>
             <w:r>
-              <w:rPr>
-                <w:rFonts w:ascii="Calibri" w:hAnsi="Calibri"/>
-                <w:sz w:val="18"/>
-              </w:rPr>
               <w:t xml:space="preserve">spring-boot-starter-</w:t>
             </w:r>
             <w:r>
-              <w:rPr>
-                <w:rFonts w:ascii="Calibri" w:hAnsi="Calibri"/>
-                <w:sz w:val="18"/>
-              </w:rPr>
               <w:t xml:space="preserve"> </w:t>
             </w:r>
             <w:r>
-              <w:rPr>
-                <w:rFonts w:ascii="Calibri" w:hAnsi="Calibri"/>
-                <w:sz w:val="18"/>
-              </w:rPr>
               <w:t xml:space="preserve">actuator</w:t>
             </w:r>
           </w:p>
         </w:tc>
         <w:tc>
-          <w:tcPr>
-            <w:tcMar>
-              <w:top w:w="40" w:type="dxa"/>
-              <w:bottom w:w="40" w:type="dxa"/>
-              <w:left w:w="60" w:type="dxa"/>
-              <w:right w:w="60" w:type="dxa"/>
-            </w:tcMar>
-          </w:tcPr>
+          <w:tcPr/>
           <w:p>
             <w:pPr>
               <w:pStyle w:val="Compact"/>
-              <w:spacing w:before="0" w:after="40" w:line="264" w:lineRule="auto"/>
               <w:jc w:val="left"/>
             </w:pPr>
             <w:r>
-              <w:rPr>
-                <w:rFonts w:ascii="Calibri" w:hAnsi="Calibri"/>
-                <w:sz w:val="18"/>
-              </w:rPr>
               <w:t xml:space="preserve">Actuator endpoints</w:t>
             </w:r>
           </w:p>
@@ -1354,57 +805,33 @@
       </w:tr>
       <w:tr>
         <w:tc>
-          <w:tcPr>
-            <w:tcMar>
-              <w:top w:w="40" w:type="dxa"/>
-              <w:bottom w:w="40" w:type="dxa"/>
-              <w:left w:w="60" w:type="dxa"/>
-              <w:right w:w="60" w:type="dxa"/>
-            </w:tcMar>
-          </w:tcPr>
+          <w:tcPr/>
           <w:p>
             <w:pPr>
               <w:pStyle w:val="Compact"/>
-              <w:spacing w:before="0" w:after="40" w:line="264" w:lineRule="auto"/>
               <w:jc w:val="left"/>
             </w:pPr>
             <w:r>
-              <w:rPr>
-                <w:rFonts w:ascii="Calibri" w:hAnsi="Calibri"/>
-                <w:sz w:val="18"/>
-              </w:rPr>
               <w:t xml:space="preserve">spring-boot-devtools</w:t>
             </w:r>
           </w:p>
         </w:tc>
         <w:tc>
-          <w:tcPr>
-            <w:tcMar>
-              <w:top w:w="40" w:type="dxa"/>
-              <w:bottom w:w="40" w:type="dxa"/>
-              <w:left w:w="60" w:type="dxa"/>
-              <w:right w:w="60" w:type="dxa"/>
-            </w:tcMar>
-          </w:tcPr>
+          <w:tcPr/>
           <w:p>
             <w:pPr>
               <w:pStyle w:val="Compact"/>
-              <w:spacing w:before="0" w:after="40" w:line="264" w:lineRule="auto"/>
               <w:jc w:val="left"/>
             </w:pPr>
             <w:r>
-              <w:rPr>
-                <w:rFonts w:ascii="Calibri" w:hAnsi="Calibri"/>
-                <w:sz w:val="18"/>
-              </w:rPr>
               <w:t xml:space="preserve">Hot reload (runtime, optional)</w:t>
             </w:r>
           </w:p>
         </w:tc>
       </w:tr>
     </w:tbl>
-    <w:bookmarkEnd w:id="11"/>
-    <w:bookmarkStart w:id="12" w:name="security-tokens"/>
+    <w:bookmarkEnd w:id="12"/>
+    <w:bookmarkStart w:id="13" w:name="security-tokens"/>
     <w:p>
       <w:pPr>
         <w:pStyle w:val="Heading3"/>
@@ -1416,17 +843,9 @@
     <w:tbl>
       <w:tblPr>
         <w:tblStyle w:val="Table"/>
-        <w:tblW w:type="pct" w:w="5000"/>
-        <w:tblLayout w:type="autofit"/>
+        <w:tblW w:type="pct" w:w="4865"/>
+        <w:tblLayout w:type="fixed"/>
         <w:tblLook w:firstRow="1" w:lastRow="0" w:firstColumn="0" w:lastColumn="0" w:noHBand="0" w:noVBand="0" w:val="0020"/>
-        <w:tblBorders>
-          <w:top w:val="single" w:sz="4" w:space="0" w:color="CBD5E0"/>
-          <w:left w:val="single" w:sz="4" w:space="0" w:color="CBD5E0"/>
-          <w:bottom w:val="single" w:sz="4" w:space="0" w:color="CBD5E0"/>
-          <w:right w:val="single" w:sz="4" w:space="0" w:color="CBD5E0"/>
-          <w:insideH w:val="single" w:sz="4" w:space="0" w:color="CBD5E0"/>
-          <w:insideV w:val="single" w:sz="4" w:space="0" w:color="CBD5E0"/>
-        </w:tblBorders>
       </w:tblPr>
       <w:tblGrid>
         <w:gridCol w:w="2247"/>
@@ -1437,55 +856,25 @@
           <w:tblHeader w:val="on"/>
         </w:trPr>
         <w:tc>
-          <w:tcPr>
-            <w:tcMar>
-              <w:top w:w="40" w:type="dxa"/>
-              <w:bottom w:w="40" w:type="dxa"/>
-              <w:left w:w="60" w:type="dxa"/>
-              <w:right w:w="60" w:type="dxa"/>
-            </w:tcMar>
-            <w:shd w:fill="1A365D" w:val="clear"/>
-          </w:tcPr>
+          <w:tcPr/>
           <w:p>
             <w:pPr>
               <w:pStyle w:val="Compact"/>
-              <w:spacing w:before="0" w:after="40" w:line="264" w:lineRule="auto"/>
               <w:jc w:val="left"/>
             </w:pPr>
             <w:r>
-              <w:rPr>
-                <w:rFonts w:ascii="Calibri" w:hAnsi="Calibri"/>
-                <w:b/>
-                <w:color w:val="FFFFFF"/>
-                <w:sz w:val="18"/>
-              </w:rPr>
               <w:t xml:space="preserve">Technology</w:t>
             </w:r>
           </w:p>
         </w:tc>
         <w:tc>
-          <w:tcPr>
-            <w:tcMar>
-              <w:top w:w="40" w:type="dxa"/>
-              <w:bottom w:w="40" w:type="dxa"/>
-              <w:left w:w="60" w:type="dxa"/>
-              <w:right w:w="60" w:type="dxa"/>
-            </w:tcMar>
-            <w:shd w:fill="1A365D" w:val="clear"/>
-          </w:tcPr>
+          <w:tcPr/>
           <w:p>
             <w:pPr>
               <w:pStyle w:val="Compact"/>
-              <w:spacing w:before="0" w:after="40" w:line="264" w:lineRule="auto"/>
               <w:jc w:val="left"/>
             </w:pPr>
             <w:r>
-              <w:rPr>
-                <w:rFonts w:ascii="Calibri" w:hAnsi="Calibri"/>
-                <w:b/>
-                <w:color w:val="FFFFFF"/>
-                <w:sz w:val="18"/>
-              </w:rPr>
               <w:t xml:space="preserve">Version / notes</w:t>
             </w:r>
           </w:p>
@@ -1493,77 +882,37 @@
       </w:tr>
       <w:tr>
         <w:tc>
-          <w:tcPr>
-            <w:tcMar>
-              <w:top w:w="40" w:type="dxa"/>
-              <w:bottom w:w="40" w:type="dxa"/>
-              <w:left w:w="60" w:type="dxa"/>
-              <w:right w:w="60" w:type="dxa"/>
-            </w:tcMar>
-          </w:tcPr>
+          <w:tcPr/>
           <w:p>
             <w:pPr>
               <w:pStyle w:val="Compact"/>
-              <w:spacing w:before="0" w:after="40" w:line="264" w:lineRule="auto"/>
               <w:jc w:val="left"/>
             </w:pPr>
             <w:r>
-              <w:rPr>
-                <w:rFonts w:ascii="Calibri" w:hAnsi="Calibri"/>
-                <w:sz w:val="18"/>
-              </w:rPr>
               <w:t xml:space="preserve">spring-boot-starter-</w:t>
             </w:r>
             <w:r>
-              <w:rPr>
-                <w:rFonts w:ascii="Calibri" w:hAnsi="Calibri"/>
-                <w:sz w:val="18"/>
-              </w:rPr>
               <w:t xml:space="preserve"> </w:t>
             </w:r>
             <w:r>
-              <w:rPr>
-                <w:rFonts w:ascii="Calibri" w:hAnsi="Calibri"/>
-                <w:sz w:val="18"/>
-              </w:rPr>
               <w:t xml:space="preserve">security</w:t>
             </w:r>
           </w:p>
         </w:tc>
         <w:tc>
-          <w:tcPr>
-            <w:tcMar>
-              <w:top w:w="40" w:type="dxa"/>
-              <w:bottom w:w="40" w:type="dxa"/>
-              <w:left w:w="60" w:type="dxa"/>
-              <w:right w:w="60" w:type="dxa"/>
-            </w:tcMar>
-          </w:tcPr>
+          <w:tcPr/>
           <w:p>
             <w:pPr>
               <w:pStyle w:val="Compact"/>
-              <w:spacing w:before="0" w:after="40" w:line="264" w:lineRule="auto"/>
               <w:jc w:val="left"/>
             </w:pPr>
             <w:r>
-              <w:rPr>
-                <w:rFonts w:ascii="Calibri" w:hAnsi="Calibri"/>
-                <w:sz w:val="18"/>
-              </w:rPr>
               <w:t xml:space="preserve">Stateless session; filters;</w:t>
             </w:r>
             <w:r>
-              <w:rPr>
-                <w:rFonts w:ascii="Calibri" w:hAnsi="Calibri"/>
-                <w:sz w:val="18"/>
-              </w:rPr>
               <w:t xml:space="preserve"> </w:t>
             </w:r>
             <w:r>
-              <w:rPr>
-                <w:rFonts w:ascii="Calibri" w:hAnsi="Calibri"/>
-                <w:sz w:val="18"/>
-              </w:rPr>
               <w:t xml:space="preserve">method/URL authorization</w:t>
             </w:r>
           </w:p>
@@ -1571,85 +920,45 @@
       </w:tr>
       <w:tr>
         <w:tc>
-          <w:tcPr>
-            <w:tcMar>
-              <w:top w:w="40" w:type="dxa"/>
-              <w:bottom w:w="40" w:type="dxa"/>
-              <w:left w:w="60" w:type="dxa"/>
-              <w:right w:w="60" w:type="dxa"/>
-            </w:tcMar>
-          </w:tcPr>
+          <w:tcPr/>
           <w:p>
             <w:pPr>
               <w:pStyle w:val="Compact"/>
-              <w:spacing w:before="0" w:after="40" w:line="264" w:lineRule="auto"/>
               <w:jc w:val="left"/>
             </w:pPr>
             <w:r>
-              <w:rPr>
-                <w:rFonts w:ascii="Calibri" w:hAnsi="Calibri"/>
-                <w:sz w:val="18"/>
-              </w:rPr>
               <w:t xml:space="preserve">JJWT (jjwt-api,</w:t>
             </w:r>
             <w:r>
-              <w:rPr>
-                <w:rFonts w:ascii="Calibri" w:hAnsi="Calibri"/>
-                <w:sz w:val="18"/>
-              </w:rPr>
               <w:t xml:space="preserve"> </w:t>
             </w:r>
             <w:r>
-              <w:rPr>
-                <w:rFonts w:ascii="Calibri" w:hAnsi="Calibri"/>
-                <w:sz w:val="18"/>
-              </w:rPr>
               <w:t xml:space="preserve">jjwt-impl,</w:t>
             </w:r>
             <w:r>
-              <w:rPr>
-                <w:rFonts w:ascii="Calibri" w:hAnsi="Calibri"/>
-                <w:sz w:val="18"/>
-              </w:rPr>
               <w:t xml:space="preserve"> </w:t>
             </w:r>
             <w:r>
-              <w:rPr>
-                <w:rFonts w:ascii="Calibri" w:hAnsi="Calibri"/>
-                <w:sz w:val="18"/>
-              </w:rPr>
               <w:t xml:space="preserve">jjwt-jackson)</w:t>
             </w:r>
           </w:p>
         </w:tc>
         <w:tc>
-          <w:tcPr>
-            <w:tcMar>
-              <w:top w:w="40" w:type="dxa"/>
-              <w:bottom w:w="40" w:type="dxa"/>
-              <w:left w:w="60" w:type="dxa"/>
-              <w:right w:w="60" w:type="dxa"/>
-            </w:tcMar>
-          </w:tcPr>
+          <w:tcPr/>
           <w:p>
             <w:pPr>
               <w:pStyle w:val="Compact"/>
-              <w:spacing w:before="0" w:after="40" w:line="264" w:lineRule="auto"/>
               <w:jc w:val="left"/>
             </w:pPr>
             <w:r>
-              <w:rPr>
-                <w:rFonts w:ascii="Calibri" w:hAnsi="Calibri"/>
-                <w:sz w:val="18"/>
-              </w:rPr>
               <w:t xml:space="preserve">0.12.7 — HMAC JWT create/parse</w:t>
             </w:r>
           </w:p>
         </w:tc>
       </w:tr>
     </w:tbl>
-    <w:bookmarkEnd w:id="12"/>
-    <w:bookmarkStart w:id="13" w:name="database-jdbc"/>
+    <w:bookmarkEnd w:id="13"/>
+    <w:bookmarkStart w:id="14" w:name="database-jdbc"/>
     <w:p>
       <w:pPr>
         <w:pStyle w:val="Heading3"/>
@@ -1661,17 +970,9 @@
     <w:tbl>
       <w:tblPr>
         <w:tblStyle w:val="Table"/>
-        <w:tblW w:type="pct" w:w="5000"/>
-        <w:tblLayout w:type="autofit"/>
+        <w:tblW w:type="pct" w:w="4865"/>
+        <w:tblLayout w:type="fixed"/>
         <w:tblLook w:firstRow="1" w:lastRow="0" w:firstColumn="0" w:lastColumn="0" w:noHBand="0" w:noVBand="0" w:val="0020"/>
-        <w:tblBorders>
-          <w:top w:val="single" w:sz="4" w:space="0" w:color="CBD5E0"/>
-          <w:left w:val="single" w:sz="4" w:space="0" w:color="CBD5E0"/>
-          <w:bottom w:val="single" w:sz="4" w:space="0" w:color="CBD5E0"/>
-          <w:right w:val="single" w:sz="4" w:space="0" w:color="CBD5E0"/>
-          <w:insideH w:val="single" w:sz="4" w:space="0" w:color="CBD5E0"/>
-          <w:insideV w:val="single" w:sz="4" w:space="0" w:color="CBD5E0"/>
-        </w:tblBorders>
       </w:tblPr>
       <w:tblGrid>
         <w:gridCol w:w="2247"/>
@@ -1682,55 +983,25 @@
           <w:tblHeader w:val="on"/>
         </w:trPr>
         <w:tc>
-          <w:tcPr>
-            <w:tcMar>
-              <w:top w:w="40" w:type="dxa"/>
-              <w:bottom w:w="40" w:type="dxa"/>
-              <w:left w:w="60" w:type="dxa"/>
-              <w:right w:w="60" w:type="dxa"/>
-            </w:tcMar>
-            <w:shd w:fill="1A365D" w:val="clear"/>
-          </w:tcPr>
+          <w:tcPr/>
           <w:p>
             <w:pPr>
               <w:pStyle w:val="Compact"/>
-              <w:spacing w:before="0" w:after="40" w:line="264" w:lineRule="auto"/>
               <w:jc w:val="left"/>
             </w:pPr>
             <w:r>
-              <w:rPr>
-                <w:rFonts w:ascii="Calibri" w:hAnsi="Calibri"/>
-                <w:b/>
-                <w:color w:val="FFFFFF"/>
-                <w:sz w:val="18"/>
-              </w:rPr>
               <w:t xml:space="preserve">Technology</w:t>
             </w:r>
           </w:p>
         </w:tc>
         <w:tc>
-          <w:tcPr>
-            <w:tcMar>
-              <w:top w:w="40" w:type="dxa"/>
-              <w:bottom w:w="40" w:type="dxa"/>
-              <w:left w:w="60" w:type="dxa"/>
-              <w:right w:w="60" w:type="dxa"/>
-            </w:tcMar>
-            <w:shd w:fill="1A365D" w:val="clear"/>
-          </w:tcPr>
+          <w:tcPr/>
           <w:p>
             <w:pPr>
               <w:pStyle w:val="Compact"/>
-              <w:spacing w:before="0" w:after="40" w:line="264" w:lineRule="auto"/>
               <w:jc w:val="left"/>
             </w:pPr>
             <w:r>
-              <w:rPr>
-                <w:rFonts w:ascii="Calibri" w:hAnsi="Calibri"/>
-                <w:b/>
-                <w:color w:val="FFFFFF"/>
-                <w:sz w:val="18"/>
-              </w:rPr>
               <w:t xml:space="preserve">Notes</w:t>
             </w:r>
           </w:p>
@@ -1738,85 +1009,45 @@
       </w:tr>
       <w:tr>
         <w:tc>
-          <w:tcPr>
-            <w:tcMar>
-              <w:top w:w="40" w:type="dxa"/>
-              <w:bottom w:w="40" w:type="dxa"/>
-              <w:left w:w="60" w:type="dxa"/>
-              <w:right w:w="60" w:type="dxa"/>
-            </w:tcMar>
-          </w:tcPr>
+          <w:tcPr/>
           <w:p>
             <w:pPr>
               <w:pStyle w:val="Compact"/>
-              <w:spacing w:before="0" w:after="40" w:line="264" w:lineRule="auto"/>
               <w:jc w:val="left"/>
             </w:pPr>
             <w:r>
-              <w:rPr>
-                <w:rFonts w:ascii="Calibri" w:hAnsi="Calibri"/>
-                <w:sz w:val="18"/>
-              </w:rPr>
               <w:t xml:space="preserve">PostgreSQL</w:t>
             </w:r>
           </w:p>
         </w:tc>
         <w:tc>
-          <w:tcPr>
-            <w:tcMar>
-              <w:top w:w="40" w:type="dxa"/>
-              <w:bottom w:w="40" w:type="dxa"/>
-              <w:left w:w="60" w:type="dxa"/>
-              <w:right w:w="60" w:type="dxa"/>
-            </w:tcMar>
-          </w:tcPr>
+          <w:tcPr/>
           <w:p>
             <w:pPr>
               <w:pStyle w:val="Compact"/>
-              <w:spacing w:before="0" w:after="40" w:line="264" w:lineRule="auto"/>
               <w:jc w:val="left"/>
             </w:pPr>
             <w:r>
-              <w:rPr>
-                <w:rFonts w:ascii="Calibri" w:hAnsi="Calibri"/>
-                <w:sz w:val="18"/>
-              </w:rPr>
               <w:t xml:space="preserve">Database</w:t>
             </w:r>
             <w:r>
-              <w:rPr>
-                <w:rFonts w:ascii="Calibri" w:hAnsi="Calibri"/>
-                <w:sz w:val="18"/>
-              </w:rPr>
               <w:t xml:space="preserve"> </w:t>
             </w:r>
             <w:r>
               <w:rPr>
                 <w:rStyle w:val="VerbatimChar"/>
-                <w:rFonts w:ascii="Calibri" w:hAnsi="Calibri"/>
-                <w:sz w:val="18"/>
               </w:rPr>
               <w:t xml:space="preserve">bankone</w:t>
             </w:r>
             <w:r>
-              <w:rPr>
-                <w:rFonts w:ascii="Calibri" w:hAnsi="Calibri"/>
-                <w:sz w:val="18"/>
-              </w:rPr>
               <w:t xml:space="preserve">, JDBC URL in</w:t>
             </w:r>
             <w:r>
-              <w:rPr>
-                <w:rFonts w:ascii="Calibri" w:hAnsi="Calibri"/>
-                <w:sz w:val="18"/>
-              </w:rPr>
               <w:t xml:space="preserve"> </w:t>
             </w:r>
             <w:r>
               <w:rPr>
                 <w:rStyle w:val="VerbatimChar"/>
-                <w:rFonts w:ascii="Calibri" w:hAnsi="Calibri"/>
-                <w:sz w:val="18"/>
               </w:rPr>
               <w:t xml:space="preserve">application.properties</w:t>
             </w:r>
@@ -1825,78 +1056,40 @@
       </w:tr>
       <w:tr>
         <w:tc>
-          <w:tcPr>
-            <w:tcMar>
-              <w:top w:w="40" w:type="dxa"/>
-              <w:bottom w:w="40" w:type="dxa"/>
-              <w:left w:w="60" w:type="dxa"/>
-              <w:right w:w="60" w:type="dxa"/>
-            </w:tcMar>
-          </w:tcPr>
+          <w:tcPr/>
           <w:p>
             <w:pPr>
               <w:pStyle w:val="Compact"/>
-              <w:spacing w:before="0" w:after="40" w:line="264" w:lineRule="auto"/>
               <w:jc w:val="left"/>
             </w:pPr>
             <w:r>
-              <w:rPr>
-                <w:rFonts w:ascii="Calibri" w:hAnsi="Calibri"/>
-                <w:sz w:val="18"/>
-              </w:rPr>
               <w:t xml:space="preserve">PostgreSQL JDBC</w:t>
             </w:r>
             <w:r>
-              <w:rPr>
-                <w:rFonts w:ascii="Calibri" w:hAnsi="Calibri"/>
-                <w:sz w:val="18"/>
-              </w:rPr>
               <w:t xml:space="preserve"> </w:t>
             </w:r>
             <w:r>
-              <w:rPr>
-                <w:rFonts w:ascii="Calibri" w:hAnsi="Calibri"/>
-                <w:sz w:val="18"/>
-              </w:rPr>
               <w:t xml:space="preserve">driver</w:t>
             </w:r>
           </w:p>
         </w:tc>
         <w:tc>
-          <w:tcPr>
-            <w:tcMar>
-              <w:top w:w="40" w:type="dxa"/>
-              <w:bottom w:w="40" w:type="dxa"/>
-              <w:left w:w="60" w:type="dxa"/>
-              <w:right w:w="60" w:type="dxa"/>
-            </w:tcMar>
-          </w:tcPr>
+          <w:tcPr/>
           <w:p>
             <w:pPr>
               <w:pStyle w:val="Compact"/>
-              <w:spacing w:before="0" w:after="40" w:line="264" w:lineRule="auto"/>
               <w:jc w:val="left"/>
             </w:pPr>
             <w:r>
               <w:rPr>
                 <w:rStyle w:val="VerbatimChar"/>
-                <w:rFonts w:ascii="Calibri" w:hAnsi="Calibri"/>
-                <w:sz w:val="18"/>
               </w:rPr>
               <w:t xml:space="preserve">org.postgresql:postgresql</w:t>
             </w:r>
             <w:r>
-              <w:rPr>
-                <w:rFonts w:ascii="Calibri" w:hAnsi="Calibri"/>
-                <w:sz w:val="18"/>
-              </w:rPr>
               <w:t xml:space="preserve"> </w:t>
             </w:r>
             <w:r>
-              <w:rPr>
-                <w:rFonts w:ascii="Calibri" w:hAnsi="Calibri"/>
-                <w:sz w:val="18"/>
-              </w:rPr>
               <w:t xml:space="preserve">(runtime)</w:t>
             </w:r>
           </w:p>
@@ -1904,86 +1097,48 @@
       </w:tr>
       <w:tr>
         <w:tc>
-          <w:tcPr>
-            <w:tcMar>
-              <w:top w:w="40" w:type="dxa"/>
-              <w:bottom w:w="40" w:type="dxa"/>
-              <w:left w:w="60" w:type="dxa"/>
-              <w:right w:w="60" w:type="dxa"/>
-            </w:tcMar>
-          </w:tcPr>
+          <w:tcPr/>
           <w:p>
             <w:pPr>
               <w:pStyle w:val="Compact"/>
-              <w:spacing w:before="0" w:after="40" w:line="264" w:lineRule="auto"/>
               <w:jc w:val="left"/>
             </w:pPr>
             <w:r>
-              <w:rPr>
-                <w:rFonts w:ascii="Calibri" w:hAnsi="Calibri"/>
-                <w:sz w:val="18"/>
-              </w:rPr>
               <w:t xml:space="preserve">schema.sql /</w:t>
             </w:r>
             <w:r>
-              <w:rPr>
-                <w:rFonts w:ascii="Calibri" w:hAnsi="Calibri"/>
-                <w:sz w:val="18"/>
-              </w:rPr>
               <w:t xml:space="preserve"> </w:t>
             </w:r>
             <w:r>
-              <w:rPr>
-                <w:rFonts w:ascii="Calibri" w:hAnsi="Calibri"/>
-                <w:sz w:val="18"/>
-              </w:rPr>
               <w:t xml:space="preserve">data.sql</w:t>
             </w:r>
           </w:p>
         </w:tc>
         <w:tc>
-          <w:tcPr>
-            <w:tcMar>
-              <w:top w:w="40" w:type="dxa"/>
-              <w:bottom w:w="40" w:type="dxa"/>
-              <w:left w:w="60" w:type="dxa"/>
-              <w:right w:w="60" w:type="dxa"/>
-            </w:tcMar>
-          </w:tcPr>
+          <w:tcPr/>
           <w:p>
             <w:pPr>
               <w:pStyle w:val="Compact"/>
-              <w:spacing w:before="0" w:after="40" w:line="264" w:lineRule="auto"/>
               <w:jc w:val="left"/>
             </w:pPr>
             <w:r>
-              <w:rPr>
-                <w:rFonts w:ascii="Calibri" w:hAnsi="Calibri"/>
-                <w:sz w:val="18"/>
-              </w:rPr>
               <w:t xml:space="preserve">SQL init (</w:t>
             </w:r>
             <w:r>
               <w:rPr>
                 <w:rStyle w:val="VerbatimChar"/>
-                <w:rFonts w:ascii="Calibri" w:hAnsi="Calibri"/>
-                <w:sz w:val="18"/>
               </w:rPr>
               <w:t xml:space="preserve">spring.sql.init.mode=always</w:t>
             </w:r>
             <w:r>
-              <w:rPr>
-                <w:rFonts w:ascii="Calibri" w:hAnsi="Calibri"/>
-                <w:sz w:val="18"/>
-              </w:rPr>
               <w:t xml:space="preserve">)</w:t>
             </w:r>
           </w:p>
         </w:tc>
       </w:tr>
     </w:tbl>
-    <w:bookmarkEnd w:id="13"/>
-    <w:bookmarkStart w:id="14" w:name="messaging-email"/>
+    <w:bookmarkEnd w:id="14"/>
+    <w:bookmarkStart w:id="15" w:name="messaging-email"/>
     <w:p>
       <w:pPr>
         <w:pStyle w:val="Heading3"/>
@@ -1995,17 +1150,9 @@
     <w:tbl>
       <w:tblPr>
         <w:tblStyle w:val="Table"/>
-        <w:tblW w:type="pct" w:w="5000"/>
-        <w:tblLayout w:type="autofit"/>
+        <w:tblW w:type="pct" w:w="4865"/>
+        <w:tblLayout w:type="fixed"/>
         <w:tblLook w:firstRow="1" w:lastRow="0" w:firstColumn="0" w:lastColumn="0" w:noHBand="0" w:noVBand="0" w:val="0020"/>
-        <w:tblBorders>
-          <w:top w:val="single" w:sz="4" w:space="0" w:color="CBD5E0"/>
-          <w:left w:val="single" w:sz="4" w:space="0" w:color="CBD5E0"/>
-          <w:bottom w:val="single" w:sz="4" w:space="0" w:color="CBD5E0"/>
-          <w:right w:val="single" w:sz="4" w:space="0" w:color="CBD5E0"/>
-          <w:insideH w:val="single" w:sz="4" w:space="0" w:color="CBD5E0"/>
-          <w:insideV w:val="single" w:sz="4" w:space="0" w:color="CBD5E0"/>
-        </w:tblBorders>
       </w:tblPr>
       <w:tblGrid>
         <w:gridCol w:w="2247"/>
@@ -2016,55 +1163,25 @@
           <w:tblHeader w:val="on"/>
         </w:trPr>
         <w:tc>
-          <w:tcPr>
-            <w:tcMar>
-              <w:top w:w="40" w:type="dxa"/>
-              <w:bottom w:w="40" w:type="dxa"/>
-              <w:left w:w="60" w:type="dxa"/>
-              <w:right w:w="60" w:type="dxa"/>
-            </w:tcMar>
-            <w:shd w:fill="1A365D" w:val="clear"/>
-          </w:tcPr>
+          <w:tcPr/>
           <w:p>
             <w:pPr>
               <w:pStyle w:val="Compact"/>
-              <w:spacing w:before="0" w:after="40" w:line="264" w:lineRule="auto"/>
               <w:jc w:val="left"/>
             </w:pPr>
             <w:r>
-              <w:rPr>
-                <w:rFonts w:ascii="Calibri" w:hAnsi="Calibri"/>
-                <w:b/>
-                <w:color w:val="FFFFFF"/>
-                <w:sz w:val="18"/>
-              </w:rPr>
               <w:t xml:space="preserve">Technology</w:t>
             </w:r>
           </w:p>
         </w:tc>
         <w:tc>
-          <w:tcPr>
-            <w:tcMar>
-              <w:top w:w="40" w:type="dxa"/>
-              <w:bottom w:w="40" w:type="dxa"/>
-              <w:left w:w="60" w:type="dxa"/>
-              <w:right w:w="60" w:type="dxa"/>
-            </w:tcMar>
-            <w:shd w:fill="1A365D" w:val="clear"/>
-          </w:tcPr>
+          <w:tcPr/>
           <w:p>
             <w:pPr>
               <w:pStyle w:val="Compact"/>
-              <w:spacing w:before="0" w:after="40" w:line="264" w:lineRule="auto"/>
               <w:jc w:val="left"/>
             </w:pPr>
             <w:r>
-              <w:rPr>
-                <w:rFonts w:ascii="Calibri" w:hAnsi="Calibri"/>
-                <w:b/>
-                <w:color w:val="FFFFFF"/>
-                <w:sz w:val="18"/>
-              </w:rPr>
               <w:t xml:space="preserve">Purpose</w:t>
             </w:r>
           </w:p>
@@ -2072,92 +1189,46 @@
       </w:tr>
       <w:tr>
         <w:tc>
-          <w:tcPr>
-            <w:tcMar>
-              <w:top w:w="40" w:type="dxa"/>
-              <w:bottom w:w="40" w:type="dxa"/>
-              <w:left w:w="60" w:type="dxa"/>
-              <w:right w:w="60" w:type="dxa"/>
-            </w:tcMar>
-          </w:tcPr>
+          <w:tcPr/>
           <w:p>
             <w:pPr>
               <w:pStyle w:val="Compact"/>
-              <w:spacing w:before="0" w:after="40" w:line="264" w:lineRule="auto"/>
               <w:jc w:val="left"/>
             </w:pPr>
             <w:r>
-              <w:rPr>
-                <w:rFonts w:ascii="Calibri" w:hAnsi="Calibri"/>
-                <w:sz w:val="18"/>
-              </w:rPr>
               <w:t xml:space="preserve">spring-boot-starter-</w:t>
             </w:r>
             <w:r>
-              <w:rPr>
-                <w:rFonts w:ascii="Calibri" w:hAnsi="Calibri"/>
-                <w:sz w:val="18"/>
-              </w:rPr>
               <w:t xml:space="preserve"> </w:t>
             </w:r>
             <w:r>
-              <w:rPr>
-                <w:rFonts w:ascii="Calibri" w:hAnsi="Calibri"/>
-                <w:sz w:val="18"/>
-              </w:rPr>
               <w:t xml:space="preserve">kafka</w:t>
             </w:r>
           </w:p>
         </w:tc>
         <w:tc>
-          <w:tcPr>
-            <w:tcMar>
-              <w:top w:w="40" w:type="dxa"/>
-              <w:bottom w:w="40" w:type="dxa"/>
-              <w:left w:w="60" w:type="dxa"/>
-              <w:right w:w="60" w:type="dxa"/>
-            </w:tcMar>
-          </w:tcPr>
+          <w:tcPr/>
           <w:p>
             <w:pPr>
               <w:pStyle w:val="Compact"/>
-              <w:spacing w:before="0" w:after="40" w:line="264" w:lineRule="auto"/>
               <w:jc w:val="left"/>
             </w:pPr>
             <w:r>
-              <w:rPr>
-                <w:rFonts w:ascii="Calibri" w:hAnsi="Calibri"/>
-                <w:sz w:val="18"/>
-              </w:rPr>
               <w:t xml:space="preserve">Kafka produce/consume</w:t>
             </w:r>
             <w:r>
-              <w:rPr>
-                <w:rFonts w:ascii="Calibri" w:hAnsi="Calibri"/>
-                <w:sz w:val="18"/>
-              </w:rPr>
               <w:t xml:space="preserve"> </w:t>
             </w:r>
             <w:r>
-              <w:rPr>
-                <w:rFonts w:ascii="Calibri" w:hAnsi="Calibri"/>
-                <w:sz w:val="18"/>
-              </w:rPr>
               <w:t xml:space="preserve">(</w:t>
             </w:r>
             <w:r>
               <w:rPr>
                 <w:rStyle w:val="VerbatimChar"/>
-                <w:rFonts w:ascii="Calibri" w:hAnsi="Calibri"/>
-                <w:sz w:val="18"/>
               </w:rPr>
               <w:t xml:space="preserve">com.bankone.notification</w:t>
             </w:r>
             <w:r>
-              <w:rPr>
-                <w:rFonts w:ascii="Calibri" w:hAnsi="Calibri"/>
-                <w:sz w:val="18"/>
-              </w:rPr>
               <w:t xml:space="preserve">)</w:t>
             </w:r>
           </w:p>
@@ -2165,63 +1236,31 @@
       </w:tr>
       <w:tr>
         <w:tc>
-          <w:tcPr>
-            <w:tcMar>
-              <w:top w:w="40" w:type="dxa"/>
-              <w:bottom w:w="40" w:type="dxa"/>
-              <w:left w:w="60" w:type="dxa"/>
-              <w:right w:w="60" w:type="dxa"/>
-            </w:tcMar>
-          </w:tcPr>
+          <w:tcPr/>
           <w:p>
             <w:pPr>
               <w:pStyle w:val="Compact"/>
-              <w:spacing w:before="0" w:after="40" w:line="264" w:lineRule="auto"/>
               <w:jc w:val="left"/>
             </w:pPr>
             <w:r>
-              <w:rPr>
-                <w:rFonts w:ascii="Calibri" w:hAnsi="Calibri"/>
-                <w:sz w:val="18"/>
-              </w:rPr>
               <w:t xml:space="preserve">spring-boot-starter-</w:t>
             </w:r>
             <w:r>
-              <w:rPr>
-                <w:rFonts w:ascii="Calibri" w:hAnsi="Calibri"/>
-                <w:sz w:val="18"/>
-              </w:rPr>
               <w:t xml:space="preserve"> </w:t>
             </w:r>
             <w:r>
-              <w:rPr>
-                <w:rFonts w:ascii="Calibri" w:hAnsi="Calibri"/>
-                <w:sz w:val="18"/>
-              </w:rPr>
               <w:t xml:space="preserve">mail</w:t>
             </w:r>
           </w:p>
         </w:tc>
         <w:tc>
-          <w:tcPr>
-            <w:tcMar>
-              <w:top w:w="40" w:type="dxa"/>
-              <w:bottom w:w="40" w:type="dxa"/>
-              <w:left w:w="60" w:type="dxa"/>
-              <w:right w:w="60" w:type="dxa"/>
-            </w:tcMar>
-          </w:tcPr>
+          <w:tcPr/>
           <w:p>
             <w:pPr>
               <w:pStyle w:val="Compact"/>
-              <w:spacing w:before="0" w:after="40" w:line="264" w:lineRule="auto"/>
               <w:jc w:val="left"/>
             </w:pPr>
             <w:r>
-              <w:rPr>
-                <w:rFonts w:ascii="Calibri" w:hAnsi="Calibri"/>
-                <w:sz w:val="18"/>
-              </w:rPr>
               <w:t xml:space="preserve">SMTP path (Mailpit locally)</w:t>
             </w:r>
           </w:p>
@@ -2229,129 +1268,67 @@
       </w:tr>
       <w:tr>
         <w:tc>
-          <w:tcPr>
-            <w:tcMar>
-              <w:top w:w="40" w:type="dxa"/>
-              <w:bottom w:w="40" w:type="dxa"/>
-              <w:left w:w="60" w:type="dxa"/>
-              <w:right w:w="60" w:type="dxa"/>
-            </w:tcMar>
-          </w:tcPr>
+          <w:tcPr/>
           <w:p>
             <w:pPr>
               <w:pStyle w:val="Compact"/>
-              <w:spacing w:before="0" w:after="40" w:line="264" w:lineRule="auto"/>
               <w:jc w:val="left"/>
             </w:pPr>
             <w:r>
-              <w:rPr>
-                <w:rFonts w:ascii="Calibri" w:hAnsi="Calibri"/>
-                <w:sz w:val="18"/>
-              </w:rPr>
               <w:t xml:space="preserve">Apache Kafka 3.9</w:t>
             </w:r>
           </w:p>
         </w:tc>
         <w:tc>
-          <w:tcPr>
-            <w:tcMar>
-              <w:top w:w="40" w:type="dxa"/>
-              <w:bottom w:w="40" w:type="dxa"/>
-              <w:left w:w="60" w:type="dxa"/>
-              <w:right w:w="60" w:type="dxa"/>
-            </w:tcMar>
-          </w:tcPr>
+          <w:tcPr/>
           <w:p>
             <w:pPr>
               <w:pStyle w:val="Compact"/>
-              <w:spacing w:before="0" w:after="40" w:line="264" w:lineRule="auto"/>
               <w:jc w:val="left"/>
             </w:pPr>
             <w:r>
-              <w:rPr>
-                <w:rFonts w:ascii="Calibri" w:hAnsi="Calibri"/>
-                <w:sz w:val="18"/>
-              </w:rPr>
               <w:t xml:space="preserve">Local:</w:t>
             </w:r>
             <w:r>
-              <w:rPr>
-                <w:rFonts w:ascii="Calibri" w:hAnsi="Calibri"/>
-                <w:sz w:val="18"/>
-              </w:rPr>
               <w:t xml:space="preserve"> </w:t>
             </w:r>
             <w:r>
               <w:rPr>
                 <w:rStyle w:val="VerbatimChar"/>
-                <w:rFonts w:ascii="Calibri" w:hAnsi="Calibri"/>
-                <w:sz w:val="18"/>
               </w:rPr>
               <w:t xml:space="preserve">docker compose</w:t>
             </w:r>
             <w:r>
-              <w:rPr>
-                <w:rFonts w:ascii="Calibri" w:hAnsi="Calibri"/>
-                <w:sz w:val="18"/>
-              </w:rPr>
               <w:t xml:space="preserve"> </w:t>
             </w:r>
             <w:r>
-              <w:rPr>
-                <w:rFonts w:ascii="Calibri" w:hAnsi="Calibri"/>
-                <w:sz w:val="18"/>
-              </w:rPr>
               <w:t xml:space="preserve">service</w:t>
             </w:r>
             <w:r>
-              <w:rPr>
-                <w:rFonts w:ascii="Calibri" w:hAnsi="Calibri"/>
-                <w:sz w:val="18"/>
-              </w:rPr>
               <w:t xml:space="preserve"> </w:t>
             </w:r>
             <w:r>
               <w:rPr>
                 <w:rStyle w:val="VerbatimChar"/>
-                <w:rFonts w:ascii="Calibri" w:hAnsi="Calibri"/>
-                <w:sz w:val="18"/>
               </w:rPr>
               <w:t xml:space="preserve">kafka</w:t>
             </w:r>
             <w:r>
-              <w:rPr>
-                <w:rFonts w:ascii="Calibri" w:hAnsi="Calibri"/>
-                <w:sz w:val="18"/>
-              </w:rPr>
               <w:t xml:space="preserve"> </w:t>
             </w:r>
             <w:r>
-              <w:rPr>
-                <w:rFonts w:ascii="Calibri" w:hAnsi="Calibri"/>
-                <w:sz w:val="18"/>
-              </w:rPr>
               <w:t xml:space="preserve">(</w:t>
             </w:r>
             <w:r>
               <w:rPr>
                 <w:rStyle w:val="VerbatimChar"/>
-                <w:rFonts w:ascii="Calibri" w:hAnsi="Calibri"/>
-                <w:sz w:val="18"/>
               </w:rPr>
               <w:t xml:space="preserve">apache/kafka:3.9.0</w:t>
             </w:r>
             <w:r>
-              <w:rPr>
-                <w:rFonts w:ascii="Calibri" w:hAnsi="Calibri"/>
-                <w:sz w:val="18"/>
-              </w:rPr>
               <w:t xml:space="preserve"> </w:t>
             </w:r>
             <w:r>
-              <w:rPr>
-                <w:rFonts w:ascii="Calibri" w:hAnsi="Calibri"/>
-                <w:sz w:val="18"/>
-              </w:rPr>
               <w:t xml:space="preserve">:9092)</w:t>
             </w:r>
           </w:p>
@@ -2359,63 +1336,31 @@
       </w:tr>
       <w:tr>
         <w:tc>
-          <w:tcPr>
-            <w:tcMar>
-              <w:top w:w="40" w:type="dxa"/>
-              <w:bottom w:w="40" w:type="dxa"/>
-              <w:left w:w="60" w:type="dxa"/>
-              <w:right w:w="60" w:type="dxa"/>
-            </w:tcMar>
-          </w:tcPr>
+          <w:tcPr/>
           <w:p>
             <w:pPr>
               <w:pStyle w:val="Compact"/>
-              <w:spacing w:before="0" w:after="40" w:line="264" w:lineRule="auto"/>
               <w:jc w:val="left"/>
             </w:pPr>
             <w:r>
-              <w:rPr>
-                <w:rFonts w:ascii="Calibri" w:hAnsi="Calibri"/>
-                <w:sz w:val="18"/>
-              </w:rPr>
               <w:t xml:space="preserve">Aiven Kafka</w:t>
             </w:r>
           </w:p>
         </w:tc>
         <w:tc>
-          <w:tcPr>
-            <w:tcMar>
-              <w:top w:w="40" w:type="dxa"/>
-              <w:bottom w:w="40" w:type="dxa"/>
-              <w:left w:w="60" w:type="dxa"/>
-              <w:right w:w="60" w:type="dxa"/>
-            </w:tcMar>
-          </w:tcPr>
+          <w:tcPr/>
           <w:p>
             <w:pPr>
               <w:pStyle w:val="Compact"/>
-              <w:spacing w:before="0" w:after="40" w:line="264" w:lineRule="auto"/>
               <w:jc w:val="left"/>
             </w:pPr>
             <w:r>
-              <w:rPr>
-                <w:rFonts w:ascii="Calibri" w:hAnsi="Calibri"/>
-                <w:sz w:val="18"/>
-              </w:rPr>
               <w:t xml:space="preserve">Render managed broker (SASL_SSL +</w:t>
             </w:r>
             <w:r>
-              <w:rPr>
-                <w:rFonts w:ascii="Calibri" w:hAnsi="Calibri"/>
-                <w:sz w:val="18"/>
-              </w:rPr>
               <w:t xml:space="preserve"> </w:t>
             </w:r>
             <w:r>
-              <w:rPr>
-                <w:rFonts w:ascii="Calibri" w:hAnsi="Calibri"/>
-                <w:sz w:val="18"/>
-              </w:rPr>
               <w:t xml:space="preserve">SCRAM + CA PEM)</w:t>
             </w:r>
           </w:p>
@@ -2423,106 +1368,54 @@
       </w:tr>
       <w:tr>
         <w:tc>
-          <w:tcPr>
-            <w:tcMar>
-              <w:top w:w="40" w:type="dxa"/>
-              <w:bottom w:w="40" w:type="dxa"/>
-              <w:left w:w="60" w:type="dxa"/>
-              <w:right w:w="60" w:type="dxa"/>
-            </w:tcMar>
-          </w:tcPr>
+          <w:tcPr/>
           <w:p>
             <w:pPr>
               <w:pStyle w:val="Compact"/>
-              <w:spacing w:before="0" w:after="40" w:line="264" w:lineRule="auto"/>
               <w:jc w:val="left"/>
             </w:pPr>
             <w:r>
-              <w:rPr>
-                <w:rFonts w:ascii="Calibri" w:hAnsi="Calibri"/>
-                <w:sz w:val="18"/>
-              </w:rPr>
               <w:t xml:space="preserve">Mailpit</w:t>
             </w:r>
           </w:p>
         </w:tc>
         <w:tc>
-          <w:tcPr>
-            <w:tcMar>
-              <w:top w:w="40" w:type="dxa"/>
-              <w:bottom w:w="40" w:type="dxa"/>
-              <w:left w:w="60" w:type="dxa"/>
-              <w:right w:w="60" w:type="dxa"/>
-            </w:tcMar>
-          </w:tcPr>
+          <w:tcPr/>
           <w:p>
             <w:pPr>
               <w:pStyle w:val="Compact"/>
-              <w:spacing w:before="0" w:after="40" w:line="264" w:lineRule="auto"/>
               <w:jc w:val="left"/>
             </w:pPr>
             <w:r>
-              <w:rPr>
-                <w:rFonts w:ascii="Calibri" w:hAnsi="Calibri"/>
-                <w:sz w:val="18"/>
-              </w:rPr>
               <w:t xml:space="preserve">Local fake inbox SMTP</w:t>
             </w:r>
             <w:r>
-              <w:rPr>
-                <w:rFonts w:ascii="Calibri" w:hAnsi="Calibri"/>
-                <w:sz w:val="18"/>
-              </w:rPr>
               <w:t xml:space="preserve"> </w:t>
             </w:r>
             <w:r>
               <w:rPr>
                 <w:rStyle w:val="VerbatimChar"/>
-                <w:rFonts w:ascii="Calibri" w:hAnsi="Calibri"/>
-                <w:sz w:val="18"/>
               </w:rPr>
               <w:t xml:space="preserve">:1025</w:t>
             </w:r>
             <w:r>
-              <w:rPr>
-                <w:rFonts w:ascii="Calibri" w:hAnsi="Calibri"/>
-                <w:sz w:val="18"/>
-              </w:rPr>
               <w:t xml:space="preserve"> </w:t>
             </w:r>
             <w:r>
-              <w:rPr>
-                <w:rFonts w:ascii="Calibri" w:hAnsi="Calibri"/>
-                <w:sz w:val="18"/>
-              </w:rPr>
               <w:t xml:space="preserve">/</w:t>
             </w:r>
             <w:r>
-              <w:rPr>
-                <w:rFonts w:ascii="Calibri" w:hAnsi="Calibri"/>
-                <w:sz w:val="18"/>
-              </w:rPr>
               <w:t xml:space="preserve"> </w:t>
             </w:r>
             <w:r>
-              <w:rPr>
-                <w:rFonts w:ascii="Calibri" w:hAnsi="Calibri"/>
-                <w:sz w:val="18"/>
-              </w:rPr>
               <w:t xml:space="preserve">UI</w:t>
             </w:r>
             <w:r>
-              <w:rPr>
-                <w:rFonts w:ascii="Calibri" w:hAnsi="Calibri"/>
-                <w:sz w:val="18"/>
-              </w:rPr>
               <w:t xml:space="preserve"> </w:t>
             </w:r>
             <w:r>
               <w:rPr>
                 <w:rStyle w:val="VerbatimChar"/>
-                <w:rFonts w:ascii="Calibri" w:hAnsi="Calibri"/>
-                <w:sz w:val="18"/>
               </w:rPr>
               <w:t xml:space="preserve">:8025</w:t>
             </w:r>
@@ -2531,63 +1424,33 @@
       </w:tr>
       <w:tr>
         <w:tc>
-          <w:tcPr>
-            <w:tcMar>
-              <w:top w:w="40" w:type="dxa"/>
-              <w:bottom w:w="40" w:type="dxa"/>
-              <w:left w:w="60" w:type="dxa"/>
-              <w:right w:w="60" w:type="dxa"/>
-            </w:tcMar>
-          </w:tcPr>
+          <w:tcPr/>
           <w:p>
             <w:pPr>
               <w:pStyle w:val="Compact"/>
-              <w:spacing w:before="0" w:after="40" w:line="264" w:lineRule="auto"/>
               <w:jc w:val="left"/>
             </w:pPr>
             <w:r>
-              <w:rPr>
-                <w:rFonts w:ascii="Calibri" w:hAnsi="Calibri"/>
-                <w:sz w:val="18"/>
-              </w:rPr>
               <w:t xml:space="preserve">Twilio SendGrid</w:t>
             </w:r>
           </w:p>
         </w:tc>
         <w:tc>
-          <w:tcPr>
-            <w:tcMar>
-              <w:top w:w="40" w:type="dxa"/>
-              <w:bottom w:w="40" w:type="dxa"/>
-              <w:left w:w="60" w:type="dxa"/>
-              <w:right w:w="60" w:type="dxa"/>
-            </w:tcMar>
-          </w:tcPr>
+          <w:tcPr/>
           <w:p>
             <w:pPr>
               <w:pStyle w:val="Compact"/>
-              <w:spacing w:before="0" w:after="40" w:line="264" w:lineRule="auto"/>
               <w:jc w:val="left"/>
             </w:pPr>
             <w:r>
-              <w:rPr>
-                <w:rFonts w:ascii="Calibri" w:hAnsi="Calibri"/>
-                <w:sz w:val="18"/>
-              </w:rPr>
               <w:t xml:space="preserve">Render email via HTTPS API when</w:t>
             </w:r>
             <w:r>
-              <w:rPr>
-                <w:rFonts w:ascii="Calibri" w:hAnsi="Calibri"/>
-                <w:sz w:val="18"/>
-              </w:rPr>
               <w:t xml:space="preserve"> </w:t>
             </w:r>
             <w:r>
               <w:rPr>
                 <w:rStyle w:val="VerbatimChar"/>
-                <w:rFonts w:ascii="Calibri" w:hAnsi="Calibri"/>
-                <w:sz w:val="18"/>
               </w:rPr>
               <w:t xml:space="preserve">MAIL_TRANSPORT=sendgrid</w:t>
             </w:r>
@@ -2595,8 +1458,8 @@
         </w:tc>
       </w:tr>
     </w:tbl>
-    <w:bookmarkEnd w:id="14"/>
-    <w:bookmarkStart w:id="15" w:name="code-generation-container"/>
+    <w:bookmarkEnd w:id="15"/>
+    <w:bookmarkStart w:id="16" w:name="code-generation-container"/>
     <w:p>
       <w:pPr>
         <w:pStyle w:val="Heading3"/>
@@ -2608,17 +1471,9 @@
     <w:tbl>
       <w:tblPr>
         <w:tblStyle w:val="Table"/>
-        <w:tblW w:type="pct" w:w="5000"/>
-        <w:tblLayout w:type="autofit"/>
+        <w:tblW w:type="pct" w:w="4865"/>
+        <w:tblLayout w:type="fixed"/>
         <w:tblLook w:firstRow="1" w:lastRow="0" w:firstColumn="0" w:lastColumn="0" w:noHBand="0" w:noVBand="0" w:val="0020"/>
-        <w:tblBorders>
-          <w:top w:val="single" w:sz="4" w:space="0" w:color="CBD5E0"/>
-          <w:left w:val="single" w:sz="4" w:space="0" w:color="CBD5E0"/>
-          <w:bottom w:val="single" w:sz="4" w:space="0" w:color="CBD5E0"/>
-          <w:right w:val="single" w:sz="4" w:space="0" w:color="CBD5E0"/>
-          <w:insideH w:val="single" w:sz="4" w:space="0" w:color="CBD5E0"/>
-          <w:insideV w:val="single" w:sz="4" w:space="0" w:color="CBD5E0"/>
-        </w:tblBorders>
       </w:tblPr>
       <w:tblGrid>
         <w:gridCol w:w="2247"/>
@@ -2629,55 +1484,25 @@
           <w:tblHeader w:val="on"/>
         </w:trPr>
         <w:tc>
-          <w:tcPr>
-            <w:tcMar>
-              <w:top w:w="40" w:type="dxa"/>
-              <w:bottom w:w="40" w:type="dxa"/>
-              <w:left w:w="60" w:type="dxa"/>
-              <w:right w:w="60" w:type="dxa"/>
-            </w:tcMar>
-            <w:shd w:fill="1A365D" w:val="clear"/>
-          </w:tcPr>
+          <w:tcPr/>
           <w:p>
             <w:pPr>
               <w:pStyle w:val="Compact"/>
-              <w:spacing w:before="0" w:after="40" w:line="264" w:lineRule="auto"/>
               <w:jc w:val="left"/>
             </w:pPr>
             <w:r>
-              <w:rPr>
-                <w:rFonts w:ascii="Calibri" w:hAnsi="Calibri"/>
-                <w:b/>
-                <w:color w:val="FFFFFF"/>
-                <w:sz w:val="18"/>
-              </w:rPr>
               <w:t xml:space="preserve">Technology</w:t>
             </w:r>
           </w:p>
         </w:tc>
         <w:tc>
-          <w:tcPr>
-            <w:tcMar>
-              <w:top w:w="40" w:type="dxa"/>
-              <w:bottom w:w="40" w:type="dxa"/>
-              <w:left w:w="60" w:type="dxa"/>
-              <w:right w:w="60" w:type="dxa"/>
-            </w:tcMar>
-            <w:shd w:fill="1A365D" w:val="clear"/>
-          </w:tcPr>
+          <w:tcPr/>
           <w:p>
             <w:pPr>
               <w:pStyle w:val="Compact"/>
-              <w:spacing w:before="0" w:after="40" w:line="264" w:lineRule="auto"/>
               <w:jc w:val="left"/>
             </w:pPr>
             <w:r>
-              <w:rPr>
-                <w:rFonts w:ascii="Calibri" w:hAnsi="Calibri"/>
-                <w:b/>
-                <w:color w:val="FFFFFF"/>
-                <w:sz w:val="18"/>
-              </w:rPr>
               <w:t xml:space="preserve">Notes</w:t>
             </w:r>
           </w:p>
@@ -2685,63 +1510,33 @@
       </w:tr>
       <w:tr>
         <w:tc>
-          <w:tcPr>
-            <w:tcMar>
-              <w:top w:w="40" w:type="dxa"/>
-              <w:bottom w:w="40" w:type="dxa"/>
-              <w:left w:w="60" w:type="dxa"/>
-              <w:right w:w="60" w:type="dxa"/>
-            </w:tcMar>
-          </w:tcPr>
+          <w:tcPr/>
           <w:p>
             <w:pPr>
               <w:pStyle w:val="Compact"/>
-              <w:spacing w:before="0" w:after="40" w:line="264" w:lineRule="auto"/>
               <w:jc w:val="left"/>
             </w:pPr>
             <w:r>
-              <w:rPr>
-                <w:rFonts w:ascii="Calibri" w:hAnsi="Calibri"/>
-                <w:sz w:val="18"/>
-              </w:rPr>
               <w:t xml:space="preserve">Lombok</w:t>
             </w:r>
           </w:p>
         </w:tc>
         <w:tc>
-          <w:tcPr>
-            <w:tcMar>
-              <w:top w:w="40" w:type="dxa"/>
-              <w:bottom w:w="40" w:type="dxa"/>
-              <w:left w:w="60" w:type="dxa"/>
-              <w:right w:w="60" w:type="dxa"/>
-            </w:tcMar>
-          </w:tcPr>
+          <w:tcPr/>
           <w:p>
             <w:pPr>
               <w:pStyle w:val="Compact"/>
-              <w:spacing w:before="0" w:after="40" w:line="264" w:lineRule="auto"/>
               <w:jc w:val="left"/>
             </w:pPr>
             <w:r>
-              <w:rPr>
-                <w:rFonts w:ascii="Calibri" w:hAnsi="Calibri"/>
-                <w:sz w:val="18"/>
-              </w:rPr>
               <w:t xml:space="preserve">Optional; annotation processing in</w:t>
             </w:r>
             <w:r>
-              <w:rPr>
-                <w:rFonts w:ascii="Calibri" w:hAnsi="Calibri"/>
-                <w:sz w:val="18"/>
-              </w:rPr>
               <w:t xml:space="preserve"> </w:t>
             </w:r>
             <w:r>
               <w:rPr>
                 <w:rStyle w:val="VerbatimChar"/>
-                <w:rFonts w:ascii="Calibri" w:hAnsi="Calibri"/>
-                <w:sz w:val="18"/>
               </w:rPr>
               <w:t xml:space="preserve">maven-compiler-plugin</w:t>
             </w:r>
@@ -2750,136 +1545,72 @@
       </w:tr>
       <w:tr>
         <w:tc>
-          <w:tcPr>
-            <w:tcMar>
-              <w:top w:w="40" w:type="dxa"/>
-              <w:bottom w:w="40" w:type="dxa"/>
-              <w:left w:w="60" w:type="dxa"/>
-              <w:right w:w="60" w:type="dxa"/>
-            </w:tcMar>
-          </w:tcPr>
+          <w:tcPr/>
           <w:p>
             <w:pPr>
               <w:pStyle w:val="Compact"/>
-              <w:spacing w:before="0" w:after="40" w:line="264" w:lineRule="auto"/>
               <w:jc w:val="left"/>
             </w:pPr>
             <w:r>
-              <w:rPr>
-                <w:rFonts w:ascii="Calibri" w:hAnsi="Calibri"/>
-                <w:sz w:val="18"/>
-              </w:rPr>
               <w:t xml:space="preserve">spring-boot-starter-</w:t>
             </w:r>
             <w:r>
-              <w:rPr>
-                <w:rFonts w:ascii="Calibri" w:hAnsi="Calibri"/>
-                <w:sz w:val="18"/>
-              </w:rPr>
               <w:t xml:space="preserve"> </w:t>
             </w:r>
             <w:r>
-              <w:rPr>
-                <w:rFonts w:ascii="Calibri" w:hAnsi="Calibri"/>
-                <w:sz w:val="18"/>
-              </w:rPr>
               <w:t xml:space="preserve">tomcat</w:t>
             </w:r>
           </w:p>
         </w:tc>
         <w:tc>
-          <w:tcPr>
-            <w:tcMar>
-              <w:top w:w="40" w:type="dxa"/>
-              <w:bottom w:w="40" w:type="dxa"/>
-              <w:left w:w="60" w:type="dxa"/>
-              <w:right w:w="60" w:type="dxa"/>
-            </w:tcMar>
-          </w:tcPr>
+          <w:tcPr/>
           <w:p>
             <w:pPr>
               <w:pStyle w:val="Compact"/>
-              <w:spacing w:before="0" w:after="40" w:line="264" w:lineRule="auto"/>
               <w:jc w:val="left"/>
             </w:pPr>
             <w:r>
-              <w:rPr>
-                <w:rFonts w:ascii="Calibri" w:hAnsi="Calibri"/>
-                <w:sz w:val="18"/>
-              </w:rPr>
               <w:t xml:space="preserve">Embedded Tomcat for</w:t>
             </w:r>
             <w:r>
-              <w:rPr>
-                <w:rFonts w:ascii="Calibri" w:hAnsi="Calibri"/>
-                <w:sz w:val="18"/>
-              </w:rPr>
               <w:t xml:space="preserve"> </w:t>
             </w:r>
             <w:r>
               <w:rPr>
                 <w:rStyle w:val="VerbatimChar"/>
-                <w:rFonts w:ascii="Calibri" w:hAnsi="Calibri"/>
-                <w:sz w:val="18"/>
               </w:rPr>
               <w:t xml:space="preserve">spring-boot:run</w:t>
             </w:r>
             <w:r>
-              <w:rPr>
-                <w:rFonts w:ascii="Calibri" w:hAnsi="Calibri"/>
-                <w:sz w:val="18"/>
-              </w:rPr>
               <w:t xml:space="preserve"> </w:t>
             </w:r>
             <w:r>
-              <w:rPr>
-                <w:rFonts w:ascii="Calibri" w:hAnsi="Calibri"/>
-                <w:sz w:val="18"/>
-              </w:rPr>
               <w:t xml:space="preserve">/ local WAR</w:t>
             </w:r>
             <w:r>
-              <w:rPr>
-                <w:rFonts w:ascii="Calibri" w:hAnsi="Calibri"/>
-                <w:sz w:val="18"/>
-              </w:rPr>
               <w:t xml:space="preserve"> </w:t>
             </w:r>
             <w:r>
-              <w:rPr>
-                <w:rFonts w:ascii="Calibri" w:hAnsi="Calibri"/>
-                <w:sz w:val="18"/>
-              </w:rPr>
               <w:t xml:space="preserve">(</w:t>
             </w:r>
             <w:r>
               <w:rPr>
                 <w:rStyle w:val="VerbatimChar"/>
-                <w:rFonts w:ascii="Calibri" w:hAnsi="Calibri"/>
-                <w:sz w:val="18"/>
               </w:rPr>
               <w:t xml:space="preserve">provided</w:t>
             </w:r>
             <w:r>
-              <w:rPr>
-                <w:rFonts w:ascii="Calibri" w:hAnsi="Calibri"/>
-                <w:sz w:val="18"/>
-              </w:rPr>
               <w:t xml:space="preserve"> </w:t>
             </w:r>
             <w:r>
-              <w:rPr>
-                <w:rFonts w:ascii="Calibri" w:hAnsi="Calibri"/>
-                <w:sz w:val="18"/>
-              </w:rPr>
               <w:t xml:space="preserve">for Liberty deploy)</w:t>
             </w:r>
           </w:p>
         </w:tc>
       </w:tr>
     </w:tbl>
-    <w:bookmarkEnd w:id="15"/>
-    <w:bookmarkStart w:id="16" w:name="test-dependencies"/>
+    <w:bookmarkEnd w:id="16"/>
+    <w:bookmarkStart w:id="17" w:name="test-dependencies"/>
     <w:p>
       <w:pPr>
         <w:pStyle w:val="Heading3"/>
@@ -2891,17 +1622,9 @@
     <w:tbl>
       <w:tblPr>
         <w:tblStyle w:val="Table"/>
-        <w:tblW w:type="pct" w:w="5000"/>
-        <w:tblLayout w:type="autofit"/>
+        <w:tblW w:type="pct" w:w="4792"/>
+        <w:tblLayout w:type="fixed"/>
         <w:tblLook w:firstRow="1" w:lastRow="0" w:firstColumn="0" w:lastColumn="0" w:noHBand="0" w:noVBand="0" w:val="0020"/>
-        <w:tblBorders>
-          <w:top w:val="single" w:sz="4" w:space="0" w:color="CBD5E0"/>
-          <w:left w:val="single" w:sz="4" w:space="0" w:color="CBD5E0"/>
-          <w:bottom w:val="single" w:sz="4" w:space="0" w:color="CBD5E0"/>
-          <w:right w:val="single" w:sz="4" w:space="0" w:color="CBD5E0"/>
-          <w:insideH w:val="single" w:sz="4" w:space="0" w:color="CBD5E0"/>
-          <w:insideV w:val="single" w:sz="4" w:space="0" w:color="CBD5E0"/>
-        </w:tblBorders>
       </w:tblPr>
       <w:tblGrid>
         <w:gridCol w:w="7590"/>
@@ -2911,28 +1634,13 @@
           <w:tblHeader w:val="on"/>
         </w:trPr>
         <w:tc>
-          <w:tcPr>
-            <w:tcMar>
-              <w:top w:w="40" w:type="dxa"/>
-              <w:bottom w:w="40" w:type="dxa"/>
-              <w:left w:w="60" w:type="dxa"/>
-              <w:right w:w="60" w:type="dxa"/>
-            </w:tcMar>
-            <w:shd w:fill="1A365D" w:val="clear"/>
-          </w:tcPr>
+          <w:tcPr/>
           <w:p>
             <w:pPr>
               <w:pStyle w:val="Compact"/>
-              <w:spacing w:before="0" w:after="40" w:line="264" w:lineRule="auto"/>
               <w:jc w:val="left"/>
             </w:pPr>
             <w:r>
-              <w:rPr>
-                <w:rFonts w:ascii="Calibri" w:hAnsi="Calibri"/>
-                <w:b/>
-                <w:color w:val="FFFFFF"/>
-                <w:sz w:val="18"/>
-              </w:rPr>
               <w:t xml:space="preserve">Technology</w:t>
             </w:r>
           </w:p>
@@ -2940,76 +1648,40 @@
       </w:tr>
       <w:tr>
         <w:tc>
-          <w:tcPr>
-            <w:tcMar>
-              <w:top w:w="40" w:type="dxa"/>
-              <w:bottom w:w="40" w:type="dxa"/>
-              <w:left w:w="60" w:type="dxa"/>
-              <w:right w:w="60" w:type="dxa"/>
-            </w:tcMar>
-          </w:tcPr>
+          <w:tcPr/>
           <w:p>
             <w:pPr>
               <w:pStyle w:val="Compact"/>
-              <w:spacing w:before="0" w:after="40" w:line="264" w:lineRule="auto"/>
               <w:jc w:val="left"/>
             </w:pPr>
             <w:r>
-              <w:rPr>
-                <w:rFonts w:ascii="Calibri" w:hAnsi="Calibri"/>
-                <w:sz w:val="18"/>
-              </w:rPr>
               <w:t xml:space="preserve">spring-boot-starter-data-jpa-test</w:t>
             </w:r>
             <w:r>
-              <w:rPr>
-                <w:rFonts w:ascii="Calibri" w:hAnsi="Calibri"/>
-                <w:sz w:val="18"/>
-              </w:rPr>
               <w:t xml:space="preserve"> </w:t>
             </w:r>
             <w:r>
-              <w:rPr>
-                <w:rFonts w:ascii="Calibri" w:hAnsi="Calibri"/>
-                <w:sz w:val="18"/>
-              </w:rPr>
               <w:t xml:space="preserve">spring-boot-starter-security-test</w:t>
             </w:r>
             <w:r>
-              <w:rPr>
-                <w:rFonts w:ascii="Calibri" w:hAnsi="Calibri"/>
-                <w:sz w:val="18"/>
-              </w:rPr>
               <w:t xml:space="preserve"> </w:t>
             </w:r>
             <w:r>
-              <w:rPr>
-                <w:rFonts w:ascii="Calibri" w:hAnsi="Calibri"/>
-                <w:sz w:val="18"/>
-              </w:rPr>
               <w:t xml:space="preserve">spring-boot-starter-validation-test</w:t>
             </w:r>
             <w:r>
-              <w:rPr>
-                <w:rFonts w:ascii="Calibri" w:hAnsi="Calibri"/>
-                <w:sz w:val="18"/>
-              </w:rPr>
               <w:t xml:space="preserve"> </w:t>
             </w:r>
             <w:r>
-              <w:rPr>
-                <w:rFonts w:ascii="Calibri" w:hAnsi="Calibri"/>
-                <w:sz w:val="18"/>
-              </w:rPr>
               <w:t xml:space="preserve">spring-boot-starter-webmvc-test</w:t>
             </w:r>
           </w:p>
         </w:tc>
       </w:tr>
     </w:tbl>
-    <w:bookmarkEnd w:id="16"/>
     <w:bookmarkEnd w:id="17"/>
-    <w:bookmarkStart w:id="22" w:name="frontend-bankone-frontend"/>
+    <w:bookmarkEnd w:id="18"/>
+    <w:bookmarkStart w:id="23" w:name="frontend-bankone-frontend"/>
     <w:p>
       <w:pPr>
         <w:pStyle w:val="Heading2"/>
@@ -3027,7 +1699,7 @@
         <w:t xml:space="preserve">)</w:t>
       </w:r>
     </w:p>
-    <w:bookmarkStart w:id="18" w:name="core-framework"/>
+    <w:bookmarkStart w:id="19" w:name="core-framework"/>
     <w:p>
       <w:pPr>
         <w:pStyle w:val="Heading3"/>
@@ -3039,17 +1711,9 @@
     <w:tbl>
       <w:tblPr>
         <w:tblStyle w:val="Table"/>
-        <w:tblW w:type="pct" w:w="5000"/>
-        <w:tblLayout w:type="autofit"/>
+        <w:tblW w:type="pct" w:w="4865"/>
+        <w:tblLayout w:type="fixed"/>
         <w:tblLook w:firstRow="1" w:lastRow="0" w:firstColumn="0" w:lastColumn="0" w:noHBand="0" w:noVBand="0" w:val="0020"/>
-        <w:tblBorders>
-          <w:top w:val="single" w:sz="4" w:space="0" w:color="CBD5E0"/>
-          <w:left w:val="single" w:sz="4" w:space="0" w:color="CBD5E0"/>
-          <w:bottom w:val="single" w:sz="4" w:space="0" w:color="CBD5E0"/>
-          <w:right w:val="single" w:sz="4" w:space="0" w:color="CBD5E0"/>
-          <w:insideH w:val="single" w:sz="4" w:space="0" w:color="CBD5E0"/>
-          <w:insideV w:val="single" w:sz="4" w:space="0" w:color="CBD5E0"/>
-        </w:tblBorders>
       </w:tblPr>
       <w:tblGrid>
         <w:gridCol w:w="2247"/>
@@ -3061,82 +1725,37 @@
           <w:tblHeader w:val="on"/>
         </w:trPr>
         <w:tc>
-          <w:tcPr>
-            <w:tcMar>
-              <w:top w:w="40" w:type="dxa"/>
-              <w:bottom w:w="40" w:type="dxa"/>
-              <w:left w:w="60" w:type="dxa"/>
-              <w:right w:w="60" w:type="dxa"/>
-            </w:tcMar>
-            <w:shd w:fill="1A365D" w:val="clear"/>
-          </w:tcPr>
+          <w:tcPr/>
           <w:p>
             <w:pPr>
               <w:pStyle w:val="Compact"/>
-              <w:spacing w:before="0" w:after="40" w:line="264" w:lineRule="auto"/>
               <w:jc w:val="left"/>
             </w:pPr>
             <w:r>
-              <w:rPr>
-                <w:rFonts w:ascii="Calibri" w:hAnsi="Calibri"/>
-                <w:b/>
-                <w:color w:val="FFFFFF"/>
-                <w:sz w:val="18"/>
-              </w:rPr>
               <w:t xml:space="preserve">Technology</w:t>
             </w:r>
           </w:p>
         </w:tc>
         <w:tc>
-          <w:tcPr>
-            <w:tcMar>
-              <w:top w:w="40" w:type="dxa"/>
-              <w:bottom w:w="40" w:type="dxa"/>
-              <w:left w:w="60" w:type="dxa"/>
-              <w:right w:w="60" w:type="dxa"/>
-            </w:tcMar>
-            <w:shd w:fill="1A365D" w:val="clear"/>
-          </w:tcPr>
+          <w:tcPr/>
           <w:p>
             <w:pPr>
               <w:pStyle w:val="Compact"/>
-              <w:spacing w:before="0" w:after="40" w:line="264" w:lineRule="auto"/>
               <w:jc w:val="left"/>
             </w:pPr>
             <w:r>
-              <w:rPr>
-                <w:rFonts w:ascii="Calibri" w:hAnsi="Calibri"/>
-                <w:b/>
-                <w:color w:val="FFFFFF"/>
-                <w:sz w:val="18"/>
-              </w:rPr>
               <w:t xml:space="preserve">Version / notes</w:t>
             </w:r>
           </w:p>
         </w:tc>
         <w:tc>
-          <w:tcPr>
-            <w:tcMar>
-              <w:top w:w="40" w:type="dxa"/>
-              <w:bottom w:w="40" w:type="dxa"/>
-              <w:left w:w="60" w:type="dxa"/>
-              <w:right w:w="60" w:type="dxa"/>
-            </w:tcMar>
-            <w:shd w:fill="1A365D" w:val="clear"/>
-          </w:tcPr>
+          <w:tcPr/>
           <w:p>
             <w:pPr>
               <w:pStyle w:val="Compact"/>
-              <w:spacing w:before="0" w:after="40" w:line="264" w:lineRule="auto"/>
               <w:jc w:val="left"/>
             </w:pPr>
             <w:r>
-              <w:rPr>
-                <w:rFonts w:ascii="Calibri" w:hAnsi="Calibri"/>
-                <w:b/>
-                <w:color w:val="FFFFFF"/>
-                <w:sz w:val="18"/>
-              </w:rPr>
               <w:t xml:space="preserve">Where defined</w:t>
             </w:r>
           </w:p>
@@ -3144,186 +1763,90 @@
       </w:tr>
       <w:tr>
         <w:tc>
-          <w:tcPr>
-            <w:tcMar>
-              <w:top w:w="40" w:type="dxa"/>
-              <w:bottom w:w="40" w:type="dxa"/>
-              <w:left w:w="60" w:type="dxa"/>
-              <w:right w:w="60" w:type="dxa"/>
-            </w:tcMar>
-          </w:tcPr>
+          <w:tcPr/>
           <w:p>
             <w:pPr>
               <w:pStyle w:val="Compact"/>
-              <w:spacing w:before="0" w:after="40" w:line="264" w:lineRule="auto"/>
               <w:jc w:val="left"/>
             </w:pPr>
             <w:r>
-              <w:rPr>
-                <w:rFonts w:ascii="Calibri" w:hAnsi="Calibri"/>
-                <w:sz w:val="18"/>
-              </w:rPr>
               <w:t xml:space="preserve">Angular</w:t>
             </w:r>
           </w:p>
         </w:tc>
         <w:tc>
-          <w:tcPr>
-            <w:tcMar>
-              <w:top w:w="40" w:type="dxa"/>
-              <w:bottom w:w="40" w:type="dxa"/>
-              <w:left w:w="60" w:type="dxa"/>
-              <w:right w:w="60" w:type="dxa"/>
-            </w:tcMar>
-          </w:tcPr>
+          <w:tcPr/>
           <w:p>
             <w:pPr>
               <w:pStyle w:val="Compact"/>
-              <w:spacing w:before="0" w:after="40" w:line="264" w:lineRule="auto"/>
               <w:jc w:val="left"/>
             </w:pPr>
             <w:r>
-              <w:rPr>
-                <w:rFonts w:ascii="Calibri" w:hAnsi="Calibri"/>
-                <w:sz w:val="18"/>
-              </w:rPr>
               <w:t xml:space="preserve">^22.0.x (core, router, forms,</w:t>
             </w:r>
             <w:r>
-              <w:rPr>
-                <w:rFonts w:ascii="Calibri" w:hAnsi="Calibri"/>
-                <w:sz w:val="18"/>
-              </w:rPr>
               <w:t xml:space="preserve"> </w:t>
             </w:r>
             <w:r>
-              <w:rPr>
-                <w:rFonts w:ascii="Calibri" w:hAnsi="Calibri"/>
-                <w:sz w:val="18"/>
-              </w:rPr>
               <w:t xml:space="preserve">common, animations, compiler,</w:t>
             </w:r>
             <w:r>
-              <w:rPr>
-                <w:rFonts w:ascii="Calibri" w:hAnsi="Calibri"/>
-                <w:sz w:val="18"/>
-              </w:rPr>
               <w:t xml:space="preserve"> </w:t>
             </w:r>
             <w:r>
-              <w:rPr>
-                <w:rFonts w:ascii="Calibri" w:hAnsi="Calibri"/>
-                <w:sz w:val="18"/>
-              </w:rPr>
               <w:t xml:space="preserve">platform-browser)</w:t>
             </w:r>
             <w:r>
-              <w:rPr>
-                <w:rFonts w:ascii="Calibri" w:hAnsi="Calibri"/>
-                <w:sz w:val="18"/>
-              </w:rPr>
               <w:t xml:space="preserve"> </w:t>
             </w:r>
             <w:r>
-              <w:rPr>
-                <w:rFonts w:ascii="Calibri" w:hAnsi="Calibri"/>
-                <w:sz w:val="18"/>
-              </w:rPr>
               <w:t xml:space="preserve">~6.0.2</w:t>
             </w:r>
             <w:r>
-              <w:rPr>
-                <w:rFonts w:ascii="Calibri" w:hAnsi="Calibri"/>
-                <w:sz w:val="18"/>
-              </w:rPr>
               <w:t xml:space="preserve"> </w:t>
             </w:r>
             <w:r>
-              <w:rPr>
-                <w:rFonts w:ascii="Calibri" w:hAnsi="Calibri"/>
-                <w:sz w:val="18"/>
-              </w:rPr>
               <w:t xml:space="preserve">~7.8.0</w:t>
             </w:r>
             <w:r>
-              <w:rPr>
-                <w:rFonts w:ascii="Calibri" w:hAnsi="Calibri"/>
-                <w:sz w:val="18"/>
-              </w:rPr>
               <w:t xml:space="preserve"> </w:t>
             </w:r>
             <w:r>
-              <w:rPr>
-                <w:rFonts w:ascii="Calibri" w:hAnsi="Calibri"/>
-                <w:sz w:val="18"/>
-              </w:rPr>
               <w:t xml:space="preserve">^2.3.0</w:t>
             </w:r>
             <w:r>
-              <w:rPr>
-                <w:rFonts w:ascii="Calibri" w:hAnsi="Calibri"/>
-                <w:sz w:val="18"/>
-              </w:rPr>
               <w:t xml:space="preserve"> </w:t>
             </w:r>
             <w:r>
-              <w:rPr>
-                <w:rFonts w:ascii="Calibri" w:hAnsi="Calibri"/>
-                <w:sz w:val="18"/>
-              </w:rPr>
               <w:t xml:space="preserve">11.16.0 (</w:t>
             </w:r>
             <w:r>
               <w:rPr>
                 <w:rStyle w:val="VerbatimChar"/>
-                <w:rFonts w:ascii="Calibri" w:hAnsi="Calibri"/>
-                <w:sz w:val="18"/>
               </w:rPr>
               <w:t xml:space="preserve">packageManager</w:t>
             </w:r>
             <w:r>
-              <w:rPr>
-                <w:rFonts w:ascii="Calibri" w:hAnsi="Calibri"/>
-                <w:sz w:val="18"/>
-              </w:rPr>
               <w:t xml:space="preserve">)</w:t>
             </w:r>
             <w:r>
-              <w:rPr>
-                <w:rFonts w:ascii="Calibri" w:hAnsi="Calibri"/>
-                <w:sz w:val="18"/>
-              </w:rPr>
               <w:t xml:space="preserve"> </w:t>
             </w:r>
             <w:r>
-              <w:rPr>
-                <w:rFonts w:ascii="Calibri" w:hAnsi="Calibri"/>
-                <w:sz w:val="18"/>
-              </w:rPr>
               <w:t xml:space="preserve">Component / global styles</w:t>
             </w:r>
           </w:p>
         </w:tc>
         <w:tc>
-          <w:tcPr>
-            <w:tcMar>
-              <w:top w:w="40" w:type="dxa"/>
-              <w:bottom w:w="40" w:type="dxa"/>
-              <w:left w:w="60" w:type="dxa"/>
-              <w:right w:w="60" w:type="dxa"/>
-            </w:tcMar>
-          </w:tcPr>
+          <w:tcPr/>
           <w:p>
             <w:pPr>
               <w:pStyle w:val="Compact"/>
-              <w:spacing w:before="0" w:after="40" w:line="264" w:lineRule="auto"/>
               <w:jc w:val="left"/>
             </w:pPr>
             <w:r>
               <w:rPr>
                 <w:rStyle w:val="VerbatimChar"/>
-                <w:rFonts w:ascii="Calibri" w:hAnsi="Calibri"/>
-                <w:sz w:val="18"/>
               </w:rPr>
               <w:t xml:space="preserve">package.json</w:t>
             </w:r>
@@ -3331,8 +1854,8 @@
         </w:tc>
       </w:tr>
     </w:tbl>
-    <w:bookmarkEnd w:id="18"/>
-    <w:bookmarkStart w:id="19" w:name="ui-libraries"/>
+    <w:bookmarkEnd w:id="19"/>
+    <w:bookmarkStart w:id="20" w:name="ui-libraries"/>
     <w:p>
       <w:pPr>
         <w:pStyle w:val="Heading3"/>
@@ -3344,17 +1867,9 @@
     <w:tbl>
       <w:tblPr>
         <w:tblStyle w:val="Table"/>
-        <w:tblW w:type="pct" w:w="5000"/>
-        <w:tblLayout w:type="autofit"/>
+        <w:tblW w:type="pct" w:w="4865"/>
+        <w:tblLayout w:type="fixed"/>
         <w:tblLook w:firstRow="1" w:lastRow="0" w:firstColumn="0" w:lastColumn="0" w:noHBand="0" w:noVBand="0" w:val="0020"/>
-        <w:tblBorders>
-          <w:top w:val="single" w:sz="4" w:space="0" w:color="CBD5E0"/>
-          <w:left w:val="single" w:sz="4" w:space="0" w:color="CBD5E0"/>
-          <w:bottom w:val="single" w:sz="4" w:space="0" w:color="CBD5E0"/>
-          <w:right w:val="single" w:sz="4" w:space="0" w:color="CBD5E0"/>
-          <w:insideH w:val="single" w:sz="4" w:space="0" w:color="CBD5E0"/>
-          <w:insideV w:val="single" w:sz="4" w:space="0" w:color="CBD5E0"/>
-        </w:tblBorders>
       </w:tblPr>
       <w:tblGrid>
         <w:gridCol w:w="2247"/>
@@ -3365,55 +1880,25 @@
           <w:tblHeader w:val="on"/>
         </w:trPr>
         <w:tc>
-          <w:tcPr>
-            <w:tcMar>
-              <w:top w:w="40" w:type="dxa"/>
-              <w:bottom w:w="40" w:type="dxa"/>
-              <w:left w:w="60" w:type="dxa"/>
-              <w:right w:w="60" w:type="dxa"/>
-            </w:tcMar>
-            <w:shd w:fill="1A365D" w:val="clear"/>
-          </w:tcPr>
+          <w:tcPr/>
           <w:p>
             <w:pPr>
               <w:pStyle w:val="Compact"/>
-              <w:spacing w:before="0" w:after="40" w:line="264" w:lineRule="auto"/>
               <w:jc w:val="left"/>
             </w:pPr>
             <w:r>
-              <w:rPr>
-                <w:rFonts w:ascii="Calibri" w:hAnsi="Calibri"/>
-                <w:b/>
-                <w:color w:val="FFFFFF"/>
-                <w:sz w:val="18"/>
-              </w:rPr>
               <w:t xml:space="preserve">Technology</w:t>
             </w:r>
           </w:p>
         </w:tc>
         <w:tc>
-          <w:tcPr>
-            <w:tcMar>
-              <w:top w:w="40" w:type="dxa"/>
-              <w:bottom w:w="40" w:type="dxa"/>
-              <w:left w:w="60" w:type="dxa"/>
-              <w:right w:w="60" w:type="dxa"/>
-            </w:tcMar>
-            <w:shd w:fill="1A365D" w:val="clear"/>
-          </w:tcPr>
+          <w:tcPr/>
           <w:p>
             <w:pPr>
               <w:pStyle w:val="Compact"/>
-              <w:spacing w:before="0" w:after="40" w:line="264" w:lineRule="auto"/>
               <w:jc w:val="left"/>
             </w:pPr>
             <w:r>
-              <w:rPr>
-                <w:rFonts w:ascii="Calibri" w:hAnsi="Calibri"/>
-                <w:b/>
-                <w:color w:val="FFFFFF"/>
-                <w:sz w:val="18"/>
-              </w:rPr>
               <w:t xml:space="preserve">Version / notes</w:t>
             </w:r>
           </w:p>
@@ -3421,63 +1906,31 @@
       </w:tr>
       <w:tr>
         <w:tc>
-          <w:tcPr>
-            <w:tcMar>
-              <w:top w:w="40" w:type="dxa"/>
-              <w:bottom w:w="40" w:type="dxa"/>
-              <w:left w:w="60" w:type="dxa"/>
-              <w:right w:w="60" w:type="dxa"/>
-            </w:tcMar>
-          </w:tcPr>
+          <w:tcPr/>
           <w:p>
             <w:pPr>
               <w:pStyle w:val="Compact"/>
-              <w:spacing w:before="0" w:after="40" w:line="264" w:lineRule="auto"/>
               <w:jc w:val="left"/>
             </w:pPr>
             <w:r>
-              <w:rPr>
-                <w:rFonts w:ascii="Calibri" w:hAnsi="Calibri"/>
-                <w:sz w:val="18"/>
-              </w:rPr>
               <w:t xml:space="preserve">Angular Material</w:t>
             </w:r>
           </w:p>
         </w:tc>
         <w:tc>
-          <w:tcPr>
-            <w:tcMar>
-              <w:top w:w="40" w:type="dxa"/>
-              <w:bottom w:w="40" w:type="dxa"/>
-              <w:left w:w="60" w:type="dxa"/>
-              <w:right w:w="60" w:type="dxa"/>
-            </w:tcMar>
-          </w:tcPr>
+          <w:tcPr/>
           <w:p>
             <w:pPr>
               <w:pStyle w:val="Compact"/>
-              <w:spacing w:before="0" w:after="40" w:line="264" w:lineRule="auto"/>
               <w:jc w:val="left"/>
             </w:pPr>
             <w:r>
-              <w:rPr>
-                <w:rFonts w:ascii="Calibri" w:hAnsi="Calibri"/>
-                <w:sz w:val="18"/>
-              </w:rPr>
               <w:t xml:space="preserve">^22.0.5 — buttons, dialogs, forms,</w:t>
             </w:r>
             <w:r>
-              <w:rPr>
-                <w:rFonts w:ascii="Calibri" w:hAnsi="Calibri"/>
-                <w:sz w:val="18"/>
-              </w:rPr>
               <w:t xml:space="preserve"> </w:t>
             </w:r>
             <w:r>
-              <w:rPr>
-                <w:rFonts w:ascii="Calibri" w:hAnsi="Calibri"/>
-                <w:sz w:val="18"/>
-              </w:rPr>
               <w:t xml:space="preserve">icons, cards, etc.</w:t>
             </w:r>
           </w:p>
@@ -3485,57 +1938,33 @@
       </w:tr>
       <w:tr>
         <w:tc>
-          <w:tcPr>
-            <w:tcMar>
-              <w:top w:w="40" w:type="dxa"/>
-              <w:bottom w:w="40" w:type="dxa"/>
-              <w:left w:w="60" w:type="dxa"/>
-              <w:right w:w="60" w:type="dxa"/>
-            </w:tcMar>
-          </w:tcPr>
+          <w:tcPr/>
           <w:p>
             <w:pPr>
               <w:pStyle w:val="Compact"/>
-              <w:spacing w:before="0" w:after="40" w:line="264" w:lineRule="auto"/>
               <w:jc w:val="left"/>
             </w:pPr>
             <w:r>
-              <w:rPr>
-                <w:rFonts w:ascii="Calibri" w:hAnsi="Calibri"/>
-                <w:sz w:val="18"/>
-              </w:rPr>
               <w:t xml:space="preserve">Angular CDK</w:t>
             </w:r>
           </w:p>
         </w:tc>
         <w:tc>
-          <w:tcPr>
-            <w:tcMar>
-              <w:top w:w="40" w:type="dxa"/>
-              <w:bottom w:w="40" w:type="dxa"/>
-              <w:left w:w="60" w:type="dxa"/>
-              <w:right w:w="60" w:type="dxa"/>
-            </w:tcMar>
-          </w:tcPr>
+          <w:tcPr/>
           <w:p>
             <w:pPr>
               <w:pStyle w:val="Compact"/>
-              <w:spacing w:before="0" w:after="40" w:line="264" w:lineRule="auto"/>
               <w:jc w:val="left"/>
             </w:pPr>
             <w:r>
-              <w:rPr>
-                <w:rFonts w:ascii="Calibri" w:hAnsi="Calibri"/>
-                <w:sz w:val="18"/>
-              </w:rPr>
               <w:t xml:space="preserve">^22.0.5 — Material peer dependency</w:t>
             </w:r>
           </w:p>
         </w:tc>
       </w:tr>
     </w:tbl>
-    <w:bookmarkEnd w:id="19"/>
-    <w:bookmarkStart w:id="20" w:name="build-quality-tooling"/>
+    <w:bookmarkEnd w:id="20"/>
+    <w:bookmarkStart w:id="21" w:name="build-quality-tooling"/>
     <w:p>
       <w:pPr>
         <w:pStyle w:val="Heading3"/>
@@ -3547,17 +1976,9 @@
     <w:tbl>
       <w:tblPr>
         <w:tblStyle w:val="Table"/>
-        <w:tblW w:type="pct" w:w="5000"/>
-        <w:tblLayout w:type="autofit"/>
+        <w:tblW w:type="pct" w:w="4865"/>
+        <w:tblLayout w:type="fixed"/>
         <w:tblLook w:firstRow="1" w:lastRow="0" w:firstColumn="0" w:lastColumn="0" w:noHBand="0" w:noVBand="0" w:val="0020"/>
-        <w:tblBorders>
-          <w:top w:val="single" w:sz="4" w:space="0" w:color="CBD5E0"/>
-          <w:left w:val="single" w:sz="4" w:space="0" w:color="CBD5E0"/>
-          <w:bottom w:val="single" w:sz="4" w:space="0" w:color="CBD5E0"/>
-          <w:right w:val="single" w:sz="4" w:space="0" w:color="CBD5E0"/>
-          <w:insideH w:val="single" w:sz="4" w:space="0" w:color="CBD5E0"/>
-          <w:insideV w:val="single" w:sz="4" w:space="0" w:color="CBD5E0"/>
-        </w:tblBorders>
       </w:tblPr>
       <w:tblGrid>
         <w:gridCol w:w="2247"/>
@@ -3568,55 +1989,25 @@
           <w:tblHeader w:val="on"/>
         </w:trPr>
         <w:tc>
-          <w:tcPr>
-            <w:tcMar>
-              <w:top w:w="40" w:type="dxa"/>
-              <w:bottom w:w="40" w:type="dxa"/>
-              <w:left w:w="60" w:type="dxa"/>
-              <w:right w:w="60" w:type="dxa"/>
-            </w:tcMar>
-            <w:shd w:fill="1A365D" w:val="clear"/>
-          </w:tcPr>
+          <w:tcPr/>
           <w:p>
             <w:pPr>
               <w:pStyle w:val="Compact"/>
-              <w:spacing w:before="0" w:after="40" w:line="264" w:lineRule="auto"/>
               <w:jc w:val="left"/>
             </w:pPr>
             <w:r>
-              <w:rPr>
-                <w:rFonts w:ascii="Calibri" w:hAnsi="Calibri"/>
-                <w:b/>
-                <w:color w:val="FFFFFF"/>
-                <w:sz w:val="18"/>
-              </w:rPr>
               <w:t xml:space="preserve">Technology</w:t>
             </w:r>
           </w:p>
         </w:tc>
         <w:tc>
-          <w:tcPr>
-            <w:tcMar>
-              <w:top w:w="40" w:type="dxa"/>
-              <w:bottom w:w="40" w:type="dxa"/>
-              <w:left w:w="60" w:type="dxa"/>
-              <w:right w:w="60" w:type="dxa"/>
-            </w:tcMar>
-            <w:shd w:fill="1A365D" w:val="clear"/>
-          </w:tcPr>
+          <w:tcPr/>
           <w:p>
             <w:pPr>
               <w:pStyle w:val="Compact"/>
-              <w:spacing w:before="0" w:after="40" w:line="264" w:lineRule="auto"/>
               <w:jc w:val="left"/>
             </w:pPr>
             <w:r>
-              <w:rPr>
-                <w:rFonts w:ascii="Calibri" w:hAnsi="Calibri"/>
-                <w:b/>
-                <w:color w:val="FFFFFF"/>
-                <w:sz w:val="18"/>
-              </w:rPr>
               <w:t xml:space="preserve">Version / notes</w:t>
             </w:r>
           </w:p>
@@ -3624,184 +2015,90 @@
       </w:tr>
       <w:tr>
         <w:tc>
-          <w:tcPr>
-            <w:tcMar>
-              <w:top w:w="40" w:type="dxa"/>
-              <w:bottom w:w="40" w:type="dxa"/>
-              <w:left w:w="60" w:type="dxa"/>
-              <w:right w:w="60" w:type="dxa"/>
-            </w:tcMar>
-          </w:tcPr>
+          <w:tcPr/>
           <w:p>
             <w:pPr>
               <w:pStyle w:val="Compact"/>
-              <w:spacing w:before="0" w:after="40" w:line="264" w:lineRule="auto"/>
               <w:jc w:val="left"/>
             </w:pPr>
             <w:r>
-              <w:rPr>
-                <w:rFonts w:ascii="Calibri" w:hAnsi="Calibri"/>
-                <w:sz w:val="18"/>
-              </w:rPr>
               <w:t xml:space="preserve">Angular CLI</w:t>
             </w:r>
             <w:r>
-              <w:rPr>
-                <w:rFonts w:ascii="Calibri" w:hAnsi="Calibri"/>
-                <w:sz w:val="18"/>
-              </w:rPr>
               <w:t xml:space="preserve"> </w:t>
             </w:r>
             <w:r>
-              <w:rPr>
-                <w:rFonts w:ascii="Calibri" w:hAnsi="Calibri"/>
-                <w:sz w:val="18"/>
-              </w:rPr>
               <w:t xml:space="preserve">@angular/build</w:t>
             </w:r>
             <w:r>
-              <w:rPr>
-                <w:rFonts w:ascii="Calibri" w:hAnsi="Calibri"/>
-                <w:sz w:val="18"/>
-              </w:rPr>
               <w:t xml:space="preserve"> </w:t>
             </w:r>
             <w:r>
-              <w:rPr>
-                <w:rFonts w:ascii="Calibri" w:hAnsi="Calibri"/>
-                <w:sz w:val="18"/>
-              </w:rPr>
               <w:t xml:space="preserve">Prettier</w:t>
             </w:r>
             <w:r>
-              <w:rPr>
-                <w:rFonts w:ascii="Calibri" w:hAnsi="Calibri"/>
-                <w:sz w:val="18"/>
-              </w:rPr>
               <w:t xml:space="preserve"> </w:t>
             </w:r>
             <w:r>
-              <w:rPr>
-                <w:rFonts w:ascii="Calibri" w:hAnsi="Calibri"/>
-                <w:sz w:val="18"/>
-              </w:rPr>
               <w:t xml:space="preserve">Vitest</w:t>
             </w:r>
             <w:r>
-              <w:rPr>
-                <w:rFonts w:ascii="Calibri" w:hAnsi="Calibri"/>
-                <w:sz w:val="18"/>
-              </w:rPr>
               <w:t xml:space="preserve"> </w:t>
             </w:r>
             <w:r>
-              <w:rPr>
-                <w:rFonts w:ascii="Calibri" w:hAnsi="Calibri"/>
-                <w:sz w:val="18"/>
-              </w:rPr>
               <w:t xml:space="preserve">jsdom</w:t>
             </w:r>
           </w:p>
         </w:tc>
         <w:tc>
-          <w:tcPr>
-            <w:tcMar>
-              <w:top w:w="40" w:type="dxa"/>
-              <w:bottom w:w="40" w:type="dxa"/>
-              <w:left w:w="60" w:type="dxa"/>
-              <w:right w:w="60" w:type="dxa"/>
-            </w:tcMar>
-          </w:tcPr>
+          <w:tcPr/>
           <w:p>
             <w:pPr>
               <w:pStyle w:val="Compact"/>
-              <w:spacing w:before="0" w:after="40" w:line="264" w:lineRule="auto"/>
               <w:jc w:val="left"/>
             </w:pPr>
             <w:r>
-              <w:rPr>
-                <w:rFonts w:ascii="Calibri" w:hAnsi="Calibri"/>
-                <w:sz w:val="18"/>
-              </w:rPr>
               <w:t xml:space="preserve">^22.0.7</w:t>
             </w:r>
             <w:r>
-              <w:rPr>
-                <w:rFonts w:ascii="Calibri" w:hAnsi="Calibri"/>
-                <w:sz w:val="18"/>
-              </w:rPr>
               <w:t xml:space="preserve"> </w:t>
             </w:r>
             <w:r>
-              <w:rPr>
-                <w:rFonts w:ascii="Calibri" w:hAnsi="Calibri"/>
-                <w:sz w:val="18"/>
-              </w:rPr>
               <w:t xml:space="preserve">^22.0.7 — application builder</w:t>
             </w:r>
             <w:r>
-              <w:rPr>
-                <w:rFonts w:ascii="Calibri" w:hAnsi="Calibri"/>
-                <w:sz w:val="18"/>
-              </w:rPr>
               <w:t xml:space="preserve"> </w:t>
             </w:r>
             <w:r>
-              <w:rPr>
-                <w:rFonts w:ascii="Calibri" w:hAnsi="Calibri"/>
-                <w:sz w:val="18"/>
-              </w:rPr>
               <w:t xml:space="preserve">^3.8.1</w:t>
             </w:r>
             <w:r>
-              <w:rPr>
-                <w:rFonts w:ascii="Calibri" w:hAnsi="Calibri"/>
-                <w:sz w:val="18"/>
-              </w:rPr>
               <w:t xml:space="preserve"> </w:t>
             </w:r>
             <w:r>
-              <w:rPr>
-                <w:rFonts w:ascii="Calibri" w:hAnsi="Calibri"/>
-                <w:sz w:val="18"/>
-              </w:rPr>
               <w:t xml:space="preserve">^4.0.8 — unit tests (</w:t>
             </w:r>
             <w:r>
               <w:rPr>
                 <w:rStyle w:val="VerbatimChar"/>
-                <w:rFonts w:ascii="Calibri" w:hAnsi="Calibri"/>
-                <w:sz w:val="18"/>
               </w:rPr>
               <w:t xml:space="preserve">ng test</w:t>
             </w:r>
             <w:r>
-              <w:rPr>
-                <w:rFonts w:ascii="Calibri" w:hAnsi="Calibri"/>
-                <w:sz w:val="18"/>
-              </w:rPr>
               <w:t xml:space="preserve">)</w:t>
             </w:r>
             <w:r>
-              <w:rPr>
-                <w:rFonts w:ascii="Calibri" w:hAnsi="Calibri"/>
-                <w:sz w:val="18"/>
-              </w:rPr>
               <w:t xml:space="preserve"> </w:t>
             </w:r>
             <w:r>
-              <w:rPr>
-                <w:rFonts w:ascii="Calibri" w:hAnsi="Calibri"/>
-                <w:sz w:val="18"/>
-              </w:rPr>
               <w:t xml:space="preserve">^28.0.0 — test DOM</w:t>
             </w:r>
           </w:p>
         </w:tc>
       </w:tr>
     </w:tbl>
-    <w:bookmarkEnd w:id="20"/>
-    <w:bookmarkStart w:id="21" w:name="runtime-patterns-no-extra-packages"/>
+    <w:bookmarkEnd w:id="21"/>
+    <w:bookmarkStart w:id="22" w:name="runtime-patterns-no-extra-packages"/>
     <w:p>
       <w:pPr>
         <w:pStyle w:val="Heading3"/>
@@ -3813,17 +2110,9 @@
     <w:tbl>
       <w:tblPr>
         <w:tblStyle w:val="Table"/>
-        <w:tblW w:type="pct" w:w="5000"/>
-        <w:tblLayout w:type="autofit"/>
+        <w:tblW w:type="pct" w:w="4865"/>
+        <w:tblLayout w:type="fixed"/>
         <w:tblLook w:firstRow="1" w:lastRow="0" w:firstColumn="0" w:lastColumn="0" w:noHBand="0" w:noVBand="0" w:val="0020"/>
-        <w:tblBorders>
-          <w:top w:val="single" w:sz="4" w:space="0" w:color="CBD5E0"/>
-          <w:left w:val="single" w:sz="4" w:space="0" w:color="CBD5E0"/>
-          <w:bottom w:val="single" w:sz="4" w:space="0" w:color="CBD5E0"/>
-          <w:right w:val="single" w:sz="4" w:space="0" w:color="CBD5E0"/>
-          <w:insideH w:val="single" w:sz="4" w:space="0" w:color="CBD5E0"/>
-          <w:insideV w:val="single" w:sz="4" w:space="0" w:color="CBD5E0"/>
-        </w:tblBorders>
       </w:tblPr>
       <w:tblGrid>
         <w:gridCol w:w="2247"/>
@@ -3834,55 +2123,25 @@
           <w:tblHeader w:val="on"/>
         </w:trPr>
         <w:tc>
-          <w:tcPr>
-            <w:tcMar>
-              <w:top w:w="40" w:type="dxa"/>
-              <w:bottom w:w="40" w:type="dxa"/>
-              <w:left w:w="60" w:type="dxa"/>
-              <w:right w:w="60" w:type="dxa"/>
-            </w:tcMar>
-            <w:shd w:fill="1A365D" w:val="clear"/>
-          </w:tcPr>
+          <w:tcPr/>
           <w:p>
             <w:pPr>
               <w:pStyle w:val="Compact"/>
-              <w:spacing w:before="0" w:after="40" w:line="264" w:lineRule="auto"/>
               <w:jc w:val="left"/>
             </w:pPr>
             <w:r>
-              <w:rPr>
-                <w:rFonts w:ascii="Calibri" w:hAnsi="Calibri"/>
-                <w:b/>
-                <w:color w:val="FFFFFF"/>
-                <w:sz w:val="18"/>
-              </w:rPr>
               <w:t xml:space="preserve">Concern</w:t>
             </w:r>
           </w:p>
         </w:tc>
         <w:tc>
-          <w:tcPr>
-            <w:tcMar>
-              <w:top w:w="40" w:type="dxa"/>
-              <w:bottom w:w="40" w:type="dxa"/>
-              <w:left w:w="60" w:type="dxa"/>
-              <w:right w:w="60" w:type="dxa"/>
-            </w:tcMar>
-            <w:shd w:fill="1A365D" w:val="clear"/>
-          </w:tcPr>
+          <w:tcPr/>
           <w:p>
             <w:pPr>
               <w:pStyle w:val="Compact"/>
-              <w:spacing w:before="0" w:after="40" w:line="264" w:lineRule="auto"/>
               <w:jc w:val="left"/>
             </w:pPr>
             <w:r>
-              <w:rPr>
-                <w:rFonts w:ascii="Calibri" w:hAnsi="Calibri"/>
-                <w:b/>
-                <w:color w:val="FFFFFF"/>
-                <w:sz w:val="18"/>
-              </w:rPr>
               <w:t xml:space="preserve">Approach</w:t>
             </w:r>
           </w:p>
@@ -3890,163 +2149,81 @@
       </w:tr>
       <w:tr>
         <w:tc>
-          <w:tcPr>
-            <w:tcMar>
-              <w:top w:w="40" w:type="dxa"/>
-              <w:bottom w:w="40" w:type="dxa"/>
-              <w:left w:w="60" w:type="dxa"/>
-              <w:right w:w="60" w:type="dxa"/>
-            </w:tcMar>
-          </w:tcPr>
+          <w:tcPr/>
           <w:p>
             <w:pPr>
               <w:pStyle w:val="Compact"/>
-              <w:spacing w:before="0" w:after="40" w:line="264" w:lineRule="auto"/>
               <w:jc w:val="left"/>
             </w:pPr>
             <w:r>
-              <w:rPr>
-                <w:rFonts w:ascii="Calibri" w:hAnsi="Calibri"/>
-                <w:sz w:val="18"/>
-              </w:rPr>
               <w:t xml:space="preserve">HTTP</w:t>
             </w:r>
             <w:r>
-              <w:rPr>
-                <w:rFonts w:ascii="Calibri" w:hAnsi="Calibri"/>
-                <w:sz w:val="18"/>
-              </w:rPr>
               <w:t xml:space="preserve"> </w:t>
             </w:r>
             <w:r>
-              <w:rPr>
-                <w:rFonts w:ascii="Calibri" w:hAnsi="Calibri"/>
-                <w:sz w:val="18"/>
-              </w:rPr>
               <w:t xml:space="preserve">Auth</w:t>
             </w:r>
           </w:p>
         </w:tc>
         <w:tc>
-          <w:tcPr>
-            <w:tcMar>
-              <w:top w:w="40" w:type="dxa"/>
-              <w:bottom w:w="40" w:type="dxa"/>
-              <w:left w:w="60" w:type="dxa"/>
-              <w:right w:w="60" w:type="dxa"/>
-            </w:tcMar>
-          </w:tcPr>
+          <w:tcPr/>
           <w:p>
             <w:pPr>
               <w:pStyle w:val="Compact"/>
-              <w:spacing w:before="0" w:after="40" w:line="264" w:lineRule="auto"/>
               <w:jc w:val="left"/>
             </w:pPr>
             <w:r>
-              <w:rPr>
-                <w:rFonts w:ascii="Calibri" w:hAnsi="Calibri"/>
-                <w:sz w:val="18"/>
-              </w:rPr>
               <w:t xml:space="preserve">Angular</w:t>
             </w:r>
             <w:r>
-              <w:rPr>
-                <w:rFonts w:ascii="Calibri" w:hAnsi="Calibri"/>
-                <w:sz w:val="18"/>
-              </w:rPr>
               <w:t xml:space="preserve"> </w:t>
             </w:r>
             <w:r>
               <w:rPr>
                 <w:rStyle w:val="VerbatimChar"/>
-                <w:rFonts w:ascii="Calibri" w:hAnsi="Calibri"/>
-                <w:sz w:val="18"/>
               </w:rPr>
               <w:t xml:space="preserve">HttpClient</w:t>
             </w:r>
             <w:r>
-              <w:rPr>
-                <w:rFonts w:ascii="Calibri" w:hAnsi="Calibri"/>
-                <w:sz w:val="18"/>
-              </w:rPr>
               <w:t xml:space="preserve"> </w:t>
             </w:r>
             <w:r>
-              <w:rPr>
-                <w:rFonts w:ascii="Calibri" w:hAnsi="Calibri"/>
-                <w:sz w:val="18"/>
-              </w:rPr>
               <w:t xml:space="preserve">JWT in browser storage; Bearer</w:t>
             </w:r>
             <w:r>
-              <w:rPr>
-                <w:rFonts w:ascii="Calibri" w:hAnsi="Calibri"/>
-                <w:sz w:val="18"/>
-              </w:rPr>
               <w:t xml:space="preserve"> </w:t>
             </w:r>
             <w:r>
-              <w:rPr>
-                <w:rFonts w:ascii="Calibri" w:hAnsi="Calibri"/>
-                <w:sz w:val="18"/>
-              </w:rPr>
               <w:t xml:space="preserve">interceptor;</w:t>
             </w:r>
             <w:r>
-              <w:rPr>
-                <w:rFonts w:ascii="Calibri" w:hAnsi="Calibri"/>
-                <w:sz w:val="18"/>
-              </w:rPr>
               <w:t xml:space="preserve"> </w:t>
             </w:r>
             <w:r>
               <w:rPr>
                 <w:rStyle w:val="VerbatimChar"/>
-                <w:rFonts w:ascii="Calibri" w:hAnsi="Calibri"/>
-                <w:sz w:val="18"/>
               </w:rPr>
               <w:t xml:space="preserve">authGuard</w:t>
             </w:r>
             <w:r>
-              <w:rPr>
-                <w:rFonts w:ascii="Calibri" w:hAnsi="Calibri"/>
-                <w:sz w:val="18"/>
-              </w:rPr>
               <w:t xml:space="preserve"> </w:t>
             </w:r>
             <w:r>
-              <w:rPr>
-                <w:rFonts w:ascii="Calibri" w:hAnsi="Calibri"/>
-                <w:sz w:val="18"/>
-              </w:rPr>
               <w:t xml:space="preserve">+ roles</w:t>
             </w:r>
             <w:r>
-              <w:rPr>
-                <w:rFonts w:ascii="Calibri" w:hAnsi="Calibri"/>
-                <w:sz w:val="18"/>
-              </w:rPr>
               <w:t xml:space="preserve"> </w:t>
             </w:r>
             <w:r>
-              <w:rPr>
-                <w:rFonts w:ascii="Calibri" w:hAnsi="Calibri"/>
-                <w:sz w:val="18"/>
-              </w:rPr>
               <w:t xml:space="preserve">App shell + sidebar under</w:t>
             </w:r>
             <w:r>
-              <w:rPr>
-                <w:rFonts w:ascii="Calibri" w:hAnsi="Calibri"/>
-                <w:sz w:val="18"/>
-              </w:rPr>
               <w:t xml:space="preserve"> </w:t>
             </w:r>
             <w:r>
               <w:rPr>
                 <w:rStyle w:val="VerbatimChar"/>
-                <w:rFonts w:ascii="Calibri" w:hAnsi="Calibri"/>
-                <w:sz w:val="18"/>
               </w:rPr>
               <w:t xml:space="preserve">core/layout</w:t>
             </w:r>
@@ -4054,9 +2231,9 @@
         </w:tc>
       </w:tr>
     </w:tbl>
-    <w:bookmarkEnd w:id="21"/>
     <w:bookmarkEnd w:id="22"/>
-    <w:bookmarkStart w:id="23" w:name="infrastructure-deployment"/>
+    <w:bookmarkEnd w:id="23"/>
+    <w:bookmarkStart w:id="24" w:name="infrastructure-deployment"/>
     <w:p>
       <w:pPr>
         <w:pStyle w:val="Heading2"/>
@@ -4068,17 +2245,9 @@
     <w:tbl>
       <w:tblPr>
         <w:tblStyle w:val="Table"/>
-        <w:tblW w:type="pct" w:w="5000"/>
-        <w:tblLayout w:type="autofit"/>
+        <w:tblW w:type="pct" w:w="4865"/>
+        <w:tblLayout w:type="fixed"/>
         <w:tblLook w:firstRow="1" w:lastRow="0" w:firstColumn="0" w:lastColumn="0" w:noHBand="0" w:noVBand="0" w:val="0020"/>
-        <w:tblBorders>
-          <w:top w:val="single" w:sz="4" w:space="0" w:color="CBD5E0"/>
-          <w:left w:val="single" w:sz="4" w:space="0" w:color="CBD5E0"/>
-          <w:bottom w:val="single" w:sz="4" w:space="0" w:color="CBD5E0"/>
-          <w:right w:val="single" w:sz="4" w:space="0" w:color="CBD5E0"/>
-          <w:insideH w:val="single" w:sz="4" w:space="0" w:color="CBD5E0"/>
-          <w:insideV w:val="single" w:sz="4" w:space="0" w:color="CBD5E0"/>
-        </w:tblBorders>
       </w:tblPr>
       <w:tblGrid>
         <w:gridCol w:w="2247"/>
@@ -4089,55 +2258,25 @@
           <w:tblHeader w:val="on"/>
         </w:trPr>
         <w:tc>
-          <w:tcPr>
-            <w:tcMar>
-              <w:top w:w="40" w:type="dxa"/>
-              <w:bottom w:w="40" w:type="dxa"/>
-              <w:left w:w="60" w:type="dxa"/>
-              <w:right w:w="60" w:type="dxa"/>
-            </w:tcMar>
-            <w:shd w:fill="1A365D" w:val="clear"/>
-          </w:tcPr>
+          <w:tcPr/>
           <w:p>
             <w:pPr>
               <w:pStyle w:val="Compact"/>
-              <w:spacing w:before="0" w:after="40" w:line="264" w:lineRule="auto"/>
               <w:jc w:val="left"/>
             </w:pPr>
             <w:r>
-              <w:rPr>
-                <w:rFonts w:ascii="Calibri" w:hAnsi="Calibri"/>
-                <w:b/>
-                <w:color w:val="FFFFFF"/>
-                <w:sz w:val="18"/>
-              </w:rPr>
               <w:t xml:space="preserve">Technology</w:t>
             </w:r>
           </w:p>
         </w:tc>
         <w:tc>
-          <w:tcPr>
-            <w:tcMar>
-              <w:top w:w="40" w:type="dxa"/>
-              <w:bottom w:w="40" w:type="dxa"/>
-              <w:left w:w="60" w:type="dxa"/>
-              <w:right w:w="60" w:type="dxa"/>
-            </w:tcMar>
-            <w:shd w:fill="1A365D" w:val="clear"/>
-          </w:tcPr>
+          <w:tcPr/>
           <w:p>
             <w:pPr>
               <w:pStyle w:val="Compact"/>
-              <w:spacing w:before="0" w:after="40" w:line="264" w:lineRule="auto"/>
               <w:jc w:val="left"/>
             </w:pPr>
             <w:r>
-              <w:rPr>
-                <w:rFonts w:ascii="Calibri" w:hAnsi="Calibri"/>
-                <w:b/>
-                <w:color w:val="FFFFFF"/>
-                <w:sz w:val="18"/>
-              </w:rPr>
               <w:t xml:space="preserve">Role</w:t>
             </w:r>
           </w:p>
@@ -4145,77 +2284,39 @@
       </w:tr>
       <w:tr>
         <w:tc>
-          <w:tcPr>
-            <w:tcMar>
-              <w:top w:w="40" w:type="dxa"/>
-              <w:bottom w:w="40" w:type="dxa"/>
-              <w:left w:w="60" w:type="dxa"/>
-              <w:right w:w="60" w:type="dxa"/>
-            </w:tcMar>
-          </w:tcPr>
+          <w:tcPr/>
           <w:p>
             <w:pPr>
               <w:pStyle w:val="Compact"/>
-              <w:spacing w:before="0" w:after="40" w:line="264" w:lineRule="auto"/>
               <w:jc w:val="left"/>
             </w:pPr>
             <w:r>
-              <w:rPr>
-                <w:rFonts w:ascii="Calibri" w:hAnsi="Calibri"/>
-                <w:sz w:val="18"/>
-              </w:rPr>
               <w:t xml:space="preserve">Open Liberty</w:t>
             </w:r>
           </w:p>
         </w:tc>
         <w:tc>
-          <w:tcPr>
-            <w:tcMar>
-              <w:top w:w="40" w:type="dxa"/>
-              <w:bottom w:w="40" w:type="dxa"/>
-              <w:left w:w="60" w:type="dxa"/>
-              <w:right w:w="60" w:type="dxa"/>
-            </w:tcMar>
-          </w:tcPr>
+          <w:tcPr/>
           <w:p>
             <w:pPr>
               <w:pStyle w:val="Compact"/>
-              <w:spacing w:before="0" w:after="40" w:line="264" w:lineRule="auto"/>
               <w:jc w:val="left"/>
             </w:pPr>
             <w:r>
-              <w:rPr>
-                <w:rFonts w:ascii="Calibri" w:hAnsi="Calibri"/>
-                <w:sz w:val="18"/>
-              </w:rPr>
               <w:t xml:space="preserve">Primary app server (HTTP 9080,</w:t>
             </w:r>
             <w:r>
-              <w:rPr>
-                <w:rFonts w:ascii="Calibri" w:hAnsi="Calibri"/>
-                <w:sz w:val="18"/>
-              </w:rPr>
               <w:t xml:space="preserve"> </w:t>
             </w:r>
             <w:r>
-              <w:rPr>
-                <w:rFonts w:ascii="Calibri" w:hAnsi="Calibri"/>
-                <w:sz w:val="18"/>
-              </w:rPr>
               <w:t xml:space="preserve">HTTPS 9443);</w:t>
             </w:r>
             <w:r>
-              <w:rPr>
-                <w:rFonts w:ascii="Calibri" w:hAnsi="Calibri"/>
-                <w:sz w:val="18"/>
-              </w:rPr>
               <w:t xml:space="preserve"> </w:t>
             </w:r>
             <w:r>
               <w:rPr>
                 <w:rStyle w:val="VerbatimChar"/>
-                <w:rFonts w:ascii="Calibri" w:hAnsi="Calibri"/>
-                <w:sz w:val="18"/>
               </w:rPr>
               <w:t xml:space="preserve">scripts/redeploy-liberty.sh</w:t>
             </w:r>
@@ -4224,78 +2325,40 @@
       </w:tr>
       <w:tr>
         <w:tc>
-          <w:tcPr>
-            <w:tcMar>
-              <w:top w:w="40" w:type="dxa"/>
-              <w:bottom w:w="40" w:type="dxa"/>
-              <w:left w:w="60" w:type="dxa"/>
-              <w:right w:w="60" w:type="dxa"/>
-            </w:tcMar>
-          </w:tcPr>
+          <w:tcPr/>
           <w:p>
             <w:pPr>
               <w:pStyle w:val="Compact"/>
-              <w:spacing w:before="0" w:after="40" w:line="264" w:lineRule="auto"/>
               <w:jc w:val="left"/>
             </w:pPr>
             <w:r>
-              <w:rPr>
-                <w:rFonts w:ascii="Calibri" w:hAnsi="Calibri"/>
-                <w:sz w:val="18"/>
-              </w:rPr>
               <w:t xml:space="preserve">Embedded Tomcat</w:t>
             </w:r>
           </w:p>
         </w:tc>
         <w:tc>
-          <w:tcPr>
-            <w:tcMar>
-              <w:top w:w="40" w:type="dxa"/>
-              <w:bottom w:w="40" w:type="dxa"/>
-              <w:left w:w="60" w:type="dxa"/>
-              <w:right w:w="60" w:type="dxa"/>
-            </w:tcMar>
-          </w:tcPr>
+          <w:tcPr/>
           <w:p>
             <w:pPr>
               <w:pStyle w:val="Compact"/>
-              <w:spacing w:before="0" w:after="40" w:line="264" w:lineRule="auto"/>
               <w:jc w:val="left"/>
             </w:pPr>
             <w:r>
-              <w:rPr>
-                <w:rFonts w:ascii="Calibri" w:hAnsi="Calibri"/>
-                <w:sz w:val="18"/>
-              </w:rPr>
               <w:t xml:space="preserve">Alternate local run via Spring Boot</w:t>
             </w:r>
             <w:r>
-              <w:rPr>
-                <w:rFonts w:ascii="Calibri" w:hAnsi="Calibri"/>
-                <w:sz w:val="18"/>
-              </w:rPr>
               <w:t xml:space="preserve"> </w:t>
             </w:r>
             <w:r>
-              <w:rPr>
-                <w:rFonts w:ascii="Calibri" w:hAnsi="Calibri"/>
-                <w:sz w:val="18"/>
-              </w:rPr>
               <w:t xml:space="preserve">(</w:t>
             </w:r>
             <w:r>
               <w:rPr>
                 <w:rStyle w:val="VerbatimChar"/>
-                <w:rFonts w:ascii="Calibri" w:hAnsi="Calibri"/>
-                <w:sz w:val="18"/>
               </w:rPr>
               <w:t xml:space="preserve">server.port=8080</w:t>
             </w:r>
             <w:r>
-              <w:rPr>
-                <w:rFonts w:ascii="Calibri" w:hAnsi="Calibri"/>
-                <w:sz w:val="18"/>
-              </w:rPr>
               <w:t xml:space="preserve">)</w:t>
             </w:r>
           </w:p>
@@ -4303,57 +2366,33 @@
       </w:tr>
       <w:tr>
         <w:tc>
-          <w:tcPr>
-            <w:tcMar>
-              <w:top w:w="40" w:type="dxa"/>
-              <w:bottom w:w="40" w:type="dxa"/>
-              <w:left w:w="60" w:type="dxa"/>
-              <w:right w:w="60" w:type="dxa"/>
-            </w:tcMar>
-          </w:tcPr>
+          <w:tcPr/>
           <w:p>
             <w:pPr>
               <w:pStyle w:val="Compact"/>
-              <w:spacing w:before="0" w:after="40" w:line="264" w:lineRule="auto"/>
               <w:jc w:val="left"/>
             </w:pPr>
             <w:r>
-              <w:rPr>
-                <w:rFonts w:ascii="Calibri" w:hAnsi="Calibri"/>
-                <w:sz w:val="18"/>
-              </w:rPr>
               <w:t xml:space="preserve">PostgreSQL</w:t>
             </w:r>
           </w:p>
         </w:tc>
         <w:tc>
-          <w:tcPr>
-            <w:tcMar>
-              <w:top w:w="40" w:type="dxa"/>
-              <w:bottom w:w="40" w:type="dxa"/>
-              <w:left w:w="60" w:type="dxa"/>
-              <w:right w:w="60" w:type="dxa"/>
-            </w:tcMar>
-          </w:tcPr>
+          <w:tcPr/>
           <w:p>
             <w:pPr>
               <w:pStyle w:val="Compact"/>
-              <w:spacing w:before="0" w:after="40" w:line="264" w:lineRule="auto"/>
               <w:jc w:val="left"/>
             </w:pPr>
             <w:r>
-              <w:rPr>
-                <w:rFonts w:ascii="Calibri" w:hAnsi="Calibri"/>
-                <w:sz w:val="18"/>
-              </w:rPr>
               <w:t xml:space="preserve">Persistence (localhost:5432 typical)</w:t>
             </w:r>
           </w:p>
         </w:tc>
       </w:tr>
     </w:tbl>
-    <w:bookmarkEnd w:id="23"/>
-    <w:bookmarkStart w:id="24" w:name="documentation-toolchain"/>
+    <w:bookmarkEnd w:id="24"/>
+    <w:bookmarkStart w:id="25" w:name="documentation-toolchain"/>
     <w:p>
       <w:pPr>
         <w:pStyle w:val="Heading2"/>
@@ -4365,17 +2404,9 @@
     <w:tbl>
       <w:tblPr>
         <w:tblStyle w:val="Table"/>
-        <w:tblW w:type="pct" w:w="5000"/>
-        <w:tblLayout w:type="autofit"/>
+        <w:tblW w:type="pct" w:w="4865"/>
+        <w:tblLayout w:type="fixed"/>
         <w:tblLook w:firstRow="1" w:lastRow="0" w:firstColumn="0" w:lastColumn="0" w:noHBand="0" w:noVBand="0" w:val="0020"/>
-        <w:tblBorders>
-          <w:top w:val="single" w:sz="4" w:space="0" w:color="CBD5E0"/>
-          <w:left w:val="single" w:sz="4" w:space="0" w:color="CBD5E0"/>
-          <w:bottom w:val="single" w:sz="4" w:space="0" w:color="CBD5E0"/>
-          <w:right w:val="single" w:sz="4" w:space="0" w:color="CBD5E0"/>
-          <w:insideH w:val="single" w:sz="4" w:space="0" w:color="CBD5E0"/>
-          <w:insideV w:val="single" w:sz="4" w:space="0" w:color="CBD5E0"/>
-        </w:tblBorders>
       </w:tblPr>
       <w:tblGrid>
         <w:gridCol w:w="2247"/>
@@ -4386,55 +2417,25 @@
           <w:tblHeader w:val="on"/>
         </w:trPr>
         <w:tc>
-          <w:tcPr>
-            <w:tcMar>
-              <w:top w:w="40" w:type="dxa"/>
-              <w:bottom w:w="40" w:type="dxa"/>
-              <w:left w:w="60" w:type="dxa"/>
-              <w:right w:w="60" w:type="dxa"/>
-            </w:tcMar>
-            <w:shd w:fill="1A365D" w:val="clear"/>
-          </w:tcPr>
+          <w:tcPr/>
           <w:p>
             <w:pPr>
               <w:pStyle w:val="Compact"/>
-              <w:spacing w:before="0" w:after="40" w:line="264" w:lineRule="auto"/>
               <w:jc w:val="left"/>
             </w:pPr>
             <w:r>
-              <w:rPr>
-                <w:rFonts w:ascii="Calibri" w:hAnsi="Calibri"/>
-                <w:b/>
-                <w:color w:val="FFFFFF"/>
-                <w:sz w:val="18"/>
-              </w:rPr>
               <w:t xml:space="preserve">Technology</w:t>
             </w:r>
           </w:p>
         </w:tc>
         <w:tc>
-          <w:tcPr>
-            <w:tcMar>
-              <w:top w:w="40" w:type="dxa"/>
-              <w:bottom w:w="40" w:type="dxa"/>
-              <w:left w:w="60" w:type="dxa"/>
-              <w:right w:w="60" w:type="dxa"/>
-            </w:tcMar>
-            <w:shd w:fill="1A365D" w:val="clear"/>
-          </w:tcPr>
+          <w:tcPr/>
           <w:p>
             <w:pPr>
               <w:pStyle w:val="Compact"/>
-              <w:spacing w:before="0" w:after="40" w:line="264" w:lineRule="auto"/>
               <w:jc w:val="left"/>
             </w:pPr>
             <w:r>
-              <w:rPr>
-                <w:rFonts w:ascii="Calibri" w:hAnsi="Calibri"/>
-                <w:b/>
-                <w:color w:val="FFFFFF"/>
-                <w:sz w:val="18"/>
-              </w:rPr>
               <w:t xml:space="preserve">Role</w:t>
             </w:r>
           </w:p>
@@ -4442,199 +2443,99 @@
       </w:tr>
       <w:tr>
         <w:tc>
-          <w:tcPr>
-            <w:tcMar>
-              <w:top w:w="40" w:type="dxa"/>
-              <w:bottom w:w="40" w:type="dxa"/>
-              <w:left w:w="60" w:type="dxa"/>
-              <w:right w:w="60" w:type="dxa"/>
-            </w:tcMar>
-          </w:tcPr>
+          <w:tcPr/>
           <w:p>
             <w:pPr>
               <w:pStyle w:val="Compact"/>
-              <w:spacing w:before="0" w:after="40" w:line="264" w:lineRule="auto"/>
               <w:jc w:val="left"/>
             </w:pPr>
             <w:r>
-              <w:rPr>
-                <w:rFonts w:ascii="Calibri" w:hAnsi="Calibri"/>
-                <w:sz w:val="18"/>
-              </w:rPr>
               <w:t xml:space="preserve">Markdown</w:t>
             </w:r>
             <w:r>
-              <w:rPr>
-                <w:rFonts w:ascii="Calibri" w:hAnsi="Calibri"/>
-                <w:sz w:val="18"/>
-              </w:rPr>
               <w:t xml:space="preserve"> </w:t>
             </w:r>
             <w:r>
-              <w:rPr>
-                <w:rFonts w:ascii="Calibri" w:hAnsi="Calibri"/>
-                <w:sz w:val="18"/>
-              </w:rPr>
               <w:t xml:space="preserve">Pandoc</w:t>
             </w:r>
             <w:r>
-              <w:rPr>
-                <w:rFonts w:ascii="Calibri" w:hAnsi="Calibri"/>
-                <w:sz w:val="18"/>
-              </w:rPr>
               <w:t xml:space="preserve"> </w:t>
             </w:r>
             <w:r>
-              <w:rPr>
-                <w:rFonts w:ascii="Calibri" w:hAnsi="Calibri"/>
-                <w:sz w:val="18"/>
-              </w:rPr>
               <w:t xml:space="preserve">Google Chrome</w:t>
             </w:r>
             <w:r>
-              <w:rPr>
-                <w:rFonts w:ascii="Calibri" w:hAnsi="Calibri"/>
-                <w:sz w:val="18"/>
-              </w:rPr>
               <w:t xml:space="preserve"> </w:t>
             </w:r>
             <w:r>
-              <w:rPr>
-                <w:rFonts w:ascii="Calibri" w:hAnsi="Calibri"/>
-                <w:sz w:val="18"/>
-              </w:rPr>
               <w:t xml:space="preserve">python-docx</w:t>
             </w:r>
           </w:p>
         </w:tc>
         <w:tc>
-          <w:tcPr>
-            <w:tcMar>
-              <w:top w:w="40" w:type="dxa"/>
-              <w:bottom w:w="40" w:type="dxa"/>
-              <w:left w:w="60" w:type="dxa"/>
-              <w:right w:w="60" w:type="dxa"/>
-            </w:tcMar>
-          </w:tcPr>
+          <w:tcPr/>
           <w:p>
             <w:pPr>
               <w:pStyle w:val="Compact"/>
-              <w:spacing w:before="0" w:after="40" w:line="264" w:lineRule="auto"/>
               <w:jc w:val="left"/>
             </w:pPr>
             <w:r>
-              <w:rPr>
-                <w:rFonts w:ascii="Calibri" w:hAnsi="Calibri"/>
-                <w:sz w:val="18"/>
-              </w:rPr>
               <w:t xml:space="preserve">Working copies in</w:t>
             </w:r>
             <w:r>
-              <w:rPr>
-                <w:rFonts w:ascii="Calibri" w:hAnsi="Calibri"/>
-                <w:sz w:val="18"/>
-              </w:rPr>
               <w:t xml:space="preserve"> </w:t>
             </w:r>
             <w:r>
               <w:rPr>
                 <w:rStyle w:val="VerbatimChar"/>
-                <w:rFonts w:ascii="Calibri" w:hAnsi="Calibri"/>
-                <w:sz w:val="18"/>
               </w:rPr>
               <w:t xml:space="preserve">docs/_source/</w:t>
             </w:r>
             <w:r>
-              <w:rPr>
-                <w:rFonts w:ascii="Calibri" w:hAnsi="Calibri"/>
-                <w:sz w:val="18"/>
-              </w:rPr>
               <w:t xml:space="preserve"> </w:t>
             </w:r>
             <w:r>
-              <w:rPr>
-                <w:rFonts w:ascii="Calibri" w:hAnsi="Calibri"/>
-                <w:sz w:val="18"/>
-              </w:rPr>
               <w:t xml:space="preserve">Markdown → DOCX / HTML</w:t>
             </w:r>
             <w:r>
-              <w:rPr>
-                <w:rFonts w:ascii="Calibri" w:hAnsi="Calibri"/>
-                <w:sz w:val="18"/>
-              </w:rPr>
               <w:t xml:space="preserve"> </w:t>
             </w:r>
             <w:r>
-              <w:rPr>
-                <w:rFonts w:ascii="Calibri" w:hAnsi="Calibri"/>
-                <w:sz w:val="18"/>
-              </w:rPr>
               <w:t xml:space="preserve">Headless print → PDF</w:t>
             </w:r>
             <w:r>
-              <w:rPr>
-                <w:rFonts w:ascii="Calibri" w:hAnsi="Calibri"/>
-                <w:sz w:val="18"/>
-              </w:rPr>
               <w:t xml:space="preserve"> </w:t>
             </w:r>
             <w:r>
-              <w:rPr>
-                <w:rFonts w:ascii="Calibri" w:hAnsi="Calibri"/>
-                <w:sz w:val="18"/>
-              </w:rPr>
               <w:t xml:space="preserve">Post-process DOCX styling</w:t>
             </w:r>
             <w:r>
-              <w:rPr>
-                <w:rFonts w:ascii="Calibri" w:hAnsi="Calibri"/>
-                <w:sz w:val="18"/>
-              </w:rPr>
               <w:t xml:space="preserve"> </w:t>
             </w:r>
             <w:r>
-              <w:rPr>
-                <w:rFonts w:ascii="Calibri" w:hAnsi="Calibri"/>
-                <w:sz w:val="18"/>
-              </w:rPr>
               <w:t xml:space="preserve">(</w:t>
             </w:r>
             <w:r>
               <w:rPr>
                 <w:rStyle w:val="VerbatimChar"/>
-                <w:rFonts w:ascii="Calibri" w:hAnsi="Calibri"/>
-                <w:sz w:val="18"/>
               </w:rPr>
               <w:t xml:space="preserve">scripts/_polish_docx.py</w:t>
             </w:r>
             <w:r>
-              <w:rPr>
-                <w:rFonts w:ascii="Calibri" w:hAnsi="Calibri"/>
-                <w:sz w:val="18"/>
-              </w:rPr>
               <w:t xml:space="preserve">)</w:t>
             </w:r>
             <w:r>
-              <w:rPr>
-                <w:rFonts w:ascii="Calibri" w:hAnsi="Calibri"/>
-                <w:sz w:val="18"/>
-              </w:rPr>
               <w:t xml:space="preserve"> </w:t>
             </w:r>
             <w:r>
-              <w:rPr>
-                <w:rFonts w:ascii="Calibri" w:hAnsi="Calibri"/>
-                <w:sz w:val="18"/>
-              </w:rPr>
               <w:t xml:space="preserve">Rebuild all DOCX + PDF pairs</w:t>
             </w:r>
           </w:p>
         </w:tc>
       </w:tr>
     </w:tbl>
-    <w:bookmarkEnd w:id="24"/>
-    <w:bookmarkStart w:id="25" w:name="ide-agent-conventions-project"/>
+    <w:bookmarkEnd w:id="25"/>
+    <w:bookmarkStart w:id="26" w:name="ide-agent-conventions-project"/>
     <w:p>
       <w:pPr>
         <w:pStyle w:val="Heading2"/>
@@ -4646,17 +2547,9 @@
     <w:tbl>
       <w:tblPr>
         <w:tblStyle w:val="Table"/>
-        <w:tblW w:type="pct" w:w="5000"/>
-        <w:tblLayout w:type="autofit"/>
+        <w:tblW w:type="pct" w:w="4865"/>
+        <w:tblLayout w:type="fixed"/>
         <w:tblLook w:firstRow="1" w:lastRow="0" w:firstColumn="0" w:lastColumn="0" w:noHBand="0" w:noVBand="0" w:val="0020"/>
-        <w:tblBorders>
-          <w:top w:val="single" w:sz="4" w:space="0" w:color="CBD5E0"/>
-          <w:left w:val="single" w:sz="4" w:space="0" w:color="CBD5E0"/>
-          <w:bottom w:val="single" w:sz="4" w:space="0" w:color="CBD5E0"/>
-          <w:right w:val="single" w:sz="4" w:space="0" w:color="CBD5E0"/>
-          <w:insideH w:val="single" w:sz="4" w:space="0" w:color="CBD5E0"/>
-          <w:insideV w:val="single" w:sz="4" w:space="0" w:color="CBD5E0"/>
-        </w:tblBorders>
       </w:tblPr>
       <w:tblGrid>
         <w:gridCol w:w="2247"/>
@@ -4667,55 +2560,25 @@
           <w:tblHeader w:val="on"/>
         </w:trPr>
         <w:tc>
-          <w:tcPr>
-            <w:tcMar>
-              <w:top w:w="40" w:type="dxa"/>
-              <w:bottom w:w="40" w:type="dxa"/>
-              <w:left w:w="60" w:type="dxa"/>
-              <w:right w:w="60" w:type="dxa"/>
-            </w:tcMar>
-            <w:shd w:fill="1A365D" w:val="clear"/>
-          </w:tcPr>
+          <w:tcPr/>
           <w:p>
             <w:pPr>
               <w:pStyle w:val="Compact"/>
-              <w:spacing w:before="0" w:after="40" w:line="264" w:lineRule="auto"/>
               <w:jc w:val="left"/>
             </w:pPr>
             <w:r>
-              <w:rPr>
-                <w:rFonts w:ascii="Calibri" w:hAnsi="Calibri"/>
-                <w:b/>
-                <w:color w:val="FFFFFF"/>
-                <w:sz w:val="18"/>
-              </w:rPr>
               <w:t xml:space="preserve">Item</w:t>
             </w:r>
           </w:p>
         </w:tc>
         <w:tc>
-          <w:tcPr>
-            <w:tcMar>
-              <w:top w:w="40" w:type="dxa"/>
-              <w:bottom w:w="40" w:type="dxa"/>
-              <w:left w:w="60" w:type="dxa"/>
-              <w:right w:w="60" w:type="dxa"/>
-            </w:tcMar>
-            <w:shd w:fill="1A365D" w:val="clear"/>
-          </w:tcPr>
+          <w:tcPr/>
           <w:p>
             <w:pPr>
               <w:pStyle w:val="Compact"/>
-              <w:spacing w:before="0" w:after="40" w:line="264" w:lineRule="auto"/>
               <w:jc w:val="left"/>
             </w:pPr>
             <w:r>
-              <w:rPr>
-                <w:rFonts w:ascii="Calibri" w:hAnsi="Calibri"/>
-                <w:b/>
-                <w:color w:val="FFFFFF"/>
-                <w:sz w:val="18"/>
-              </w:rPr>
               <w:t xml:space="preserve">Notes</w:t>
             </w:r>
           </w:p>
@@ -4723,136 +2586,72 @@
       </w:tr>
       <w:tr>
         <w:tc>
-          <w:tcPr>
-            <w:tcMar>
-              <w:top w:w="40" w:type="dxa"/>
-              <w:bottom w:w="40" w:type="dxa"/>
-              <w:left w:w="60" w:type="dxa"/>
-              <w:right w:w="60" w:type="dxa"/>
-            </w:tcMar>
-          </w:tcPr>
+          <w:tcPr/>
           <w:p>
             <w:pPr>
               <w:pStyle w:val="Compact"/>
-              <w:spacing w:before="0" w:after="40" w:line="264" w:lineRule="auto"/>
               <w:jc w:val="left"/>
             </w:pPr>
             <w:r>
-              <w:rPr>
-                <w:rFonts w:ascii="Calibri" w:hAnsi="Calibri"/>
-                <w:sz w:val="18"/>
-              </w:rPr>
               <w:t xml:space="preserve">Cursor rules</w:t>
             </w:r>
           </w:p>
         </w:tc>
         <w:tc>
-          <w:tcPr>
-            <w:tcMar>
-              <w:top w:w="40" w:type="dxa"/>
-              <w:bottom w:w="40" w:type="dxa"/>
-              <w:left w:w="60" w:type="dxa"/>
-              <w:right w:w="60" w:type="dxa"/>
-            </w:tcMar>
-          </w:tcPr>
+          <w:tcPr/>
           <w:p>
             <w:pPr>
               <w:pStyle w:val="Compact"/>
-              <w:spacing w:before="0" w:after="40" w:line="264" w:lineRule="auto"/>
               <w:jc w:val="left"/>
             </w:pPr>
             <w:r>
               <w:rPr>
                 <w:rStyle w:val="VerbatimChar"/>
-                <w:rFonts w:ascii="Calibri" w:hAnsi="Calibri"/>
-                <w:sz w:val="18"/>
               </w:rPr>
               <w:t xml:space="preserve">.cursor/rules/</w:t>
             </w:r>
             <w:r>
-              <w:rPr>
-                <w:rFonts w:ascii="Calibri" w:hAnsi="Calibri"/>
-                <w:sz w:val="18"/>
-              </w:rPr>
               <w:t xml:space="preserve"> </w:t>
             </w:r>
             <w:r>
-              <w:rPr>
-                <w:rFonts w:ascii="Calibri" w:hAnsi="Calibri"/>
-                <w:sz w:val="18"/>
-              </w:rPr>
               <w:t xml:space="preserve">(docs architect,</w:t>
             </w:r>
             <w:r>
-              <w:rPr>
-                <w:rFonts w:ascii="Calibri" w:hAnsi="Calibri"/>
-                <w:sz w:val="18"/>
-              </w:rPr>
               <w:t xml:space="preserve"> </w:t>
             </w:r>
             <w:r>
-              <w:rPr>
-                <w:rFonts w:ascii="Calibri" w:hAnsi="Calibri"/>
-                <w:sz w:val="18"/>
-              </w:rPr>
               <w:t xml:space="preserve">teach-while-building, deferred hardening)</w:t>
             </w:r>
             <w:r>
-              <w:rPr>
-                <w:rFonts w:ascii="Calibri" w:hAnsi="Calibri"/>
-                <w:sz w:val="18"/>
-              </w:rPr>
               <w:t xml:space="preserve"> </w:t>
             </w:r>
             <w:r>
-              <w:rPr>
-                <w:rFonts w:ascii="Calibri" w:hAnsi="Calibri"/>
-                <w:sz w:val="18"/>
-              </w:rPr>
               <w:t xml:space="preserve">Docs updated with every code change</w:t>
             </w:r>
             <w:r>
-              <w:rPr>
-                <w:rFonts w:ascii="Calibri" w:hAnsi="Calibri"/>
-                <w:sz w:val="18"/>
-              </w:rPr>
               <w:t xml:space="preserve"> </w:t>
             </w:r>
             <w:r>
-              <w:rPr>
-                <w:rFonts w:ascii="Calibri" w:hAnsi="Calibri"/>
-                <w:sz w:val="18"/>
-              </w:rPr>
               <w:t xml:space="preserve">(see</w:t>
             </w:r>
             <w:r>
-              <w:rPr>
-                <w:rFonts w:ascii="Calibri" w:hAnsi="Calibri"/>
-                <w:sz w:val="18"/>
-              </w:rPr>
               <w:t xml:space="preserve"> </w:t>
             </w:r>
             <w:r>
               <w:rPr>
                 <w:rStyle w:val="VerbatimChar"/>
-                <w:rFonts w:ascii="Calibri" w:hAnsi="Calibri"/>
-                <w:sz w:val="18"/>
               </w:rPr>
               <w:t xml:space="preserve">documentation-architect.mdc</w:t>
             </w:r>
             <w:r>
-              <w:rPr>
-                <w:rFonts w:ascii="Calibri" w:hAnsi="Calibri"/>
-                <w:sz w:val="18"/>
-              </w:rPr>
               <w:t xml:space="preserve">)</w:t>
             </w:r>
           </w:p>
         </w:tc>
       </w:tr>
     </w:tbl>
-    <w:bookmarkEnd w:id="25"/>
-    <w:bookmarkStart w:id="26" w:name="how-to-keep-this-file-current"/>
+    <w:bookmarkEnd w:id="26"/>
+    <w:bookmarkStart w:id="27" w:name="how-to-keep-this-file-current"/>
     <w:p>
       <w:pPr>
         <w:pStyle w:val="Heading2"/>
@@ -4868,8 +2667,6 @@
           <w:ilvl w:val="0"/>
           <w:numId w:val="1001"/>
         </w:numPr>
-        <w:spacing w:after="160" w:line="276" w:lineRule="auto"/>
-        <w:jc w:val="left"/>
       </w:pPr>
       <w:r>
         <w:t xml:space="preserve">After changing</w:t>
@@ -4915,8 +2712,6 @@
           <w:ilvl w:val="0"/>
           <w:numId w:val="1001"/>
         </w:numPr>
-        <w:spacing w:after="160" w:line="276" w:lineRule="auto"/>
-        <w:jc w:val="left"/>
       </w:pPr>
       <w:r>
         <w:t xml:space="preserve">After changing deploy target, DB, or auth mechanism, update</w:t>
@@ -4945,8 +2740,6 @@
           <w:ilvl w:val="0"/>
           <w:numId w:val="1001"/>
         </w:numPr>
-        <w:spacing w:after="160" w:line="276" w:lineRule="auto"/>
-        <w:jc w:val="left"/>
       </w:pPr>
       <w:r>
         <w:t xml:space="preserve">Append an entry to</w:t>
@@ -4971,8 +2764,6 @@
           <w:ilvl w:val="0"/>
           <w:numId w:val="1001"/>
         </w:numPr>
-        <w:spacing w:after="160" w:line="276" w:lineRule="auto"/>
-        <w:jc w:val="left"/>
       </w:pPr>
       <w:r>
         <w:t xml:space="preserve">Run</w:t>
@@ -4996,8 +2787,6 @@
     <w:p>
       <w:pPr>
         <w:pStyle w:val="FirstParagraph"/>
-        <w:spacing w:after="160" w:line="276" w:lineRule="auto"/>
-        <w:jc w:val="left"/>
       </w:pPr>
       <w:r>
         <w:t xml:space="preserve">Do</w:t>
@@ -5025,8 +2814,8 @@
         <w:t xml:space="preserve">the build.</w:t>
       </w:r>
     </w:p>
-    <w:bookmarkEnd w:id="26"/>
     <w:bookmarkEnd w:id="27"/>
+    <w:bookmarkEnd w:id="28"/>
     <w:sectPr>
       <w:pgSz w:h="16838" w:w="11906"/>
       <w:pgMar w:bottom="1134" w:footer="720" w:gutter="0" w:header="720" w:left="1247" w:right="1247" w:top="1134"/>

--- a/docs/TECH_STACK.docx
+++ b/docs/TECH_STACK.docx
@@ -10,7 +10,7 @@
         <w:t xml:space="preserve">TECH_STACK</w:t>
       </w:r>
     </w:p>
-    <w:bookmarkStart w:id="28" w:name="technology-stack"/>
+    <w:bookmarkStart w:id="30" w:name="technology-stack"/>
     <w:p>
       <w:pPr>
         <w:pStyle w:val="Heading1"/>
@@ -22,6 +22,8 @@
     <w:p>
       <w:pPr>
         <w:pStyle w:val="FirstParagraph"/>
+        <w:spacing w:after="160" w:line="276" w:lineRule="auto"/>
+        <w:jc w:val="left"/>
       </w:pPr>
       <w:r>
         <w:t xml:space="preserve">Living inventory of technologies used in BankOne.</w:t>
@@ -95,7 +97,7 @@
         <w:pStyle w:val="BodyText"/>
       </w:pPr>
       <w:r>
-        <w:t xml:space="preserve">Last reviewed: 2026-07-31</w:t>
+        <w:t xml:space="preserve">Last reviewed: 2026-08-02</w:t>
       </w:r>
     </w:p>
     <w:bookmarkStart w:id="10" w:name="at-a-glance"/>
@@ -110,9 +112,17 @@
     <w:tbl>
       <w:tblPr>
         <w:tblStyle w:val="Table"/>
-        <w:tblW w:type="pct" w:w="4865"/>
-        <w:tblLayout w:type="fixed"/>
+        <w:tblW w:type="pct" w:w="5000"/>
+        <w:tblLayout w:type="autofit"/>
         <w:tblLook w:firstRow="1" w:lastRow="0" w:firstColumn="0" w:lastColumn="0" w:noHBand="0" w:noVBand="0" w:val="0020"/>
+        <w:tblBorders>
+          <w:top w:val="single" w:sz="4" w:space="0" w:color="CBD5E0"/>
+          <w:left w:val="single" w:sz="4" w:space="0" w:color="CBD5E0"/>
+          <w:bottom w:val="single" w:sz="4" w:space="0" w:color="CBD5E0"/>
+          <w:right w:val="single" w:sz="4" w:space="0" w:color="CBD5E0"/>
+          <w:insideH w:val="single" w:sz="4" w:space="0" w:color="CBD5E0"/>
+          <w:insideV w:val="single" w:sz="4" w:space="0" w:color="CBD5E0"/>
+        </w:tblBorders>
       </w:tblPr>
       <w:tblGrid>
         <w:gridCol w:w="2247"/>
@@ -123,25 +133,67 @@
           <w:tblHeader w:val="on"/>
         </w:trPr>
         <w:tc>
-          <w:tcPr/>
+          <w:tcPr>
+            <w:tcMar>
+              <w:top w:w="40" w:type="dxa"/>
+              <w:bottom w:w="40" w:type="dxa"/>
+              <w:left w:w="60" w:type="dxa"/>
+              <w:right w:w="60" w:type="dxa"/>
+            </w:tcMar>
+            <w:shd w:fill="1A365D" w:val="clear"/>
+            <w:tcMar>
+              <w:top w:w="40" w:type="dxa"/>
+              <w:bottom w:w="40" w:type="dxa"/>
+              <w:left w:w="60" w:type="dxa"/>
+              <w:right w:w="60" w:type="dxa"/>
+            </w:tcMar>
+          </w:tcPr>
           <w:p>
             <w:pPr>
               <w:pStyle w:val="Compact"/>
+              <w:spacing w:before="0" w:after="40" w:line="264" w:lineRule="auto"/>
               <w:jc w:val="left"/>
             </w:pPr>
             <w:r>
+              <w:rPr>
+                <w:rFonts w:ascii="Calibri" w:hAnsi="Calibri"/>
+                <w:b/>
+                <w:color w:val="FFFFFF"/>
+                <w:sz w:val="18"/>
+              </w:rPr>
               <w:t xml:space="preserve">Layer</w:t>
             </w:r>
           </w:p>
         </w:tc>
         <w:tc>
-          <w:tcPr/>
+          <w:tcPr>
+            <w:tcMar>
+              <w:top w:w="40" w:type="dxa"/>
+              <w:bottom w:w="40" w:type="dxa"/>
+              <w:left w:w="60" w:type="dxa"/>
+              <w:right w:w="60" w:type="dxa"/>
+            </w:tcMar>
+            <w:shd w:fill="1A365D" w:val="clear"/>
+            <w:tcMar>
+              <w:top w:w="40" w:type="dxa"/>
+              <w:bottom w:w="40" w:type="dxa"/>
+              <w:left w:w="60" w:type="dxa"/>
+              <w:right w:w="60" w:type="dxa"/>
+            </w:tcMar>
+          </w:tcPr>
           <w:p>
             <w:pPr>
               <w:pStyle w:val="Compact"/>
+              <w:spacing w:before="0" w:after="40" w:line="264" w:lineRule="auto"/>
               <w:jc w:val="left"/>
             </w:pPr>
             <w:r>
+              <w:rPr>
+                <w:rFonts w:ascii="Calibri" w:hAnsi="Calibri"/>
+                <w:b/>
+                <w:color w:val="FFFFFF"/>
+                <w:sz w:val="18"/>
+              </w:rPr>
               <w:t xml:space="preserve">Primary stack</w:t>
             </w:r>
           </w:p>
@@ -149,211 +201,404 @@
       </w:tr>
       <w:tr>
         <w:tc>
-          <w:tcPr/>
+          <w:tcPr>
+            <w:tcMar>
+              <w:top w:w="40" w:type="dxa"/>
+              <w:bottom w:w="40" w:type="dxa"/>
+              <w:left w:w="60" w:type="dxa"/>
+              <w:right w:w="60" w:type="dxa"/>
+            </w:tcMar>
+            <w:tcMar>
+              <w:top w:w="40" w:type="dxa"/>
+              <w:bottom w:w="40" w:type="dxa"/>
+              <w:left w:w="60" w:type="dxa"/>
+              <w:right w:w="60" w:type="dxa"/>
+            </w:tcMar>
+          </w:tcPr>
           <w:p>
             <w:pPr>
               <w:pStyle w:val="Compact"/>
+              <w:spacing w:before="0" w:after="40" w:line="264" w:lineRule="auto"/>
               <w:jc w:val="left"/>
             </w:pPr>
             <w:r>
+              <w:rPr>
+                <w:rFonts w:ascii="Calibri" w:hAnsi="Calibri"/>
+                <w:sz w:val="18"/>
+              </w:rPr>
               <w:t xml:space="preserve">Backend</w:t>
             </w:r>
             <w:r>
+              <w:rPr>
+                <w:rFonts w:ascii="Calibri" w:hAnsi="Calibri"/>
+                <w:sz w:val="18"/>
+              </w:rPr>
               <w:t xml:space="preserve"> </w:t>
             </w:r>
             <w:r>
+              <w:rPr>
+                <w:rFonts w:ascii="Calibri" w:hAnsi="Calibri"/>
+                <w:sz w:val="18"/>
+              </w:rPr>
               <w:t xml:space="preserve">Frontend</w:t>
             </w:r>
             <w:r>
+              <w:rPr>
+                <w:rFonts w:ascii="Calibri" w:hAnsi="Calibri"/>
+                <w:sz w:val="18"/>
+              </w:rPr>
               <w:t xml:space="preserve"> </w:t>
             </w:r>
             <w:r>
+              <w:rPr>
+                <w:rFonts w:ascii="Calibri" w:hAnsi="Calibri"/>
+                <w:sz w:val="18"/>
+              </w:rPr>
               <w:t xml:space="preserve">Database</w:t>
-            </w:r>
-            <w:r>
-              <w:t xml:space="preserve"> </w:t>
-            </w:r>
-            <w:r>
-              <w:t xml:space="preserve">Messaging</w:t>
-            </w:r>
-            <w:r>
-              <w:t xml:space="preserve"> </w:t>
-            </w:r>
-            <w:r>
-              <w:t xml:space="preserve">Email</w:t>
-            </w:r>
-            <w:r>
-              <w:t xml:space="preserve"> </w:t>
-            </w:r>
-            <w:r>
-              <w:t xml:space="preserve">Auth</w:t>
-            </w:r>
-            <w:r>
-              <w:t xml:space="preserve"> </w:t>
-            </w:r>
-            <w:r>
-              <w:t xml:space="preserve">Reporting</w:t>
-            </w:r>
-            <w:r>
-              <w:t xml:space="preserve"> </w:t>
-            </w:r>
-            <w:r>
-              <w:t xml:space="preserve">Audit</w:t>
-            </w:r>
-            <w:r>
-              <w:t xml:space="preserve"> </w:t>
-            </w:r>
-            <w:r>
-              <w:t xml:space="preserve">Deploy (primary)</w:t>
-            </w:r>
-            <w:r>
-              <w:t xml:space="preserve"> </w:t>
-            </w:r>
-            <w:r>
-              <w:t xml:space="preserve">Deploy (cloud)</w:t>
-            </w:r>
-            <w:r>
-              <w:t xml:space="preserve"> </w:t>
-            </w:r>
-            <w:r>
-              <w:t xml:space="preserve">Docs tooling</w:t>
-            </w:r>
-            <w:r>
-              <w:t xml:space="preserve"> </w:t>
-            </w:r>
-            <w:r>
-              <w:t xml:space="preserve">Learning roadmap</w:t>
             </w:r>
           </w:p>
         </w:tc>
         <w:tc>
-          <w:tcPr/>
+          <w:tcPr>
+            <w:tcMar>
+              <w:top w:w="40" w:type="dxa"/>
+              <w:bottom w:w="40" w:type="dxa"/>
+              <w:left w:w="60" w:type="dxa"/>
+              <w:right w:w="60" w:type="dxa"/>
+            </w:tcMar>
+            <w:tcMar>
+              <w:top w:w="40" w:type="dxa"/>
+              <w:bottom w:w="40" w:type="dxa"/>
+              <w:left w:w="60" w:type="dxa"/>
+              <w:right w:w="60" w:type="dxa"/>
+            </w:tcMar>
+          </w:tcPr>
           <w:p>
             <w:pPr>
               <w:pStyle w:val="Compact"/>
+              <w:spacing w:before="0" w:after="40" w:line="264" w:lineRule="auto"/>
               <w:jc w:val="left"/>
             </w:pPr>
             <w:r>
+              <w:rPr>
+                <w:rFonts w:ascii="Calibri" w:hAnsi="Calibri"/>
+                <w:sz w:val="18"/>
+              </w:rPr>
               <w:t xml:space="preserve">Java 21 · Spring Boot 4.1 · Maven · WAR</w:t>
             </w:r>
             <w:r>
+              <w:rPr>
+                <w:rFonts w:ascii="Calibri" w:hAnsi="Calibri"/>
+                <w:sz w:val="18"/>
+              </w:rPr>
               <w:t xml:space="preserve"> </w:t>
             </w:r>
             <w:r>
+              <w:rPr>
+                <w:rFonts w:ascii="Calibri" w:hAnsi="Calibri"/>
+                <w:sz w:val="18"/>
+              </w:rPr>
               <w:t xml:space="preserve">Angular 22 · TypeScript 6 · npm · SCSS</w:t>
             </w:r>
             <w:r>
+              <w:rPr>
+                <w:rFonts w:ascii="Calibri" w:hAnsi="Calibri"/>
+                <w:sz w:val="18"/>
+              </w:rPr>
               <w:t xml:space="preserve"> </w:t>
             </w:r>
             <w:r>
-              <w:t xml:space="preserve">PostgreSQL</w:t>
-            </w:r>
-            <w:r>
+              <w:rPr>
+                <w:rFonts w:ascii="Calibri" w:hAnsi="Calibri"/>
+                <w:sz w:val="18"/>
+              </w:rPr>
+              <w:t xml:space="preserve">PostgreSQL (</w:t>
+            </w:r>
+            <w:r>
+              <w:rPr>
+                <w:rStyle w:val="VerbatimChar"/>
+                <w:rFonts w:ascii="Calibri" w:hAnsi="Calibri"/>
+                <w:sz w:val="18"/>
+              </w:rPr>
+              <w:t xml:space="preserve">bankone</w:t>
+            </w:r>
+            <w:r>
+              <w:rPr>
+                <w:rFonts w:ascii="Calibri" w:hAnsi="Calibri"/>
+                <w:sz w:val="18"/>
+              </w:rPr>
               <w:t xml:space="preserve"> </w:t>
             </w:r>
             <w:r>
+              <w:rPr>
+                <w:rFonts w:ascii="Calibri" w:hAnsi="Calibri"/>
+                <w:sz w:val="18"/>
+              </w:rPr>
+              <w:t xml:space="preserve">write; optional</w:t>
+            </w:r>
+            <w:r>
+              <w:rPr>
+                <w:rFonts w:ascii="Calibri" w:hAnsi="Calibri"/>
+                <w:sz w:val="18"/>
+              </w:rPr>
+              <w:t xml:space="preserve"> </w:t>
+            </w:r>
+            <w:r>
+              <w:rPr>
+                <w:rStyle w:val="VerbatimChar"/>
+                <w:rFonts w:ascii="Calibri" w:hAnsi="Calibri"/>
+                <w:sz w:val="18"/>
+              </w:rPr>
+              <w:t xml:space="preserve">bankone_read</w:t>
+            </w:r>
+            <w:r>
+              <w:rPr>
+                <w:rFonts w:ascii="Calibri" w:hAnsi="Calibri"/>
+                <w:sz w:val="18"/>
+              </w:rPr>
+              <w:t xml:space="preserve"> </w:t>
+            </w:r>
+            <w:r>
+              <w:rPr>
+                <w:rFonts w:ascii="Calibri" w:hAnsi="Calibri"/>
+                <w:sz w:val="18"/>
+              </w:rPr>
+              <w:t xml:space="preserve">replica lab)</w:t>
+            </w:r>
+            <w:r>
+              <w:rPr>
+                <w:rFonts w:ascii="Calibri" w:hAnsi="Calibri"/>
+                <w:sz w:val="18"/>
+              </w:rPr>
+              <w:t xml:space="preserve"> </w:t>
+            </w:r>
+            <w:r>
+              <w:rPr>
+                <w:rFonts w:ascii="Calibri" w:hAnsi="Calibri"/>
+                <w:sz w:val="18"/>
+              </w:rPr>
+              <w:t xml:space="preserve">Redis (local Docker; entity cache + Bucket4j)</w:t>
+            </w:r>
+            <w:r>
+              <w:rPr>
+                <w:rFonts w:ascii="Calibri" w:hAnsi="Calibri"/>
+                <w:sz w:val="18"/>
+              </w:rPr>
+              <w:t xml:space="preserve"> </w:t>
+            </w:r>
+            <w:r>
+              <w:rPr>
+                <w:rFonts w:ascii="Calibri" w:hAnsi="Calibri"/>
+                <w:sz w:val="18"/>
+              </w:rPr>
               <w:t xml:space="preserve">Apache Kafka (local Docker / Aiven on Render)</w:t>
             </w:r>
             <w:r>
+              <w:rPr>
+                <w:rFonts w:ascii="Calibri" w:hAnsi="Calibri"/>
+                <w:sz w:val="18"/>
+              </w:rPr>
               <w:t xml:space="preserve"> </w:t>
             </w:r>
             <w:r>
+              <w:rPr>
+                <w:rFonts w:ascii="Calibri" w:hAnsi="Calibri"/>
+                <w:sz w:val="18"/>
+              </w:rPr>
               <w:t xml:space="preserve">Mailpit (local SMTP) · Twilio SendGrid HTTPS (Render)</w:t>
             </w:r>
             <w:r>
+              <w:rPr>
+                <w:rFonts w:ascii="Calibri" w:hAnsi="Calibri"/>
+                <w:sz w:val="18"/>
+              </w:rPr>
               <w:t xml:space="preserve"> </w:t>
             </w:r>
             <w:r>
+              <w:rPr>
+                <w:rFonts w:ascii="Calibri" w:hAnsi="Calibri"/>
+                <w:sz w:val="18"/>
+              </w:rPr>
               <w:t xml:space="preserve">Spring Security · JWT (JJWT)</w:t>
             </w:r>
             <w:r>
+              <w:rPr>
+                <w:rFonts w:ascii="Calibri" w:hAnsi="Calibri"/>
+                <w:sz w:val="18"/>
+              </w:rPr>
               <w:t xml:space="preserve"> </w:t>
             </w:r>
             <w:r>
+              <w:rPr>
+                <w:rFonts w:ascii="Calibri" w:hAnsi="Calibri"/>
+                <w:sz w:val="18"/>
+              </w:rPr>
               <w:t xml:space="preserve">Chart.js (UI) · OpenPDF (server PDF)</w:t>
             </w:r>
             <w:r>
+              <w:rPr>
+                <w:rFonts w:ascii="Calibri" w:hAnsi="Calibri"/>
+                <w:sz w:val="18"/>
+              </w:rPr>
               <w:t xml:space="preserve"> </w:t>
             </w:r>
             <w:r>
               <w:rPr>
                 <w:rStyle w:val="VerbatimChar"/>
+                <w:rFonts w:ascii="Calibri" w:hAnsi="Calibri"/>
+                <w:sz w:val="18"/>
               </w:rPr>
               <w:t xml:space="preserve">audit_event</w:t>
             </w:r>
             <w:r>
+              <w:rPr>
+                <w:rFonts w:ascii="Calibri" w:hAnsi="Calibri"/>
+                <w:sz w:val="18"/>
+              </w:rPr>
               <w:t xml:space="preserve"> </w:t>
             </w:r>
             <w:r>
+              <w:rPr>
+                <w:rFonts w:ascii="Calibri" w:hAnsi="Calibri"/>
+                <w:sz w:val="18"/>
+              </w:rPr>
               <w:t xml:space="preserve">activity trail + backfill</w:t>
             </w:r>
             <w:r>
+              <w:rPr>
+                <w:rFonts w:ascii="Calibri" w:hAnsi="Calibri"/>
+                <w:sz w:val="18"/>
+              </w:rPr>
               <w:t xml:space="preserve"> </w:t>
             </w:r>
             <w:r>
+              <w:rPr>
+                <w:rFonts w:ascii="Calibri" w:hAnsi="Calibri"/>
+                <w:sz w:val="18"/>
+              </w:rPr>
               <w:t xml:space="preserve">Open Liberty (</w:t>
             </w:r>
             <w:r>
               <w:rPr>
                 <w:rStyle w:val="VerbatimChar"/>
+                <w:rFonts w:ascii="Calibri" w:hAnsi="Calibri"/>
+                <w:sz w:val="18"/>
               </w:rPr>
               <w:t xml:space="preserve">:9080</w:t>
             </w:r>
             <w:r>
+              <w:rPr>
+                <w:rFonts w:ascii="Calibri" w:hAnsi="Calibri"/>
+                <w:sz w:val="18"/>
+              </w:rPr>
               <w:t xml:space="preserve"> </w:t>
             </w:r>
             <w:r>
+              <w:rPr>
+                <w:rFonts w:ascii="Calibri" w:hAnsi="Calibri"/>
+                <w:sz w:val="18"/>
+              </w:rPr>
               <w:t xml:space="preserve">/</w:t>
             </w:r>
             <w:r>
+              <w:rPr>
+                <w:rFonts w:ascii="Calibri" w:hAnsi="Calibri"/>
+                <w:sz w:val="18"/>
+              </w:rPr>
               <w:t xml:space="preserve"> </w:t>
             </w:r>
             <w:r>
               <w:rPr>
                 <w:rStyle w:val="VerbatimChar"/>
+                <w:rFonts w:ascii="Calibri" w:hAnsi="Calibri"/>
+                <w:sz w:val="18"/>
               </w:rPr>
               <w:t xml:space="preserve">:9443</w:t>
             </w:r>
             <w:r>
+              <w:rPr>
+                <w:rFonts w:ascii="Calibri" w:hAnsi="Calibri"/>
+                <w:sz w:val="18"/>
+              </w:rPr>
               <w:t xml:space="preserve">, JDWP</w:t>
             </w:r>
             <w:r>
+              <w:rPr>
+                <w:rFonts w:ascii="Calibri" w:hAnsi="Calibri"/>
+                <w:sz w:val="18"/>
+              </w:rPr>
               <w:t xml:space="preserve"> </w:t>
             </w:r>
             <w:r>
               <w:rPr>
                 <w:rStyle w:val="VerbatimChar"/>
+                <w:rFonts w:ascii="Calibri" w:hAnsi="Calibri"/>
+                <w:sz w:val="18"/>
               </w:rPr>
               <w:t xml:space="preserve">:7777</w:t>
             </w:r>
             <w:r>
+              <w:rPr>
+                <w:rFonts w:ascii="Calibri" w:hAnsi="Calibri"/>
+                <w:sz w:val="18"/>
+              </w:rPr>
               <w:t xml:space="preserve">)</w:t>
             </w:r>
             <w:r>
+              <w:rPr>
+                <w:rFonts w:ascii="Calibri" w:hAnsi="Calibri"/>
+                <w:sz w:val="18"/>
+              </w:rPr>
               <w:t xml:space="preserve"> </w:t>
             </w:r>
             <w:r>
+              <w:rPr>
+                <w:rFonts w:ascii="Calibri" w:hAnsi="Calibri"/>
+                <w:sz w:val="18"/>
+              </w:rPr>
               <w:t xml:space="preserve">Render (Docker</w:t>
             </w:r>
             <w:r>
+              <w:rPr>
+                <w:rFonts w:ascii="Calibri" w:hAnsi="Calibri"/>
+                <w:sz w:val="18"/>
+              </w:rPr>
               <w:t xml:space="preserve"> </w:t>
             </w:r>
             <w:r>
               <w:rPr>
                 <w:rStyle w:val="VerbatimChar"/>
+                <w:rFonts w:ascii="Calibri" w:hAnsi="Calibri"/>
+                <w:sz w:val="18"/>
               </w:rPr>
               <w:t xml:space="preserve">-Pdocker</w:t>
             </w:r>
             <w:r>
+              <w:rPr>
+                <w:rFonts w:ascii="Calibri" w:hAnsi="Calibri"/>
+                <w:sz w:val="18"/>
+              </w:rPr>
               <w:t xml:space="preserve">) · Netlify (Angular)</w:t>
             </w:r>
             <w:r>
+              <w:rPr>
+                <w:rFonts w:ascii="Calibri" w:hAnsi="Calibri"/>
+                <w:sz w:val="18"/>
+              </w:rPr>
               <w:t xml:space="preserve"> </w:t>
             </w:r>
             <w:r>
+              <w:rPr>
+                <w:rFonts w:ascii="Calibri" w:hAnsi="Calibri"/>
+                <w:sz w:val="18"/>
+              </w:rPr>
               <w:t xml:space="preserve">Pandoc · Google Chrome (PDF) · python-docx</w:t>
             </w:r>
             <w:r>
+              <w:rPr>
+                <w:rFonts w:ascii="Calibri" w:hAnsi="Calibri"/>
+                <w:sz w:val="18"/>
+              </w:rPr>
               <w:t xml:space="preserve"> </w:t>
             </w:r>
             <w:hyperlink r:id="rId9">
@@ -369,7 +614,7 @@
       </w:tr>
     </w:tbl>
     <w:bookmarkEnd w:id="10"/>
-    <w:bookmarkStart w:id="18" w:name="backend-bankone-backend"/>
+    <w:bookmarkStart w:id="20" w:name="backend-bankone-backend"/>
     <w:p>
       <w:pPr>
         <w:pStyle w:val="Heading2"/>
@@ -399,9 +644,17 @@
     <w:tbl>
       <w:tblPr>
         <w:tblStyle w:val="Table"/>
-        <w:tblW w:type="pct" w:w="4865"/>
-        <w:tblLayout w:type="fixed"/>
+        <w:tblW w:type="pct" w:w="5000"/>
+        <w:tblLayout w:type="autofit"/>
         <w:tblLook w:firstRow="1" w:lastRow="0" w:firstColumn="0" w:lastColumn="0" w:noHBand="0" w:noVBand="0" w:val="0020"/>
+        <w:tblBorders>
+          <w:top w:val="single" w:sz="4" w:space="0" w:color="CBD5E0"/>
+          <w:left w:val="single" w:sz="4" w:space="0" w:color="CBD5E0"/>
+          <w:bottom w:val="single" w:sz="4" w:space="0" w:color="CBD5E0"/>
+          <w:right w:val="single" w:sz="4" w:space="0" w:color="CBD5E0"/>
+          <w:insideH w:val="single" w:sz="4" w:space="0" w:color="CBD5E0"/>
+          <w:insideV w:val="single" w:sz="4" w:space="0" w:color="CBD5E0"/>
+        </w:tblBorders>
       </w:tblPr>
       <w:tblGrid>
         <w:gridCol w:w="2247"/>
@@ -413,37 +666,100 @@
           <w:tblHeader w:val="on"/>
         </w:trPr>
         <w:tc>
-          <w:tcPr/>
+          <w:tcPr>
+            <w:tcMar>
+              <w:top w:w="40" w:type="dxa"/>
+              <w:bottom w:w="40" w:type="dxa"/>
+              <w:left w:w="60" w:type="dxa"/>
+              <w:right w:w="60" w:type="dxa"/>
+            </w:tcMar>
+            <w:shd w:fill="1A365D" w:val="clear"/>
+            <w:tcMar>
+              <w:top w:w="40" w:type="dxa"/>
+              <w:bottom w:w="40" w:type="dxa"/>
+              <w:left w:w="60" w:type="dxa"/>
+              <w:right w:w="60" w:type="dxa"/>
+            </w:tcMar>
+          </w:tcPr>
           <w:p>
             <w:pPr>
               <w:pStyle w:val="Compact"/>
+              <w:spacing w:before="0" w:after="40" w:line="264" w:lineRule="auto"/>
               <w:jc w:val="left"/>
             </w:pPr>
             <w:r>
+              <w:rPr>
+                <w:rFonts w:ascii="Calibri" w:hAnsi="Calibri"/>
+                <w:b/>
+                <w:color w:val="FFFFFF"/>
+                <w:sz w:val="18"/>
+              </w:rPr>
               <w:t xml:space="preserve">Technology</w:t>
             </w:r>
           </w:p>
         </w:tc>
         <w:tc>
-          <w:tcPr/>
+          <w:tcPr>
+            <w:tcMar>
+              <w:top w:w="40" w:type="dxa"/>
+              <w:bottom w:w="40" w:type="dxa"/>
+              <w:left w:w="60" w:type="dxa"/>
+              <w:right w:w="60" w:type="dxa"/>
+            </w:tcMar>
+            <w:shd w:fill="1A365D" w:val="clear"/>
+            <w:tcMar>
+              <w:top w:w="40" w:type="dxa"/>
+              <w:bottom w:w="40" w:type="dxa"/>
+              <w:left w:w="60" w:type="dxa"/>
+              <w:right w:w="60" w:type="dxa"/>
+            </w:tcMar>
+          </w:tcPr>
           <w:p>
             <w:pPr>
               <w:pStyle w:val="Compact"/>
+              <w:spacing w:before="0" w:after="40" w:line="264" w:lineRule="auto"/>
               <w:jc w:val="left"/>
             </w:pPr>
             <w:r>
+              <w:rPr>
+                <w:rFonts w:ascii="Calibri" w:hAnsi="Calibri"/>
+                <w:b/>
+                <w:color w:val="FFFFFF"/>
+                <w:sz w:val="18"/>
+              </w:rPr>
               <w:t xml:space="preserve">Version / notes</w:t>
             </w:r>
           </w:p>
         </w:tc>
         <w:tc>
-          <w:tcPr/>
+          <w:tcPr>
+            <w:tcMar>
+              <w:top w:w="40" w:type="dxa"/>
+              <w:bottom w:w="40" w:type="dxa"/>
+              <w:left w:w="60" w:type="dxa"/>
+              <w:right w:w="60" w:type="dxa"/>
+            </w:tcMar>
+            <w:shd w:fill="1A365D" w:val="clear"/>
+            <w:tcMar>
+              <w:top w:w="40" w:type="dxa"/>
+              <w:bottom w:w="40" w:type="dxa"/>
+              <w:left w:w="60" w:type="dxa"/>
+              <w:right w:w="60" w:type="dxa"/>
+            </w:tcMar>
+          </w:tcPr>
           <w:p>
             <w:pPr>
               <w:pStyle w:val="Compact"/>
+              <w:spacing w:before="0" w:after="40" w:line="264" w:lineRule="auto"/>
               <w:jc w:val="left"/>
             </w:pPr>
             <w:r>
+              <w:rPr>
+                <w:rFonts w:ascii="Calibri" w:hAnsi="Calibri"/>
+                <w:b/>
+                <w:color w:val="FFFFFF"/>
+                <w:sz w:val="18"/>
+              </w:rPr>
               <w:t xml:space="preserve">Where defined</w:t>
             </w:r>
           </w:p>
@@ -451,84 +767,166 @@
       </w:tr>
       <w:tr>
         <w:tc>
-          <w:tcPr/>
+          <w:tcPr>
+            <w:tcMar>
+              <w:top w:w="40" w:type="dxa"/>
+              <w:bottom w:w="40" w:type="dxa"/>
+              <w:left w:w="60" w:type="dxa"/>
+              <w:right w:w="60" w:type="dxa"/>
+            </w:tcMar>
+            <w:tcMar>
+              <w:top w:w="40" w:type="dxa"/>
+              <w:bottom w:w="40" w:type="dxa"/>
+              <w:left w:w="60" w:type="dxa"/>
+              <w:right w:w="60" w:type="dxa"/>
+            </w:tcMar>
+          </w:tcPr>
           <w:p>
             <w:pPr>
               <w:pStyle w:val="Compact"/>
+              <w:spacing w:before="0" w:after="40" w:line="264" w:lineRule="auto"/>
               <w:jc w:val="left"/>
             </w:pPr>
             <w:r>
+              <w:rPr>
+                <w:rFonts w:ascii="Calibri" w:hAnsi="Calibri"/>
+                <w:sz w:val="18"/>
+              </w:rPr>
               <w:t xml:space="preserve">Java</w:t>
             </w:r>
           </w:p>
         </w:tc>
         <w:tc>
-          <w:tcPr/>
+          <w:tcPr>
+            <w:tcMar>
+              <w:top w:w="40" w:type="dxa"/>
+              <w:bottom w:w="40" w:type="dxa"/>
+              <w:left w:w="60" w:type="dxa"/>
+              <w:right w:w="60" w:type="dxa"/>
+            </w:tcMar>
+            <w:tcMar>
+              <w:top w:w="40" w:type="dxa"/>
+              <w:bottom w:w="40" w:type="dxa"/>
+              <w:left w:w="60" w:type="dxa"/>
+              <w:right w:w="60" w:type="dxa"/>
+            </w:tcMar>
+          </w:tcPr>
           <w:p>
             <w:pPr>
               <w:pStyle w:val="Compact"/>
+              <w:spacing w:before="0" w:after="40" w:line="264" w:lineRule="auto"/>
               <w:jc w:val="left"/>
             </w:pPr>
             <w:r>
+              <w:rPr>
+                <w:rFonts w:ascii="Calibri" w:hAnsi="Calibri"/>
+                <w:sz w:val="18"/>
+              </w:rPr>
               <w:t xml:space="preserve">21</w:t>
             </w:r>
           </w:p>
         </w:tc>
         <w:tc>
-          <w:tcPr/>
+          <w:tcPr>
+            <w:tcMar>
+              <w:top w:w="40" w:type="dxa"/>
+              <w:bottom w:w="40" w:type="dxa"/>
+              <w:left w:w="60" w:type="dxa"/>
+              <w:right w:w="60" w:type="dxa"/>
+            </w:tcMar>
+            <w:tcMar>
+              <w:top w:w="40" w:type="dxa"/>
+              <w:bottom w:w="40" w:type="dxa"/>
+              <w:left w:w="60" w:type="dxa"/>
+              <w:right w:w="60" w:type="dxa"/>
+            </w:tcMar>
+          </w:tcPr>
           <w:p>
             <w:pPr>
               <w:pStyle w:val="Compact"/>
+              <w:spacing w:before="0" w:after="40" w:line="264" w:lineRule="auto"/>
               <w:jc w:val="left"/>
             </w:pPr>
             <w:r>
               <w:rPr>
                 <w:rStyle w:val="VerbatimChar"/>
+                <w:rFonts w:ascii="Calibri" w:hAnsi="Calibri"/>
+                <w:sz w:val="18"/>
               </w:rPr>
               <w:t xml:space="preserve">pom.xml</w:t>
             </w:r>
             <w:r>
+              <w:rPr>
+                <w:rFonts w:ascii="Calibri" w:hAnsi="Calibri"/>
+                <w:sz w:val="18"/>
+              </w:rPr>
               <w:t xml:space="preserve"> </w:t>
             </w:r>
             <w:r>
               <w:rPr>
                 <w:rStyle w:val="VerbatimChar"/>
+                <w:rFonts w:ascii="Calibri" w:hAnsi="Calibri"/>
+                <w:sz w:val="18"/>
               </w:rPr>
               <w:t xml:space="preserve">java.version</w:t>
             </w:r>
             <w:r>
+              <w:rPr>
+                <w:rFonts w:ascii="Calibri" w:hAnsi="Calibri"/>
+                <w:sz w:val="18"/>
+              </w:rPr>
               <w:t xml:space="preserve"> </w:t>
             </w:r>
             <w:r>
               <w:rPr>
                 <w:rStyle w:val="VerbatimChar"/>
+                <w:rFonts w:ascii="Calibri" w:hAnsi="Calibri"/>
+                <w:sz w:val="18"/>
               </w:rPr>
               <w:t xml:space="preserve">.mvn/</w:t>
             </w:r>
             <w:r>
+              <w:rPr>
+                <w:rFonts w:ascii="Calibri" w:hAnsi="Calibri"/>
+                <w:sz w:val="18"/>
+              </w:rPr>
               <w:t xml:space="preserve"> </w:t>
             </w:r>
             <w:r>
               <w:rPr>
                 <w:rStyle w:val="VerbatimChar"/>
+                <w:rFonts w:ascii="Calibri" w:hAnsi="Calibri"/>
+                <w:sz w:val="18"/>
               </w:rPr>
               <w:t xml:space="preserve">pom.xml</w:t>
             </w:r>
             <w:r>
+              <w:rPr>
+                <w:rFonts w:ascii="Calibri" w:hAnsi="Calibri"/>
+                <w:sz w:val="18"/>
+              </w:rPr>
               <w:t xml:space="preserve"> </w:t>
             </w:r>
             <w:r>
               <w:rPr>
                 <w:rStyle w:val="VerbatimChar"/>
+                <w:rFonts w:ascii="Calibri" w:hAnsi="Calibri"/>
+                <w:sz w:val="18"/>
               </w:rPr>
               <w:t xml:space="preserve">pom.xml</w:t>
             </w:r>
             <w:r>
+              <w:rPr>
+                <w:rFonts w:ascii="Calibri" w:hAnsi="Calibri"/>
+                <w:sz w:val="18"/>
+              </w:rPr>
               <w:t xml:space="preserve"> </w:t>
             </w:r>
             <w:r>
               <w:rPr>
                 <w:rStyle w:val="VerbatimChar"/>
+                <w:rFonts w:ascii="Calibri" w:hAnsi="Calibri"/>
+                <w:sz w:val="18"/>
               </w:rPr>
               <w:t xml:space="preserve">&lt;packaging&gt;</w:t>
             </w:r>
@@ -549,9 +947,17 @@
     <w:tbl>
       <w:tblPr>
         <w:tblStyle w:val="Table"/>
-        <w:tblW w:type="pct" w:w="4865"/>
-        <w:tblLayout w:type="fixed"/>
+        <w:tblW w:type="pct" w:w="5000"/>
+        <w:tblLayout w:type="autofit"/>
         <w:tblLook w:firstRow="1" w:lastRow="0" w:firstColumn="0" w:lastColumn="0" w:noHBand="0" w:noVBand="0" w:val="0020"/>
+        <w:tblBorders>
+          <w:top w:val="single" w:sz="4" w:space="0" w:color="CBD5E0"/>
+          <w:left w:val="single" w:sz="4" w:space="0" w:color="CBD5E0"/>
+          <w:bottom w:val="single" w:sz="4" w:space="0" w:color="CBD5E0"/>
+          <w:right w:val="single" w:sz="4" w:space="0" w:color="CBD5E0"/>
+          <w:insideH w:val="single" w:sz="4" w:space="0" w:color="CBD5E0"/>
+          <w:insideV w:val="single" w:sz="4" w:space="0" w:color="CBD5E0"/>
+        </w:tblBorders>
       </w:tblPr>
       <w:tblGrid>
         <w:gridCol w:w="2247"/>
@@ -562,25 +968,67 @@
           <w:tblHeader w:val="on"/>
         </w:trPr>
         <w:tc>
-          <w:tcPr/>
+          <w:tcPr>
+            <w:tcMar>
+              <w:top w:w="40" w:type="dxa"/>
+              <w:bottom w:w="40" w:type="dxa"/>
+              <w:left w:w="60" w:type="dxa"/>
+              <w:right w:w="60" w:type="dxa"/>
+            </w:tcMar>
+            <w:shd w:fill="1A365D" w:val="clear"/>
+            <w:tcMar>
+              <w:top w:w="40" w:type="dxa"/>
+              <w:bottom w:w="40" w:type="dxa"/>
+              <w:left w:w="60" w:type="dxa"/>
+              <w:right w:w="60" w:type="dxa"/>
+            </w:tcMar>
+          </w:tcPr>
           <w:p>
             <w:pPr>
               <w:pStyle w:val="Compact"/>
+              <w:spacing w:before="0" w:after="40" w:line="264" w:lineRule="auto"/>
               <w:jc w:val="left"/>
             </w:pPr>
             <w:r>
+              <w:rPr>
+                <w:rFonts w:ascii="Calibri" w:hAnsi="Calibri"/>
+                <w:b/>
+                <w:color w:val="FFFFFF"/>
+                <w:sz w:val="18"/>
+              </w:rPr>
               <w:t xml:space="preserve">Technology</w:t>
             </w:r>
           </w:p>
         </w:tc>
         <w:tc>
-          <w:tcPr/>
+          <w:tcPr>
+            <w:tcMar>
+              <w:top w:w="40" w:type="dxa"/>
+              <w:bottom w:w="40" w:type="dxa"/>
+              <w:left w:w="60" w:type="dxa"/>
+              <w:right w:w="60" w:type="dxa"/>
+            </w:tcMar>
+            <w:shd w:fill="1A365D" w:val="clear"/>
+            <w:tcMar>
+              <w:top w:w="40" w:type="dxa"/>
+              <w:bottom w:w="40" w:type="dxa"/>
+              <w:left w:w="60" w:type="dxa"/>
+              <w:right w:w="60" w:type="dxa"/>
+            </w:tcMar>
+          </w:tcPr>
           <w:p>
             <w:pPr>
               <w:pStyle w:val="Compact"/>
+              <w:spacing w:before="0" w:after="40" w:line="264" w:lineRule="auto"/>
               <w:jc w:val="left"/>
             </w:pPr>
             <w:r>
+              <w:rPr>
+                <w:rFonts w:ascii="Calibri" w:hAnsi="Calibri"/>
+                <w:b/>
+                <w:color w:val="FFFFFF"/>
+                <w:sz w:val="18"/>
+              </w:rPr>
               <w:t xml:space="preserve">Purpose</w:t>
             </w:r>
           </w:p>
@@ -588,40 +1036,90 @@
       </w:tr>
       <w:tr>
         <w:tc>
-          <w:tcPr/>
+          <w:tcPr>
+            <w:tcMar>
+              <w:top w:w="40" w:type="dxa"/>
+              <w:bottom w:w="40" w:type="dxa"/>
+              <w:left w:w="60" w:type="dxa"/>
+              <w:right w:w="60" w:type="dxa"/>
+            </w:tcMar>
+            <w:tcMar>
+              <w:top w:w="40" w:type="dxa"/>
+              <w:bottom w:w="40" w:type="dxa"/>
+              <w:left w:w="60" w:type="dxa"/>
+              <w:right w:w="60" w:type="dxa"/>
+            </w:tcMar>
+          </w:tcPr>
           <w:p>
             <w:pPr>
               <w:pStyle w:val="Compact"/>
+              <w:spacing w:before="0" w:after="40" w:line="264" w:lineRule="auto"/>
               <w:jc w:val="left"/>
             </w:pPr>
             <w:r>
+              <w:rPr>
+                <w:rFonts w:ascii="Calibri" w:hAnsi="Calibri"/>
+                <w:sz w:val="18"/>
+              </w:rPr>
               <w:t xml:space="preserve">spring-boot-starter-</w:t>
             </w:r>
             <w:r>
+              <w:rPr>
+                <w:rFonts w:ascii="Calibri" w:hAnsi="Calibri"/>
+                <w:sz w:val="18"/>
+              </w:rPr>
               <w:t xml:space="preserve"> </w:t>
             </w:r>
             <w:r>
+              <w:rPr>
+                <w:rFonts w:ascii="Calibri" w:hAnsi="Calibri"/>
+                <w:sz w:val="18"/>
+              </w:rPr>
               <w:t xml:space="preserve">webmvc</w:t>
             </w:r>
           </w:p>
         </w:tc>
         <w:tc>
-          <w:tcPr/>
+          <w:tcPr>
+            <w:tcMar>
+              <w:top w:w="40" w:type="dxa"/>
+              <w:bottom w:w="40" w:type="dxa"/>
+              <w:left w:w="60" w:type="dxa"/>
+              <w:right w:w="60" w:type="dxa"/>
+            </w:tcMar>
+            <w:tcMar>
+              <w:top w:w="40" w:type="dxa"/>
+              <w:bottom w:w="40" w:type="dxa"/>
+              <w:left w:w="60" w:type="dxa"/>
+              <w:right w:w="60" w:type="dxa"/>
+            </w:tcMar>
+          </w:tcPr>
           <w:p>
             <w:pPr>
               <w:pStyle w:val="Compact"/>
+              <w:spacing w:before="0" w:after="40" w:line="264" w:lineRule="auto"/>
               <w:jc w:val="left"/>
             </w:pPr>
             <w:r>
+              <w:rPr>
+                <w:rFonts w:ascii="Calibri" w:hAnsi="Calibri"/>
+                <w:sz w:val="18"/>
+              </w:rPr>
               <w:t xml:space="preserve">Web / REST (</w:t>
             </w:r>
             <w:r>
               <w:rPr>
                 <w:rStyle w:val="VerbatimChar"/>
+                <w:rFonts w:ascii="Calibri" w:hAnsi="Calibri"/>
+                <w:sz w:val="18"/>
               </w:rPr>
               <w:t xml:space="preserve">@RestController</w:t>
             </w:r>
             <w:r>
+              <w:rPr>
+                <w:rFonts w:ascii="Calibri" w:hAnsi="Calibri"/>
+                <w:sz w:val="18"/>
+              </w:rPr>
               <w:t xml:space="preserve">)</w:t>
             </w:r>
           </w:p>
@@ -629,37 +1127,89 @@
       </w:tr>
       <w:tr>
         <w:tc>
-          <w:tcPr/>
+          <w:tcPr>
+            <w:tcMar>
+              <w:top w:w="40" w:type="dxa"/>
+              <w:bottom w:w="40" w:type="dxa"/>
+              <w:left w:w="60" w:type="dxa"/>
+              <w:right w:w="60" w:type="dxa"/>
+            </w:tcMar>
+            <w:tcMar>
+              <w:top w:w="40" w:type="dxa"/>
+              <w:bottom w:w="40" w:type="dxa"/>
+              <w:left w:w="60" w:type="dxa"/>
+              <w:right w:w="60" w:type="dxa"/>
+            </w:tcMar>
+          </w:tcPr>
           <w:p>
             <w:pPr>
               <w:pStyle w:val="Compact"/>
+              <w:spacing w:before="0" w:after="40" w:line="264" w:lineRule="auto"/>
               <w:jc w:val="left"/>
             </w:pPr>
             <w:r>
+              <w:rPr>
+                <w:rFonts w:ascii="Calibri" w:hAnsi="Calibri"/>
+                <w:sz w:val="18"/>
+              </w:rPr>
               <w:t xml:space="preserve">spring-boot-starter-</w:t>
             </w:r>
             <w:r>
+              <w:rPr>
+                <w:rFonts w:ascii="Calibri" w:hAnsi="Calibri"/>
+                <w:sz w:val="18"/>
+              </w:rPr>
               <w:t xml:space="preserve"> </w:t>
             </w:r>
             <w:r>
+              <w:rPr>
+                <w:rFonts w:ascii="Calibri" w:hAnsi="Calibri"/>
+                <w:sz w:val="18"/>
+              </w:rPr>
               <w:t xml:space="preserve">data-jpa</w:t>
             </w:r>
           </w:p>
         </w:tc>
         <w:tc>
-          <w:tcPr/>
+          <w:tcPr>
+            <w:tcMar>
+              <w:top w:w="40" w:type="dxa"/>
+              <w:bottom w:w="40" w:type="dxa"/>
+              <w:left w:w="60" w:type="dxa"/>
+              <w:right w:w="60" w:type="dxa"/>
+            </w:tcMar>
+            <w:tcMar>
+              <w:top w:w="40" w:type="dxa"/>
+              <w:bottom w:w="40" w:type="dxa"/>
+              <w:left w:w="60" w:type="dxa"/>
+              <w:right w:w="60" w:type="dxa"/>
+            </w:tcMar>
+          </w:tcPr>
           <w:p>
             <w:pPr>
               <w:pStyle w:val="Compact"/>
+              <w:spacing w:before="0" w:after="40" w:line="264" w:lineRule="auto"/>
               <w:jc w:val="left"/>
             </w:pPr>
             <w:r>
+              <w:rPr>
+                <w:rFonts w:ascii="Calibri" w:hAnsi="Calibri"/>
+                <w:sz w:val="18"/>
+              </w:rPr>
               <w:t xml:space="preserve">JPA repositories, entities,</w:t>
             </w:r>
             <w:r>
+              <w:rPr>
+                <w:rFonts w:ascii="Calibri" w:hAnsi="Calibri"/>
+                <w:sz w:val="18"/>
+              </w:rPr>
               <w:t xml:space="preserve"> </w:t>
             </w:r>
             <w:r>
+              <w:rPr>
+                <w:rFonts w:ascii="Calibri" w:hAnsi="Calibri"/>
+                <w:sz w:val="18"/>
+              </w:rPr>
               <w:t xml:space="preserve">specifications</w:t>
             </w:r>
           </w:p>
@@ -667,57 +1217,125 @@
       </w:tr>
       <w:tr>
         <w:tc>
-          <w:tcPr/>
+          <w:tcPr>
+            <w:tcMar>
+              <w:top w:w="40" w:type="dxa"/>
+              <w:bottom w:w="40" w:type="dxa"/>
+              <w:left w:w="60" w:type="dxa"/>
+              <w:right w:w="60" w:type="dxa"/>
+            </w:tcMar>
+            <w:tcMar>
+              <w:top w:w="40" w:type="dxa"/>
+              <w:bottom w:w="40" w:type="dxa"/>
+              <w:left w:w="60" w:type="dxa"/>
+              <w:right w:w="60" w:type="dxa"/>
+            </w:tcMar>
+          </w:tcPr>
           <w:p>
             <w:pPr>
               <w:pStyle w:val="Compact"/>
+              <w:spacing w:before="0" w:after="40" w:line="264" w:lineRule="auto"/>
               <w:jc w:val="left"/>
             </w:pPr>
             <w:r>
+              <w:rPr>
+                <w:rFonts w:ascii="Calibri" w:hAnsi="Calibri"/>
+                <w:sz w:val="18"/>
+              </w:rPr>
               <w:t xml:space="preserve">Hibernate (via</w:t>
             </w:r>
             <w:r>
+              <w:rPr>
+                <w:rFonts w:ascii="Calibri" w:hAnsi="Calibri"/>
+                <w:sz w:val="18"/>
+              </w:rPr>
               <w:t xml:space="preserve"> </w:t>
             </w:r>
             <w:r>
+              <w:rPr>
+                <w:rFonts w:ascii="Calibri" w:hAnsi="Calibri"/>
+                <w:sz w:val="18"/>
+              </w:rPr>
               <w:t xml:space="preserve">Spring Data JPA)</w:t>
             </w:r>
           </w:p>
         </w:tc>
         <w:tc>
-          <w:tcPr/>
+          <w:tcPr>
+            <w:tcMar>
+              <w:top w:w="40" w:type="dxa"/>
+              <w:bottom w:w="40" w:type="dxa"/>
+              <w:left w:w="60" w:type="dxa"/>
+              <w:right w:w="60" w:type="dxa"/>
+            </w:tcMar>
+            <w:tcMar>
+              <w:top w:w="40" w:type="dxa"/>
+              <w:bottom w:w="40" w:type="dxa"/>
+              <w:left w:w="60" w:type="dxa"/>
+              <w:right w:w="60" w:type="dxa"/>
+            </w:tcMar>
+          </w:tcPr>
           <w:p>
             <w:pPr>
               <w:pStyle w:val="Compact"/>
+              <w:spacing w:before="0" w:after="40" w:line="264" w:lineRule="auto"/>
               <w:jc w:val="left"/>
             </w:pPr>
             <w:r>
+              <w:rPr>
+                <w:rFonts w:ascii="Calibri" w:hAnsi="Calibri"/>
+                <w:sz w:val="18"/>
+              </w:rPr>
               <w:t xml:space="preserve">ORM;</w:t>
             </w:r>
             <w:r>
+              <w:rPr>
+                <w:rFonts w:ascii="Calibri" w:hAnsi="Calibri"/>
+                <w:sz w:val="18"/>
+              </w:rPr>
               <w:t xml:space="preserve"> </w:t>
             </w:r>
             <w:r>
               <w:rPr>
                 <w:rStyle w:val="VerbatimChar"/>
+                <w:rFonts w:ascii="Calibri" w:hAnsi="Calibri"/>
+                <w:sz w:val="18"/>
               </w:rPr>
               <w:t xml:space="preserve">ddl-auto=update</w:t>
             </w:r>
             <w:r>
+              <w:rPr>
+                <w:rFonts w:ascii="Calibri" w:hAnsi="Calibri"/>
+                <w:sz w:val="18"/>
+              </w:rPr>
               <w:t xml:space="preserve">; SQL</w:t>
             </w:r>
             <w:r>
+              <w:rPr>
+                <w:rFonts w:ascii="Calibri" w:hAnsi="Calibri"/>
+                <w:sz w:val="18"/>
+              </w:rPr>
               <w:t xml:space="preserve"> </w:t>
             </w:r>
             <w:r>
+              <w:rPr>
+                <w:rFonts w:ascii="Calibri" w:hAnsi="Calibri"/>
+                <w:sz w:val="18"/>
+              </w:rPr>
               <w:t xml:space="preserve">logging in</w:t>
             </w:r>
             <w:r>
+              <w:rPr>
+                <w:rFonts w:ascii="Calibri" w:hAnsi="Calibri"/>
+                <w:sz w:val="18"/>
+              </w:rPr>
               <w:t xml:space="preserve"> </w:t>
             </w:r>
             <w:r>
               <w:rPr>
                 <w:rStyle w:val="VerbatimChar"/>
+                <w:rFonts w:ascii="Calibri" w:hAnsi="Calibri"/>
+                <w:sz w:val="18"/>
               </w:rPr>
               <w:t xml:space="preserve">application.properties</w:t>
             </w:r>
@@ -726,46 +1344,104 @@
       </w:tr>
       <w:tr>
         <w:tc>
-          <w:tcPr/>
+          <w:tcPr>
+            <w:tcMar>
+              <w:top w:w="40" w:type="dxa"/>
+              <w:bottom w:w="40" w:type="dxa"/>
+              <w:left w:w="60" w:type="dxa"/>
+              <w:right w:w="60" w:type="dxa"/>
+            </w:tcMar>
+            <w:tcMar>
+              <w:top w:w="40" w:type="dxa"/>
+              <w:bottom w:w="40" w:type="dxa"/>
+              <w:left w:w="60" w:type="dxa"/>
+              <w:right w:w="60" w:type="dxa"/>
+            </w:tcMar>
+          </w:tcPr>
           <w:p>
             <w:pPr>
               <w:pStyle w:val="Compact"/>
+              <w:spacing w:before="0" w:after="40" w:line="264" w:lineRule="auto"/>
               <w:jc w:val="left"/>
             </w:pPr>
             <w:r>
+              <w:rPr>
+                <w:rFonts w:ascii="Calibri" w:hAnsi="Calibri"/>
+                <w:sz w:val="18"/>
+              </w:rPr>
               <w:t xml:space="preserve">spring-boot-starter-</w:t>
             </w:r>
             <w:r>
+              <w:rPr>
+                <w:rFonts w:ascii="Calibri" w:hAnsi="Calibri"/>
+                <w:sz w:val="18"/>
+              </w:rPr>
               <w:t xml:space="preserve"> </w:t>
             </w:r>
             <w:r>
+              <w:rPr>
+                <w:rFonts w:ascii="Calibri" w:hAnsi="Calibri"/>
+                <w:sz w:val="18"/>
+              </w:rPr>
               <w:t xml:space="preserve">validation</w:t>
             </w:r>
           </w:p>
         </w:tc>
         <w:tc>
-          <w:tcPr/>
+          <w:tcPr>
+            <w:tcMar>
+              <w:top w:w="40" w:type="dxa"/>
+              <w:bottom w:w="40" w:type="dxa"/>
+              <w:left w:w="60" w:type="dxa"/>
+              <w:right w:w="60" w:type="dxa"/>
+            </w:tcMar>
+            <w:tcMar>
+              <w:top w:w="40" w:type="dxa"/>
+              <w:bottom w:w="40" w:type="dxa"/>
+              <w:left w:w="60" w:type="dxa"/>
+              <w:right w:w="60" w:type="dxa"/>
+            </w:tcMar>
+          </w:tcPr>
           <w:p>
             <w:pPr>
               <w:pStyle w:val="Compact"/>
+              <w:spacing w:before="0" w:after="40" w:line="264" w:lineRule="auto"/>
               <w:jc w:val="left"/>
             </w:pPr>
             <w:r>
+              <w:rPr>
+                <w:rFonts w:ascii="Calibri" w:hAnsi="Calibri"/>
+                <w:sz w:val="18"/>
+              </w:rPr>
               <w:t xml:space="preserve">Bean Validation (</w:t>
             </w:r>
             <w:r>
               <w:rPr>
                 <w:rStyle w:val="VerbatimChar"/>
+                <w:rFonts w:ascii="Calibri" w:hAnsi="Calibri"/>
+                <w:sz w:val="18"/>
               </w:rPr>
               <w:t xml:space="preserve">@Valid</w:t>
             </w:r>
             <w:r>
+              <w:rPr>
+                <w:rFonts w:ascii="Calibri" w:hAnsi="Calibri"/>
+                <w:sz w:val="18"/>
+              </w:rPr>
               <w:t xml:space="preserve">,</w:t>
             </w:r>
             <w:r>
+              <w:rPr>
+                <w:rFonts w:ascii="Calibri" w:hAnsi="Calibri"/>
+                <w:sz w:val="18"/>
+              </w:rPr>
               <w:t xml:space="preserve"> </w:t>
             </w:r>
             <w:r>
+              <w:rPr>
+                <w:rFonts w:ascii="Calibri" w:hAnsi="Calibri"/>
+                <w:sz w:val="18"/>
+              </w:rPr>
               <w:t xml:space="preserve">constraints)</w:t>
             </w:r>
           </w:p>
@@ -773,31 +1449,75 @@
       </w:tr>
       <w:tr>
         <w:tc>
-          <w:tcPr/>
+          <w:tcPr>
+            <w:tcMar>
+              <w:top w:w="40" w:type="dxa"/>
+              <w:bottom w:w="40" w:type="dxa"/>
+              <w:left w:w="60" w:type="dxa"/>
+              <w:right w:w="60" w:type="dxa"/>
+            </w:tcMar>
+            <w:tcMar>
+              <w:top w:w="40" w:type="dxa"/>
+              <w:bottom w:w="40" w:type="dxa"/>
+              <w:left w:w="60" w:type="dxa"/>
+              <w:right w:w="60" w:type="dxa"/>
+            </w:tcMar>
+          </w:tcPr>
           <w:p>
             <w:pPr>
               <w:pStyle w:val="Compact"/>
+              <w:spacing w:before="0" w:after="40" w:line="264" w:lineRule="auto"/>
               <w:jc w:val="left"/>
             </w:pPr>
             <w:r>
+              <w:rPr>
+                <w:rFonts w:ascii="Calibri" w:hAnsi="Calibri"/>
+                <w:sz w:val="18"/>
+              </w:rPr>
               <w:t xml:space="preserve">spring-boot-starter-</w:t>
             </w:r>
             <w:r>
+              <w:rPr>
+                <w:rFonts w:ascii="Calibri" w:hAnsi="Calibri"/>
+                <w:sz w:val="18"/>
+              </w:rPr>
               <w:t xml:space="preserve"> </w:t>
             </w:r>
             <w:r>
+              <w:rPr>
+                <w:rFonts w:ascii="Calibri" w:hAnsi="Calibri"/>
+                <w:sz w:val="18"/>
+              </w:rPr>
               <w:t xml:space="preserve">actuator</w:t>
             </w:r>
           </w:p>
         </w:tc>
         <w:tc>
-          <w:tcPr/>
+          <w:tcPr>
+            <w:tcMar>
+              <w:top w:w="40" w:type="dxa"/>
+              <w:bottom w:w="40" w:type="dxa"/>
+              <w:left w:w="60" w:type="dxa"/>
+              <w:right w:w="60" w:type="dxa"/>
+            </w:tcMar>
+            <w:tcMar>
+              <w:top w:w="40" w:type="dxa"/>
+              <w:bottom w:w="40" w:type="dxa"/>
+              <w:left w:w="60" w:type="dxa"/>
+              <w:right w:w="60" w:type="dxa"/>
+            </w:tcMar>
+          </w:tcPr>
           <w:p>
             <w:pPr>
               <w:pStyle w:val="Compact"/>
+              <w:spacing w:before="0" w:after="40" w:line="264" w:lineRule="auto"/>
               <w:jc w:val="left"/>
             </w:pPr>
             <w:r>
+              <w:rPr>
+                <w:rFonts w:ascii="Calibri" w:hAnsi="Calibri"/>
+                <w:sz w:val="18"/>
+              </w:rPr>
               <w:t xml:space="preserve">Actuator endpoints</w:t>
             </w:r>
           </w:p>
@@ -805,25 +1525,61 @@
       </w:tr>
       <w:tr>
         <w:tc>
-          <w:tcPr/>
+          <w:tcPr>
+            <w:tcMar>
+              <w:top w:w="40" w:type="dxa"/>
+              <w:bottom w:w="40" w:type="dxa"/>
+              <w:left w:w="60" w:type="dxa"/>
+              <w:right w:w="60" w:type="dxa"/>
+            </w:tcMar>
+            <w:tcMar>
+              <w:top w:w="40" w:type="dxa"/>
+              <w:bottom w:w="40" w:type="dxa"/>
+              <w:left w:w="60" w:type="dxa"/>
+              <w:right w:w="60" w:type="dxa"/>
+            </w:tcMar>
+          </w:tcPr>
           <w:p>
             <w:pPr>
               <w:pStyle w:val="Compact"/>
+              <w:spacing w:before="0" w:after="40" w:line="264" w:lineRule="auto"/>
               <w:jc w:val="left"/>
             </w:pPr>
             <w:r>
+              <w:rPr>
+                <w:rFonts w:ascii="Calibri" w:hAnsi="Calibri"/>
+                <w:sz w:val="18"/>
+              </w:rPr>
               <w:t xml:space="preserve">spring-boot-devtools</w:t>
             </w:r>
           </w:p>
         </w:tc>
         <w:tc>
-          <w:tcPr/>
+          <w:tcPr>
+            <w:tcMar>
+              <w:top w:w="40" w:type="dxa"/>
+              <w:bottom w:w="40" w:type="dxa"/>
+              <w:left w:w="60" w:type="dxa"/>
+              <w:right w:w="60" w:type="dxa"/>
+            </w:tcMar>
+            <w:tcMar>
+              <w:top w:w="40" w:type="dxa"/>
+              <w:bottom w:w="40" w:type="dxa"/>
+              <w:left w:w="60" w:type="dxa"/>
+              <w:right w:w="60" w:type="dxa"/>
+            </w:tcMar>
+          </w:tcPr>
           <w:p>
             <w:pPr>
               <w:pStyle w:val="Compact"/>
+              <w:spacing w:before="0" w:after="40" w:line="264" w:lineRule="auto"/>
               <w:jc w:val="left"/>
             </w:pPr>
             <w:r>
+              <w:rPr>
+                <w:rFonts w:ascii="Calibri" w:hAnsi="Calibri"/>
+                <w:sz w:val="18"/>
+              </w:rPr>
               <w:t xml:space="preserve">Hot reload (runtime, optional)</w:t>
             </w:r>
           </w:p>
@@ -843,9 +1599,17 @@
     <w:tbl>
       <w:tblPr>
         <w:tblStyle w:val="Table"/>
-        <w:tblW w:type="pct" w:w="4865"/>
-        <w:tblLayout w:type="fixed"/>
+        <w:tblW w:type="pct" w:w="5000"/>
+        <w:tblLayout w:type="autofit"/>
         <w:tblLook w:firstRow="1" w:lastRow="0" w:firstColumn="0" w:lastColumn="0" w:noHBand="0" w:noVBand="0" w:val="0020"/>
+        <w:tblBorders>
+          <w:top w:val="single" w:sz="4" w:space="0" w:color="CBD5E0"/>
+          <w:left w:val="single" w:sz="4" w:space="0" w:color="CBD5E0"/>
+          <w:bottom w:val="single" w:sz="4" w:space="0" w:color="CBD5E0"/>
+          <w:right w:val="single" w:sz="4" w:space="0" w:color="CBD5E0"/>
+          <w:insideH w:val="single" w:sz="4" w:space="0" w:color="CBD5E0"/>
+          <w:insideV w:val="single" w:sz="4" w:space="0" w:color="CBD5E0"/>
+        </w:tblBorders>
       </w:tblPr>
       <w:tblGrid>
         <w:gridCol w:w="2247"/>
@@ -856,25 +1620,67 @@
           <w:tblHeader w:val="on"/>
         </w:trPr>
         <w:tc>
-          <w:tcPr/>
+          <w:tcPr>
+            <w:tcMar>
+              <w:top w:w="40" w:type="dxa"/>
+              <w:bottom w:w="40" w:type="dxa"/>
+              <w:left w:w="60" w:type="dxa"/>
+              <w:right w:w="60" w:type="dxa"/>
+            </w:tcMar>
+            <w:shd w:fill="1A365D" w:val="clear"/>
+            <w:tcMar>
+              <w:top w:w="40" w:type="dxa"/>
+              <w:bottom w:w="40" w:type="dxa"/>
+              <w:left w:w="60" w:type="dxa"/>
+              <w:right w:w="60" w:type="dxa"/>
+            </w:tcMar>
+          </w:tcPr>
           <w:p>
             <w:pPr>
               <w:pStyle w:val="Compact"/>
+              <w:spacing w:before="0" w:after="40" w:line="264" w:lineRule="auto"/>
               <w:jc w:val="left"/>
             </w:pPr>
             <w:r>
+              <w:rPr>
+                <w:rFonts w:ascii="Calibri" w:hAnsi="Calibri"/>
+                <w:b/>
+                <w:color w:val="FFFFFF"/>
+                <w:sz w:val="18"/>
+              </w:rPr>
               <w:t xml:space="preserve">Technology</w:t>
             </w:r>
           </w:p>
         </w:tc>
         <w:tc>
-          <w:tcPr/>
+          <w:tcPr>
+            <w:tcMar>
+              <w:top w:w="40" w:type="dxa"/>
+              <w:bottom w:w="40" w:type="dxa"/>
+              <w:left w:w="60" w:type="dxa"/>
+              <w:right w:w="60" w:type="dxa"/>
+            </w:tcMar>
+            <w:shd w:fill="1A365D" w:val="clear"/>
+            <w:tcMar>
+              <w:top w:w="40" w:type="dxa"/>
+              <w:bottom w:w="40" w:type="dxa"/>
+              <w:left w:w="60" w:type="dxa"/>
+              <w:right w:w="60" w:type="dxa"/>
+            </w:tcMar>
+          </w:tcPr>
           <w:p>
             <w:pPr>
               <w:pStyle w:val="Compact"/>
+              <w:spacing w:before="0" w:after="40" w:line="264" w:lineRule="auto"/>
               <w:jc w:val="left"/>
             </w:pPr>
             <w:r>
+              <w:rPr>
+                <w:rFonts w:ascii="Calibri" w:hAnsi="Calibri"/>
+                <w:b/>
+                <w:color w:val="FFFFFF"/>
+                <w:sz w:val="18"/>
+              </w:rPr>
               <w:t xml:space="preserve">Version / notes</w:t>
             </w:r>
           </w:p>
@@ -882,37 +1688,89 @@
       </w:tr>
       <w:tr>
         <w:tc>
-          <w:tcPr/>
+          <w:tcPr>
+            <w:tcMar>
+              <w:top w:w="40" w:type="dxa"/>
+              <w:bottom w:w="40" w:type="dxa"/>
+              <w:left w:w="60" w:type="dxa"/>
+              <w:right w:w="60" w:type="dxa"/>
+            </w:tcMar>
+            <w:tcMar>
+              <w:top w:w="40" w:type="dxa"/>
+              <w:bottom w:w="40" w:type="dxa"/>
+              <w:left w:w="60" w:type="dxa"/>
+              <w:right w:w="60" w:type="dxa"/>
+            </w:tcMar>
+          </w:tcPr>
           <w:p>
             <w:pPr>
               <w:pStyle w:val="Compact"/>
+              <w:spacing w:before="0" w:after="40" w:line="264" w:lineRule="auto"/>
               <w:jc w:val="left"/>
             </w:pPr>
             <w:r>
+              <w:rPr>
+                <w:rFonts w:ascii="Calibri" w:hAnsi="Calibri"/>
+                <w:sz w:val="18"/>
+              </w:rPr>
               <w:t xml:space="preserve">spring-boot-starter-</w:t>
             </w:r>
             <w:r>
+              <w:rPr>
+                <w:rFonts w:ascii="Calibri" w:hAnsi="Calibri"/>
+                <w:sz w:val="18"/>
+              </w:rPr>
               <w:t xml:space="preserve"> </w:t>
             </w:r>
             <w:r>
+              <w:rPr>
+                <w:rFonts w:ascii="Calibri" w:hAnsi="Calibri"/>
+                <w:sz w:val="18"/>
+              </w:rPr>
               <w:t xml:space="preserve">security</w:t>
             </w:r>
           </w:p>
         </w:tc>
         <w:tc>
-          <w:tcPr/>
+          <w:tcPr>
+            <w:tcMar>
+              <w:top w:w="40" w:type="dxa"/>
+              <w:bottom w:w="40" w:type="dxa"/>
+              <w:left w:w="60" w:type="dxa"/>
+              <w:right w:w="60" w:type="dxa"/>
+            </w:tcMar>
+            <w:tcMar>
+              <w:top w:w="40" w:type="dxa"/>
+              <w:bottom w:w="40" w:type="dxa"/>
+              <w:left w:w="60" w:type="dxa"/>
+              <w:right w:w="60" w:type="dxa"/>
+            </w:tcMar>
+          </w:tcPr>
           <w:p>
             <w:pPr>
               <w:pStyle w:val="Compact"/>
+              <w:spacing w:before="0" w:after="40" w:line="264" w:lineRule="auto"/>
               <w:jc w:val="left"/>
             </w:pPr>
             <w:r>
+              <w:rPr>
+                <w:rFonts w:ascii="Calibri" w:hAnsi="Calibri"/>
+                <w:sz w:val="18"/>
+              </w:rPr>
               <w:t xml:space="preserve">Stateless session; filters;</w:t>
             </w:r>
             <w:r>
+              <w:rPr>
+                <w:rFonts w:ascii="Calibri" w:hAnsi="Calibri"/>
+                <w:sz w:val="18"/>
+              </w:rPr>
               <w:t xml:space="preserve"> </w:t>
             </w:r>
             <w:r>
+              <w:rPr>
+                <w:rFonts w:ascii="Calibri" w:hAnsi="Calibri"/>
+                <w:sz w:val="18"/>
+              </w:rPr>
               <w:t xml:space="preserve">method/URL authorization</w:t>
             </w:r>
           </w:p>
@@ -920,37 +1778,89 @@
       </w:tr>
       <w:tr>
         <w:tc>
-          <w:tcPr/>
+          <w:tcPr>
+            <w:tcMar>
+              <w:top w:w="40" w:type="dxa"/>
+              <w:bottom w:w="40" w:type="dxa"/>
+              <w:left w:w="60" w:type="dxa"/>
+              <w:right w:w="60" w:type="dxa"/>
+            </w:tcMar>
+            <w:tcMar>
+              <w:top w:w="40" w:type="dxa"/>
+              <w:bottom w:w="40" w:type="dxa"/>
+              <w:left w:w="60" w:type="dxa"/>
+              <w:right w:w="60" w:type="dxa"/>
+            </w:tcMar>
+          </w:tcPr>
           <w:p>
             <w:pPr>
               <w:pStyle w:val="Compact"/>
+              <w:spacing w:before="0" w:after="40" w:line="264" w:lineRule="auto"/>
               <w:jc w:val="left"/>
             </w:pPr>
             <w:r>
+              <w:rPr>
+                <w:rFonts w:ascii="Calibri" w:hAnsi="Calibri"/>
+                <w:sz w:val="18"/>
+              </w:rPr>
               <w:t xml:space="preserve">JJWT (jjwt-api,</w:t>
             </w:r>
             <w:r>
+              <w:rPr>
+                <w:rFonts w:ascii="Calibri" w:hAnsi="Calibri"/>
+                <w:sz w:val="18"/>
+              </w:rPr>
               <w:t xml:space="preserve"> </w:t>
             </w:r>
             <w:r>
+              <w:rPr>
+                <w:rFonts w:ascii="Calibri" w:hAnsi="Calibri"/>
+                <w:sz w:val="18"/>
+              </w:rPr>
               <w:t xml:space="preserve">jjwt-impl,</w:t>
             </w:r>
             <w:r>
+              <w:rPr>
+                <w:rFonts w:ascii="Calibri" w:hAnsi="Calibri"/>
+                <w:sz w:val="18"/>
+              </w:rPr>
               <w:t xml:space="preserve"> </w:t>
             </w:r>
             <w:r>
+              <w:rPr>
+                <w:rFonts w:ascii="Calibri" w:hAnsi="Calibri"/>
+                <w:sz w:val="18"/>
+              </w:rPr>
               <w:t xml:space="preserve">jjwt-jackson)</w:t>
             </w:r>
           </w:p>
         </w:tc>
         <w:tc>
-          <w:tcPr/>
+          <w:tcPr>
+            <w:tcMar>
+              <w:top w:w="40" w:type="dxa"/>
+              <w:bottom w:w="40" w:type="dxa"/>
+              <w:left w:w="60" w:type="dxa"/>
+              <w:right w:w="60" w:type="dxa"/>
+            </w:tcMar>
+            <w:tcMar>
+              <w:top w:w="40" w:type="dxa"/>
+              <w:bottom w:w="40" w:type="dxa"/>
+              <w:left w:w="60" w:type="dxa"/>
+              <w:right w:w="60" w:type="dxa"/>
+            </w:tcMar>
+          </w:tcPr>
           <w:p>
             <w:pPr>
               <w:pStyle w:val="Compact"/>
+              <w:spacing w:before="0" w:after="40" w:line="264" w:lineRule="auto"/>
               <w:jc w:val="left"/>
             </w:pPr>
             <w:r>
+              <w:rPr>
+                <w:rFonts w:ascii="Calibri" w:hAnsi="Calibri"/>
+                <w:sz w:val="18"/>
+              </w:rPr>
               <w:t xml:space="preserve">0.12.7 — HMAC JWT create/parse</w:t>
             </w:r>
           </w:p>
@@ -970,9 +1880,17 @@
     <w:tbl>
       <w:tblPr>
         <w:tblStyle w:val="Table"/>
-        <w:tblW w:type="pct" w:w="4865"/>
-        <w:tblLayout w:type="fixed"/>
+        <w:tblW w:type="pct" w:w="5000"/>
+        <w:tblLayout w:type="autofit"/>
         <w:tblLook w:firstRow="1" w:lastRow="0" w:firstColumn="0" w:lastColumn="0" w:noHBand="0" w:noVBand="0" w:val="0020"/>
+        <w:tblBorders>
+          <w:top w:val="single" w:sz="4" w:space="0" w:color="CBD5E0"/>
+          <w:left w:val="single" w:sz="4" w:space="0" w:color="CBD5E0"/>
+          <w:bottom w:val="single" w:sz="4" w:space="0" w:color="CBD5E0"/>
+          <w:right w:val="single" w:sz="4" w:space="0" w:color="CBD5E0"/>
+          <w:insideH w:val="single" w:sz="4" w:space="0" w:color="CBD5E0"/>
+          <w:insideV w:val="single" w:sz="4" w:space="0" w:color="CBD5E0"/>
+        </w:tblBorders>
       </w:tblPr>
       <w:tblGrid>
         <w:gridCol w:w="2247"/>
@@ -983,25 +1901,67 @@
           <w:tblHeader w:val="on"/>
         </w:trPr>
         <w:tc>
-          <w:tcPr/>
+          <w:tcPr>
+            <w:tcMar>
+              <w:top w:w="40" w:type="dxa"/>
+              <w:bottom w:w="40" w:type="dxa"/>
+              <w:left w:w="60" w:type="dxa"/>
+              <w:right w:w="60" w:type="dxa"/>
+            </w:tcMar>
+            <w:shd w:fill="1A365D" w:val="clear"/>
+            <w:tcMar>
+              <w:top w:w="40" w:type="dxa"/>
+              <w:bottom w:w="40" w:type="dxa"/>
+              <w:left w:w="60" w:type="dxa"/>
+              <w:right w:w="60" w:type="dxa"/>
+            </w:tcMar>
+          </w:tcPr>
           <w:p>
             <w:pPr>
               <w:pStyle w:val="Compact"/>
+              <w:spacing w:before="0" w:after="40" w:line="264" w:lineRule="auto"/>
               <w:jc w:val="left"/>
             </w:pPr>
             <w:r>
+              <w:rPr>
+                <w:rFonts w:ascii="Calibri" w:hAnsi="Calibri"/>
+                <w:b/>
+                <w:color w:val="FFFFFF"/>
+                <w:sz w:val="18"/>
+              </w:rPr>
               <w:t xml:space="preserve">Technology</w:t>
             </w:r>
           </w:p>
         </w:tc>
         <w:tc>
-          <w:tcPr/>
+          <w:tcPr>
+            <w:tcMar>
+              <w:top w:w="40" w:type="dxa"/>
+              <w:bottom w:w="40" w:type="dxa"/>
+              <w:left w:w="60" w:type="dxa"/>
+              <w:right w:w="60" w:type="dxa"/>
+            </w:tcMar>
+            <w:shd w:fill="1A365D" w:val="clear"/>
+            <w:tcMar>
+              <w:top w:w="40" w:type="dxa"/>
+              <w:bottom w:w="40" w:type="dxa"/>
+              <w:left w:w="60" w:type="dxa"/>
+              <w:right w:w="60" w:type="dxa"/>
+            </w:tcMar>
+          </w:tcPr>
           <w:p>
             <w:pPr>
               <w:pStyle w:val="Compact"/>
+              <w:spacing w:before="0" w:after="40" w:line="264" w:lineRule="auto"/>
               <w:jc w:val="left"/>
             </w:pPr>
             <w:r>
+              <w:rPr>
+                <w:rFonts w:ascii="Calibri" w:hAnsi="Calibri"/>
+                <w:b/>
+                <w:color w:val="FFFFFF"/>
+                <w:sz w:val="18"/>
+              </w:rPr>
               <w:t xml:space="preserve">Notes</w:t>
             </w:r>
           </w:p>
@@ -1009,87 +1969,218 @@
       </w:tr>
       <w:tr>
         <w:tc>
-          <w:tcPr/>
+          <w:tcPr>
+            <w:tcMar>
+              <w:top w:w="40" w:type="dxa"/>
+              <w:bottom w:w="40" w:type="dxa"/>
+              <w:left w:w="60" w:type="dxa"/>
+              <w:right w:w="60" w:type="dxa"/>
+            </w:tcMar>
+            <w:tcMar>
+              <w:top w:w="40" w:type="dxa"/>
+              <w:bottom w:w="40" w:type="dxa"/>
+              <w:left w:w="60" w:type="dxa"/>
+              <w:right w:w="60" w:type="dxa"/>
+            </w:tcMar>
+          </w:tcPr>
           <w:p>
             <w:pPr>
               <w:pStyle w:val="Compact"/>
+              <w:spacing w:before="0" w:after="40" w:line="264" w:lineRule="auto"/>
               <w:jc w:val="left"/>
             </w:pPr>
             <w:r>
+              <w:rPr>
+                <w:rFonts w:ascii="Calibri" w:hAnsi="Calibri"/>
+                <w:sz w:val="18"/>
+              </w:rPr>
               <w:t xml:space="preserve">PostgreSQL</w:t>
             </w:r>
           </w:p>
         </w:tc>
         <w:tc>
-          <w:tcPr/>
+          <w:tcPr>
+            <w:tcMar>
+              <w:top w:w="40" w:type="dxa"/>
+              <w:bottom w:w="40" w:type="dxa"/>
+              <w:left w:w="60" w:type="dxa"/>
+              <w:right w:w="60" w:type="dxa"/>
+            </w:tcMar>
+            <w:tcMar>
+              <w:top w:w="40" w:type="dxa"/>
+              <w:bottom w:w="40" w:type="dxa"/>
+              <w:left w:w="60" w:type="dxa"/>
+              <w:right w:w="60" w:type="dxa"/>
+            </w:tcMar>
+          </w:tcPr>
           <w:p>
             <w:pPr>
               <w:pStyle w:val="Compact"/>
+              <w:spacing w:before="0" w:after="40" w:line="264" w:lineRule="auto"/>
               <w:jc w:val="left"/>
             </w:pPr>
             <w:r>
-              <w:t xml:space="preserve">Database</w:t>
-            </w:r>
-            <w:r>
+              <w:rPr>
+                <w:rFonts w:ascii="Calibri" w:hAnsi="Calibri"/>
+                <w:sz w:val="18"/>
+              </w:rPr>
+              <w:t xml:space="preserve">Primary DB</w:t>
+            </w:r>
+            <w:r>
+              <w:rPr>
+                <w:rFonts w:ascii="Calibri" w:hAnsi="Calibri"/>
+                <w:sz w:val="18"/>
+              </w:rPr>
               <w:t xml:space="preserve"> </w:t>
             </w:r>
             <w:r>
               <w:rPr>
                 <w:rStyle w:val="VerbatimChar"/>
+                <w:rFonts w:ascii="Calibri" w:hAnsi="Calibri"/>
+                <w:sz w:val="18"/>
               </w:rPr>
               <w:t xml:space="preserve">bankone</w:t>
             </w:r>
             <w:r>
-              <w:t xml:space="preserve">, JDBC URL in</w:t>
-            </w:r>
-            <w:r>
+              <w:rPr>
+                <w:rFonts w:ascii="Calibri" w:hAnsi="Calibri"/>
+                <w:sz w:val="18"/>
+              </w:rPr>
+              <w:t xml:space="preserve">; optional read lab DB</w:t>
+            </w:r>
+            <w:r>
+              <w:rPr>
+                <w:rFonts w:ascii="Calibri" w:hAnsi="Calibri"/>
+                <w:sz w:val="18"/>
+              </w:rPr>
               <w:t xml:space="preserve"> </w:t>
             </w:r>
             <w:r>
               <w:rPr>
                 <w:rStyle w:val="VerbatimChar"/>
-              </w:rPr>
-              <w:t xml:space="preserve">application.properties</w:t>
+                <w:rFonts w:ascii="Calibri" w:hAnsi="Calibri"/>
+                <w:sz w:val="18"/>
+              </w:rPr>
+              <w:t xml:space="preserve">bankone_read</w:t>
+            </w:r>
+            <w:r>
+              <w:rPr>
+                <w:rFonts w:ascii="Calibri" w:hAnsi="Calibri"/>
+                <w:sz w:val="18"/>
+              </w:rPr>
+              <w:t xml:space="preserve"> </w:t>
+            </w:r>
+            <w:r>
+              <w:rPr>
+                <w:rFonts w:ascii="Calibri" w:hAnsi="Calibri"/>
+                <w:sz w:val="18"/>
+              </w:rPr>
+              <w:t xml:space="preserve">(</w:t>
+            </w:r>
+            <w:r>
+              <w:rPr>
+                <w:rStyle w:val="VerbatimChar"/>
+                <w:rFonts w:ascii="Calibri" w:hAnsi="Calibri"/>
+                <w:sz w:val="18"/>
+              </w:rPr>
+              <w:t xml:space="preserve">app.replica.*</w:t>
+            </w:r>
+            <w:r>
+              <w:rPr>
+                <w:rFonts w:ascii="Calibri" w:hAnsi="Calibri"/>
+                <w:sz w:val="18"/>
+              </w:rPr>
+              <w:t xml:space="preserve">)</w:t>
             </w:r>
           </w:p>
         </w:tc>
       </w:tr>
       <w:tr>
         <w:tc>
-          <w:tcPr/>
+          <w:tcPr>
+            <w:tcMar>
+              <w:top w:w="40" w:type="dxa"/>
+              <w:bottom w:w="40" w:type="dxa"/>
+              <w:left w:w="60" w:type="dxa"/>
+              <w:right w:w="60" w:type="dxa"/>
+            </w:tcMar>
+            <w:tcMar>
+              <w:top w:w="40" w:type="dxa"/>
+              <w:bottom w:w="40" w:type="dxa"/>
+              <w:left w:w="60" w:type="dxa"/>
+              <w:right w:w="60" w:type="dxa"/>
+            </w:tcMar>
+          </w:tcPr>
           <w:p>
             <w:pPr>
               <w:pStyle w:val="Compact"/>
+              <w:spacing w:before="0" w:after="40" w:line="264" w:lineRule="auto"/>
               <w:jc w:val="left"/>
             </w:pPr>
             <w:r>
+              <w:rPr>
+                <w:rFonts w:ascii="Calibri" w:hAnsi="Calibri"/>
+                <w:sz w:val="18"/>
+              </w:rPr>
               <w:t xml:space="preserve">PostgreSQL JDBC</w:t>
             </w:r>
             <w:r>
+              <w:rPr>
+                <w:rFonts w:ascii="Calibri" w:hAnsi="Calibri"/>
+                <w:sz w:val="18"/>
+              </w:rPr>
               <w:t xml:space="preserve"> </w:t>
             </w:r>
             <w:r>
+              <w:rPr>
+                <w:rFonts w:ascii="Calibri" w:hAnsi="Calibri"/>
+                <w:sz w:val="18"/>
+              </w:rPr>
               <w:t xml:space="preserve">driver</w:t>
             </w:r>
           </w:p>
         </w:tc>
         <w:tc>
-          <w:tcPr/>
+          <w:tcPr>
+            <w:tcMar>
+              <w:top w:w="40" w:type="dxa"/>
+              <w:bottom w:w="40" w:type="dxa"/>
+              <w:left w:w="60" w:type="dxa"/>
+              <w:right w:w="60" w:type="dxa"/>
+            </w:tcMar>
+            <w:tcMar>
+              <w:top w:w="40" w:type="dxa"/>
+              <w:bottom w:w="40" w:type="dxa"/>
+              <w:left w:w="60" w:type="dxa"/>
+              <w:right w:w="60" w:type="dxa"/>
+            </w:tcMar>
+          </w:tcPr>
           <w:p>
             <w:pPr>
               <w:pStyle w:val="Compact"/>
+              <w:spacing w:before="0" w:after="40" w:line="264" w:lineRule="auto"/>
               <w:jc w:val="left"/>
             </w:pPr>
             <w:r>
               <w:rPr>
                 <w:rStyle w:val="VerbatimChar"/>
+                <w:rFonts w:ascii="Calibri" w:hAnsi="Calibri"/>
+                <w:sz w:val="18"/>
               </w:rPr>
               <w:t xml:space="preserve">org.postgresql:postgresql</w:t>
             </w:r>
             <w:r>
+              <w:rPr>
+                <w:rFonts w:ascii="Calibri" w:hAnsi="Calibri"/>
+                <w:sz w:val="18"/>
+              </w:rPr>
               <w:t xml:space="preserve"> </w:t>
             </w:r>
             <w:r>
+              <w:rPr>
+                <w:rFonts w:ascii="Calibri" w:hAnsi="Calibri"/>
+                <w:sz w:val="18"/>
+              </w:rPr>
               <w:t xml:space="preserve">(runtime)</w:t>
             </w:r>
           </w:p>
@@ -1097,40 +2188,90 @@
       </w:tr>
       <w:tr>
         <w:tc>
-          <w:tcPr/>
+          <w:tcPr>
+            <w:tcMar>
+              <w:top w:w="40" w:type="dxa"/>
+              <w:bottom w:w="40" w:type="dxa"/>
+              <w:left w:w="60" w:type="dxa"/>
+              <w:right w:w="60" w:type="dxa"/>
+            </w:tcMar>
+            <w:tcMar>
+              <w:top w:w="40" w:type="dxa"/>
+              <w:bottom w:w="40" w:type="dxa"/>
+              <w:left w:w="60" w:type="dxa"/>
+              <w:right w:w="60" w:type="dxa"/>
+            </w:tcMar>
+          </w:tcPr>
           <w:p>
             <w:pPr>
               <w:pStyle w:val="Compact"/>
+              <w:spacing w:before="0" w:after="40" w:line="264" w:lineRule="auto"/>
               <w:jc w:val="left"/>
             </w:pPr>
             <w:r>
+              <w:rPr>
+                <w:rFonts w:ascii="Calibri" w:hAnsi="Calibri"/>
+                <w:sz w:val="18"/>
+              </w:rPr>
               <w:t xml:space="preserve">schema.sql /</w:t>
             </w:r>
             <w:r>
+              <w:rPr>
+                <w:rFonts w:ascii="Calibri" w:hAnsi="Calibri"/>
+                <w:sz w:val="18"/>
+              </w:rPr>
               <w:t xml:space="preserve"> </w:t>
             </w:r>
             <w:r>
+              <w:rPr>
+                <w:rFonts w:ascii="Calibri" w:hAnsi="Calibri"/>
+                <w:sz w:val="18"/>
+              </w:rPr>
               <w:t xml:space="preserve">data.sql</w:t>
             </w:r>
           </w:p>
         </w:tc>
         <w:tc>
-          <w:tcPr/>
+          <w:tcPr>
+            <w:tcMar>
+              <w:top w:w="40" w:type="dxa"/>
+              <w:bottom w:w="40" w:type="dxa"/>
+              <w:left w:w="60" w:type="dxa"/>
+              <w:right w:w="60" w:type="dxa"/>
+            </w:tcMar>
+            <w:tcMar>
+              <w:top w:w="40" w:type="dxa"/>
+              <w:bottom w:w="40" w:type="dxa"/>
+              <w:left w:w="60" w:type="dxa"/>
+              <w:right w:w="60" w:type="dxa"/>
+            </w:tcMar>
+          </w:tcPr>
           <w:p>
             <w:pPr>
               <w:pStyle w:val="Compact"/>
+              <w:spacing w:before="0" w:after="40" w:line="264" w:lineRule="auto"/>
               <w:jc w:val="left"/>
             </w:pPr>
             <w:r>
+              <w:rPr>
+                <w:rFonts w:ascii="Calibri" w:hAnsi="Calibri"/>
+                <w:sz w:val="18"/>
+              </w:rPr>
               <w:t xml:space="preserve">SQL init (</w:t>
             </w:r>
             <w:r>
               <w:rPr>
                 <w:rStyle w:val="VerbatimChar"/>
+                <w:rFonts w:ascii="Calibri" w:hAnsi="Calibri"/>
+                <w:sz w:val="18"/>
               </w:rPr>
               <w:t xml:space="preserve">spring.sql.init.mode=always</w:t>
             </w:r>
             <w:r>
+              <w:rPr>
+                <w:rFonts w:ascii="Calibri" w:hAnsi="Calibri"/>
+                <w:sz w:val="18"/>
+              </w:rPr>
               <w:t xml:space="preserve">)</w:t>
             </w:r>
           </w:p>
@@ -1138,7 +2279,742 @@
       </w:tr>
     </w:tbl>
     <w:bookmarkEnd w:id="14"/>
-    <w:bookmarkStart w:id="15" w:name="messaging-email"/>
+    <w:bookmarkStart w:id="16" w:name="redis-cache-aside-rate-limiting-local"/>
+    <w:p>
+      <w:pPr>
+        <w:pStyle w:val="Heading3"/>
+      </w:pPr>
+      <w:r>
+        <w:t xml:space="preserve">Redis — cache-aside &amp; rate limiting (local)</w:t>
+      </w:r>
+    </w:p>
+    <w:tbl>
+      <w:tblPr>
+        <w:tblStyle w:val="Table"/>
+        <w:tblW w:type="pct" w:w="5000"/>
+        <w:tblLayout w:type="autofit"/>
+        <w:tblLook w:firstRow="1" w:lastRow="0" w:firstColumn="0" w:lastColumn="0" w:noHBand="0" w:noVBand="0" w:val="0020"/>
+        <w:tblBorders>
+          <w:top w:val="single" w:sz="4" w:space="0" w:color="CBD5E0"/>
+          <w:left w:val="single" w:sz="4" w:space="0" w:color="CBD5E0"/>
+          <w:bottom w:val="single" w:sz="4" w:space="0" w:color="CBD5E0"/>
+          <w:right w:val="single" w:sz="4" w:space="0" w:color="CBD5E0"/>
+          <w:insideH w:val="single" w:sz="4" w:space="0" w:color="CBD5E0"/>
+          <w:insideV w:val="single" w:sz="4" w:space="0" w:color="CBD5E0"/>
+        </w:tblBorders>
+      </w:tblPr>
+      <w:tblGrid>
+        <w:gridCol w:w="2247"/>
+        <w:gridCol w:w="5458"/>
+      </w:tblGrid>
+      <w:tr>
+        <w:trPr>
+          <w:tblHeader w:val="on"/>
+        </w:trPr>
+        <w:tc>
+          <w:tcPr>
+            <w:tcMar>
+              <w:top w:w="40" w:type="dxa"/>
+              <w:bottom w:w="40" w:type="dxa"/>
+              <w:left w:w="60" w:type="dxa"/>
+              <w:right w:w="60" w:type="dxa"/>
+            </w:tcMar>
+            <w:shd w:fill="1A365D" w:val="clear"/>
+            <w:tcMar>
+              <w:top w:w="40" w:type="dxa"/>
+              <w:bottom w:w="40" w:type="dxa"/>
+              <w:left w:w="60" w:type="dxa"/>
+              <w:right w:w="60" w:type="dxa"/>
+            </w:tcMar>
+          </w:tcPr>
+          <w:p>
+            <w:pPr>
+              <w:pStyle w:val="Compact"/>
+              <w:spacing w:before="0" w:after="40" w:line="264" w:lineRule="auto"/>
+              <w:jc w:val="left"/>
+            </w:pPr>
+            <w:r>
+              <w:rPr>
+                <w:rFonts w:ascii="Calibri" w:hAnsi="Calibri"/>
+                <w:b/>
+                <w:color w:val="FFFFFF"/>
+                <w:sz w:val="18"/>
+              </w:rPr>
+              <w:t xml:space="preserve">Technology</w:t>
+            </w:r>
+          </w:p>
+        </w:tc>
+        <w:tc>
+          <w:tcPr>
+            <w:tcMar>
+              <w:top w:w="40" w:type="dxa"/>
+              <w:bottom w:w="40" w:type="dxa"/>
+              <w:left w:w="60" w:type="dxa"/>
+              <w:right w:w="60" w:type="dxa"/>
+            </w:tcMar>
+            <w:shd w:fill="1A365D" w:val="clear"/>
+            <w:tcMar>
+              <w:top w:w="40" w:type="dxa"/>
+              <w:bottom w:w="40" w:type="dxa"/>
+              <w:left w:w="60" w:type="dxa"/>
+              <w:right w:w="60" w:type="dxa"/>
+            </w:tcMar>
+          </w:tcPr>
+          <w:p>
+            <w:pPr>
+              <w:pStyle w:val="Compact"/>
+              <w:spacing w:before="0" w:after="40" w:line="264" w:lineRule="auto"/>
+              <w:jc w:val="left"/>
+            </w:pPr>
+            <w:r>
+              <w:rPr>
+                <w:rFonts w:ascii="Calibri" w:hAnsi="Calibri"/>
+                <w:b/>
+                <w:color w:val="FFFFFF"/>
+                <w:sz w:val="18"/>
+              </w:rPr>
+              <w:t xml:space="preserve">Purpose</w:t>
+            </w:r>
+          </w:p>
+        </w:tc>
+      </w:tr>
+      <w:tr>
+        <w:tc>
+          <w:tcPr>
+            <w:tcMar>
+              <w:top w:w="40" w:type="dxa"/>
+              <w:bottom w:w="40" w:type="dxa"/>
+              <w:left w:w="60" w:type="dxa"/>
+              <w:right w:w="60" w:type="dxa"/>
+            </w:tcMar>
+            <w:tcMar>
+              <w:top w:w="40" w:type="dxa"/>
+              <w:bottom w:w="40" w:type="dxa"/>
+              <w:left w:w="60" w:type="dxa"/>
+              <w:right w:w="60" w:type="dxa"/>
+            </w:tcMar>
+          </w:tcPr>
+          <w:p>
+            <w:pPr>
+              <w:pStyle w:val="Compact"/>
+              <w:spacing w:before="0" w:after="40" w:line="264" w:lineRule="auto"/>
+              <w:jc w:val="left"/>
+            </w:pPr>
+            <w:r>
+              <w:rPr>
+                <w:rFonts w:ascii="Calibri" w:hAnsi="Calibri"/>
+                <w:sz w:val="18"/>
+              </w:rPr>
+              <w:t xml:space="preserve">Redis</w:t>
+            </w:r>
+          </w:p>
+        </w:tc>
+        <w:tc>
+          <w:tcPr>
+            <w:tcMar>
+              <w:top w:w="40" w:type="dxa"/>
+              <w:bottom w:w="40" w:type="dxa"/>
+              <w:left w:w="60" w:type="dxa"/>
+              <w:right w:w="60" w:type="dxa"/>
+            </w:tcMar>
+            <w:tcMar>
+              <w:top w:w="40" w:type="dxa"/>
+              <w:bottom w:w="40" w:type="dxa"/>
+              <w:left w:w="60" w:type="dxa"/>
+              <w:right w:w="60" w:type="dxa"/>
+            </w:tcMar>
+          </w:tcPr>
+          <w:p>
+            <w:pPr>
+              <w:pStyle w:val="Compact"/>
+              <w:spacing w:before="0" w:after="40" w:line="264" w:lineRule="auto"/>
+              <w:jc w:val="left"/>
+            </w:pPr>
+            <w:r>
+              <w:rPr>
+                <w:rFonts w:ascii="Calibri" w:hAnsi="Calibri"/>
+                <w:sz w:val="18"/>
+              </w:rPr>
+              <w:t xml:space="preserve">Docker Compose service typically</w:t>
+            </w:r>
+            <w:r>
+              <w:rPr>
+                <w:rFonts w:ascii="Calibri" w:hAnsi="Calibri"/>
+                <w:sz w:val="18"/>
+              </w:rPr>
+              <w:t xml:space="preserve"> </w:t>
+            </w:r>
+            <w:r>
+              <w:rPr>
+                <w:rStyle w:val="VerbatimChar"/>
+                <w:rFonts w:ascii="Calibri" w:hAnsi="Calibri"/>
+                <w:sz w:val="18"/>
+              </w:rPr>
+              <w:t xml:space="preserve">:6379</w:t>
+            </w:r>
+            <w:r>
+              <w:rPr>
+                <w:rFonts w:ascii="Calibri" w:hAnsi="Calibri"/>
+                <w:sz w:val="18"/>
+              </w:rPr>
+              <w:t xml:space="preserve"> </w:t>
+            </w:r>
+            <w:r>
+              <w:rPr>
+                <w:rFonts w:ascii="Calibri" w:hAnsi="Calibri"/>
+                <w:sz w:val="18"/>
+              </w:rPr>
+              <w:t xml:space="preserve">(</w:t>
+            </w:r>
+            <w:r>
+              <w:rPr>
+                <w:rStyle w:val="VerbatimChar"/>
+                <w:rFonts w:ascii="Calibri" w:hAnsi="Calibri"/>
+                <w:sz w:val="18"/>
+              </w:rPr>
+              <w:t xml:space="preserve">REDIS_HOST</w:t>
+            </w:r>
+            <w:r>
+              <w:rPr>
+                <w:rFonts w:ascii="Calibri" w:hAnsi="Calibri"/>
+                <w:sz w:val="18"/>
+              </w:rPr>
+              <w:t xml:space="preserve"> </w:t>
+            </w:r>
+            <w:r>
+              <w:rPr>
+                <w:rFonts w:ascii="Calibri" w:hAnsi="Calibri"/>
+                <w:sz w:val="18"/>
+              </w:rPr>
+              <w:t xml:space="preserve">/</w:t>
+            </w:r>
+            <w:r>
+              <w:rPr>
+                <w:rFonts w:ascii="Calibri" w:hAnsi="Calibri"/>
+                <w:sz w:val="18"/>
+              </w:rPr>
+              <w:t xml:space="preserve"> </w:t>
+            </w:r>
+            <w:r>
+              <w:rPr>
+                <w:rStyle w:val="VerbatimChar"/>
+                <w:rFonts w:ascii="Calibri" w:hAnsi="Calibri"/>
+                <w:sz w:val="18"/>
+              </w:rPr>
+              <w:t xml:space="preserve">REDIS_PORT</w:t>
+            </w:r>
+            <w:r>
+              <w:rPr>
+                <w:rFonts w:ascii="Calibri" w:hAnsi="Calibri"/>
+                <w:sz w:val="18"/>
+              </w:rPr>
+              <w:t xml:space="preserve">)</w:t>
+            </w:r>
+          </w:p>
+        </w:tc>
+      </w:tr>
+      <w:tr>
+        <w:tc>
+          <w:tcPr>
+            <w:tcMar>
+              <w:top w:w="40" w:type="dxa"/>
+              <w:bottom w:w="40" w:type="dxa"/>
+              <w:left w:w="60" w:type="dxa"/>
+              <w:right w:w="60" w:type="dxa"/>
+            </w:tcMar>
+            <w:tcMar>
+              <w:top w:w="40" w:type="dxa"/>
+              <w:bottom w:w="40" w:type="dxa"/>
+              <w:left w:w="60" w:type="dxa"/>
+              <w:right w:w="60" w:type="dxa"/>
+            </w:tcMar>
+          </w:tcPr>
+          <w:p>
+            <w:pPr>
+              <w:pStyle w:val="Compact"/>
+              <w:spacing w:before="0" w:after="40" w:line="264" w:lineRule="auto"/>
+              <w:jc w:val="left"/>
+            </w:pPr>
+            <w:r>
+              <w:rPr>
+                <w:rFonts w:ascii="Calibri" w:hAnsi="Calibri"/>
+                <w:sz w:val="18"/>
+              </w:rPr>
+              <w:t xml:space="preserve">spring-boot-starter-</w:t>
+            </w:r>
+            <w:r>
+              <w:rPr>
+                <w:rFonts w:ascii="Calibri" w:hAnsi="Calibri"/>
+                <w:sz w:val="18"/>
+              </w:rPr>
+              <w:t xml:space="preserve"> </w:t>
+            </w:r>
+            <w:r>
+              <w:rPr>
+                <w:rFonts w:ascii="Calibri" w:hAnsi="Calibri"/>
+                <w:sz w:val="18"/>
+              </w:rPr>
+              <w:t xml:space="preserve">data-redis</w:t>
+            </w:r>
+          </w:p>
+        </w:tc>
+        <w:tc>
+          <w:tcPr>
+            <w:tcMar>
+              <w:top w:w="40" w:type="dxa"/>
+              <w:bottom w:w="40" w:type="dxa"/>
+              <w:left w:w="60" w:type="dxa"/>
+              <w:right w:w="60" w:type="dxa"/>
+            </w:tcMar>
+            <w:tcMar>
+              <w:top w:w="40" w:type="dxa"/>
+              <w:bottom w:w="40" w:type="dxa"/>
+              <w:left w:w="60" w:type="dxa"/>
+              <w:right w:w="60" w:type="dxa"/>
+            </w:tcMar>
+          </w:tcPr>
+          <w:p>
+            <w:pPr>
+              <w:pStyle w:val="Compact"/>
+              <w:spacing w:before="0" w:after="40" w:line="264" w:lineRule="auto"/>
+              <w:jc w:val="left"/>
+            </w:pPr>
+            <w:r>
+              <w:rPr>
+                <w:rFonts w:ascii="Calibri" w:hAnsi="Calibri"/>
+                <w:sz w:val="18"/>
+              </w:rPr>
+              <w:t xml:space="preserve">Lettuce client; shared host for rate limit +</w:t>
+            </w:r>
+            <w:r>
+              <w:rPr>
+                <w:rFonts w:ascii="Calibri" w:hAnsi="Calibri"/>
+                <w:sz w:val="18"/>
+              </w:rPr>
+              <w:t xml:space="preserve"> </w:t>
+            </w:r>
+            <w:r>
+              <w:rPr>
+                <w:rFonts w:ascii="Calibri" w:hAnsi="Calibri"/>
+                <w:sz w:val="18"/>
+              </w:rPr>
+              <w:t xml:space="preserve">entity cache</w:t>
+            </w:r>
+          </w:p>
+        </w:tc>
+      </w:tr>
+      <w:tr>
+        <w:tc>
+          <w:tcPr>
+            <w:tcMar>
+              <w:top w:w="40" w:type="dxa"/>
+              <w:bottom w:w="40" w:type="dxa"/>
+              <w:left w:w="60" w:type="dxa"/>
+              <w:right w:w="60" w:type="dxa"/>
+            </w:tcMar>
+            <w:tcMar>
+              <w:top w:w="40" w:type="dxa"/>
+              <w:bottom w:w="40" w:type="dxa"/>
+              <w:left w:w="60" w:type="dxa"/>
+              <w:right w:w="60" w:type="dxa"/>
+            </w:tcMar>
+          </w:tcPr>
+          <w:p>
+            <w:pPr>
+              <w:pStyle w:val="Compact"/>
+              <w:spacing w:before="0" w:after="40" w:line="264" w:lineRule="auto"/>
+              <w:jc w:val="left"/>
+            </w:pPr>
+            <w:r>
+              <w:rPr>
+                <w:rFonts w:ascii="Calibri" w:hAnsi="Calibri"/>
+                <w:sz w:val="18"/>
+              </w:rPr>
+              <w:t xml:space="preserve">spring-boot-starter-</w:t>
+            </w:r>
+            <w:r>
+              <w:rPr>
+                <w:rFonts w:ascii="Calibri" w:hAnsi="Calibri"/>
+                <w:sz w:val="18"/>
+              </w:rPr>
+              <w:t xml:space="preserve"> </w:t>
+            </w:r>
+            <w:r>
+              <w:rPr>
+                <w:rFonts w:ascii="Calibri" w:hAnsi="Calibri"/>
+                <w:sz w:val="18"/>
+              </w:rPr>
+              <w:t xml:space="preserve">cache</w:t>
+            </w:r>
+          </w:p>
+        </w:tc>
+        <w:tc>
+          <w:tcPr>
+            <w:tcMar>
+              <w:top w:w="40" w:type="dxa"/>
+              <w:bottom w:w="40" w:type="dxa"/>
+              <w:left w:w="60" w:type="dxa"/>
+              <w:right w:w="60" w:type="dxa"/>
+            </w:tcMar>
+            <w:tcMar>
+              <w:top w:w="40" w:type="dxa"/>
+              <w:bottom w:w="40" w:type="dxa"/>
+              <w:left w:w="60" w:type="dxa"/>
+              <w:right w:w="60" w:type="dxa"/>
+            </w:tcMar>
+          </w:tcPr>
+          <w:p>
+            <w:pPr>
+              <w:pStyle w:val="Compact"/>
+              <w:spacing w:before="0" w:after="40" w:line="264" w:lineRule="auto"/>
+              <w:jc w:val="left"/>
+            </w:pPr>
+            <w:r>
+              <w:rPr>
+                <w:rFonts w:ascii="Calibri" w:hAnsi="Calibri"/>
+                <w:sz w:val="18"/>
+              </w:rPr>
+              <w:t xml:space="preserve">Spring</w:t>
+            </w:r>
+            <w:r>
+              <w:rPr>
+                <w:rFonts w:ascii="Calibri" w:hAnsi="Calibri"/>
+                <w:sz w:val="18"/>
+              </w:rPr>
+              <w:t xml:space="preserve"> </w:t>
+            </w:r>
+            <w:r>
+              <w:rPr>
+                <w:rStyle w:val="VerbatimChar"/>
+                <w:rFonts w:ascii="Calibri" w:hAnsi="Calibri"/>
+                <w:sz w:val="18"/>
+              </w:rPr>
+              <w:t xml:space="preserve">@Cacheable</w:t>
+            </w:r>
+            <w:r>
+              <w:rPr>
+                <w:rFonts w:ascii="Calibri" w:hAnsi="Calibri"/>
+                <w:sz w:val="18"/>
+              </w:rPr>
+              <w:t xml:space="preserve"> </w:t>
+            </w:r>
+            <w:r>
+              <w:rPr>
+                <w:rFonts w:ascii="Calibri" w:hAnsi="Calibri"/>
+                <w:sz w:val="18"/>
+              </w:rPr>
+              <w:t xml:space="preserve">/</w:t>
+            </w:r>
+            <w:r>
+              <w:rPr>
+                <w:rFonts w:ascii="Calibri" w:hAnsi="Calibri"/>
+                <w:sz w:val="18"/>
+              </w:rPr>
+              <w:t xml:space="preserve"> </w:t>
+            </w:r>
+            <w:r>
+              <w:rPr>
+                <w:rStyle w:val="VerbatimChar"/>
+                <w:rFonts w:ascii="Calibri" w:hAnsi="Calibri"/>
+                <w:sz w:val="18"/>
+              </w:rPr>
+              <w:t xml:space="preserve">@CacheEvict</w:t>
+            </w:r>
+          </w:p>
+        </w:tc>
+      </w:tr>
+      <w:tr>
+        <w:tc>
+          <w:tcPr>
+            <w:tcMar>
+              <w:top w:w="40" w:type="dxa"/>
+              <w:bottom w:w="40" w:type="dxa"/>
+              <w:left w:w="60" w:type="dxa"/>
+              <w:right w:w="60" w:type="dxa"/>
+            </w:tcMar>
+            <w:tcMar>
+              <w:top w:w="40" w:type="dxa"/>
+              <w:bottom w:w="40" w:type="dxa"/>
+              <w:left w:w="60" w:type="dxa"/>
+              <w:right w:w="60" w:type="dxa"/>
+            </w:tcMar>
+          </w:tcPr>
+          <w:p>
+            <w:pPr>
+              <w:pStyle w:val="Compact"/>
+              <w:spacing w:before="0" w:after="40" w:line="264" w:lineRule="auto"/>
+              <w:jc w:val="left"/>
+            </w:pPr>
+            <w:r>
+              <w:rPr>
+                <w:rFonts w:ascii="Calibri" w:hAnsi="Calibri"/>
+                <w:sz w:val="18"/>
+              </w:rPr>
+              <w:t xml:space="preserve">Bucket4j + Lettuce</w:t>
+            </w:r>
+          </w:p>
+        </w:tc>
+        <w:tc>
+          <w:tcPr>
+            <w:tcMar>
+              <w:top w:w="40" w:type="dxa"/>
+              <w:bottom w:w="40" w:type="dxa"/>
+              <w:left w:w="60" w:type="dxa"/>
+              <w:right w:w="60" w:type="dxa"/>
+            </w:tcMar>
+            <w:tcMar>
+              <w:top w:w="40" w:type="dxa"/>
+              <w:bottom w:w="40" w:type="dxa"/>
+              <w:left w:w="60" w:type="dxa"/>
+              <w:right w:w="60" w:type="dxa"/>
+            </w:tcMar>
+          </w:tcPr>
+          <w:p>
+            <w:pPr>
+              <w:pStyle w:val="Compact"/>
+              <w:spacing w:before="0" w:after="40" w:line="264" w:lineRule="auto"/>
+              <w:jc w:val="left"/>
+            </w:pPr>
+            <w:r>
+              <w:rPr>
+                <w:rFonts w:ascii="Calibri" w:hAnsi="Calibri"/>
+                <w:sz w:val="18"/>
+              </w:rPr>
+              <w:t xml:space="preserve">Login / API rate-limit buckets when</w:t>
+            </w:r>
+            <w:r>
+              <w:rPr>
+                <w:rFonts w:ascii="Calibri" w:hAnsi="Calibri"/>
+                <w:sz w:val="18"/>
+              </w:rPr>
+              <w:t xml:space="preserve"> </w:t>
+            </w:r>
+            <w:r>
+              <w:rPr>
+                <w:rStyle w:val="VerbatimChar"/>
+                <w:rFonts w:ascii="Calibri" w:hAnsi="Calibri"/>
+                <w:sz w:val="18"/>
+              </w:rPr>
+              <w:t xml:space="preserve">app.rate-limit.redis-enabled=true</w:t>
+            </w:r>
+          </w:p>
+        </w:tc>
+      </w:tr>
+      <w:tr>
+        <w:tc>
+          <w:tcPr>
+            <w:tcMar>
+              <w:top w:w="40" w:type="dxa"/>
+              <w:bottom w:w="40" w:type="dxa"/>
+              <w:left w:w="60" w:type="dxa"/>
+              <w:right w:w="60" w:type="dxa"/>
+            </w:tcMar>
+            <w:tcMar>
+              <w:top w:w="40" w:type="dxa"/>
+              <w:bottom w:w="40" w:type="dxa"/>
+              <w:left w:w="60" w:type="dxa"/>
+              <w:right w:w="60" w:type="dxa"/>
+            </w:tcMar>
+          </w:tcPr>
+          <w:p>
+            <w:pPr>
+              <w:pStyle w:val="Compact"/>
+              <w:spacing w:before="0" w:after="40" w:line="264" w:lineRule="auto"/>
+              <w:jc w:val="left"/>
+            </w:pPr>
+            <w:r>
+              <w:rPr>
+                <w:rFonts w:ascii="Calibri" w:hAnsi="Calibri"/>
+                <w:sz w:val="18"/>
+              </w:rPr>
+              <w:t xml:space="preserve">Entity cache</w:t>
+            </w:r>
+          </w:p>
+        </w:tc>
+        <w:tc>
+          <w:tcPr>
+            <w:tcMar>
+              <w:top w:w="40" w:type="dxa"/>
+              <w:bottom w:w="40" w:type="dxa"/>
+              <w:left w:w="60" w:type="dxa"/>
+              <w:right w:w="60" w:type="dxa"/>
+            </w:tcMar>
+            <w:tcMar>
+              <w:top w:w="40" w:type="dxa"/>
+              <w:bottom w:w="40" w:type="dxa"/>
+              <w:left w:w="60" w:type="dxa"/>
+              <w:right w:w="60" w:type="dxa"/>
+            </w:tcMar>
+          </w:tcPr>
+          <w:p>
+            <w:pPr>
+              <w:pStyle w:val="Compact"/>
+              <w:spacing w:before="0" w:after="40" w:line="264" w:lineRule="auto"/>
+              <w:jc w:val="left"/>
+            </w:pPr>
+            <w:r>
+              <w:rPr>
+                <w:rStyle w:val="VerbatimChar"/>
+                <w:rFonts w:ascii="Calibri" w:hAnsi="Calibri"/>
+                <w:sz w:val="18"/>
+              </w:rPr>
+              <w:t xml:space="preserve">com.bankone.cache</w:t>
+            </w:r>
+            <w:r>
+              <w:rPr>
+                <w:rFonts w:ascii="Calibri" w:hAnsi="Calibri"/>
+                <w:sz w:val="18"/>
+              </w:rPr>
+              <w:t xml:space="preserve"> </w:t>
+            </w:r>
+            <w:r>
+              <w:rPr>
+                <w:rFonts w:ascii="Calibri" w:hAnsi="Calibri"/>
+                <w:sz w:val="18"/>
+              </w:rPr>
+              <w:t xml:space="preserve">— cache-aside for major</w:t>
+            </w:r>
+            <w:r>
+              <w:rPr>
+                <w:rFonts w:ascii="Calibri" w:hAnsi="Calibri"/>
+                <w:sz w:val="18"/>
+              </w:rPr>
+              <w:t xml:space="preserve"> </w:t>
+            </w:r>
+            <w:r>
+              <w:rPr>
+                <w:rFonts w:ascii="Calibri" w:hAnsi="Calibri"/>
+                <w:sz w:val="18"/>
+              </w:rPr>
+              <w:t xml:space="preserve">reads;</w:t>
+            </w:r>
+            <w:r>
+              <w:rPr>
+                <w:rFonts w:ascii="Calibri" w:hAnsi="Calibri"/>
+                <w:sz w:val="18"/>
+              </w:rPr>
+              <w:t xml:space="preserve"> </w:t>
+            </w:r>
+            <w:r>
+              <w:rPr>
+                <w:rStyle w:val="VerbatimChar"/>
+                <w:rFonts w:ascii="Calibri" w:hAnsi="Calibri"/>
+                <w:sz w:val="18"/>
+              </w:rPr>
+              <w:t xml:space="preserve">app.cache.redis-enabled</w:t>
+            </w:r>
+            <w:r>
+              <w:rPr>
+                <w:rFonts w:ascii="Calibri" w:hAnsi="Calibri"/>
+                <w:sz w:val="18"/>
+              </w:rPr>
+              <w:t xml:space="preserve"> </w:t>
+            </w:r>
+            <w:r>
+              <w:rPr>
+                <w:rFonts w:ascii="Calibri" w:hAnsi="Calibri"/>
+                <w:sz w:val="18"/>
+              </w:rPr>
+              <w:t xml:space="preserve">(prod off);</w:t>
+            </w:r>
+            <w:r>
+              <w:rPr>
+                <w:rFonts w:ascii="Calibri" w:hAnsi="Calibri"/>
+                <w:sz w:val="18"/>
+              </w:rPr>
+              <w:t xml:space="preserve"> </w:t>
+            </w:r>
+            <w:r>
+              <w:rPr>
+                <w:rFonts w:ascii="Calibri" w:hAnsi="Calibri"/>
+                <w:sz w:val="18"/>
+              </w:rPr>
+              <w:t xml:space="preserve">JDK value serialization; keys</w:t>
+            </w:r>
+            <w:r>
+              <w:rPr>
+                <w:rFonts w:ascii="Calibri" w:hAnsi="Calibri"/>
+                <w:sz w:val="18"/>
+              </w:rPr>
+              <w:t xml:space="preserve"> </w:t>
+            </w:r>
+            <w:r>
+              <w:rPr>
+                <w:rStyle w:val="VerbatimChar"/>
+                <w:rFonts w:ascii="Calibri" w:hAnsi="Calibri"/>
+                <w:sz w:val="18"/>
+              </w:rPr>
+              <w:t xml:space="preserve">bankone:&lt;region&gt;::…</w:t>
+            </w:r>
+          </w:p>
+        </w:tc>
+      </w:tr>
+      <w:tr>
+        <w:tc>
+          <w:tcPr>
+            <w:tcMar>
+              <w:top w:w="40" w:type="dxa"/>
+              <w:bottom w:w="40" w:type="dxa"/>
+              <w:left w:w="60" w:type="dxa"/>
+              <w:right w:w="60" w:type="dxa"/>
+            </w:tcMar>
+            <w:tcMar>
+              <w:top w:w="40" w:type="dxa"/>
+              <w:bottom w:w="40" w:type="dxa"/>
+              <w:left w:w="60" w:type="dxa"/>
+              <w:right w:w="60" w:type="dxa"/>
+            </w:tcMar>
+          </w:tcPr>
+          <w:p>
+            <w:pPr>
+              <w:pStyle w:val="Compact"/>
+              <w:spacing w:before="0" w:after="40" w:line="264" w:lineRule="auto"/>
+              <w:jc w:val="left"/>
+            </w:pPr>
+            <w:r>
+              <w:rPr>
+                <w:rFonts w:ascii="Calibri" w:hAnsi="Calibri"/>
+                <w:sz w:val="18"/>
+              </w:rPr>
+              <w:t xml:space="preserve">Docs</w:t>
+            </w:r>
+          </w:p>
+        </w:tc>
+        <w:tc>
+          <w:tcPr>
+            <w:tcMar>
+              <w:top w:w="40" w:type="dxa"/>
+              <w:bottom w:w="40" w:type="dxa"/>
+              <w:left w:w="60" w:type="dxa"/>
+              <w:right w:w="60" w:type="dxa"/>
+            </w:tcMar>
+            <w:tcMar>
+              <w:top w:w="40" w:type="dxa"/>
+              <w:bottom w:w="40" w:type="dxa"/>
+              <w:left w:w="60" w:type="dxa"/>
+              <w:right w:w="60" w:type="dxa"/>
+            </w:tcMar>
+          </w:tcPr>
+          <w:p>
+            <w:pPr>
+              <w:pStyle w:val="Compact"/>
+              <w:spacing w:before="0" w:after="40" w:line="264" w:lineRule="auto"/>
+              <w:jc w:val="left"/>
+            </w:pPr>
+            <w:hyperlink r:id="rId15">
+              <w:r>
+                <w:rPr>
+                  <w:rStyle w:val="Hyperlink"/>
+                </w:rPr>
+                <w:t xml:space="preserve">MODULES/Caching.md</w:t>
+              </w:r>
+            </w:hyperlink>
+          </w:p>
+        </w:tc>
+      </w:tr>
+    </w:tbl>
+    <w:bookmarkEnd w:id="16"/>
+    <w:bookmarkStart w:id="17" w:name="messaging-email"/>
     <w:p>
       <w:pPr>
         <w:pStyle w:val="Heading3"/>
@@ -1150,9 +3026,17 @@
     <w:tbl>
       <w:tblPr>
         <w:tblStyle w:val="Table"/>
-        <w:tblW w:type="pct" w:w="4865"/>
-        <w:tblLayout w:type="fixed"/>
+        <w:tblW w:type="pct" w:w="5000"/>
+        <w:tblLayout w:type="autofit"/>
         <w:tblLook w:firstRow="1" w:lastRow="0" w:firstColumn="0" w:lastColumn="0" w:noHBand="0" w:noVBand="0" w:val="0020"/>
+        <w:tblBorders>
+          <w:top w:val="single" w:sz="4" w:space="0" w:color="CBD5E0"/>
+          <w:left w:val="single" w:sz="4" w:space="0" w:color="CBD5E0"/>
+          <w:bottom w:val="single" w:sz="4" w:space="0" w:color="CBD5E0"/>
+          <w:right w:val="single" w:sz="4" w:space="0" w:color="CBD5E0"/>
+          <w:insideH w:val="single" w:sz="4" w:space="0" w:color="CBD5E0"/>
+          <w:insideV w:val="single" w:sz="4" w:space="0" w:color="CBD5E0"/>
+        </w:tblBorders>
       </w:tblPr>
       <w:tblGrid>
         <w:gridCol w:w="2247"/>
@@ -1163,25 +3047,67 @@
           <w:tblHeader w:val="on"/>
         </w:trPr>
         <w:tc>
-          <w:tcPr/>
+          <w:tcPr>
+            <w:tcMar>
+              <w:top w:w="40" w:type="dxa"/>
+              <w:bottom w:w="40" w:type="dxa"/>
+              <w:left w:w="60" w:type="dxa"/>
+              <w:right w:w="60" w:type="dxa"/>
+            </w:tcMar>
+            <w:shd w:fill="1A365D" w:val="clear"/>
+            <w:tcMar>
+              <w:top w:w="40" w:type="dxa"/>
+              <w:bottom w:w="40" w:type="dxa"/>
+              <w:left w:w="60" w:type="dxa"/>
+              <w:right w:w="60" w:type="dxa"/>
+            </w:tcMar>
+          </w:tcPr>
           <w:p>
             <w:pPr>
               <w:pStyle w:val="Compact"/>
+              <w:spacing w:before="0" w:after="40" w:line="264" w:lineRule="auto"/>
               <w:jc w:val="left"/>
             </w:pPr>
             <w:r>
+              <w:rPr>
+                <w:rFonts w:ascii="Calibri" w:hAnsi="Calibri"/>
+                <w:b/>
+                <w:color w:val="FFFFFF"/>
+                <w:sz w:val="18"/>
+              </w:rPr>
               <w:t xml:space="preserve">Technology</w:t>
             </w:r>
           </w:p>
         </w:tc>
         <w:tc>
-          <w:tcPr/>
+          <w:tcPr>
+            <w:tcMar>
+              <w:top w:w="40" w:type="dxa"/>
+              <w:bottom w:w="40" w:type="dxa"/>
+              <w:left w:w="60" w:type="dxa"/>
+              <w:right w:w="60" w:type="dxa"/>
+            </w:tcMar>
+            <w:shd w:fill="1A365D" w:val="clear"/>
+            <w:tcMar>
+              <w:top w:w="40" w:type="dxa"/>
+              <w:bottom w:w="40" w:type="dxa"/>
+              <w:left w:w="60" w:type="dxa"/>
+              <w:right w:w="60" w:type="dxa"/>
+            </w:tcMar>
+          </w:tcPr>
           <w:p>
             <w:pPr>
               <w:pStyle w:val="Compact"/>
+              <w:spacing w:before="0" w:after="40" w:line="264" w:lineRule="auto"/>
               <w:jc w:val="left"/>
             </w:pPr>
             <w:r>
+              <w:rPr>
+                <w:rFonts w:ascii="Calibri" w:hAnsi="Calibri"/>
+                <w:b/>
+                <w:color w:val="FFFFFF"/>
+                <w:sz w:val="18"/>
+              </w:rPr>
               <w:t xml:space="preserve">Purpose</w:t>
             </w:r>
           </w:p>
@@ -1189,46 +3115,104 @@
       </w:tr>
       <w:tr>
         <w:tc>
-          <w:tcPr/>
+          <w:tcPr>
+            <w:tcMar>
+              <w:top w:w="40" w:type="dxa"/>
+              <w:bottom w:w="40" w:type="dxa"/>
+              <w:left w:w="60" w:type="dxa"/>
+              <w:right w:w="60" w:type="dxa"/>
+            </w:tcMar>
+            <w:tcMar>
+              <w:top w:w="40" w:type="dxa"/>
+              <w:bottom w:w="40" w:type="dxa"/>
+              <w:left w:w="60" w:type="dxa"/>
+              <w:right w:w="60" w:type="dxa"/>
+            </w:tcMar>
+          </w:tcPr>
           <w:p>
             <w:pPr>
               <w:pStyle w:val="Compact"/>
+              <w:spacing w:before="0" w:after="40" w:line="264" w:lineRule="auto"/>
               <w:jc w:val="left"/>
             </w:pPr>
             <w:r>
+              <w:rPr>
+                <w:rFonts w:ascii="Calibri" w:hAnsi="Calibri"/>
+                <w:sz w:val="18"/>
+              </w:rPr>
               <w:t xml:space="preserve">spring-boot-starter-</w:t>
             </w:r>
             <w:r>
+              <w:rPr>
+                <w:rFonts w:ascii="Calibri" w:hAnsi="Calibri"/>
+                <w:sz w:val="18"/>
+              </w:rPr>
               <w:t xml:space="preserve"> </w:t>
             </w:r>
             <w:r>
+              <w:rPr>
+                <w:rFonts w:ascii="Calibri" w:hAnsi="Calibri"/>
+                <w:sz w:val="18"/>
+              </w:rPr>
               <w:t xml:space="preserve">kafka</w:t>
             </w:r>
           </w:p>
         </w:tc>
         <w:tc>
-          <w:tcPr/>
+          <w:tcPr>
+            <w:tcMar>
+              <w:top w:w="40" w:type="dxa"/>
+              <w:bottom w:w="40" w:type="dxa"/>
+              <w:left w:w="60" w:type="dxa"/>
+              <w:right w:w="60" w:type="dxa"/>
+            </w:tcMar>
+            <w:tcMar>
+              <w:top w:w="40" w:type="dxa"/>
+              <w:bottom w:w="40" w:type="dxa"/>
+              <w:left w:w="60" w:type="dxa"/>
+              <w:right w:w="60" w:type="dxa"/>
+            </w:tcMar>
+          </w:tcPr>
           <w:p>
             <w:pPr>
               <w:pStyle w:val="Compact"/>
+              <w:spacing w:before="0" w:after="40" w:line="264" w:lineRule="auto"/>
               <w:jc w:val="left"/>
             </w:pPr>
             <w:r>
+              <w:rPr>
+                <w:rFonts w:ascii="Calibri" w:hAnsi="Calibri"/>
+                <w:sz w:val="18"/>
+              </w:rPr>
               <w:t xml:space="preserve">Kafka produce/consume</w:t>
             </w:r>
             <w:r>
+              <w:rPr>
+                <w:rFonts w:ascii="Calibri" w:hAnsi="Calibri"/>
+                <w:sz w:val="18"/>
+              </w:rPr>
               <w:t xml:space="preserve"> </w:t>
             </w:r>
             <w:r>
+              <w:rPr>
+                <w:rFonts w:ascii="Calibri" w:hAnsi="Calibri"/>
+                <w:sz w:val="18"/>
+              </w:rPr>
               <w:t xml:space="preserve">(</w:t>
             </w:r>
             <w:r>
               <w:rPr>
                 <w:rStyle w:val="VerbatimChar"/>
+                <w:rFonts w:ascii="Calibri" w:hAnsi="Calibri"/>
+                <w:sz w:val="18"/>
               </w:rPr>
               <w:t xml:space="preserve">com.bankone.notification</w:t>
             </w:r>
             <w:r>
+              <w:rPr>
+                <w:rFonts w:ascii="Calibri" w:hAnsi="Calibri"/>
+                <w:sz w:val="18"/>
+              </w:rPr>
               <w:t xml:space="preserve">)</w:t>
             </w:r>
           </w:p>
@@ -1236,31 +3220,75 @@
       </w:tr>
       <w:tr>
         <w:tc>
-          <w:tcPr/>
+          <w:tcPr>
+            <w:tcMar>
+              <w:top w:w="40" w:type="dxa"/>
+              <w:bottom w:w="40" w:type="dxa"/>
+              <w:left w:w="60" w:type="dxa"/>
+              <w:right w:w="60" w:type="dxa"/>
+            </w:tcMar>
+            <w:tcMar>
+              <w:top w:w="40" w:type="dxa"/>
+              <w:bottom w:w="40" w:type="dxa"/>
+              <w:left w:w="60" w:type="dxa"/>
+              <w:right w:w="60" w:type="dxa"/>
+            </w:tcMar>
+          </w:tcPr>
           <w:p>
             <w:pPr>
               <w:pStyle w:val="Compact"/>
+              <w:spacing w:before="0" w:after="40" w:line="264" w:lineRule="auto"/>
               <w:jc w:val="left"/>
             </w:pPr>
             <w:r>
+              <w:rPr>
+                <w:rFonts w:ascii="Calibri" w:hAnsi="Calibri"/>
+                <w:sz w:val="18"/>
+              </w:rPr>
               <w:t xml:space="preserve">spring-boot-starter-</w:t>
             </w:r>
             <w:r>
+              <w:rPr>
+                <w:rFonts w:ascii="Calibri" w:hAnsi="Calibri"/>
+                <w:sz w:val="18"/>
+              </w:rPr>
               <w:t xml:space="preserve"> </w:t>
             </w:r>
             <w:r>
+              <w:rPr>
+                <w:rFonts w:ascii="Calibri" w:hAnsi="Calibri"/>
+                <w:sz w:val="18"/>
+              </w:rPr>
               <w:t xml:space="preserve">mail</w:t>
             </w:r>
           </w:p>
         </w:tc>
         <w:tc>
-          <w:tcPr/>
+          <w:tcPr>
+            <w:tcMar>
+              <w:top w:w="40" w:type="dxa"/>
+              <w:bottom w:w="40" w:type="dxa"/>
+              <w:left w:w="60" w:type="dxa"/>
+              <w:right w:w="60" w:type="dxa"/>
+            </w:tcMar>
+            <w:tcMar>
+              <w:top w:w="40" w:type="dxa"/>
+              <w:bottom w:w="40" w:type="dxa"/>
+              <w:left w:w="60" w:type="dxa"/>
+              <w:right w:w="60" w:type="dxa"/>
+            </w:tcMar>
+          </w:tcPr>
           <w:p>
             <w:pPr>
               <w:pStyle w:val="Compact"/>
+              <w:spacing w:before="0" w:after="40" w:line="264" w:lineRule="auto"/>
               <w:jc w:val="left"/>
             </w:pPr>
             <w:r>
+              <w:rPr>
+                <w:rFonts w:ascii="Calibri" w:hAnsi="Calibri"/>
+                <w:sz w:val="18"/>
+              </w:rPr>
               <w:t xml:space="preserve">SMTP path (Mailpit locally)</w:t>
             </w:r>
           </w:p>
@@ -1268,67 +3296,141 @@
       </w:tr>
       <w:tr>
         <w:tc>
-          <w:tcPr/>
+          <w:tcPr>
+            <w:tcMar>
+              <w:top w:w="40" w:type="dxa"/>
+              <w:bottom w:w="40" w:type="dxa"/>
+              <w:left w:w="60" w:type="dxa"/>
+              <w:right w:w="60" w:type="dxa"/>
+            </w:tcMar>
+            <w:tcMar>
+              <w:top w:w="40" w:type="dxa"/>
+              <w:bottom w:w="40" w:type="dxa"/>
+              <w:left w:w="60" w:type="dxa"/>
+              <w:right w:w="60" w:type="dxa"/>
+            </w:tcMar>
+          </w:tcPr>
           <w:p>
             <w:pPr>
               <w:pStyle w:val="Compact"/>
+              <w:spacing w:before="0" w:after="40" w:line="264" w:lineRule="auto"/>
               <w:jc w:val="left"/>
             </w:pPr>
             <w:r>
+              <w:rPr>
+                <w:rFonts w:ascii="Calibri" w:hAnsi="Calibri"/>
+                <w:sz w:val="18"/>
+              </w:rPr>
               <w:t xml:space="preserve">Apache Kafka 3.9</w:t>
             </w:r>
           </w:p>
         </w:tc>
         <w:tc>
-          <w:tcPr/>
+          <w:tcPr>
+            <w:tcMar>
+              <w:top w:w="40" w:type="dxa"/>
+              <w:bottom w:w="40" w:type="dxa"/>
+              <w:left w:w="60" w:type="dxa"/>
+              <w:right w:w="60" w:type="dxa"/>
+            </w:tcMar>
+            <w:tcMar>
+              <w:top w:w="40" w:type="dxa"/>
+              <w:bottom w:w="40" w:type="dxa"/>
+              <w:left w:w="60" w:type="dxa"/>
+              <w:right w:w="60" w:type="dxa"/>
+            </w:tcMar>
+          </w:tcPr>
           <w:p>
             <w:pPr>
               <w:pStyle w:val="Compact"/>
+              <w:spacing w:before="0" w:after="40" w:line="264" w:lineRule="auto"/>
               <w:jc w:val="left"/>
             </w:pPr>
             <w:r>
+              <w:rPr>
+                <w:rFonts w:ascii="Calibri" w:hAnsi="Calibri"/>
+                <w:sz w:val="18"/>
+              </w:rPr>
               <w:t xml:space="preserve">Local:</w:t>
             </w:r>
             <w:r>
+              <w:rPr>
+                <w:rFonts w:ascii="Calibri" w:hAnsi="Calibri"/>
+                <w:sz w:val="18"/>
+              </w:rPr>
               <w:t xml:space="preserve"> </w:t>
             </w:r>
             <w:r>
               <w:rPr>
                 <w:rStyle w:val="VerbatimChar"/>
+                <w:rFonts w:ascii="Calibri" w:hAnsi="Calibri"/>
+                <w:sz w:val="18"/>
               </w:rPr>
               <w:t xml:space="preserve">docker compose</w:t>
             </w:r>
             <w:r>
+              <w:rPr>
+                <w:rFonts w:ascii="Calibri" w:hAnsi="Calibri"/>
+                <w:sz w:val="18"/>
+              </w:rPr>
               <w:t xml:space="preserve"> </w:t>
             </w:r>
             <w:r>
+              <w:rPr>
+                <w:rFonts w:ascii="Calibri" w:hAnsi="Calibri"/>
+                <w:sz w:val="18"/>
+              </w:rPr>
               <w:t xml:space="preserve">service</w:t>
             </w:r>
             <w:r>
+              <w:rPr>
+                <w:rFonts w:ascii="Calibri" w:hAnsi="Calibri"/>
+                <w:sz w:val="18"/>
+              </w:rPr>
               <w:t xml:space="preserve"> </w:t>
             </w:r>
             <w:r>
               <w:rPr>
                 <w:rStyle w:val="VerbatimChar"/>
+                <w:rFonts w:ascii="Calibri" w:hAnsi="Calibri"/>
+                <w:sz w:val="18"/>
               </w:rPr>
               <w:t xml:space="preserve">kafka</w:t>
             </w:r>
             <w:r>
+              <w:rPr>
+                <w:rFonts w:ascii="Calibri" w:hAnsi="Calibri"/>
+                <w:sz w:val="18"/>
+              </w:rPr>
               <w:t xml:space="preserve"> </w:t>
             </w:r>
             <w:r>
+              <w:rPr>
+                <w:rFonts w:ascii="Calibri" w:hAnsi="Calibri"/>
+                <w:sz w:val="18"/>
+              </w:rPr>
               <w:t xml:space="preserve">(</w:t>
             </w:r>
             <w:r>
               <w:rPr>
                 <w:rStyle w:val="VerbatimChar"/>
+                <w:rFonts w:ascii="Calibri" w:hAnsi="Calibri"/>
+                <w:sz w:val="18"/>
               </w:rPr>
               <w:t xml:space="preserve">apache/kafka:3.9.0</w:t>
             </w:r>
             <w:r>
+              <w:rPr>
+                <w:rFonts w:ascii="Calibri" w:hAnsi="Calibri"/>
+                <w:sz w:val="18"/>
+              </w:rPr>
               <w:t xml:space="preserve"> </w:t>
             </w:r>
             <w:r>
+              <w:rPr>
+                <w:rFonts w:ascii="Calibri" w:hAnsi="Calibri"/>
+                <w:sz w:val="18"/>
+              </w:rPr>
               <w:t xml:space="preserve">:9092)</w:t>
             </w:r>
           </w:p>
@@ -1336,31 +3438,75 @@
       </w:tr>
       <w:tr>
         <w:tc>
-          <w:tcPr/>
+          <w:tcPr>
+            <w:tcMar>
+              <w:top w:w="40" w:type="dxa"/>
+              <w:bottom w:w="40" w:type="dxa"/>
+              <w:left w:w="60" w:type="dxa"/>
+              <w:right w:w="60" w:type="dxa"/>
+            </w:tcMar>
+            <w:tcMar>
+              <w:top w:w="40" w:type="dxa"/>
+              <w:bottom w:w="40" w:type="dxa"/>
+              <w:left w:w="60" w:type="dxa"/>
+              <w:right w:w="60" w:type="dxa"/>
+            </w:tcMar>
+          </w:tcPr>
           <w:p>
             <w:pPr>
               <w:pStyle w:val="Compact"/>
+              <w:spacing w:before="0" w:after="40" w:line="264" w:lineRule="auto"/>
               <w:jc w:val="left"/>
             </w:pPr>
             <w:r>
+              <w:rPr>
+                <w:rFonts w:ascii="Calibri" w:hAnsi="Calibri"/>
+                <w:sz w:val="18"/>
+              </w:rPr>
               <w:t xml:space="preserve">Aiven Kafka</w:t>
             </w:r>
           </w:p>
         </w:tc>
         <w:tc>
-          <w:tcPr/>
+          <w:tcPr>
+            <w:tcMar>
+              <w:top w:w="40" w:type="dxa"/>
+              <w:bottom w:w="40" w:type="dxa"/>
+              <w:left w:w="60" w:type="dxa"/>
+              <w:right w:w="60" w:type="dxa"/>
+            </w:tcMar>
+            <w:tcMar>
+              <w:top w:w="40" w:type="dxa"/>
+              <w:bottom w:w="40" w:type="dxa"/>
+              <w:left w:w="60" w:type="dxa"/>
+              <w:right w:w="60" w:type="dxa"/>
+            </w:tcMar>
+          </w:tcPr>
           <w:p>
             <w:pPr>
               <w:pStyle w:val="Compact"/>
+              <w:spacing w:before="0" w:after="40" w:line="264" w:lineRule="auto"/>
               <w:jc w:val="left"/>
             </w:pPr>
             <w:r>
+              <w:rPr>
+                <w:rFonts w:ascii="Calibri" w:hAnsi="Calibri"/>
+                <w:sz w:val="18"/>
+              </w:rPr>
               <w:t xml:space="preserve">Render managed broker (SASL_SSL +</w:t>
             </w:r>
             <w:r>
+              <w:rPr>
+                <w:rFonts w:ascii="Calibri" w:hAnsi="Calibri"/>
+                <w:sz w:val="18"/>
+              </w:rPr>
               <w:t xml:space="preserve"> </w:t>
             </w:r>
             <w:r>
+              <w:rPr>
+                <w:rFonts w:ascii="Calibri" w:hAnsi="Calibri"/>
+                <w:sz w:val="18"/>
+              </w:rPr>
               <w:t xml:space="preserve">SCRAM + CA PEM)</w:t>
             </w:r>
           </w:p>
@@ -1368,54 +3514,118 @@
       </w:tr>
       <w:tr>
         <w:tc>
-          <w:tcPr/>
+          <w:tcPr>
+            <w:tcMar>
+              <w:top w:w="40" w:type="dxa"/>
+              <w:bottom w:w="40" w:type="dxa"/>
+              <w:left w:w="60" w:type="dxa"/>
+              <w:right w:w="60" w:type="dxa"/>
+            </w:tcMar>
+            <w:tcMar>
+              <w:top w:w="40" w:type="dxa"/>
+              <w:bottom w:w="40" w:type="dxa"/>
+              <w:left w:w="60" w:type="dxa"/>
+              <w:right w:w="60" w:type="dxa"/>
+            </w:tcMar>
+          </w:tcPr>
           <w:p>
             <w:pPr>
               <w:pStyle w:val="Compact"/>
+              <w:spacing w:before="0" w:after="40" w:line="264" w:lineRule="auto"/>
               <w:jc w:val="left"/>
             </w:pPr>
             <w:r>
+              <w:rPr>
+                <w:rFonts w:ascii="Calibri" w:hAnsi="Calibri"/>
+                <w:sz w:val="18"/>
+              </w:rPr>
               <w:t xml:space="preserve">Mailpit</w:t>
             </w:r>
           </w:p>
         </w:tc>
         <w:tc>
-          <w:tcPr/>
+          <w:tcPr>
+            <w:tcMar>
+              <w:top w:w="40" w:type="dxa"/>
+              <w:bottom w:w="40" w:type="dxa"/>
+              <w:left w:w="60" w:type="dxa"/>
+              <w:right w:w="60" w:type="dxa"/>
+            </w:tcMar>
+            <w:tcMar>
+              <w:top w:w="40" w:type="dxa"/>
+              <w:bottom w:w="40" w:type="dxa"/>
+              <w:left w:w="60" w:type="dxa"/>
+              <w:right w:w="60" w:type="dxa"/>
+            </w:tcMar>
+          </w:tcPr>
           <w:p>
             <w:pPr>
               <w:pStyle w:val="Compact"/>
+              <w:spacing w:before="0" w:after="40" w:line="264" w:lineRule="auto"/>
               <w:jc w:val="left"/>
             </w:pPr>
             <w:r>
+              <w:rPr>
+                <w:rFonts w:ascii="Calibri" w:hAnsi="Calibri"/>
+                <w:sz w:val="18"/>
+              </w:rPr>
               <w:t xml:space="preserve">Local fake inbox SMTP</w:t>
             </w:r>
             <w:r>
+              <w:rPr>
+                <w:rFonts w:ascii="Calibri" w:hAnsi="Calibri"/>
+                <w:sz w:val="18"/>
+              </w:rPr>
               <w:t xml:space="preserve"> </w:t>
             </w:r>
             <w:r>
               <w:rPr>
                 <w:rStyle w:val="VerbatimChar"/>
+                <w:rFonts w:ascii="Calibri" w:hAnsi="Calibri"/>
+                <w:sz w:val="18"/>
               </w:rPr>
               <w:t xml:space="preserve">:1025</w:t>
             </w:r>
             <w:r>
+              <w:rPr>
+                <w:rFonts w:ascii="Calibri" w:hAnsi="Calibri"/>
+                <w:sz w:val="18"/>
+              </w:rPr>
               <w:t xml:space="preserve"> </w:t>
             </w:r>
             <w:r>
+              <w:rPr>
+                <w:rFonts w:ascii="Calibri" w:hAnsi="Calibri"/>
+                <w:sz w:val="18"/>
+              </w:rPr>
               <w:t xml:space="preserve">/</w:t>
             </w:r>
             <w:r>
+              <w:rPr>
+                <w:rFonts w:ascii="Calibri" w:hAnsi="Calibri"/>
+                <w:sz w:val="18"/>
+              </w:rPr>
               <w:t xml:space="preserve"> </w:t>
             </w:r>
             <w:r>
+              <w:rPr>
+                <w:rFonts w:ascii="Calibri" w:hAnsi="Calibri"/>
+                <w:sz w:val="18"/>
+              </w:rPr>
               <w:t xml:space="preserve">UI</w:t>
             </w:r>
             <w:r>
+              <w:rPr>
+                <w:rFonts w:ascii="Calibri" w:hAnsi="Calibri"/>
+                <w:sz w:val="18"/>
+              </w:rPr>
               <w:t xml:space="preserve"> </w:t>
             </w:r>
             <w:r>
               <w:rPr>
                 <w:rStyle w:val="VerbatimChar"/>
+                <w:rFonts w:ascii="Calibri" w:hAnsi="Calibri"/>
+                <w:sz w:val="18"/>
               </w:rPr>
               <w:t xml:space="preserve">:8025</w:t>
             </w:r>
@@ -1424,33 +3634,75 @@
       </w:tr>
       <w:tr>
         <w:tc>
-          <w:tcPr/>
+          <w:tcPr>
+            <w:tcMar>
+              <w:top w:w="40" w:type="dxa"/>
+              <w:bottom w:w="40" w:type="dxa"/>
+              <w:left w:w="60" w:type="dxa"/>
+              <w:right w:w="60" w:type="dxa"/>
+            </w:tcMar>
+            <w:tcMar>
+              <w:top w:w="40" w:type="dxa"/>
+              <w:bottom w:w="40" w:type="dxa"/>
+              <w:left w:w="60" w:type="dxa"/>
+              <w:right w:w="60" w:type="dxa"/>
+            </w:tcMar>
+          </w:tcPr>
           <w:p>
             <w:pPr>
               <w:pStyle w:val="Compact"/>
+              <w:spacing w:before="0" w:after="40" w:line="264" w:lineRule="auto"/>
               <w:jc w:val="left"/>
             </w:pPr>
             <w:r>
+              <w:rPr>
+                <w:rFonts w:ascii="Calibri" w:hAnsi="Calibri"/>
+                <w:sz w:val="18"/>
+              </w:rPr>
               <w:t xml:space="preserve">Twilio SendGrid</w:t>
             </w:r>
           </w:p>
         </w:tc>
         <w:tc>
-          <w:tcPr/>
+          <w:tcPr>
+            <w:tcMar>
+              <w:top w:w="40" w:type="dxa"/>
+              <w:bottom w:w="40" w:type="dxa"/>
+              <w:left w:w="60" w:type="dxa"/>
+              <w:right w:w="60" w:type="dxa"/>
+            </w:tcMar>
+            <w:tcMar>
+              <w:top w:w="40" w:type="dxa"/>
+              <w:bottom w:w="40" w:type="dxa"/>
+              <w:left w:w="60" w:type="dxa"/>
+              <w:right w:w="60" w:type="dxa"/>
+            </w:tcMar>
+          </w:tcPr>
           <w:p>
             <w:pPr>
               <w:pStyle w:val="Compact"/>
+              <w:spacing w:before="0" w:after="40" w:line="264" w:lineRule="auto"/>
               <w:jc w:val="left"/>
             </w:pPr>
             <w:r>
+              <w:rPr>
+                <w:rFonts w:ascii="Calibri" w:hAnsi="Calibri"/>
+                <w:sz w:val="18"/>
+              </w:rPr>
               <w:t xml:space="preserve">Render email via HTTPS API when</w:t>
             </w:r>
             <w:r>
+              <w:rPr>
+                <w:rFonts w:ascii="Calibri" w:hAnsi="Calibri"/>
+                <w:sz w:val="18"/>
+              </w:rPr>
               <w:t xml:space="preserve"> </w:t>
             </w:r>
             <w:r>
               <w:rPr>
                 <w:rStyle w:val="VerbatimChar"/>
+                <w:rFonts w:ascii="Calibri" w:hAnsi="Calibri"/>
+                <w:sz w:val="18"/>
               </w:rPr>
               <w:t xml:space="preserve">MAIL_TRANSPORT=sendgrid</w:t>
             </w:r>
@@ -1458,8 +3710,8 @@
         </w:tc>
       </w:tr>
     </w:tbl>
-    <w:bookmarkEnd w:id="15"/>
-    <w:bookmarkStart w:id="16" w:name="code-generation-container"/>
+    <w:bookmarkEnd w:id="17"/>
+    <w:bookmarkStart w:id="18" w:name="code-generation-container"/>
     <w:p>
       <w:pPr>
         <w:pStyle w:val="Heading3"/>
@@ -1471,9 +3723,17 @@
     <w:tbl>
       <w:tblPr>
         <w:tblStyle w:val="Table"/>
-        <w:tblW w:type="pct" w:w="4865"/>
-        <w:tblLayout w:type="fixed"/>
+        <w:tblW w:type="pct" w:w="5000"/>
+        <w:tblLayout w:type="autofit"/>
         <w:tblLook w:firstRow="1" w:lastRow="0" w:firstColumn="0" w:lastColumn="0" w:noHBand="0" w:noVBand="0" w:val="0020"/>
+        <w:tblBorders>
+          <w:top w:val="single" w:sz="4" w:space="0" w:color="CBD5E0"/>
+          <w:left w:val="single" w:sz="4" w:space="0" w:color="CBD5E0"/>
+          <w:bottom w:val="single" w:sz="4" w:space="0" w:color="CBD5E0"/>
+          <w:right w:val="single" w:sz="4" w:space="0" w:color="CBD5E0"/>
+          <w:insideH w:val="single" w:sz="4" w:space="0" w:color="CBD5E0"/>
+          <w:insideV w:val="single" w:sz="4" w:space="0" w:color="CBD5E0"/>
+        </w:tblBorders>
       </w:tblPr>
       <w:tblGrid>
         <w:gridCol w:w="2247"/>
@@ -1484,25 +3744,67 @@
           <w:tblHeader w:val="on"/>
         </w:trPr>
         <w:tc>
-          <w:tcPr/>
+          <w:tcPr>
+            <w:tcMar>
+              <w:top w:w="40" w:type="dxa"/>
+              <w:bottom w:w="40" w:type="dxa"/>
+              <w:left w:w="60" w:type="dxa"/>
+              <w:right w:w="60" w:type="dxa"/>
+            </w:tcMar>
+            <w:shd w:fill="1A365D" w:val="clear"/>
+            <w:tcMar>
+              <w:top w:w="40" w:type="dxa"/>
+              <w:bottom w:w="40" w:type="dxa"/>
+              <w:left w:w="60" w:type="dxa"/>
+              <w:right w:w="60" w:type="dxa"/>
+            </w:tcMar>
+          </w:tcPr>
           <w:p>
             <w:pPr>
               <w:pStyle w:val="Compact"/>
+              <w:spacing w:before="0" w:after="40" w:line="264" w:lineRule="auto"/>
               <w:jc w:val="left"/>
             </w:pPr>
             <w:r>
+              <w:rPr>
+                <w:rFonts w:ascii="Calibri" w:hAnsi="Calibri"/>
+                <w:b/>
+                <w:color w:val="FFFFFF"/>
+                <w:sz w:val="18"/>
+              </w:rPr>
               <w:t xml:space="preserve">Technology</w:t>
             </w:r>
           </w:p>
         </w:tc>
         <w:tc>
-          <w:tcPr/>
+          <w:tcPr>
+            <w:tcMar>
+              <w:top w:w="40" w:type="dxa"/>
+              <w:bottom w:w="40" w:type="dxa"/>
+              <w:left w:w="60" w:type="dxa"/>
+              <w:right w:w="60" w:type="dxa"/>
+            </w:tcMar>
+            <w:shd w:fill="1A365D" w:val="clear"/>
+            <w:tcMar>
+              <w:top w:w="40" w:type="dxa"/>
+              <w:bottom w:w="40" w:type="dxa"/>
+              <w:left w:w="60" w:type="dxa"/>
+              <w:right w:w="60" w:type="dxa"/>
+            </w:tcMar>
+          </w:tcPr>
           <w:p>
             <w:pPr>
               <w:pStyle w:val="Compact"/>
+              <w:spacing w:before="0" w:after="40" w:line="264" w:lineRule="auto"/>
               <w:jc w:val="left"/>
             </w:pPr>
             <w:r>
+              <w:rPr>
+                <w:rFonts w:ascii="Calibri" w:hAnsi="Calibri"/>
+                <w:b/>
+                <w:color w:val="FFFFFF"/>
+                <w:sz w:val="18"/>
+              </w:rPr>
               <w:t xml:space="preserve">Notes</w:t>
             </w:r>
           </w:p>
@@ -1510,33 +3812,75 @@
       </w:tr>
       <w:tr>
         <w:tc>
-          <w:tcPr/>
+          <w:tcPr>
+            <w:tcMar>
+              <w:top w:w="40" w:type="dxa"/>
+              <w:bottom w:w="40" w:type="dxa"/>
+              <w:left w:w="60" w:type="dxa"/>
+              <w:right w:w="60" w:type="dxa"/>
+            </w:tcMar>
+            <w:tcMar>
+              <w:top w:w="40" w:type="dxa"/>
+              <w:bottom w:w="40" w:type="dxa"/>
+              <w:left w:w="60" w:type="dxa"/>
+              <w:right w:w="60" w:type="dxa"/>
+            </w:tcMar>
+          </w:tcPr>
           <w:p>
             <w:pPr>
               <w:pStyle w:val="Compact"/>
+              <w:spacing w:before="0" w:after="40" w:line="264" w:lineRule="auto"/>
               <w:jc w:val="left"/>
             </w:pPr>
             <w:r>
+              <w:rPr>
+                <w:rFonts w:ascii="Calibri" w:hAnsi="Calibri"/>
+                <w:sz w:val="18"/>
+              </w:rPr>
               <w:t xml:space="preserve">Lombok</w:t>
             </w:r>
           </w:p>
         </w:tc>
         <w:tc>
-          <w:tcPr/>
+          <w:tcPr>
+            <w:tcMar>
+              <w:top w:w="40" w:type="dxa"/>
+              <w:bottom w:w="40" w:type="dxa"/>
+              <w:left w:w="60" w:type="dxa"/>
+              <w:right w:w="60" w:type="dxa"/>
+            </w:tcMar>
+            <w:tcMar>
+              <w:top w:w="40" w:type="dxa"/>
+              <w:bottom w:w="40" w:type="dxa"/>
+              <w:left w:w="60" w:type="dxa"/>
+              <w:right w:w="60" w:type="dxa"/>
+            </w:tcMar>
+          </w:tcPr>
           <w:p>
             <w:pPr>
               <w:pStyle w:val="Compact"/>
+              <w:spacing w:before="0" w:after="40" w:line="264" w:lineRule="auto"/>
               <w:jc w:val="left"/>
             </w:pPr>
             <w:r>
+              <w:rPr>
+                <w:rFonts w:ascii="Calibri" w:hAnsi="Calibri"/>
+                <w:sz w:val="18"/>
+              </w:rPr>
               <w:t xml:space="preserve">Optional; annotation processing in</w:t>
             </w:r>
             <w:r>
+              <w:rPr>
+                <w:rFonts w:ascii="Calibri" w:hAnsi="Calibri"/>
+                <w:sz w:val="18"/>
+              </w:rPr>
               <w:t xml:space="preserve"> </w:t>
             </w:r>
             <w:r>
               <w:rPr>
                 <w:rStyle w:val="VerbatimChar"/>
+                <w:rFonts w:ascii="Calibri" w:hAnsi="Calibri"/>
+                <w:sz w:val="18"/>
               </w:rPr>
               <w:t xml:space="preserve">maven-compiler-plugin</w:t>
             </w:r>
@@ -1545,72 +3889,148 @@
       </w:tr>
       <w:tr>
         <w:tc>
-          <w:tcPr/>
+          <w:tcPr>
+            <w:tcMar>
+              <w:top w:w="40" w:type="dxa"/>
+              <w:bottom w:w="40" w:type="dxa"/>
+              <w:left w:w="60" w:type="dxa"/>
+              <w:right w:w="60" w:type="dxa"/>
+            </w:tcMar>
+            <w:tcMar>
+              <w:top w:w="40" w:type="dxa"/>
+              <w:bottom w:w="40" w:type="dxa"/>
+              <w:left w:w="60" w:type="dxa"/>
+              <w:right w:w="60" w:type="dxa"/>
+            </w:tcMar>
+          </w:tcPr>
           <w:p>
             <w:pPr>
               <w:pStyle w:val="Compact"/>
+              <w:spacing w:before="0" w:after="40" w:line="264" w:lineRule="auto"/>
               <w:jc w:val="left"/>
             </w:pPr>
             <w:r>
+              <w:rPr>
+                <w:rFonts w:ascii="Calibri" w:hAnsi="Calibri"/>
+                <w:sz w:val="18"/>
+              </w:rPr>
               <w:t xml:space="preserve">spring-boot-starter-</w:t>
             </w:r>
             <w:r>
+              <w:rPr>
+                <w:rFonts w:ascii="Calibri" w:hAnsi="Calibri"/>
+                <w:sz w:val="18"/>
+              </w:rPr>
               <w:t xml:space="preserve"> </w:t>
             </w:r>
             <w:r>
+              <w:rPr>
+                <w:rFonts w:ascii="Calibri" w:hAnsi="Calibri"/>
+                <w:sz w:val="18"/>
+              </w:rPr>
               <w:t xml:space="preserve">tomcat</w:t>
             </w:r>
           </w:p>
         </w:tc>
         <w:tc>
-          <w:tcPr/>
+          <w:tcPr>
+            <w:tcMar>
+              <w:top w:w="40" w:type="dxa"/>
+              <w:bottom w:w="40" w:type="dxa"/>
+              <w:left w:w="60" w:type="dxa"/>
+              <w:right w:w="60" w:type="dxa"/>
+            </w:tcMar>
+            <w:tcMar>
+              <w:top w:w="40" w:type="dxa"/>
+              <w:bottom w:w="40" w:type="dxa"/>
+              <w:left w:w="60" w:type="dxa"/>
+              <w:right w:w="60" w:type="dxa"/>
+            </w:tcMar>
+          </w:tcPr>
           <w:p>
             <w:pPr>
               <w:pStyle w:val="Compact"/>
+              <w:spacing w:before="0" w:after="40" w:line="264" w:lineRule="auto"/>
               <w:jc w:val="left"/>
             </w:pPr>
             <w:r>
+              <w:rPr>
+                <w:rFonts w:ascii="Calibri" w:hAnsi="Calibri"/>
+                <w:sz w:val="18"/>
+              </w:rPr>
               <w:t xml:space="preserve">Embedded Tomcat for</w:t>
             </w:r>
             <w:r>
+              <w:rPr>
+                <w:rFonts w:ascii="Calibri" w:hAnsi="Calibri"/>
+                <w:sz w:val="18"/>
+              </w:rPr>
               <w:t xml:space="preserve"> </w:t>
             </w:r>
             <w:r>
               <w:rPr>
                 <w:rStyle w:val="VerbatimChar"/>
+                <w:rFonts w:ascii="Calibri" w:hAnsi="Calibri"/>
+                <w:sz w:val="18"/>
               </w:rPr>
               <w:t xml:space="preserve">spring-boot:run</w:t>
             </w:r>
             <w:r>
+              <w:rPr>
+                <w:rFonts w:ascii="Calibri" w:hAnsi="Calibri"/>
+                <w:sz w:val="18"/>
+              </w:rPr>
               <w:t xml:space="preserve"> </w:t>
             </w:r>
             <w:r>
+              <w:rPr>
+                <w:rFonts w:ascii="Calibri" w:hAnsi="Calibri"/>
+                <w:sz w:val="18"/>
+              </w:rPr>
               <w:t xml:space="preserve">/ local WAR</w:t>
             </w:r>
             <w:r>
+              <w:rPr>
+                <w:rFonts w:ascii="Calibri" w:hAnsi="Calibri"/>
+                <w:sz w:val="18"/>
+              </w:rPr>
               <w:t xml:space="preserve"> </w:t>
             </w:r>
             <w:r>
+              <w:rPr>
+                <w:rFonts w:ascii="Calibri" w:hAnsi="Calibri"/>
+                <w:sz w:val="18"/>
+              </w:rPr>
               <w:t xml:space="preserve">(</w:t>
             </w:r>
             <w:r>
               <w:rPr>
                 <w:rStyle w:val="VerbatimChar"/>
+                <w:rFonts w:ascii="Calibri" w:hAnsi="Calibri"/>
+                <w:sz w:val="18"/>
               </w:rPr>
               <w:t xml:space="preserve">provided</w:t>
             </w:r>
             <w:r>
+              <w:rPr>
+                <w:rFonts w:ascii="Calibri" w:hAnsi="Calibri"/>
+                <w:sz w:val="18"/>
+              </w:rPr>
               <w:t xml:space="preserve"> </w:t>
             </w:r>
             <w:r>
+              <w:rPr>
+                <w:rFonts w:ascii="Calibri" w:hAnsi="Calibri"/>
+                <w:sz w:val="18"/>
+              </w:rPr>
               <w:t xml:space="preserve">for Liberty deploy)</w:t>
             </w:r>
           </w:p>
         </w:tc>
       </w:tr>
     </w:tbl>
-    <w:bookmarkEnd w:id="16"/>
-    <w:bookmarkStart w:id="17" w:name="test-dependencies"/>
+    <w:bookmarkEnd w:id="18"/>
+    <w:bookmarkStart w:id="19" w:name="test-dependencies"/>
     <w:p>
       <w:pPr>
         <w:pStyle w:val="Heading3"/>
@@ -1622,9 +4042,17 @@
     <w:tbl>
       <w:tblPr>
         <w:tblStyle w:val="Table"/>
-        <w:tblW w:type="pct" w:w="4792"/>
-        <w:tblLayout w:type="fixed"/>
+        <w:tblW w:type="pct" w:w="5000"/>
+        <w:tblLayout w:type="autofit"/>
         <w:tblLook w:firstRow="1" w:lastRow="0" w:firstColumn="0" w:lastColumn="0" w:noHBand="0" w:noVBand="0" w:val="0020"/>
+        <w:tblBorders>
+          <w:top w:val="single" w:sz="4" w:space="0" w:color="CBD5E0"/>
+          <w:left w:val="single" w:sz="4" w:space="0" w:color="CBD5E0"/>
+          <w:bottom w:val="single" w:sz="4" w:space="0" w:color="CBD5E0"/>
+          <w:right w:val="single" w:sz="4" w:space="0" w:color="CBD5E0"/>
+          <w:insideH w:val="single" w:sz="4" w:space="0" w:color="CBD5E0"/>
+          <w:insideV w:val="single" w:sz="4" w:space="0" w:color="CBD5E0"/>
+        </w:tblBorders>
       </w:tblPr>
       <w:tblGrid>
         <w:gridCol w:w="7590"/>
@@ -1634,13 +4062,34 @@
           <w:tblHeader w:val="on"/>
         </w:trPr>
         <w:tc>
-          <w:tcPr/>
+          <w:tcPr>
+            <w:tcMar>
+              <w:top w:w="40" w:type="dxa"/>
+              <w:bottom w:w="40" w:type="dxa"/>
+              <w:left w:w="60" w:type="dxa"/>
+              <w:right w:w="60" w:type="dxa"/>
+            </w:tcMar>
+            <w:shd w:fill="1A365D" w:val="clear"/>
+            <w:tcMar>
+              <w:top w:w="40" w:type="dxa"/>
+              <w:bottom w:w="40" w:type="dxa"/>
+              <w:left w:w="60" w:type="dxa"/>
+              <w:right w:w="60" w:type="dxa"/>
+            </w:tcMar>
+          </w:tcPr>
           <w:p>
             <w:pPr>
               <w:pStyle w:val="Compact"/>
+              <w:spacing w:before="0" w:after="40" w:line="264" w:lineRule="auto"/>
               <w:jc w:val="left"/>
             </w:pPr>
             <w:r>
+              <w:rPr>
+                <w:rFonts w:ascii="Calibri" w:hAnsi="Calibri"/>
+                <w:b/>
+                <w:color w:val="FFFFFF"/>
+                <w:sz w:val="18"/>
+              </w:rPr>
               <w:t xml:space="preserve">Technology</w:t>
             </w:r>
           </w:p>
@@ -1648,40 +4097,82 @@
       </w:tr>
       <w:tr>
         <w:tc>
-          <w:tcPr/>
+          <w:tcPr>
+            <w:tcMar>
+              <w:top w:w="40" w:type="dxa"/>
+              <w:bottom w:w="40" w:type="dxa"/>
+              <w:left w:w="60" w:type="dxa"/>
+              <w:right w:w="60" w:type="dxa"/>
+            </w:tcMar>
+            <w:tcMar>
+              <w:top w:w="40" w:type="dxa"/>
+              <w:bottom w:w="40" w:type="dxa"/>
+              <w:left w:w="60" w:type="dxa"/>
+              <w:right w:w="60" w:type="dxa"/>
+            </w:tcMar>
+          </w:tcPr>
           <w:p>
             <w:pPr>
               <w:pStyle w:val="Compact"/>
+              <w:spacing w:before="0" w:after="40" w:line="264" w:lineRule="auto"/>
               <w:jc w:val="left"/>
             </w:pPr>
             <w:r>
+              <w:rPr>
+                <w:rFonts w:ascii="Calibri" w:hAnsi="Calibri"/>
+                <w:sz w:val="18"/>
+              </w:rPr>
               <w:t xml:space="preserve">spring-boot-starter-data-jpa-test</w:t>
             </w:r>
             <w:r>
+              <w:rPr>
+                <w:rFonts w:ascii="Calibri" w:hAnsi="Calibri"/>
+                <w:sz w:val="18"/>
+              </w:rPr>
               <w:t xml:space="preserve"> </w:t>
             </w:r>
             <w:r>
+              <w:rPr>
+                <w:rFonts w:ascii="Calibri" w:hAnsi="Calibri"/>
+                <w:sz w:val="18"/>
+              </w:rPr>
               <w:t xml:space="preserve">spring-boot-starter-security-test</w:t>
             </w:r>
             <w:r>
+              <w:rPr>
+                <w:rFonts w:ascii="Calibri" w:hAnsi="Calibri"/>
+                <w:sz w:val="18"/>
+              </w:rPr>
               <w:t xml:space="preserve"> </w:t>
             </w:r>
             <w:r>
+              <w:rPr>
+                <w:rFonts w:ascii="Calibri" w:hAnsi="Calibri"/>
+                <w:sz w:val="18"/>
+              </w:rPr>
               <w:t xml:space="preserve">spring-boot-starter-validation-test</w:t>
             </w:r>
             <w:r>
+              <w:rPr>
+                <w:rFonts w:ascii="Calibri" w:hAnsi="Calibri"/>
+                <w:sz w:val="18"/>
+              </w:rPr>
               <w:t xml:space="preserve"> </w:t>
             </w:r>
             <w:r>
+              <w:rPr>
+                <w:rFonts w:ascii="Calibri" w:hAnsi="Calibri"/>
+                <w:sz w:val="18"/>
+              </w:rPr>
               <w:t xml:space="preserve">spring-boot-starter-webmvc-test</w:t>
             </w:r>
           </w:p>
         </w:tc>
       </w:tr>
     </w:tbl>
-    <w:bookmarkEnd w:id="17"/>
-    <w:bookmarkEnd w:id="18"/>
-    <w:bookmarkStart w:id="23" w:name="frontend-bankone-frontend"/>
+    <w:bookmarkEnd w:id="19"/>
+    <w:bookmarkEnd w:id="20"/>
+    <w:bookmarkStart w:id="25" w:name="frontend-bankone-frontend"/>
     <w:p>
       <w:pPr>
         <w:pStyle w:val="Heading2"/>
@@ -1699,7 +4190,7 @@
         <w:t xml:space="preserve">)</w:t>
       </w:r>
     </w:p>
-    <w:bookmarkStart w:id="19" w:name="core-framework"/>
+    <w:bookmarkStart w:id="21" w:name="core-framework"/>
     <w:p>
       <w:pPr>
         <w:pStyle w:val="Heading3"/>
@@ -1711,9 +4202,17 @@
     <w:tbl>
       <w:tblPr>
         <w:tblStyle w:val="Table"/>
-        <w:tblW w:type="pct" w:w="4865"/>
-        <w:tblLayout w:type="fixed"/>
+        <w:tblW w:type="pct" w:w="5000"/>
+        <w:tblLayout w:type="autofit"/>
         <w:tblLook w:firstRow="1" w:lastRow="0" w:firstColumn="0" w:lastColumn="0" w:noHBand="0" w:noVBand="0" w:val="0020"/>
+        <w:tblBorders>
+          <w:top w:val="single" w:sz="4" w:space="0" w:color="CBD5E0"/>
+          <w:left w:val="single" w:sz="4" w:space="0" w:color="CBD5E0"/>
+          <w:bottom w:val="single" w:sz="4" w:space="0" w:color="CBD5E0"/>
+          <w:right w:val="single" w:sz="4" w:space="0" w:color="CBD5E0"/>
+          <w:insideH w:val="single" w:sz="4" w:space="0" w:color="CBD5E0"/>
+          <w:insideV w:val="single" w:sz="4" w:space="0" w:color="CBD5E0"/>
+        </w:tblBorders>
       </w:tblPr>
       <w:tblGrid>
         <w:gridCol w:w="2247"/>
@@ -1725,37 +4224,100 @@
           <w:tblHeader w:val="on"/>
         </w:trPr>
         <w:tc>
-          <w:tcPr/>
+          <w:tcPr>
+            <w:tcMar>
+              <w:top w:w="40" w:type="dxa"/>
+              <w:bottom w:w="40" w:type="dxa"/>
+              <w:left w:w="60" w:type="dxa"/>
+              <w:right w:w="60" w:type="dxa"/>
+            </w:tcMar>
+            <w:shd w:fill="1A365D" w:val="clear"/>
+            <w:tcMar>
+              <w:top w:w="40" w:type="dxa"/>
+              <w:bottom w:w="40" w:type="dxa"/>
+              <w:left w:w="60" w:type="dxa"/>
+              <w:right w:w="60" w:type="dxa"/>
+            </w:tcMar>
+          </w:tcPr>
           <w:p>
             <w:pPr>
               <w:pStyle w:val="Compact"/>
+              <w:spacing w:before="0" w:after="40" w:line="264" w:lineRule="auto"/>
               <w:jc w:val="left"/>
             </w:pPr>
             <w:r>
+              <w:rPr>
+                <w:rFonts w:ascii="Calibri" w:hAnsi="Calibri"/>
+                <w:b/>
+                <w:color w:val="FFFFFF"/>
+                <w:sz w:val="18"/>
+              </w:rPr>
               <w:t xml:space="preserve">Technology</w:t>
             </w:r>
           </w:p>
         </w:tc>
         <w:tc>
-          <w:tcPr/>
+          <w:tcPr>
+            <w:tcMar>
+              <w:top w:w="40" w:type="dxa"/>
+              <w:bottom w:w="40" w:type="dxa"/>
+              <w:left w:w="60" w:type="dxa"/>
+              <w:right w:w="60" w:type="dxa"/>
+            </w:tcMar>
+            <w:shd w:fill="1A365D" w:val="clear"/>
+            <w:tcMar>
+              <w:top w:w="40" w:type="dxa"/>
+              <w:bottom w:w="40" w:type="dxa"/>
+              <w:left w:w="60" w:type="dxa"/>
+              <w:right w:w="60" w:type="dxa"/>
+            </w:tcMar>
+          </w:tcPr>
           <w:p>
             <w:pPr>
               <w:pStyle w:val="Compact"/>
+              <w:spacing w:before="0" w:after="40" w:line="264" w:lineRule="auto"/>
               <w:jc w:val="left"/>
             </w:pPr>
             <w:r>
+              <w:rPr>
+                <w:rFonts w:ascii="Calibri" w:hAnsi="Calibri"/>
+                <w:b/>
+                <w:color w:val="FFFFFF"/>
+                <w:sz w:val="18"/>
+              </w:rPr>
               <w:t xml:space="preserve">Version / notes</w:t>
             </w:r>
           </w:p>
         </w:tc>
         <w:tc>
-          <w:tcPr/>
+          <w:tcPr>
+            <w:tcMar>
+              <w:top w:w="40" w:type="dxa"/>
+              <w:bottom w:w="40" w:type="dxa"/>
+              <w:left w:w="60" w:type="dxa"/>
+              <w:right w:w="60" w:type="dxa"/>
+            </w:tcMar>
+            <w:shd w:fill="1A365D" w:val="clear"/>
+            <w:tcMar>
+              <w:top w:w="40" w:type="dxa"/>
+              <w:bottom w:w="40" w:type="dxa"/>
+              <w:left w:w="60" w:type="dxa"/>
+              <w:right w:w="60" w:type="dxa"/>
+            </w:tcMar>
+          </w:tcPr>
           <w:p>
             <w:pPr>
               <w:pStyle w:val="Compact"/>
+              <w:spacing w:before="0" w:after="40" w:line="264" w:lineRule="auto"/>
               <w:jc w:val="left"/>
             </w:pPr>
             <w:r>
+              <w:rPr>
+                <w:rFonts w:ascii="Calibri" w:hAnsi="Calibri"/>
+                <w:b/>
+                <w:color w:val="FFFFFF"/>
+                <w:sz w:val="18"/>
+              </w:rPr>
               <w:t xml:space="preserve">Where defined</w:t>
             </w:r>
           </w:p>
@@ -1763,90 +4325,204 @@
       </w:tr>
       <w:tr>
         <w:tc>
-          <w:tcPr/>
+          <w:tcPr>
+            <w:tcMar>
+              <w:top w:w="40" w:type="dxa"/>
+              <w:bottom w:w="40" w:type="dxa"/>
+              <w:left w:w="60" w:type="dxa"/>
+              <w:right w:w="60" w:type="dxa"/>
+            </w:tcMar>
+            <w:tcMar>
+              <w:top w:w="40" w:type="dxa"/>
+              <w:bottom w:w="40" w:type="dxa"/>
+              <w:left w:w="60" w:type="dxa"/>
+              <w:right w:w="60" w:type="dxa"/>
+            </w:tcMar>
+          </w:tcPr>
           <w:p>
             <w:pPr>
               <w:pStyle w:val="Compact"/>
+              <w:spacing w:before="0" w:after="40" w:line="264" w:lineRule="auto"/>
               <w:jc w:val="left"/>
             </w:pPr>
             <w:r>
+              <w:rPr>
+                <w:rFonts w:ascii="Calibri" w:hAnsi="Calibri"/>
+                <w:sz w:val="18"/>
+              </w:rPr>
               <w:t xml:space="preserve">Angular</w:t>
             </w:r>
           </w:p>
         </w:tc>
         <w:tc>
-          <w:tcPr/>
+          <w:tcPr>
+            <w:tcMar>
+              <w:top w:w="40" w:type="dxa"/>
+              <w:bottom w:w="40" w:type="dxa"/>
+              <w:left w:w="60" w:type="dxa"/>
+              <w:right w:w="60" w:type="dxa"/>
+            </w:tcMar>
+            <w:tcMar>
+              <w:top w:w="40" w:type="dxa"/>
+              <w:bottom w:w="40" w:type="dxa"/>
+              <w:left w:w="60" w:type="dxa"/>
+              <w:right w:w="60" w:type="dxa"/>
+            </w:tcMar>
+          </w:tcPr>
           <w:p>
             <w:pPr>
               <w:pStyle w:val="Compact"/>
+              <w:spacing w:before="0" w:after="40" w:line="264" w:lineRule="auto"/>
               <w:jc w:val="left"/>
             </w:pPr>
             <w:r>
+              <w:rPr>
+                <w:rFonts w:ascii="Calibri" w:hAnsi="Calibri"/>
+                <w:sz w:val="18"/>
+              </w:rPr>
               <w:t xml:space="preserve">^22.0.x (core, router, forms,</w:t>
             </w:r>
             <w:r>
+              <w:rPr>
+                <w:rFonts w:ascii="Calibri" w:hAnsi="Calibri"/>
+                <w:sz w:val="18"/>
+              </w:rPr>
               <w:t xml:space="preserve"> </w:t>
             </w:r>
             <w:r>
+              <w:rPr>
+                <w:rFonts w:ascii="Calibri" w:hAnsi="Calibri"/>
+                <w:sz w:val="18"/>
+              </w:rPr>
               <w:t xml:space="preserve">common, animations, compiler,</w:t>
             </w:r>
             <w:r>
+              <w:rPr>
+                <w:rFonts w:ascii="Calibri" w:hAnsi="Calibri"/>
+                <w:sz w:val="18"/>
+              </w:rPr>
               <w:t xml:space="preserve"> </w:t>
             </w:r>
             <w:r>
+              <w:rPr>
+                <w:rFonts w:ascii="Calibri" w:hAnsi="Calibri"/>
+                <w:sz w:val="18"/>
+              </w:rPr>
               <w:t xml:space="preserve">platform-browser)</w:t>
             </w:r>
             <w:r>
+              <w:rPr>
+                <w:rFonts w:ascii="Calibri" w:hAnsi="Calibri"/>
+                <w:sz w:val="18"/>
+              </w:rPr>
               <w:t xml:space="preserve"> </w:t>
             </w:r>
             <w:r>
+              <w:rPr>
+                <w:rFonts w:ascii="Calibri" w:hAnsi="Calibri"/>
+                <w:sz w:val="18"/>
+              </w:rPr>
               <w:t xml:space="preserve">~6.0.2</w:t>
             </w:r>
             <w:r>
+              <w:rPr>
+                <w:rFonts w:ascii="Calibri" w:hAnsi="Calibri"/>
+                <w:sz w:val="18"/>
+              </w:rPr>
               <w:t xml:space="preserve"> </w:t>
             </w:r>
             <w:r>
+              <w:rPr>
+                <w:rFonts w:ascii="Calibri" w:hAnsi="Calibri"/>
+                <w:sz w:val="18"/>
+              </w:rPr>
               <w:t xml:space="preserve">~7.8.0</w:t>
             </w:r>
             <w:r>
+              <w:rPr>
+                <w:rFonts w:ascii="Calibri" w:hAnsi="Calibri"/>
+                <w:sz w:val="18"/>
+              </w:rPr>
               <w:t xml:space="preserve"> </w:t>
             </w:r>
             <w:r>
+              <w:rPr>
+                <w:rFonts w:ascii="Calibri" w:hAnsi="Calibri"/>
+                <w:sz w:val="18"/>
+              </w:rPr>
               <w:t xml:space="preserve">^2.3.0</w:t>
             </w:r>
             <w:r>
+              <w:rPr>
+                <w:rFonts w:ascii="Calibri" w:hAnsi="Calibri"/>
+                <w:sz w:val="18"/>
+              </w:rPr>
               <w:t xml:space="preserve"> </w:t>
             </w:r>
             <w:r>
+              <w:rPr>
+                <w:rFonts w:ascii="Calibri" w:hAnsi="Calibri"/>
+                <w:sz w:val="18"/>
+              </w:rPr>
               <w:t xml:space="preserve">11.16.0 (</w:t>
             </w:r>
             <w:r>
               <w:rPr>
                 <w:rStyle w:val="VerbatimChar"/>
+                <w:rFonts w:ascii="Calibri" w:hAnsi="Calibri"/>
+                <w:sz w:val="18"/>
               </w:rPr>
               <w:t xml:space="preserve">packageManager</w:t>
             </w:r>
             <w:r>
+              <w:rPr>
+                <w:rFonts w:ascii="Calibri" w:hAnsi="Calibri"/>
+                <w:sz w:val="18"/>
+              </w:rPr>
               <w:t xml:space="preserve">)</w:t>
             </w:r>
             <w:r>
+              <w:rPr>
+                <w:rFonts w:ascii="Calibri" w:hAnsi="Calibri"/>
+                <w:sz w:val="18"/>
+              </w:rPr>
               <w:t xml:space="preserve"> </w:t>
             </w:r>
             <w:r>
+              <w:rPr>
+                <w:rFonts w:ascii="Calibri" w:hAnsi="Calibri"/>
+                <w:sz w:val="18"/>
+              </w:rPr>
               <w:t xml:space="preserve">Component / global styles</w:t>
             </w:r>
           </w:p>
         </w:tc>
         <w:tc>
-          <w:tcPr/>
+          <w:tcPr>
+            <w:tcMar>
+              <w:top w:w="40" w:type="dxa"/>
+              <w:bottom w:w="40" w:type="dxa"/>
+              <w:left w:w="60" w:type="dxa"/>
+              <w:right w:w="60" w:type="dxa"/>
+            </w:tcMar>
+            <w:tcMar>
+              <w:top w:w="40" w:type="dxa"/>
+              <w:bottom w:w="40" w:type="dxa"/>
+              <w:left w:w="60" w:type="dxa"/>
+              <w:right w:w="60" w:type="dxa"/>
+            </w:tcMar>
+          </w:tcPr>
           <w:p>
             <w:pPr>
               <w:pStyle w:val="Compact"/>
+              <w:spacing w:before="0" w:after="40" w:line="264" w:lineRule="auto"/>
               <w:jc w:val="left"/>
             </w:pPr>
             <w:r>
               <w:rPr>
                 <w:rStyle w:val="VerbatimChar"/>
+                <w:rFonts w:ascii="Calibri" w:hAnsi="Calibri"/>
+                <w:sz w:val="18"/>
               </w:rPr>
               <w:t xml:space="preserve">package.json</w:t>
             </w:r>
@@ -1854,8 +4530,8 @@
         </w:tc>
       </w:tr>
     </w:tbl>
-    <w:bookmarkEnd w:id="19"/>
-    <w:bookmarkStart w:id="20" w:name="ui-libraries"/>
+    <w:bookmarkEnd w:id="21"/>
+    <w:bookmarkStart w:id="22" w:name="ui-libraries"/>
     <w:p>
       <w:pPr>
         <w:pStyle w:val="Heading3"/>
@@ -1867,9 +4543,17 @@
     <w:tbl>
       <w:tblPr>
         <w:tblStyle w:val="Table"/>
-        <w:tblW w:type="pct" w:w="4865"/>
-        <w:tblLayout w:type="fixed"/>
+        <w:tblW w:type="pct" w:w="5000"/>
+        <w:tblLayout w:type="autofit"/>
         <w:tblLook w:firstRow="1" w:lastRow="0" w:firstColumn="0" w:lastColumn="0" w:noHBand="0" w:noVBand="0" w:val="0020"/>
+        <w:tblBorders>
+          <w:top w:val="single" w:sz="4" w:space="0" w:color="CBD5E0"/>
+          <w:left w:val="single" w:sz="4" w:space="0" w:color="CBD5E0"/>
+          <w:bottom w:val="single" w:sz="4" w:space="0" w:color="CBD5E0"/>
+          <w:right w:val="single" w:sz="4" w:space="0" w:color="CBD5E0"/>
+          <w:insideH w:val="single" w:sz="4" w:space="0" w:color="CBD5E0"/>
+          <w:insideV w:val="single" w:sz="4" w:space="0" w:color="CBD5E0"/>
+        </w:tblBorders>
       </w:tblPr>
       <w:tblGrid>
         <w:gridCol w:w="2247"/>
@@ -1880,25 +4564,67 @@
           <w:tblHeader w:val="on"/>
         </w:trPr>
         <w:tc>
-          <w:tcPr/>
+          <w:tcPr>
+            <w:tcMar>
+              <w:top w:w="40" w:type="dxa"/>
+              <w:bottom w:w="40" w:type="dxa"/>
+              <w:left w:w="60" w:type="dxa"/>
+              <w:right w:w="60" w:type="dxa"/>
+            </w:tcMar>
+            <w:shd w:fill="1A365D" w:val="clear"/>
+            <w:tcMar>
+              <w:top w:w="40" w:type="dxa"/>
+              <w:bottom w:w="40" w:type="dxa"/>
+              <w:left w:w="60" w:type="dxa"/>
+              <w:right w:w="60" w:type="dxa"/>
+            </w:tcMar>
+          </w:tcPr>
           <w:p>
             <w:pPr>
               <w:pStyle w:val="Compact"/>
+              <w:spacing w:before="0" w:after="40" w:line="264" w:lineRule="auto"/>
               <w:jc w:val="left"/>
             </w:pPr>
             <w:r>
+              <w:rPr>
+                <w:rFonts w:ascii="Calibri" w:hAnsi="Calibri"/>
+                <w:b/>
+                <w:color w:val="FFFFFF"/>
+                <w:sz w:val="18"/>
+              </w:rPr>
               <w:t xml:space="preserve">Technology</w:t>
             </w:r>
           </w:p>
         </w:tc>
         <w:tc>
-          <w:tcPr/>
+          <w:tcPr>
+            <w:tcMar>
+              <w:top w:w="40" w:type="dxa"/>
+              <w:bottom w:w="40" w:type="dxa"/>
+              <w:left w:w="60" w:type="dxa"/>
+              <w:right w:w="60" w:type="dxa"/>
+            </w:tcMar>
+            <w:shd w:fill="1A365D" w:val="clear"/>
+            <w:tcMar>
+              <w:top w:w="40" w:type="dxa"/>
+              <w:bottom w:w="40" w:type="dxa"/>
+              <w:left w:w="60" w:type="dxa"/>
+              <w:right w:w="60" w:type="dxa"/>
+            </w:tcMar>
+          </w:tcPr>
           <w:p>
             <w:pPr>
               <w:pStyle w:val="Compact"/>
+              <w:spacing w:before="0" w:after="40" w:line="264" w:lineRule="auto"/>
               <w:jc w:val="left"/>
             </w:pPr>
             <w:r>
+              <w:rPr>
+                <w:rFonts w:ascii="Calibri" w:hAnsi="Calibri"/>
+                <w:b/>
+                <w:color w:val="FFFFFF"/>
+                <w:sz w:val="18"/>
+              </w:rPr>
               <w:t xml:space="preserve">Version / notes</w:t>
             </w:r>
           </w:p>
@@ -1906,31 +4632,75 @@
       </w:tr>
       <w:tr>
         <w:tc>
-          <w:tcPr/>
+          <w:tcPr>
+            <w:tcMar>
+              <w:top w:w="40" w:type="dxa"/>
+              <w:bottom w:w="40" w:type="dxa"/>
+              <w:left w:w="60" w:type="dxa"/>
+              <w:right w:w="60" w:type="dxa"/>
+            </w:tcMar>
+            <w:tcMar>
+              <w:top w:w="40" w:type="dxa"/>
+              <w:bottom w:w="40" w:type="dxa"/>
+              <w:left w:w="60" w:type="dxa"/>
+              <w:right w:w="60" w:type="dxa"/>
+            </w:tcMar>
+          </w:tcPr>
           <w:p>
             <w:pPr>
               <w:pStyle w:val="Compact"/>
+              <w:spacing w:before="0" w:after="40" w:line="264" w:lineRule="auto"/>
               <w:jc w:val="left"/>
             </w:pPr>
             <w:r>
+              <w:rPr>
+                <w:rFonts w:ascii="Calibri" w:hAnsi="Calibri"/>
+                <w:sz w:val="18"/>
+              </w:rPr>
               <w:t xml:space="preserve">Angular Material</w:t>
             </w:r>
           </w:p>
         </w:tc>
         <w:tc>
-          <w:tcPr/>
+          <w:tcPr>
+            <w:tcMar>
+              <w:top w:w="40" w:type="dxa"/>
+              <w:bottom w:w="40" w:type="dxa"/>
+              <w:left w:w="60" w:type="dxa"/>
+              <w:right w:w="60" w:type="dxa"/>
+            </w:tcMar>
+            <w:tcMar>
+              <w:top w:w="40" w:type="dxa"/>
+              <w:bottom w:w="40" w:type="dxa"/>
+              <w:left w:w="60" w:type="dxa"/>
+              <w:right w:w="60" w:type="dxa"/>
+            </w:tcMar>
+          </w:tcPr>
           <w:p>
             <w:pPr>
               <w:pStyle w:val="Compact"/>
+              <w:spacing w:before="0" w:after="40" w:line="264" w:lineRule="auto"/>
               <w:jc w:val="left"/>
             </w:pPr>
             <w:r>
+              <w:rPr>
+                <w:rFonts w:ascii="Calibri" w:hAnsi="Calibri"/>
+                <w:sz w:val="18"/>
+              </w:rPr>
               <w:t xml:space="preserve">^22.0.5 — buttons, dialogs, forms,</w:t>
             </w:r>
             <w:r>
+              <w:rPr>
+                <w:rFonts w:ascii="Calibri" w:hAnsi="Calibri"/>
+                <w:sz w:val="18"/>
+              </w:rPr>
               <w:t xml:space="preserve"> </w:t>
             </w:r>
             <w:r>
+              <w:rPr>
+                <w:rFonts w:ascii="Calibri" w:hAnsi="Calibri"/>
+                <w:sz w:val="18"/>
+              </w:rPr>
               <w:t xml:space="preserve">icons, cards, etc.</w:t>
             </w:r>
           </w:p>
@@ -1938,33 +4708,69 @@
       </w:tr>
       <w:tr>
         <w:tc>
-          <w:tcPr/>
+          <w:tcPr>
+            <w:tcMar>
+              <w:top w:w="40" w:type="dxa"/>
+              <w:bottom w:w="40" w:type="dxa"/>
+              <w:left w:w="60" w:type="dxa"/>
+              <w:right w:w="60" w:type="dxa"/>
+            </w:tcMar>
+            <w:tcMar>
+              <w:top w:w="40" w:type="dxa"/>
+              <w:bottom w:w="40" w:type="dxa"/>
+              <w:left w:w="60" w:type="dxa"/>
+              <w:right w:w="60" w:type="dxa"/>
+            </w:tcMar>
+          </w:tcPr>
           <w:p>
             <w:pPr>
               <w:pStyle w:val="Compact"/>
+              <w:spacing w:before="0" w:after="40" w:line="264" w:lineRule="auto"/>
               <w:jc w:val="left"/>
             </w:pPr>
             <w:r>
+              <w:rPr>
+                <w:rFonts w:ascii="Calibri" w:hAnsi="Calibri"/>
+                <w:sz w:val="18"/>
+              </w:rPr>
               <w:t xml:space="preserve">Angular CDK</w:t>
             </w:r>
           </w:p>
         </w:tc>
         <w:tc>
-          <w:tcPr/>
+          <w:tcPr>
+            <w:tcMar>
+              <w:top w:w="40" w:type="dxa"/>
+              <w:bottom w:w="40" w:type="dxa"/>
+              <w:left w:w="60" w:type="dxa"/>
+              <w:right w:w="60" w:type="dxa"/>
+            </w:tcMar>
+            <w:tcMar>
+              <w:top w:w="40" w:type="dxa"/>
+              <w:bottom w:w="40" w:type="dxa"/>
+              <w:left w:w="60" w:type="dxa"/>
+              <w:right w:w="60" w:type="dxa"/>
+            </w:tcMar>
+          </w:tcPr>
           <w:p>
             <w:pPr>
               <w:pStyle w:val="Compact"/>
+              <w:spacing w:before="0" w:after="40" w:line="264" w:lineRule="auto"/>
               <w:jc w:val="left"/>
             </w:pPr>
             <w:r>
+              <w:rPr>
+                <w:rFonts w:ascii="Calibri" w:hAnsi="Calibri"/>
+                <w:sz w:val="18"/>
+              </w:rPr>
               <w:t xml:space="preserve">^22.0.5 — Material peer dependency</w:t>
             </w:r>
           </w:p>
         </w:tc>
       </w:tr>
     </w:tbl>
-    <w:bookmarkEnd w:id="20"/>
-    <w:bookmarkStart w:id="21" w:name="build-quality-tooling"/>
+    <w:bookmarkEnd w:id="22"/>
+    <w:bookmarkStart w:id="23" w:name="build-quality-tooling"/>
     <w:p>
       <w:pPr>
         <w:pStyle w:val="Heading3"/>
@@ -1976,9 +4782,17 @@
     <w:tbl>
       <w:tblPr>
         <w:tblStyle w:val="Table"/>
-        <w:tblW w:type="pct" w:w="4865"/>
-        <w:tblLayout w:type="fixed"/>
+        <w:tblW w:type="pct" w:w="5000"/>
+        <w:tblLayout w:type="autofit"/>
         <w:tblLook w:firstRow="1" w:lastRow="0" w:firstColumn="0" w:lastColumn="0" w:noHBand="0" w:noVBand="0" w:val="0020"/>
+        <w:tblBorders>
+          <w:top w:val="single" w:sz="4" w:space="0" w:color="CBD5E0"/>
+          <w:left w:val="single" w:sz="4" w:space="0" w:color="CBD5E0"/>
+          <w:bottom w:val="single" w:sz="4" w:space="0" w:color="CBD5E0"/>
+          <w:right w:val="single" w:sz="4" w:space="0" w:color="CBD5E0"/>
+          <w:insideH w:val="single" w:sz="4" w:space="0" w:color="CBD5E0"/>
+          <w:insideV w:val="single" w:sz="4" w:space="0" w:color="CBD5E0"/>
+        </w:tblBorders>
       </w:tblPr>
       <w:tblGrid>
         <w:gridCol w:w="2247"/>
@@ -1989,25 +4803,67 @@
           <w:tblHeader w:val="on"/>
         </w:trPr>
         <w:tc>
-          <w:tcPr/>
+          <w:tcPr>
+            <w:tcMar>
+              <w:top w:w="40" w:type="dxa"/>
+              <w:bottom w:w="40" w:type="dxa"/>
+              <w:left w:w="60" w:type="dxa"/>
+              <w:right w:w="60" w:type="dxa"/>
+            </w:tcMar>
+            <w:shd w:fill="1A365D" w:val="clear"/>
+            <w:tcMar>
+              <w:top w:w="40" w:type="dxa"/>
+              <w:bottom w:w="40" w:type="dxa"/>
+              <w:left w:w="60" w:type="dxa"/>
+              <w:right w:w="60" w:type="dxa"/>
+            </w:tcMar>
+          </w:tcPr>
           <w:p>
             <w:pPr>
               <w:pStyle w:val="Compact"/>
+              <w:spacing w:before="0" w:after="40" w:line="264" w:lineRule="auto"/>
               <w:jc w:val="left"/>
             </w:pPr>
             <w:r>
+              <w:rPr>
+                <w:rFonts w:ascii="Calibri" w:hAnsi="Calibri"/>
+                <w:b/>
+                <w:color w:val="FFFFFF"/>
+                <w:sz w:val="18"/>
+              </w:rPr>
               <w:t xml:space="preserve">Technology</w:t>
             </w:r>
           </w:p>
         </w:tc>
         <w:tc>
-          <w:tcPr/>
+          <w:tcPr>
+            <w:tcMar>
+              <w:top w:w="40" w:type="dxa"/>
+              <w:bottom w:w="40" w:type="dxa"/>
+              <w:left w:w="60" w:type="dxa"/>
+              <w:right w:w="60" w:type="dxa"/>
+            </w:tcMar>
+            <w:shd w:fill="1A365D" w:val="clear"/>
+            <w:tcMar>
+              <w:top w:w="40" w:type="dxa"/>
+              <w:bottom w:w="40" w:type="dxa"/>
+              <w:left w:w="60" w:type="dxa"/>
+              <w:right w:w="60" w:type="dxa"/>
+            </w:tcMar>
+          </w:tcPr>
           <w:p>
             <w:pPr>
               <w:pStyle w:val="Compact"/>
+              <w:spacing w:before="0" w:after="40" w:line="264" w:lineRule="auto"/>
               <w:jc w:val="left"/>
             </w:pPr>
             <w:r>
+              <w:rPr>
+                <w:rFonts w:ascii="Calibri" w:hAnsi="Calibri"/>
+                <w:b/>
+                <w:color w:val="FFFFFF"/>
+                <w:sz w:val="18"/>
+              </w:rPr>
               <w:t xml:space="preserve">Version / notes</w:t>
             </w:r>
           </w:p>
@@ -2015,90 +4871,196 @@
       </w:tr>
       <w:tr>
         <w:tc>
-          <w:tcPr/>
+          <w:tcPr>
+            <w:tcMar>
+              <w:top w:w="40" w:type="dxa"/>
+              <w:bottom w:w="40" w:type="dxa"/>
+              <w:left w:w="60" w:type="dxa"/>
+              <w:right w:w="60" w:type="dxa"/>
+            </w:tcMar>
+            <w:tcMar>
+              <w:top w:w="40" w:type="dxa"/>
+              <w:bottom w:w="40" w:type="dxa"/>
+              <w:left w:w="60" w:type="dxa"/>
+              <w:right w:w="60" w:type="dxa"/>
+            </w:tcMar>
+          </w:tcPr>
           <w:p>
             <w:pPr>
               <w:pStyle w:val="Compact"/>
+              <w:spacing w:before="0" w:after="40" w:line="264" w:lineRule="auto"/>
               <w:jc w:val="left"/>
             </w:pPr>
             <w:r>
+              <w:rPr>
+                <w:rFonts w:ascii="Calibri" w:hAnsi="Calibri"/>
+                <w:sz w:val="18"/>
+              </w:rPr>
               <w:t xml:space="preserve">Angular CLI</w:t>
             </w:r>
             <w:r>
+              <w:rPr>
+                <w:rFonts w:ascii="Calibri" w:hAnsi="Calibri"/>
+                <w:sz w:val="18"/>
+              </w:rPr>
               <w:t xml:space="preserve"> </w:t>
             </w:r>
             <w:r>
+              <w:rPr>
+                <w:rFonts w:ascii="Calibri" w:hAnsi="Calibri"/>
+                <w:sz w:val="18"/>
+              </w:rPr>
               <w:t xml:space="preserve">@angular/build</w:t>
             </w:r>
             <w:r>
+              <w:rPr>
+                <w:rFonts w:ascii="Calibri" w:hAnsi="Calibri"/>
+                <w:sz w:val="18"/>
+              </w:rPr>
               <w:t xml:space="preserve"> </w:t>
             </w:r>
             <w:r>
+              <w:rPr>
+                <w:rFonts w:ascii="Calibri" w:hAnsi="Calibri"/>
+                <w:sz w:val="18"/>
+              </w:rPr>
               <w:t xml:space="preserve">Prettier</w:t>
             </w:r>
             <w:r>
+              <w:rPr>
+                <w:rFonts w:ascii="Calibri" w:hAnsi="Calibri"/>
+                <w:sz w:val="18"/>
+              </w:rPr>
               <w:t xml:space="preserve"> </w:t>
             </w:r>
             <w:r>
+              <w:rPr>
+                <w:rFonts w:ascii="Calibri" w:hAnsi="Calibri"/>
+                <w:sz w:val="18"/>
+              </w:rPr>
               <w:t xml:space="preserve">Vitest</w:t>
             </w:r>
             <w:r>
+              <w:rPr>
+                <w:rFonts w:ascii="Calibri" w:hAnsi="Calibri"/>
+                <w:sz w:val="18"/>
+              </w:rPr>
               <w:t xml:space="preserve"> </w:t>
             </w:r>
             <w:r>
+              <w:rPr>
+                <w:rFonts w:ascii="Calibri" w:hAnsi="Calibri"/>
+                <w:sz w:val="18"/>
+              </w:rPr>
               <w:t xml:space="preserve">jsdom</w:t>
             </w:r>
           </w:p>
         </w:tc>
         <w:tc>
-          <w:tcPr/>
+          <w:tcPr>
+            <w:tcMar>
+              <w:top w:w="40" w:type="dxa"/>
+              <w:bottom w:w="40" w:type="dxa"/>
+              <w:left w:w="60" w:type="dxa"/>
+              <w:right w:w="60" w:type="dxa"/>
+            </w:tcMar>
+            <w:tcMar>
+              <w:top w:w="40" w:type="dxa"/>
+              <w:bottom w:w="40" w:type="dxa"/>
+              <w:left w:w="60" w:type="dxa"/>
+              <w:right w:w="60" w:type="dxa"/>
+            </w:tcMar>
+          </w:tcPr>
           <w:p>
             <w:pPr>
               <w:pStyle w:val="Compact"/>
+              <w:spacing w:before="0" w:after="40" w:line="264" w:lineRule="auto"/>
               <w:jc w:val="left"/>
             </w:pPr>
             <w:r>
+              <w:rPr>
+                <w:rFonts w:ascii="Calibri" w:hAnsi="Calibri"/>
+                <w:sz w:val="18"/>
+              </w:rPr>
               <w:t xml:space="preserve">^22.0.7</w:t>
             </w:r>
             <w:r>
+              <w:rPr>
+                <w:rFonts w:ascii="Calibri" w:hAnsi="Calibri"/>
+                <w:sz w:val="18"/>
+              </w:rPr>
               <w:t xml:space="preserve"> </w:t>
             </w:r>
             <w:r>
+              <w:rPr>
+                <w:rFonts w:ascii="Calibri" w:hAnsi="Calibri"/>
+                <w:sz w:val="18"/>
+              </w:rPr>
               <w:t xml:space="preserve">^22.0.7 — application builder</w:t>
             </w:r>
             <w:r>
+              <w:rPr>
+                <w:rFonts w:ascii="Calibri" w:hAnsi="Calibri"/>
+                <w:sz w:val="18"/>
+              </w:rPr>
               <w:t xml:space="preserve"> </w:t>
             </w:r>
             <w:r>
+              <w:rPr>
+                <w:rFonts w:ascii="Calibri" w:hAnsi="Calibri"/>
+                <w:sz w:val="18"/>
+              </w:rPr>
               <w:t xml:space="preserve">^3.8.1</w:t>
             </w:r>
             <w:r>
+              <w:rPr>
+                <w:rFonts w:ascii="Calibri" w:hAnsi="Calibri"/>
+                <w:sz w:val="18"/>
+              </w:rPr>
               <w:t xml:space="preserve"> </w:t>
             </w:r>
             <w:r>
+              <w:rPr>
+                <w:rFonts w:ascii="Calibri" w:hAnsi="Calibri"/>
+                <w:sz w:val="18"/>
+              </w:rPr>
               <w:t xml:space="preserve">^4.0.8 — unit tests (</w:t>
             </w:r>
             <w:r>
               <w:rPr>
                 <w:rStyle w:val="VerbatimChar"/>
+                <w:rFonts w:ascii="Calibri" w:hAnsi="Calibri"/>
+                <w:sz w:val="18"/>
               </w:rPr>
               <w:t xml:space="preserve">ng test</w:t>
             </w:r>
             <w:r>
+              <w:rPr>
+                <w:rFonts w:ascii="Calibri" w:hAnsi="Calibri"/>
+                <w:sz w:val="18"/>
+              </w:rPr>
               <w:t xml:space="preserve">)</w:t>
             </w:r>
             <w:r>
+              <w:rPr>
+                <w:rFonts w:ascii="Calibri" w:hAnsi="Calibri"/>
+                <w:sz w:val="18"/>
+              </w:rPr>
               <w:t xml:space="preserve"> </w:t>
             </w:r>
             <w:r>
+              <w:rPr>
+                <w:rFonts w:ascii="Calibri" w:hAnsi="Calibri"/>
+                <w:sz w:val="18"/>
+              </w:rPr>
               <w:t xml:space="preserve">^28.0.0 — test DOM</w:t>
             </w:r>
           </w:p>
         </w:tc>
       </w:tr>
     </w:tbl>
-    <w:bookmarkEnd w:id="21"/>
-    <w:bookmarkStart w:id="22" w:name="runtime-patterns-no-extra-packages"/>
+    <w:bookmarkEnd w:id="23"/>
+    <w:bookmarkStart w:id="24" w:name="runtime-patterns-no-extra-packages"/>
     <w:p>
       <w:pPr>
         <w:pStyle w:val="Heading3"/>
@@ -2110,9 +5072,17 @@
     <w:tbl>
       <w:tblPr>
         <w:tblStyle w:val="Table"/>
-        <w:tblW w:type="pct" w:w="4865"/>
-        <w:tblLayout w:type="fixed"/>
+        <w:tblW w:type="pct" w:w="5000"/>
+        <w:tblLayout w:type="autofit"/>
         <w:tblLook w:firstRow="1" w:lastRow="0" w:firstColumn="0" w:lastColumn="0" w:noHBand="0" w:noVBand="0" w:val="0020"/>
+        <w:tblBorders>
+          <w:top w:val="single" w:sz="4" w:space="0" w:color="CBD5E0"/>
+          <w:left w:val="single" w:sz="4" w:space="0" w:color="CBD5E0"/>
+          <w:bottom w:val="single" w:sz="4" w:space="0" w:color="CBD5E0"/>
+          <w:right w:val="single" w:sz="4" w:space="0" w:color="CBD5E0"/>
+          <w:insideH w:val="single" w:sz="4" w:space="0" w:color="CBD5E0"/>
+          <w:insideV w:val="single" w:sz="4" w:space="0" w:color="CBD5E0"/>
+        </w:tblBorders>
       </w:tblPr>
       <w:tblGrid>
         <w:gridCol w:w="2247"/>
@@ -2123,25 +5093,67 @@
           <w:tblHeader w:val="on"/>
         </w:trPr>
         <w:tc>
-          <w:tcPr/>
+          <w:tcPr>
+            <w:tcMar>
+              <w:top w:w="40" w:type="dxa"/>
+              <w:bottom w:w="40" w:type="dxa"/>
+              <w:left w:w="60" w:type="dxa"/>
+              <w:right w:w="60" w:type="dxa"/>
+            </w:tcMar>
+            <w:shd w:fill="1A365D" w:val="clear"/>
+            <w:tcMar>
+              <w:top w:w="40" w:type="dxa"/>
+              <w:bottom w:w="40" w:type="dxa"/>
+              <w:left w:w="60" w:type="dxa"/>
+              <w:right w:w="60" w:type="dxa"/>
+            </w:tcMar>
+          </w:tcPr>
           <w:p>
             <w:pPr>
               <w:pStyle w:val="Compact"/>
+              <w:spacing w:before="0" w:after="40" w:line="264" w:lineRule="auto"/>
               <w:jc w:val="left"/>
             </w:pPr>
             <w:r>
+              <w:rPr>
+                <w:rFonts w:ascii="Calibri" w:hAnsi="Calibri"/>
+                <w:b/>
+                <w:color w:val="FFFFFF"/>
+                <w:sz w:val="18"/>
+              </w:rPr>
               <w:t xml:space="preserve">Concern</w:t>
             </w:r>
           </w:p>
         </w:tc>
         <w:tc>
-          <w:tcPr/>
+          <w:tcPr>
+            <w:tcMar>
+              <w:top w:w="40" w:type="dxa"/>
+              <w:bottom w:w="40" w:type="dxa"/>
+              <w:left w:w="60" w:type="dxa"/>
+              <w:right w:w="60" w:type="dxa"/>
+            </w:tcMar>
+            <w:shd w:fill="1A365D" w:val="clear"/>
+            <w:tcMar>
+              <w:top w:w="40" w:type="dxa"/>
+              <w:bottom w:w="40" w:type="dxa"/>
+              <w:left w:w="60" w:type="dxa"/>
+              <w:right w:w="60" w:type="dxa"/>
+            </w:tcMar>
+          </w:tcPr>
           <w:p>
             <w:pPr>
               <w:pStyle w:val="Compact"/>
+              <w:spacing w:before="0" w:after="40" w:line="264" w:lineRule="auto"/>
               <w:jc w:val="left"/>
             </w:pPr>
             <w:r>
+              <w:rPr>
+                <w:rFonts w:ascii="Calibri" w:hAnsi="Calibri"/>
+                <w:b/>
+                <w:color w:val="FFFFFF"/>
+                <w:sz w:val="18"/>
+              </w:rPr>
               <w:t xml:space="preserve">Approach</w:t>
             </w:r>
           </w:p>
@@ -2149,81 +5161,175 @@
       </w:tr>
       <w:tr>
         <w:tc>
-          <w:tcPr/>
+          <w:tcPr>
+            <w:tcMar>
+              <w:top w:w="40" w:type="dxa"/>
+              <w:bottom w:w="40" w:type="dxa"/>
+              <w:left w:w="60" w:type="dxa"/>
+              <w:right w:w="60" w:type="dxa"/>
+            </w:tcMar>
+            <w:tcMar>
+              <w:top w:w="40" w:type="dxa"/>
+              <w:bottom w:w="40" w:type="dxa"/>
+              <w:left w:w="60" w:type="dxa"/>
+              <w:right w:w="60" w:type="dxa"/>
+            </w:tcMar>
+          </w:tcPr>
           <w:p>
             <w:pPr>
               <w:pStyle w:val="Compact"/>
+              <w:spacing w:before="0" w:after="40" w:line="264" w:lineRule="auto"/>
               <w:jc w:val="left"/>
             </w:pPr>
             <w:r>
+              <w:rPr>
+                <w:rFonts w:ascii="Calibri" w:hAnsi="Calibri"/>
+                <w:sz w:val="18"/>
+              </w:rPr>
               <w:t xml:space="preserve">HTTP</w:t>
             </w:r>
             <w:r>
+              <w:rPr>
+                <w:rFonts w:ascii="Calibri" w:hAnsi="Calibri"/>
+                <w:sz w:val="18"/>
+              </w:rPr>
               <w:t xml:space="preserve"> </w:t>
             </w:r>
             <w:r>
+              <w:rPr>
+                <w:rFonts w:ascii="Calibri" w:hAnsi="Calibri"/>
+                <w:sz w:val="18"/>
+              </w:rPr>
               <w:t xml:space="preserve">Auth</w:t>
             </w:r>
           </w:p>
         </w:tc>
         <w:tc>
-          <w:tcPr/>
+          <w:tcPr>
+            <w:tcMar>
+              <w:top w:w="40" w:type="dxa"/>
+              <w:bottom w:w="40" w:type="dxa"/>
+              <w:left w:w="60" w:type="dxa"/>
+              <w:right w:w="60" w:type="dxa"/>
+            </w:tcMar>
+            <w:tcMar>
+              <w:top w:w="40" w:type="dxa"/>
+              <w:bottom w:w="40" w:type="dxa"/>
+              <w:left w:w="60" w:type="dxa"/>
+              <w:right w:w="60" w:type="dxa"/>
+            </w:tcMar>
+          </w:tcPr>
           <w:p>
             <w:pPr>
               <w:pStyle w:val="Compact"/>
+              <w:spacing w:before="0" w:after="40" w:line="264" w:lineRule="auto"/>
               <w:jc w:val="left"/>
             </w:pPr>
             <w:r>
+              <w:rPr>
+                <w:rFonts w:ascii="Calibri" w:hAnsi="Calibri"/>
+                <w:sz w:val="18"/>
+              </w:rPr>
               <w:t xml:space="preserve">Angular</w:t>
             </w:r>
             <w:r>
+              <w:rPr>
+                <w:rFonts w:ascii="Calibri" w:hAnsi="Calibri"/>
+                <w:sz w:val="18"/>
+              </w:rPr>
               <w:t xml:space="preserve"> </w:t>
             </w:r>
             <w:r>
               <w:rPr>
                 <w:rStyle w:val="VerbatimChar"/>
+                <w:rFonts w:ascii="Calibri" w:hAnsi="Calibri"/>
+                <w:sz w:val="18"/>
               </w:rPr>
               <w:t xml:space="preserve">HttpClient</w:t>
             </w:r>
             <w:r>
+              <w:rPr>
+                <w:rFonts w:ascii="Calibri" w:hAnsi="Calibri"/>
+                <w:sz w:val="18"/>
+              </w:rPr>
               <w:t xml:space="preserve"> </w:t>
             </w:r>
             <w:r>
+              <w:rPr>
+                <w:rFonts w:ascii="Calibri" w:hAnsi="Calibri"/>
+                <w:sz w:val="18"/>
+              </w:rPr>
               <w:t xml:space="preserve">JWT in browser storage; Bearer</w:t>
             </w:r>
             <w:r>
+              <w:rPr>
+                <w:rFonts w:ascii="Calibri" w:hAnsi="Calibri"/>
+                <w:sz w:val="18"/>
+              </w:rPr>
               <w:t xml:space="preserve"> </w:t>
             </w:r>
             <w:r>
+              <w:rPr>
+                <w:rFonts w:ascii="Calibri" w:hAnsi="Calibri"/>
+                <w:sz w:val="18"/>
+              </w:rPr>
               <w:t xml:space="preserve">interceptor;</w:t>
             </w:r>
             <w:r>
+              <w:rPr>
+                <w:rFonts w:ascii="Calibri" w:hAnsi="Calibri"/>
+                <w:sz w:val="18"/>
+              </w:rPr>
               <w:t xml:space="preserve"> </w:t>
             </w:r>
             <w:r>
               <w:rPr>
                 <w:rStyle w:val="VerbatimChar"/>
+                <w:rFonts w:ascii="Calibri" w:hAnsi="Calibri"/>
+                <w:sz w:val="18"/>
               </w:rPr>
               <w:t xml:space="preserve">authGuard</w:t>
             </w:r>
             <w:r>
+              <w:rPr>
+                <w:rFonts w:ascii="Calibri" w:hAnsi="Calibri"/>
+                <w:sz w:val="18"/>
+              </w:rPr>
               <w:t xml:space="preserve"> </w:t>
             </w:r>
             <w:r>
+              <w:rPr>
+                <w:rFonts w:ascii="Calibri" w:hAnsi="Calibri"/>
+                <w:sz w:val="18"/>
+              </w:rPr>
               <w:t xml:space="preserve">+ roles</w:t>
             </w:r>
             <w:r>
+              <w:rPr>
+                <w:rFonts w:ascii="Calibri" w:hAnsi="Calibri"/>
+                <w:sz w:val="18"/>
+              </w:rPr>
               <w:t xml:space="preserve"> </w:t>
             </w:r>
             <w:r>
+              <w:rPr>
+                <w:rFonts w:ascii="Calibri" w:hAnsi="Calibri"/>
+                <w:sz w:val="18"/>
+              </w:rPr>
               <w:t xml:space="preserve">App shell + sidebar under</w:t>
             </w:r>
             <w:r>
+              <w:rPr>
+                <w:rFonts w:ascii="Calibri" w:hAnsi="Calibri"/>
+                <w:sz w:val="18"/>
+              </w:rPr>
               <w:t xml:space="preserve"> </w:t>
             </w:r>
             <w:r>
               <w:rPr>
                 <w:rStyle w:val="VerbatimChar"/>
+                <w:rFonts w:ascii="Calibri" w:hAnsi="Calibri"/>
+                <w:sz w:val="18"/>
               </w:rPr>
               <w:t xml:space="preserve">core/layout</w:t>
             </w:r>
@@ -2231,9 +5337,9 @@
         </w:tc>
       </w:tr>
     </w:tbl>
-    <w:bookmarkEnd w:id="22"/>
-    <w:bookmarkEnd w:id="23"/>
-    <w:bookmarkStart w:id="24" w:name="infrastructure-deployment"/>
+    <w:bookmarkEnd w:id="24"/>
+    <w:bookmarkEnd w:id="25"/>
+    <w:bookmarkStart w:id="26" w:name="infrastructure-deployment"/>
     <w:p>
       <w:pPr>
         <w:pStyle w:val="Heading2"/>
@@ -2245,9 +5351,17 @@
     <w:tbl>
       <w:tblPr>
         <w:tblStyle w:val="Table"/>
-        <w:tblW w:type="pct" w:w="4865"/>
-        <w:tblLayout w:type="fixed"/>
+        <w:tblW w:type="pct" w:w="5000"/>
+        <w:tblLayout w:type="autofit"/>
         <w:tblLook w:firstRow="1" w:lastRow="0" w:firstColumn="0" w:lastColumn="0" w:noHBand="0" w:noVBand="0" w:val="0020"/>
+        <w:tblBorders>
+          <w:top w:val="single" w:sz="4" w:space="0" w:color="CBD5E0"/>
+          <w:left w:val="single" w:sz="4" w:space="0" w:color="CBD5E0"/>
+          <w:bottom w:val="single" w:sz="4" w:space="0" w:color="CBD5E0"/>
+          <w:right w:val="single" w:sz="4" w:space="0" w:color="CBD5E0"/>
+          <w:insideH w:val="single" w:sz="4" w:space="0" w:color="CBD5E0"/>
+          <w:insideV w:val="single" w:sz="4" w:space="0" w:color="CBD5E0"/>
+        </w:tblBorders>
       </w:tblPr>
       <w:tblGrid>
         <w:gridCol w:w="2247"/>
@@ -2258,25 +5372,67 @@
           <w:tblHeader w:val="on"/>
         </w:trPr>
         <w:tc>
-          <w:tcPr/>
+          <w:tcPr>
+            <w:tcMar>
+              <w:top w:w="40" w:type="dxa"/>
+              <w:bottom w:w="40" w:type="dxa"/>
+              <w:left w:w="60" w:type="dxa"/>
+              <w:right w:w="60" w:type="dxa"/>
+            </w:tcMar>
+            <w:shd w:fill="1A365D" w:val="clear"/>
+            <w:tcMar>
+              <w:top w:w="40" w:type="dxa"/>
+              <w:bottom w:w="40" w:type="dxa"/>
+              <w:left w:w="60" w:type="dxa"/>
+              <w:right w:w="60" w:type="dxa"/>
+            </w:tcMar>
+          </w:tcPr>
           <w:p>
             <w:pPr>
               <w:pStyle w:val="Compact"/>
+              <w:spacing w:before="0" w:after="40" w:line="264" w:lineRule="auto"/>
               <w:jc w:val="left"/>
             </w:pPr>
             <w:r>
+              <w:rPr>
+                <w:rFonts w:ascii="Calibri" w:hAnsi="Calibri"/>
+                <w:b/>
+                <w:color w:val="FFFFFF"/>
+                <w:sz w:val="18"/>
+              </w:rPr>
               <w:t xml:space="preserve">Technology</w:t>
             </w:r>
           </w:p>
         </w:tc>
         <w:tc>
-          <w:tcPr/>
+          <w:tcPr>
+            <w:tcMar>
+              <w:top w:w="40" w:type="dxa"/>
+              <w:bottom w:w="40" w:type="dxa"/>
+              <w:left w:w="60" w:type="dxa"/>
+              <w:right w:w="60" w:type="dxa"/>
+            </w:tcMar>
+            <w:shd w:fill="1A365D" w:val="clear"/>
+            <w:tcMar>
+              <w:top w:w="40" w:type="dxa"/>
+              <w:bottom w:w="40" w:type="dxa"/>
+              <w:left w:w="60" w:type="dxa"/>
+              <w:right w:w="60" w:type="dxa"/>
+            </w:tcMar>
+          </w:tcPr>
           <w:p>
             <w:pPr>
               <w:pStyle w:val="Compact"/>
+              <w:spacing w:before="0" w:after="40" w:line="264" w:lineRule="auto"/>
               <w:jc w:val="left"/>
             </w:pPr>
             <w:r>
+              <w:rPr>
+                <w:rFonts w:ascii="Calibri" w:hAnsi="Calibri"/>
+                <w:b/>
+                <w:color w:val="FFFFFF"/>
+                <w:sz w:val="18"/>
+              </w:rPr>
               <w:t xml:space="preserve">Role</w:t>
             </w:r>
           </w:p>
@@ -2284,39 +5440,89 @@
       </w:tr>
       <w:tr>
         <w:tc>
-          <w:tcPr/>
+          <w:tcPr>
+            <w:tcMar>
+              <w:top w:w="40" w:type="dxa"/>
+              <w:bottom w:w="40" w:type="dxa"/>
+              <w:left w:w="60" w:type="dxa"/>
+              <w:right w:w="60" w:type="dxa"/>
+            </w:tcMar>
+            <w:tcMar>
+              <w:top w:w="40" w:type="dxa"/>
+              <w:bottom w:w="40" w:type="dxa"/>
+              <w:left w:w="60" w:type="dxa"/>
+              <w:right w:w="60" w:type="dxa"/>
+            </w:tcMar>
+          </w:tcPr>
           <w:p>
             <w:pPr>
               <w:pStyle w:val="Compact"/>
+              <w:spacing w:before="0" w:after="40" w:line="264" w:lineRule="auto"/>
               <w:jc w:val="left"/>
             </w:pPr>
             <w:r>
+              <w:rPr>
+                <w:rFonts w:ascii="Calibri" w:hAnsi="Calibri"/>
+                <w:sz w:val="18"/>
+              </w:rPr>
               <w:t xml:space="preserve">Open Liberty</w:t>
             </w:r>
           </w:p>
         </w:tc>
         <w:tc>
-          <w:tcPr/>
+          <w:tcPr>
+            <w:tcMar>
+              <w:top w:w="40" w:type="dxa"/>
+              <w:bottom w:w="40" w:type="dxa"/>
+              <w:left w:w="60" w:type="dxa"/>
+              <w:right w:w="60" w:type="dxa"/>
+            </w:tcMar>
+            <w:tcMar>
+              <w:top w:w="40" w:type="dxa"/>
+              <w:bottom w:w="40" w:type="dxa"/>
+              <w:left w:w="60" w:type="dxa"/>
+              <w:right w:w="60" w:type="dxa"/>
+            </w:tcMar>
+          </w:tcPr>
           <w:p>
             <w:pPr>
               <w:pStyle w:val="Compact"/>
+              <w:spacing w:before="0" w:after="40" w:line="264" w:lineRule="auto"/>
               <w:jc w:val="left"/>
             </w:pPr>
             <w:r>
+              <w:rPr>
+                <w:rFonts w:ascii="Calibri" w:hAnsi="Calibri"/>
+                <w:sz w:val="18"/>
+              </w:rPr>
               <w:t xml:space="preserve">Primary app server (HTTP 9080,</w:t>
             </w:r>
             <w:r>
+              <w:rPr>
+                <w:rFonts w:ascii="Calibri" w:hAnsi="Calibri"/>
+                <w:sz w:val="18"/>
+              </w:rPr>
               <w:t xml:space="preserve"> </w:t>
             </w:r>
             <w:r>
+              <w:rPr>
+                <w:rFonts w:ascii="Calibri" w:hAnsi="Calibri"/>
+                <w:sz w:val="18"/>
+              </w:rPr>
               <w:t xml:space="preserve">HTTPS 9443);</w:t>
             </w:r>
             <w:r>
+              <w:rPr>
+                <w:rFonts w:ascii="Calibri" w:hAnsi="Calibri"/>
+                <w:sz w:val="18"/>
+              </w:rPr>
               <w:t xml:space="preserve"> </w:t>
             </w:r>
             <w:r>
               <w:rPr>
                 <w:rStyle w:val="VerbatimChar"/>
+                <w:rFonts w:ascii="Calibri" w:hAnsi="Calibri"/>
+                <w:sz w:val="18"/>
               </w:rPr>
               <w:t xml:space="preserve">scripts/redeploy-liberty.sh</w:t>
             </w:r>
@@ -2325,40 +5531,90 @@
       </w:tr>
       <w:tr>
         <w:tc>
-          <w:tcPr/>
+          <w:tcPr>
+            <w:tcMar>
+              <w:top w:w="40" w:type="dxa"/>
+              <w:bottom w:w="40" w:type="dxa"/>
+              <w:left w:w="60" w:type="dxa"/>
+              <w:right w:w="60" w:type="dxa"/>
+            </w:tcMar>
+            <w:tcMar>
+              <w:top w:w="40" w:type="dxa"/>
+              <w:bottom w:w="40" w:type="dxa"/>
+              <w:left w:w="60" w:type="dxa"/>
+              <w:right w:w="60" w:type="dxa"/>
+            </w:tcMar>
+          </w:tcPr>
           <w:p>
             <w:pPr>
               <w:pStyle w:val="Compact"/>
+              <w:spacing w:before="0" w:after="40" w:line="264" w:lineRule="auto"/>
               <w:jc w:val="left"/>
             </w:pPr>
             <w:r>
+              <w:rPr>
+                <w:rFonts w:ascii="Calibri" w:hAnsi="Calibri"/>
+                <w:sz w:val="18"/>
+              </w:rPr>
               <w:t xml:space="preserve">Embedded Tomcat</w:t>
             </w:r>
           </w:p>
         </w:tc>
         <w:tc>
-          <w:tcPr/>
+          <w:tcPr>
+            <w:tcMar>
+              <w:top w:w="40" w:type="dxa"/>
+              <w:bottom w:w="40" w:type="dxa"/>
+              <w:left w:w="60" w:type="dxa"/>
+              <w:right w:w="60" w:type="dxa"/>
+            </w:tcMar>
+            <w:tcMar>
+              <w:top w:w="40" w:type="dxa"/>
+              <w:bottom w:w="40" w:type="dxa"/>
+              <w:left w:w="60" w:type="dxa"/>
+              <w:right w:w="60" w:type="dxa"/>
+            </w:tcMar>
+          </w:tcPr>
           <w:p>
             <w:pPr>
               <w:pStyle w:val="Compact"/>
+              <w:spacing w:before="0" w:after="40" w:line="264" w:lineRule="auto"/>
               <w:jc w:val="left"/>
             </w:pPr>
             <w:r>
+              <w:rPr>
+                <w:rFonts w:ascii="Calibri" w:hAnsi="Calibri"/>
+                <w:sz w:val="18"/>
+              </w:rPr>
               <w:t xml:space="preserve">Alternate local run via Spring Boot</w:t>
             </w:r>
             <w:r>
+              <w:rPr>
+                <w:rFonts w:ascii="Calibri" w:hAnsi="Calibri"/>
+                <w:sz w:val="18"/>
+              </w:rPr>
               <w:t xml:space="preserve"> </w:t>
             </w:r>
             <w:r>
+              <w:rPr>
+                <w:rFonts w:ascii="Calibri" w:hAnsi="Calibri"/>
+                <w:sz w:val="18"/>
+              </w:rPr>
               <w:t xml:space="preserve">(</w:t>
             </w:r>
             <w:r>
               <w:rPr>
                 <w:rStyle w:val="VerbatimChar"/>
+                <w:rFonts w:ascii="Calibri" w:hAnsi="Calibri"/>
+                <w:sz w:val="18"/>
               </w:rPr>
               <w:t xml:space="preserve">server.port=8080</w:t>
             </w:r>
             <w:r>
+              <w:rPr>
+                <w:rFonts w:ascii="Calibri" w:hAnsi="Calibri"/>
+                <w:sz w:val="18"/>
+              </w:rPr>
               <w:t xml:space="preserve">)</w:t>
             </w:r>
           </w:p>
@@ -2366,33 +5622,197 @@
       </w:tr>
       <w:tr>
         <w:tc>
-          <w:tcPr/>
+          <w:tcPr>
+            <w:tcMar>
+              <w:top w:w="40" w:type="dxa"/>
+              <w:bottom w:w="40" w:type="dxa"/>
+              <w:left w:w="60" w:type="dxa"/>
+              <w:right w:w="60" w:type="dxa"/>
+            </w:tcMar>
+            <w:tcMar>
+              <w:top w:w="40" w:type="dxa"/>
+              <w:bottom w:w="40" w:type="dxa"/>
+              <w:left w:w="60" w:type="dxa"/>
+              <w:right w:w="60" w:type="dxa"/>
+            </w:tcMar>
+          </w:tcPr>
           <w:p>
             <w:pPr>
               <w:pStyle w:val="Compact"/>
+              <w:spacing w:before="0" w:after="40" w:line="264" w:lineRule="auto"/>
               <w:jc w:val="left"/>
             </w:pPr>
             <w:r>
+              <w:rPr>
+                <w:rFonts w:ascii="Calibri" w:hAnsi="Calibri"/>
+                <w:sz w:val="18"/>
+              </w:rPr>
               <w:t xml:space="preserve">PostgreSQL</w:t>
             </w:r>
           </w:p>
         </w:tc>
         <w:tc>
-          <w:tcPr/>
+          <w:tcPr>
+            <w:tcMar>
+              <w:top w:w="40" w:type="dxa"/>
+              <w:bottom w:w="40" w:type="dxa"/>
+              <w:left w:w="60" w:type="dxa"/>
+              <w:right w:w="60" w:type="dxa"/>
+            </w:tcMar>
+            <w:tcMar>
+              <w:top w:w="40" w:type="dxa"/>
+              <w:bottom w:w="40" w:type="dxa"/>
+              <w:left w:w="60" w:type="dxa"/>
+              <w:right w:w="60" w:type="dxa"/>
+            </w:tcMar>
+          </w:tcPr>
           <w:p>
             <w:pPr>
               <w:pStyle w:val="Compact"/>
+              <w:spacing w:before="0" w:after="40" w:line="264" w:lineRule="auto"/>
               <w:jc w:val="left"/>
             </w:pPr>
             <w:r>
-              <w:t xml:space="preserve">Persistence (localhost:5432 typical)</w:t>
+              <w:rPr>
+                <w:rFonts w:ascii="Calibri" w:hAnsi="Calibri"/>
+                <w:sz w:val="18"/>
+              </w:rPr>
+              <w:t xml:space="preserve">Persistence (localhost:5432 typical);</w:t>
+            </w:r>
+            <w:r>
+              <w:rPr>
+                <w:rFonts w:ascii="Calibri" w:hAnsi="Calibri"/>
+                <w:sz w:val="18"/>
+              </w:rPr>
+              <w:t xml:space="preserve"> </w:t>
+            </w:r>
+            <w:r>
+              <w:rPr>
+                <w:rStyle w:val="VerbatimChar"/>
+                <w:rFonts w:ascii="Calibri" w:hAnsi="Calibri"/>
+                <w:sz w:val="18"/>
+              </w:rPr>
+              <w:t xml:space="preserve">bankone</w:t>
+            </w:r>
+            <w:r>
+              <w:rPr>
+                <w:rFonts w:ascii="Calibri" w:hAnsi="Calibri"/>
+                <w:sz w:val="18"/>
+              </w:rPr>
+              <w:t xml:space="preserve"> </w:t>
+            </w:r>
+            <w:r>
+              <w:rPr>
+                <w:rFonts w:ascii="Calibri" w:hAnsi="Calibri"/>
+                <w:sz w:val="18"/>
+              </w:rPr>
+              <w:t xml:space="preserve">(+ optional</w:t>
+            </w:r>
+            <w:r>
+              <w:rPr>
+                <w:rFonts w:ascii="Calibri" w:hAnsi="Calibri"/>
+                <w:sz w:val="18"/>
+              </w:rPr>
+              <w:t xml:space="preserve"> </w:t>
+            </w:r>
+            <w:r>
+              <w:rPr>
+                <w:rStyle w:val="VerbatimChar"/>
+                <w:rFonts w:ascii="Calibri" w:hAnsi="Calibri"/>
+                <w:sz w:val="18"/>
+              </w:rPr>
+              <w:t xml:space="preserve">bankone_read</w:t>
+            </w:r>
+            <w:r>
+              <w:rPr>
+                <w:rFonts w:ascii="Calibri" w:hAnsi="Calibri"/>
+                <w:sz w:val="18"/>
+              </w:rPr>
+              <w:t xml:space="preserve">)</w:t>
+            </w:r>
+          </w:p>
+        </w:tc>
+      </w:tr>
+      <w:tr>
+        <w:tc>
+          <w:tcPr>
+            <w:tcMar>
+              <w:top w:w="40" w:type="dxa"/>
+              <w:bottom w:w="40" w:type="dxa"/>
+              <w:left w:w="60" w:type="dxa"/>
+              <w:right w:w="60" w:type="dxa"/>
+            </w:tcMar>
+            <w:tcMar>
+              <w:top w:w="40" w:type="dxa"/>
+              <w:bottom w:w="40" w:type="dxa"/>
+              <w:left w:w="60" w:type="dxa"/>
+              <w:right w:w="60" w:type="dxa"/>
+            </w:tcMar>
+          </w:tcPr>
+          <w:p>
+            <w:pPr>
+              <w:pStyle w:val="Compact"/>
+              <w:spacing w:before="0" w:after="40" w:line="264" w:lineRule="auto"/>
+              <w:jc w:val="left"/>
+            </w:pPr>
+            <w:r>
+              <w:rPr>
+                <w:rFonts w:ascii="Calibri" w:hAnsi="Calibri"/>
+                <w:sz w:val="18"/>
+              </w:rPr>
+              <w:t xml:space="preserve">Redis</w:t>
+            </w:r>
+          </w:p>
+        </w:tc>
+        <w:tc>
+          <w:tcPr>
+            <w:tcMar>
+              <w:top w:w="40" w:type="dxa"/>
+              <w:bottom w:w="40" w:type="dxa"/>
+              <w:left w:w="60" w:type="dxa"/>
+              <w:right w:w="60" w:type="dxa"/>
+            </w:tcMar>
+            <w:tcMar>
+              <w:top w:w="40" w:type="dxa"/>
+              <w:bottom w:w="40" w:type="dxa"/>
+              <w:left w:w="60" w:type="dxa"/>
+              <w:right w:w="60" w:type="dxa"/>
+            </w:tcMar>
+          </w:tcPr>
+          <w:p>
+            <w:pPr>
+              <w:pStyle w:val="Compact"/>
+              <w:spacing w:before="0" w:after="40" w:line="264" w:lineRule="auto"/>
+              <w:jc w:val="left"/>
+            </w:pPr>
+            <w:r>
+              <w:rPr>
+                <w:rFonts w:ascii="Calibri" w:hAnsi="Calibri"/>
+                <w:sz w:val="18"/>
+              </w:rPr>
+              <w:t xml:space="preserve">Local cache + rate-limit store (</w:t>
+            </w:r>
+            <w:r>
+              <w:rPr>
+                <w:rStyle w:val="VerbatimChar"/>
+                <w:rFonts w:ascii="Calibri" w:hAnsi="Calibri"/>
+                <w:sz w:val="18"/>
+              </w:rPr>
+              <w:t xml:space="preserve">:6379</w:t>
+            </w:r>
+            <w:r>
+              <w:rPr>
+                <w:rFonts w:ascii="Calibri" w:hAnsi="Calibri"/>
+                <w:sz w:val="18"/>
+              </w:rPr>
+              <w:t xml:space="preserve">)</w:t>
             </w:r>
           </w:p>
         </w:tc>
       </w:tr>
     </w:tbl>
-    <w:bookmarkEnd w:id="24"/>
-    <w:bookmarkStart w:id="25" w:name="documentation-toolchain"/>
+    <w:bookmarkEnd w:id="26"/>
+    <w:bookmarkStart w:id="27" w:name="documentation-toolchain"/>
     <w:p>
       <w:pPr>
         <w:pStyle w:val="Heading2"/>
@@ -2404,9 +5824,17 @@
     <w:tbl>
       <w:tblPr>
         <w:tblStyle w:val="Table"/>
-        <w:tblW w:type="pct" w:w="4865"/>
-        <w:tblLayout w:type="fixed"/>
+        <w:tblW w:type="pct" w:w="5000"/>
+        <w:tblLayout w:type="autofit"/>
         <w:tblLook w:firstRow="1" w:lastRow="0" w:firstColumn="0" w:lastColumn="0" w:noHBand="0" w:noVBand="0" w:val="0020"/>
+        <w:tblBorders>
+          <w:top w:val="single" w:sz="4" w:space="0" w:color="CBD5E0"/>
+          <w:left w:val="single" w:sz="4" w:space="0" w:color="CBD5E0"/>
+          <w:bottom w:val="single" w:sz="4" w:space="0" w:color="CBD5E0"/>
+          <w:right w:val="single" w:sz="4" w:space="0" w:color="CBD5E0"/>
+          <w:insideH w:val="single" w:sz="4" w:space="0" w:color="CBD5E0"/>
+          <w:insideV w:val="single" w:sz="4" w:space="0" w:color="CBD5E0"/>
+        </w:tblBorders>
       </w:tblPr>
       <w:tblGrid>
         <w:gridCol w:w="2247"/>
@@ -2417,25 +5845,67 @@
           <w:tblHeader w:val="on"/>
         </w:trPr>
         <w:tc>
-          <w:tcPr/>
+          <w:tcPr>
+            <w:tcMar>
+              <w:top w:w="40" w:type="dxa"/>
+              <w:bottom w:w="40" w:type="dxa"/>
+              <w:left w:w="60" w:type="dxa"/>
+              <w:right w:w="60" w:type="dxa"/>
+            </w:tcMar>
+            <w:shd w:fill="1A365D" w:val="clear"/>
+            <w:tcMar>
+              <w:top w:w="40" w:type="dxa"/>
+              <w:bottom w:w="40" w:type="dxa"/>
+              <w:left w:w="60" w:type="dxa"/>
+              <w:right w:w="60" w:type="dxa"/>
+            </w:tcMar>
+          </w:tcPr>
           <w:p>
             <w:pPr>
               <w:pStyle w:val="Compact"/>
+              <w:spacing w:before="0" w:after="40" w:line="264" w:lineRule="auto"/>
               <w:jc w:val="left"/>
             </w:pPr>
             <w:r>
+              <w:rPr>
+                <w:rFonts w:ascii="Calibri" w:hAnsi="Calibri"/>
+                <w:b/>
+                <w:color w:val="FFFFFF"/>
+                <w:sz w:val="18"/>
+              </w:rPr>
               <w:t xml:space="preserve">Technology</w:t>
             </w:r>
           </w:p>
         </w:tc>
         <w:tc>
-          <w:tcPr/>
+          <w:tcPr>
+            <w:tcMar>
+              <w:top w:w="40" w:type="dxa"/>
+              <w:bottom w:w="40" w:type="dxa"/>
+              <w:left w:w="60" w:type="dxa"/>
+              <w:right w:w="60" w:type="dxa"/>
+            </w:tcMar>
+            <w:shd w:fill="1A365D" w:val="clear"/>
+            <w:tcMar>
+              <w:top w:w="40" w:type="dxa"/>
+              <w:bottom w:w="40" w:type="dxa"/>
+              <w:left w:w="60" w:type="dxa"/>
+              <w:right w:w="60" w:type="dxa"/>
+            </w:tcMar>
+          </w:tcPr>
           <w:p>
             <w:pPr>
               <w:pStyle w:val="Compact"/>
+              <w:spacing w:before="0" w:after="40" w:line="264" w:lineRule="auto"/>
               <w:jc w:val="left"/>
             </w:pPr>
             <w:r>
+              <w:rPr>
+                <w:rFonts w:ascii="Calibri" w:hAnsi="Calibri"/>
+                <w:b/>
+                <w:color w:val="FFFFFF"/>
+                <w:sz w:val="18"/>
+              </w:rPr>
               <w:t xml:space="preserve">Role</w:t>
             </w:r>
           </w:p>
@@ -2443,99 +5913,211 @@
       </w:tr>
       <w:tr>
         <w:tc>
-          <w:tcPr/>
+          <w:tcPr>
+            <w:tcMar>
+              <w:top w:w="40" w:type="dxa"/>
+              <w:bottom w:w="40" w:type="dxa"/>
+              <w:left w:w="60" w:type="dxa"/>
+              <w:right w:w="60" w:type="dxa"/>
+            </w:tcMar>
+            <w:tcMar>
+              <w:top w:w="40" w:type="dxa"/>
+              <w:bottom w:w="40" w:type="dxa"/>
+              <w:left w:w="60" w:type="dxa"/>
+              <w:right w:w="60" w:type="dxa"/>
+            </w:tcMar>
+          </w:tcPr>
           <w:p>
             <w:pPr>
               <w:pStyle w:val="Compact"/>
+              <w:spacing w:before="0" w:after="40" w:line="264" w:lineRule="auto"/>
               <w:jc w:val="left"/>
             </w:pPr>
             <w:r>
+              <w:rPr>
+                <w:rFonts w:ascii="Calibri" w:hAnsi="Calibri"/>
+                <w:sz w:val="18"/>
+              </w:rPr>
               <w:t xml:space="preserve">Markdown</w:t>
             </w:r>
             <w:r>
+              <w:rPr>
+                <w:rFonts w:ascii="Calibri" w:hAnsi="Calibri"/>
+                <w:sz w:val="18"/>
+              </w:rPr>
               <w:t xml:space="preserve"> </w:t>
             </w:r>
             <w:r>
+              <w:rPr>
+                <w:rFonts w:ascii="Calibri" w:hAnsi="Calibri"/>
+                <w:sz w:val="18"/>
+              </w:rPr>
               <w:t xml:space="preserve">Pandoc</w:t>
             </w:r>
             <w:r>
+              <w:rPr>
+                <w:rFonts w:ascii="Calibri" w:hAnsi="Calibri"/>
+                <w:sz w:val="18"/>
+              </w:rPr>
               <w:t xml:space="preserve"> </w:t>
             </w:r>
             <w:r>
+              <w:rPr>
+                <w:rFonts w:ascii="Calibri" w:hAnsi="Calibri"/>
+                <w:sz w:val="18"/>
+              </w:rPr>
               <w:t xml:space="preserve">Google Chrome</w:t>
             </w:r>
             <w:r>
+              <w:rPr>
+                <w:rFonts w:ascii="Calibri" w:hAnsi="Calibri"/>
+                <w:sz w:val="18"/>
+              </w:rPr>
               <w:t xml:space="preserve"> </w:t>
             </w:r>
             <w:r>
+              <w:rPr>
+                <w:rFonts w:ascii="Calibri" w:hAnsi="Calibri"/>
+                <w:sz w:val="18"/>
+              </w:rPr>
               <w:t xml:space="preserve">python-docx</w:t>
             </w:r>
           </w:p>
         </w:tc>
         <w:tc>
-          <w:tcPr/>
+          <w:tcPr>
+            <w:tcMar>
+              <w:top w:w="40" w:type="dxa"/>
+              <w:bottom w:w="40" w:type="dxa"/>
+              <w:left w:w="60" w:type="dxa"/>
+              <w:right w:w="60" w:type="dxa"/>
+            </w:tcMar>
+            <w:tcMar>
+              <w:top w:w="40" w:type="dxa"/>
+              <w:bottom w:w="40" w:type="dxa"/>
+              <w:left w:w="60" w:type="dxa"/>
+              <w:right w:w="60" w:type="dxa"/>
+            </w:tcMar>
+          </w:tcPr>
           <w:p>
             <w:pPr>
               <w:pStyle w:val="Compact"/>
+              <w:spacing w:before="0" w:after="40" w:line="264" w:lineRule="auto"/>
               <w:jc w:val="left"/>
             </w:pPr>
             <w:r>
+              <w:rPr>
+                <w:rFonts w:ascii="Calibri" w:hAnsi="Calibri"/>
+                <w:sz w:val="18"/>
+              </w:rPr>
               <w:t xml:space="preserve">Working copies in</w:t>
             </w:r>
             <w:r>
+              <w:rPr>
+                <w:rFonts w:ascii="Calibri" w:hAnsi="Calibri"/>
+                <w:sz w:val="18"/>
+              </w:rPr>
               <w:t xml:space="preserve"> </w:t>
             </w:r>
             <w:r>
               <w:rPr>
                 <w:rStyle w:val="VerbatimChar"/>
+                <w:rFonts w:ascii="Calibri" w:hAnsi="Calibri"/>
+                <w:sz w:val="18"/>
               </w:rPr>
               <w:t xml:space="preserve">docs/_source/</w:t>
             </w:r>
             <w:r>
+              <w:rPr>
+                <w:rFonts w:ascii="Calibri" w:hAnsi="Calibri"/>
+                <w:sz w:val="18"/>
+              </w:rPr>
               <w:t xml:space="preserve"> </w:t>
             </w:r>
             <w:r>
+              <w:rPr>
+                <w:rFonts w:ascii="Calibri" w:hAnsi="Calibri"/>
+                <w:sz w:val="18"/>
+              </w:rPr>
               <w:t xml:space="preserve">Markdown → DOCX / HTML</w:t>
             </w:r>
             <w:r>
+              <w:rPr>
+                <w:rFonts w:ascii="Calibri" w:hAnsi="Calibri"/>
+                <w:sz w:val="18"/>
+              </w:rPr>
               <w:t xml:space="preserve"> </w:t>
             </w:r>
             <w:r>
+              <w:rPr>
+                <w:rFonts w:ascii="Calibri" w:hAnsi="Calibri"/>
+                <w:sz w:val="18"/>
+              </w:rPr>
               <w:t xml:space="preserve">Headless print → PDF</w:t>
             </w:r>
             <w:r>
+              <w:rPr>
+                <w:rFonts w:ascii="Calibri" w:hAnsi="Calibri"/>
+                <w:sz w:val="18"/>
+              </w:rPr>
               <w:t xml:space="preserve"> </w:t>
             </w:r>
             <w:r>
+              <w:rPr>
+                <w:rFonts w:ascii="Calibri" w:hAnsi="Calibri"/>
+                <w:sz w:val="18"/>
+              </w:rPr>
               <w:t xml:space="preserve">Post-process DOCX styling</w:t>
             </w:r>
             <w:r>
+              <w:rPr>
+                <w:rFonts w:ascii="Calibri" w:hAnsi="Calibri"/>
+                <w:sz w:val="18"/>
+              </w:rPr>
               <w:t xml:space="preserve"> </w:t>
             </w:r>
             <w:r>
+              <w:rPr>
+                <w:rFonts w:ascii="Calibri" w:hAnsi="Calibri"/>
+                <w:sz w:val="18"/>
+              </w:rPr>
               <w:t xml:space="preserve">(</w:t>
             </w:r>
             <w:r>
               <w:rPr>
                 <w:rStyle w:val="VerbatimChar"/>
+                <w:rFonts w:ascii="Calibri" w:hAnsi="Calibri"/>
+                <w:sz w:val="18"/>
               </w:rPr>
               <w:t xml:space="preserve">scripts/_polish_docx.py</w:t>
             </w:r>
             <w:r>
+              <w:rPr>
+                <w:rFonts w:ascii="Calibri" w:hAnsi="Calibri"/>
+                <w:sz w:val="18"/>
+              </w:rPr>
               <w:t xml:space="preserve">)</w:t>
             </w:r>
             <w:r>
+              <w:rPr>
+                <w:rFonts w:ascii="Calibri" w:hAnsi="Calibri"/>
+                <w:sz w:val="18"/>
+              </w:rPr>
               <w:t xml:space="preserve"> </w:t>
             </w:r>
             <w:r>
+              <w:rPr>
+                <w:rFonts w:ascii="Calibri" w:hAnsi="Calibri"/>
+                <w:sz w:val="18"/>
+              </w:rPr>
               <w:t xml:space="preserve">Rebuild all DOCX + PDF pairs</w:t>
             </w:r>
           </w:p>
         </w:tc>
       </w:tr>
     </w:tbl>
-    <w:bookmarkEnd w:id="25"/>
-    <w:bookmarkStart w:id="26" w:name="ide-agent-conventions-project"/>
+    <w:bookmarkEnd w:id="27"/>
+    <w:bookmarkStart w:id="28" w:name="ide-agent-conventions-project"/>
     <w:p>
       <w:pPr>
         <w:pStyle w:val="Heading2"/>
@@ -2547,9 +6129,17 @@
     <w:tbl>
       <w:tblPr>
         <w:tblStyle w:val="Table"/>
-        <w:tblW w:type="pct" w:w="4865"/>
-        <w:tblLayout w:type="fixed"/>
+        <w:tblW w:type="pct" w:w="5000"/>
+        <w:tblLayout w:type="autofit"/>
         <w:tblLook w:firstRow="1" w:lastRow="0" w:firstColumn="0" w:lastColumn="0" w:noHBand="0" w:noVBand="0" w:val="0020"/>
+        <w:tblBorders>
+          <w:top w:val="single" w:sz="4" w:space="0" w:color="CBD5E0"/>
+          <w:left w:val="single" w:sz="4" w:space="0" w:color="CBD5E0"/>
+          <w:bottom w:val="single" w:sz="4" w:space="0" w:color="CBD5E0"/>
+          <w:right w:val="single" w:sz="4" w:space="0" w:color="CBD5E0"/>
+          <w:insideH w:val="single" w:sz="4" w:space="0" w:color="CBD5E0"/>
+          <w:insideV w:val="single" w:sz="4" w:space="0" w:color="CBD5E0"/>
+        </w:tblBorders>
       </w:tblPr>
       <w:tblGrid>
         <w:gridCol w:w="2247"/>
@@ -2560,25 +6150,67 @@
           <w:tblHeader w:val="on"/>
         </w:trPr>
         <w:tc>
-          <w:tcPr/>
+          <w:tcPr>
+            <w:tcMar>
+              <w:top w:w="40" w:type="dxa"/>
+              <w:bottom w:w="40" w:type="dxa"/>
+              <w:left w:w="60" w:type="dxa"/>
+              <w:right w:w="60" w:type="dxa"/>
+            </w:tcMar>
+            <w:shd w:fill="1A365D" w:val="clear"/>
+            <w:tcMar>
+              <w:top w:w="40" w:type="dxa"/>
+              <w:bottom w:w="40" w:type="dxa"/>
+              <w:left w:w="60" w:type="dxa"/>
+              <w:right w:w="60" w:type="dxa"/>
+            </w:tcMar>
+          </w:tcPr>
           <w:p>
             <w:pPr>
               <w:pStyle w:val="Compact"/>
+              <w:spacing w:before="0" w:after="40" w:line="264" w:lineRule="auto"/>
               <w:jc w:val="left"/>
             </w:pPr>
             <w:r>
+              <w:rPr>
+                <w:rFonts w:ascii="Calibri" w:hAnsi="Calibri"/>
+                <w:b/>
+                <w:color w:val="FFFFFF"/>
+                <w:sz w:val="18"/>
+              </w:rPr>
               <w:t xml:space="preserve">Item</w:t>
             </w:r>
           </w:p>
         </w:tc>
         <w:tc>
-          <w:tcPr/>
+          <w:tcPr>
+            <w:tcMar>
+              <w:top w:w="40" w:type="dxa"/>
+              <w:bottom w:w="40" w:type="dxa"/>
+              <w:left w:w="60" w:type="dxa"/>
+              <w:right w:w="60" w:type="dxa"/>
+            </w:tcMar>
+            <w:shd w:fill="1A365D" w:val="clear"/>
+            <w:tcMar>
+              <w:top w:w="40" w:type="dxa"/>
+              <w:bottom w:w="40" w:type="dxa"/>
+              <w:left w:w="60" w:type="dxa"/>
+              <w:right w:w="60" w:type="dxa"/>
+            </w:tcMar>
+          </w:tcPr>
           <w:p>
             <w:pPr>
               <w:pStyle w:val="Compact"/>
+              <w:spacing w:before="0" w:after="40" w:line="264" w:lineRule="auto"/>
               <w:jc w:val="left"/>
             </w:pPr>
             <w:r>
+              <w:rPr>
+                <w:rFonts w:ascii="Calibri" w:hAnsi="Calibri"/>
+                <w:b/>
+                <w:color w:val="FFFFFF"/>
+                <w:sz w:val="18"/>
+              </w:rPr>
               <w:t xml:space="preserve">Notes</w:t>
             </w:r>
           </w:p>
@@ -2586,72 +6218,148 @@
       </w:tr>
       <w:tr>
         <w:tc>
-          <w:tcPr/>
+          <w:tcPr>
+            <w:tcMar>
+              <w:top w:w="40" w:type="dxa"/>
+              <w:bottom w:w="40" w:type="dxa"/>
+              <w:left w:w="60" w:type="dxa"/>
+              <w:right w:w="60" w:type="dxa"/>
+            </w:tcMar>
+            <w:tcMar>
+              <w:top w:w="40" w:type="dxa"/>
+              <w:bottom w:w="40" w:type="dxa"/>
+              <w:left w:w="60" w:type="dxa"/>
+              <w:right w:w="60" w:type="dxa"/>
+            </w:tcMar>
+          </w:tcPr>
           <w:p>
             <w:pPr>
               <w:pStyle w:val="Compact"/>
+              <w:spacing w:before="0" w:after="40" w:line="264" w:lineRule="auto"/>
               <w:jc w:val="left"/>
             </w:pPr>
             <w:r>
+              <w:rPr>
+                <w:rFonts w:ascii="Calibri" w:hAnsi="Calibri"/>
+                <w:sz w:val="18"/>
+              </w:rPr>
               <w:t xml:space="preserve">Cursor rules</w:t>
             </w:r>
           </w:p>
         </w:tc>
         <w:tc>
-          <w:tcPr/>
+          <w:tcPr>
+            <w:tcMar>
+              <w:top w:w="40" w:type="dxa"/>
+              <w:bottom w:w="40" w:type="dxa"/>
+              <w:left w:w="60" w:type="dxa"/>
+              <w:right w:w="60" w:type="dxa"/>
+            </w:tcMar>
+            <w:tcMar>
+              <w:top w:w="40" w:type="dxa"/>
+              <w:bottom w:w="40" w:type="dxa"/>
+              <w:left w:w="60" w:type="dxa"/>
+              <w:right w:w="60" w:type="dxa"/>
+            </w:tcMar>
+          </w:tcPr>
           <w:p>
             <w:pPr>
               <w:pStyle w:val="Compact"/>
+              <w:spacing w:before="0" w:after="40" w:line="264" w:lineRule="auto"/>
               <w:jc w:val="left"/>
             </w:pPr>
             <w:r>
               <w:rPr>
                 <w:rStyle w:val="VerbatimChar"/>
+                <w:rFonts w:ascii="Calibri" w:hAnsi="Calibri"/>
+                <w:sz w:val="18"/>
               </w:rPr>
               <w:t xml:space="preserve">.cursor/rules/</w:t>
             </w:r>
             <w:r>
+              <w:rPr>
+                <w:rFonts w:ascii="Calibri" w:hAnsi="Calibri"/>
+                <w:sz w:val="18"/>
+              </w:rPr>
               <w:t xml:space="preserve"> </w:t>
             </w:r>
             <w:r>
+              <w:rPr>
+                <w:rFonts w:ascii="Calibri" w:hAnsi="Calibri"/>
+                <w:sz w:val="18"/>
+              </w:rPr>
               <w:t xml:space="preserve">(docs architect,</w:t>
             </w:r>
             <w:r>
+              <w:rPr>
+                <w:rFonts w:ascii="Calibri" w:hAnsi="Calibri"/>
+                <w:sz w:val="18"/>
+              </w:rPr>
               <w:t xml:space="preserve"> </w:t>
             </w:r>
             <w:r>
+              <w:rPr>
+                <w:rFonts w:ascii="Calibri" w:hAnsi="Calibri"/>
+                <w:sz w:val="18"/>
+              </w:rPr>
               <w:t xml:space="preserve">teach-while-building, deferred hardening)</w:t>
             </w:r>
             <w:r>
+              <w:rPr>
+                <w:rFonts w:ascii="Calibri" w:hAnsi="Calibri"/>
+                <w:sz w:val="18"/>
+              </w:rPr>
               <w:t xml:space="preserve"> </w:t>
             </w:r>
             <w:r>
+              <w:rPr>
+                <w:rFonts w:ascii="Calibri" w:hAnsi="Calibri"/>
+                <w:sz w:val="18"/>
+              </w:rPr>
               <w:t xml:space="preserve">Docs updated with every code change</w:t>
             </w:r>
             <w:r>
+              <w:rPr>
+                <w:rFonts w:ascii="Calibri" w:hAnsi="Calibri"/>
+                <w:sz w:val="18"/>
+              </w:rPr>
               <w:t xml:space="preserve"> </w:t>
             </w:r>
             <w:r>
+              <w:rPr>
+                <w:rFonts w:ascii="Calibri" w:hAnsi="Calibri"/>
+                <w:sz w:val="18"/>
+              </w:rPr>
               <w:t xml:space="preserve">(see</w:t>
             </w:r>
             <w:r>
+              <w:rPr>
+                <w:rFonts w:ascii="Calibri" w:hAnsi="Calibri"/>
+                <w:sz w:val="18"/>
+              </w:rPr>
               <w:t xml:space="preserve"> </w:t>
             </w:r>
             <w:r>
               <w:rPr>
                 <w:rStyle w:val="VerbatimChar"/>
+                <w:rFonts w:ascii="Calibri" w:hAnsi="Calibri"/>
+                <w:sz w:val="18"/>
               </w:rPr>
               <w:t xml:space="preserve">documentation-architect.mdc</w:t>
             </w:r>
             <w:r>
+              <w:rPr>
+                <w:rFonts w:ascii="Calibri" w:hAnsi="Calibri"/>
+                <w:sz w:val="18"/>
+              </w:rPr>
               <w:t xml:space="preserve">)</w:t>
             </w:r>
           </w:p>
         </w:tc>
       </w:tr>
     </w:tbl>
-    <w:bookmarkEnd w:id="26"/>
-    <w:bookmarkStart w:id="27" w:name="how-to-keep-this-file-current"/>
+    <w:bookmarkEnd w:id="28"/>
+    <w:bookmarkStart w:id="29" w:name="how-to-keep-this-file-current"/>
     <w:p>
       <w:pPr>
         <w:pStyle w:val="Heading2"/>
@@ -2667,6 +6375,8 @@
           <w:ilvl w:val="0"/>
           <w:numId w:val="1001"/>
         </w:numPr>
+        <w:spacing w:after="160" w:line="276" w:lineRule="auto"/>
+        <w:jc w:val="left"/>
       </w:pPr>
       <w:r>
         <w:t xml:space="preserve">After changing</w:t>
@@ -2712,6 +6422,8 @@
           <w:ilvl w:val="0"/>
           <w:numId w:val="1001"/>
         </w:numPr>
+        <w:spacing w:after="160" w:line="276" w:lineRule="auto"/>
+        <w:jc w:val="left"/>
       </w:pPr>
       <w:r>
         <w:t xml:space="preserve">After changing deploy target, DB, or auth mechanism, update</w:t>
@@ -2740,6 +6452,8 @@
           <w:ilvl w:val="0"/>
           <w:numId w:val="1001"/>
         </w:numPr>
+        <w:spacing w:after="160" w:line="276" w:lineRule="auto"/>
+        <w:jc w:val="left"/>
       </w:pPr>
       <w:r>
         <w:t xml:space="preserve">Append an entry to</w:t>
@@ -2764,6 +6478,8 @@
           <w:ilvl w:val="0"/>
           <w:numId w:val="1001"/>
         </w:numPr>
+        <w:spacing w:after="160" w:line="276" w:lineRule="auto"/>
+        <w:jc w:val="left"/>
       </w:pPr>
       <w:r>
         <w:t xml:space="preserve">Run</w:t>
@@ -2787,6 +6503,8 @@
     <w:p>
       <w:pPr>
         <w:pStyle w:val="FirstParagraph"/>
+        <w:spacing w:after="160" w:line="276" w:lineRule="auto"/>
+        <w:jc w:val="left"/>
       </w:pPr>
       <w:r>
         <w:t xml:space="preserve">Do</w:t>
@@ -2814,8 +6532,8 @@
         <w:t xml:space="preserve">the build.</w:t>
       </w:r>
     </w:p>
-    <w:bookmarkEnd w:id="27"/>
-    <w:bookmarkEnd w:id="28"/>
+    <w:bookmarkEnd w:id="29"/>
+    <w:bookmarkEnd w:id="30"/>
     <w:sectPr>
       <w:pgSz w:h="16838" w:w="11906"/>
       <w:pgMar w:bottom="1134" w:footer="720" w:gutter="0" w:header="720" w:left="1247" w:right="1247" w:top="1134"/>
